--- a/translate-pt/2-docker/helper/pt/1.docx
+++ b/translate-pt/2-docker/helper/pt/1.docx
@@ -1,6 +1,6 @@
 
 <file path=word/document.xml><?xml version="1.0" encoding="utf-8"?>
-<w:document xmlns:wpc="http://schemas.microsoft.com/office/word/2010/wordprocessingCanvas" xmlns:cx="http://schemas.microsoft.com/office/drawing/2014/chartex" xmlns:mc="http://schemas.openxmlformats.org/markup-compatibility/2006" xmlns:o="urn:schemas-microsoft-com:office:office" xmlns:r="http://schemas.openxmlformats.org/officeDocument/2006/relationships" xmlns:m="http://schemas.openxmlformats.org/officeDocument/2006/math" xmlns:v="urn:schemas-microsoft-com:vml" xmlns:wp14="http://schemas.microsoft.com/office/word/2010/wordprocessingDrawing" xmlns:wp="http://schemas.openxmlformats.org/drawingml/2006/wordprocessingDrawing" xmlns:w10="urn:schemas-microsoft-com:office:word" xmlns:w="http://schemas.openxmlformats.org/wordprocessingml/2006/main" xmlns:w14="http://schemas.microsoft.com/office/word/2010/wordml" xmlns:w15="http://schemas.microsoft.com/office/word/2012/wordml" xmlns:w16se="http://schemas.microsoft.com/office/word/2015/wordml/symex" xmlns:wpg="http://schemas.microsoft.com/office/word/2010/wordprocessingGroup" xmlns:wpi="http://schemas.microsoft.com/office/word/2010/wordprocessingInk" xmlns:wne="http://schemas.microsoft.com/office/word/2006/wordml" xmlns:wps="http://schemas.microsoft.com/office/word/2010/wordprocessingShape" mc:Ignorable="w14 w15 w16se wp14">
+<w:document xmlns:wpc="http://schemas.microsoft.com/office/word/2010/wordprocessingCanvas" xmlns:cx="http://schemas.microsoft.com/office/drawing/2014/chartex" xmlns:cx1="http://schemas.microsoft.com/office/drawing/2015/9/8/chartex" xmlns:cx2="http://schemas.microsoft.com/office/drawing/2015/10/21/chartex" xmlns:cx3="http://schemas.microsoft.com/office/drawing/2016/5/9/chartex" xmlns:cx4="http://schemas.microsoft.com/office/drawing/2016/5/10/chartex" xmlns:cx5="http://schemas.microsoft.com/office/drawing/2016/5/11/chartex" xmlns:cx6="http://schemas.microsoft.com/office/drawing/2016/5/12/chartex" xmlns:cx7="http://schemas.microsoft.com/office/drawing/2016/5/13/chartex" xmlns:cx8="http://schemas.microsoft.com/office/drawing/2016/5/14/chartex" xmlns:mc="http://schemas.openxmlformats.org/markup-compatibility/2006" xmlns:aink="http://schemas.microsoft.com/office/drawing/2016/ink" xmlns:am3d="http://schemas.microsoft.com/office/drawing/2017/model3d" xmlns:o="urn:schemas-microsoft-com:office:office" xmlns:oel="http://schemas.microsoft.com/office/2019/extlst" xmlns:r="http://schemas.openxmlformats.org/officeDocument/2006/relationships" xmlns:m="http://schemas.openxmlformats.org/officeDocument/2006/math" xmlns:v="urn:schemas-microsoft-com:vml" xmlns:wp14="http://schemas.microsoft.com/office/word/2010/wordprocessingDrawing" xmlns:wp="http://schemas.openxmlformats.org/drawingml/2006/wordprocessingDrawing" xmlns:w10="urn:schemas-microsoft-com:office:word" xmlns:w="http://schemas.openxmlformats.org/wordprocessingml/2006/main" xmlns:w14="http://schemas.microsoft.com/office/word/2010/wordml" xmlns:w15="http://schemas.microsoft.com/office/word/2012/wordml" xmlns:w16cex="http://schemas.microsoft.com/office/word/2018/wordml/cex" xmlns:w16cid="http://schemas.microsoft.com/office/word/2016/wordml/cid" xmlns:w16="http://schemas.microsoft.com/office/word/2018/wordml" xmlns:w16sdtdh="http://schemas.microsoft.com/office/word/2020/wordml/sdtdatahash" xmlns:w16se="http://schemas.microsoft.com/office/word/2015/wordml/symex" xmlns:wpg="http://schemas.microsoft.com/office/word/2010/wordprocessingGroup" xmlns:wpi="http://schemas.microsoft.com/office/word/2010/wordprocessingInk" xmlns:wne="http://schemas.microsoft.com/office/word/2006/wordml" xmlns:wps="http://schemas.microsoft.com/office/word/2010/wordprocessingShape" mc:Ignorable="w14 w15 w16se w16cid w16 w16cex w16sdtdh wp14">
   <w:body>
     <w:p>
       <w:pPr>
@@ -15,25 +15,21 @@
       </w:pPr>
       <w:r>
         <w:rPr>
-          <w:b/>
-          <w:noProof/>
-          <w:sz w:val="36"/>
-          <w:szCs w:val="36"/>
           <w:lang w:eastAsia="en-US"/>
         </w:rPr>
         <w:drawing>
-          <wp:anchor distT="0" distB="0" distL="114300" distR="114300" simplePos="0" relativeHeight="251659264" behindDoc="1" locked="0" layoutInCell="1" allowOverlap="1" wp14:anchorId="52E745BE" wp14:editId="0D6B67FD">
+          <wp:anchor distT="0" distB="0" distL="114300" distR="114300" simplePos="0" relativeHeight="251661312" behindDoc="0" locked="0" layoutInCell="1" allowOverlap="1" wp14:anchorId="491FDEFA" wp14:editId="6B433A7F">
             <wp:simplePos x="0" y="0"/>
             <wp:positionH relativeFrom="column">
-              <wp:posOffset>-28575</wp:posOffset>
+              <wp:posOffset>-29210</wp:posOffset>
             </wp:positionH>
             <wp:positionV relativeFrom="paragraph">
               <wp:posOffset>0</wp:posOffset>
             </wp:positionV>
-            <wp:extent cx="1880235" cy="728980"/>
-            <wp:effectExtent l="0" t="0" r="5715" b="0"/>
-            <wp:wrapSquare wrapText="bothSides"/>
-            <wp:docPr id="6" name="Picture 6"/>
+            <wp:extent cx="1524635" cy="575945"/>
+            <wp:effectExtent l="0" t="0" r="0" b="0"/>
+            <wp:wrapNone/>
+            <wp:docPr id="1" name="Picture 15" descr="Uma imagem com Gráficos, clipart, design gráfico, design&#10;&#10;Descrição gerada automaticamente"/>
             <wp:cNvGraphicFramePr>
               <a:graphicFrameLocks xmlns:a="http://schemas.openxmlformats.org/drawingml/2006/main" noChangeAspect="1"/>
             </wp:cNvGraphicFramePr>
@@ -41,7 +37,7 @@
               <a:graphicData uri="http://schemas.openxmlformats.org/drawingml/2006/picture">
                 <pic:pic xmlns:pic="http://schemas.openxmlformats.org/drawingml/2006/picture">
                   <pic:nvPicPr>
-                    <pic:cNvPr id="0" name="Picture 8" descr="C:\Users\juan\AppData\Local\Microsoft\Windows\INetCache\Content.Word\Logo_caseslu.emf"/>
+                    <pic:cNvPr id="1" name="Picture 15" descr="Uma imagem com Gráficos, clipart, design gráfico, design&#10;&#10;Descrição gerada automaticamente"/>
                     <pic:cNvPicPr>
                       <a:picLocks noChangeAspect="1" noChangeArrowheads="1"/>
                     </pic:cNvPicPr>
@@ -61,23 +57,20 @@
                   <pic:spPr bwMode="auto">
                     <a:xfrm>
                       <a:off x="0" y="0"/>
-                      <a:ext cx="1880235" cy="728980"/>
+                      <a:ext cx="1524635" cy="575945"/>
                     </a:xfrm>
                     <a:prstGeom prst="rect">
                       <a:avLst/>
                     </a:prstGeom>
                     <a:noFill/>
-                    <a:ln>
-                      <a:noFill/>
-                    </a:ln>
                   </pic:spPr>
                 </pic:pic>
               </a:graphicData>
             </a:graphic>
-            <wp14:sizeRelH relativeFrom="margin">
+            <wp14:sizeRelH relativeFrom="page">
               <wp14:pctWidth>0</wp14:pctWidth>
             </wp14:sizeRelH>
-            <wp14:sizeRelV relativeFrom="margin">
+            <wp14:sizeRelV relativeFrom="page">
               <wp14:pctHeight>0</wp14:pctHeight>
             </wp14:sizeRelV>
           </wp:anchor>
@@ -349,27 +342,27 @@
     <w:p/>
     <w:p/>
     <w:p/>
-    <w:p>
-      <w:pPr>
-        <w:rPr>
-          <w:b/>
-          <w:sz w:val="28"/>
-        </w:rPr>
-      </w:pPr>
-      <w:r>
-        <w:rPr>
-          <w:b/>
-          <w:sz w:val="28"/>
-        </w:rPr>
-        <w:t>General information</w:t>
-      </w:r>
-    </w:p>
     <w:bookmarkEnd w:id="0"/>
     <w:bookmarkEnd w:id="1"/>
     <w:bookmarkEnd w:id="2"/>
     <w:bookmarkEnd w:id="3"/>
     <w:bookmarkEnd w:id="4"/>
     <w:bookmarkEnd w:id="5"/>
+    <w:p>
+      <w:pPr>
+        <w:rPr>
+          <w:b/>
+          <w:sz w:val="28"/>
+        </w:rPr>
+      </w:pPr>
+      <w:r>
+        <w:rPr>
+          <w:b/>
+          <w:sz w:val="28"/>
+        </w:rPr>
+        <w:t>Informações gerais</w:t>
+      </w:r>
+    </w:p>
     <w:p>
       <w:pPr>
         <w:keepLines/>
@@ -394,9 +387,8 @@
         <w:rPr>
           <w:sz w:val="20"/>
           <w:szCs w:val="20"/>
-          <w:lang w:val="fr-LU"/>
-        </w:rPr>
-        <w:t>Version :</w:t>
+        </w:rPr>
+        <w:t>Versão:</w:t>
       </w:r>
       <w:r>
         <w:rPr>
@@ -405,6 +397,21 @@
           <w:lang w:val="fr-LU"/>
         </w:rPr>
         <w:tab/>
+      </w:r>
+      <w:r>
+        <w:rPr>
+          <w:sz w:val="20"/>
+          <w:szCs w:val="20"/>
+          <w:lang w:val="fr-LU"/>
+        </w:rPr>
+        <w:tab/>
+      </w:r>
+      <w:r>
+        <w:rPr>
+          <w:sz w:val="20"/>
+          <w:szCs w:val="20"/>
+          <w:lang w:val="fr-LU"/>
+        </w:rPr>
         <w:t>${VERSION}</w:t>
       </w:r>
     </w:p>
@@ -431,25 +438,8 @@
       <w:r>
         <w:rPr>
           <w:sz w:val="20"/>
-          <w:lang w:val="fr-FR"/>
-        </w:rPr>
-        <w:t xml:space="preserve">Document </w:t>
-      </w:r>
-      <w:proofErr w:type="spellStart"/>
-      <w:r>
-        <w:rPr>
-          <w:sz w:val="20"/>
-          <w:lang w:val="fr-FR"/>
-        </w:rPr>
-        <w:t>status</w:t>
-      </w:r>
-      <w:proofErr w:type="spellEnd"/>
-      <w:r>
-        <w:rPr>
-          <w:sz w:val="20"/>
-          <w:lang w:val="fr-FR"/>
-        </w:rPr>
-        <w:t>:</w:t>
+        </w:rPr>
+        <w:t>Estado do documento:</w:t>
       </w:r>
       <w:r>
         <w:rPr>
@@ -458,6 +448,21 @@
           <w:lang w:val="fr-LU"/>
         </w:rPr>
         <w:tab/>
+      </w:r>
+      <w:r>
+        <w:rPr>
+          <w:sz w:val="20"/>
+          <w:szCs w:val="20"/>
+          <w:lang w:val="fr-LU"/>
+        </w:rPr>
+        <w:tab/>
+      </w:r>
+      <w:r>
+        <w:rPr>
+          <w:sz w:val="20"/>
+          <w:szCs w:val="20"/>
+          <w:lang w:val="fr-LU"/>
+        </w:rPr>
         <w:t>${STATE}</w:t>
       </w:r>
     </w:p>
@@ -485,9 +490,8 @@
         <w:rPr>
           <w:sz w:val="20"/>
           <w:szCs w:val="20"/>
-          <w:lang w:val="fr-LU"/>
-        </w:rPr>
-        <w:t>Classification :</w:t>
+        </w:rPr>
+        <w:t>Classificação :</w:t>
       </w:r>
       <w:r>
         <w:rPr>
@@ -496,6 +500,21 @@
           <w:lang w:val="fr-LU"/>
         </w:rPr>
         <w:tab/>
+      </w:r>
+      <w:r>
+        <w:rPr>
+          <w:sz w:val="20"/>
+          <w:szCs w:val="20"/>
+          <w:lang w:val="fr-LU"/>
+        </w:rPr>
+        <w:tab/>
+      </w:r>
+      <w:r>
+        <w:rPr>
+          <w:sz w:val="20"/>
+          <w:szCs w:val="20"/>
+          <w:lang w:val="fr-LU"/>
+        </w:rPr>
         <w:t>${CLASSIFICATION}</w:t>
       </w:r>
     </w:p>
@@ -519,21 +538,11 @@
           <w:lang w:val="fr-FR"/>
         </w:rPr>
       </w:pPr>
-      <w:proofErr w:type="spellStart"/>
       <w:r>
         <w:rPr>
           <w:sz w:val="20"/>
-          <w:lang w:val="fr-FR"/>
-        </w:rPr>
-        <w:t>Company</w:t>
-      </w:r>
-      <w:proofErr w:type="spellEnd"/>
-      <w:r>
-        <w:rPr>
-          <w:sz w:val="20"/>
-          <w:lang w:val="fr-FR"/>
-        </w:rPr>
-        <w:t>:</w:t>
+        </w:rPr>
+        <w:t>Empresa:</w:t>
       </w:r>
       <w:r>
         <w:rPr>
@@ -542,6 +551,21 @@
           <w:lang w:val="fr-FR"/>
         </w:rPr>
         <w:tab/>
+      </w:r>
+      <w:r>
+        <w:rPr>
+          <w:sz w:val="20"/>
+          <w:szCs w:val="20"/>
+          <w:lang w:val="fr-FR"/>
+        </w:rPr>
+        <w:tab/>
+      </w:r>
+      <w:r>
+        <w:rPr>
+          <w:sz w:val="20"/>
+          <w:szCs w:val="20"/>
+          <w:lang w:val="fr-FR"/>
+        </w:rPr>
         <w:t>${COMPANY}</w:t>
       </w:r>
     </w:p>
@@ -569,25 +593,8 @@
       <w:r>
         <w:rPr>
           <w:sz w:val="20"/>
-          <w:lang w:val="fr-FR"/>
-        </w:rPr>
-        <w:t xml:space="preserve">Document </w:t>
-      </w:r>
-      <w:proofErr w:type="spellStart"/>
-      <w:r>
-        <w:rPr>
-          <w:sz w:val="20"/>
-          <w:lang w:val="fr-FR"/>
-        </w:rPr>
-        <w:t>name</w:t>
-      </w:r>
-      <w:proofErr w:type="spellEnd"/>
-      <w:r>
-        <w:rPr>
-          <w:sz w:val="20"/>
-          <w:lang w:val="fr-FR"/>
-        </w:rPr>
-        <w:t>:</w:t>
+        </w:rPr>
+        <w:t>Nome do documento:</w:t>
       </w:r>
       <w:r>
         <w:rPr>
@@ -596,6 +603,21 @@
           <w:lang w:val="fr-FR"/>
         </w:rPr>
         <w:tab/>
+      </w:r>
+      <w:r>
+        <w:rPr>
+          <w:sz w:val="20"/>
+          <w:szCs w:val="20"/>
+          <w:lang w:val="fr-FR"/>
+        </w:rPr>
+        <w:tab/>
+      </w:r>
+      <w:r>
+        <w:rPr>
+          <w:sz w:val="20"/>
+          <w:szCs w:val="20"/>
+          <w:lang w:val="fr-FR"/>
+        </w:rPr>
         <w:t>${DOCUMENT}</w:t>
       </w:r>
     </w:p>
@@ -618,21 +640,32 @@
           <w:szCs w:val="20"/>
         </w:rPr>
       </w:pPr>
-      <w:proofErr w:type="gramStart"/>
       <w:r>
         <w:rPr>
           <w:sz w:val="20"/>
           <w:szCs w:val="20"/>
         </w:rPr>
-        <w:t>Date :</w:t>
-      </w:r>
-      <w:proofErr w:type="gramEnd"/>
+        <w:t>Data :</w:t>
+      </w:r>
       <w:r>
         <w:rPr>
           <w:sz w:val="20"/>
           <w:szCs w:val="20"/>
         </w:rPr>
         <w:tab/>
+      </w:r>
+      <w:r>
+        <w:rPr>
+          <w:sz w:val="20"/>
+          <w:szCs w:val="20"/>
+        </w:rPr>
+        <w:tab/>
+      </w:r>
+      <w:r>
+        <w:rPr>
+          <w:sz w:val="20"/>
+          <w:szCs w:val="20"/>
+        </w:rPr>
         <w:t>${DATE}</w:t>
       </w:r>
     </w:p>
@@ -659,9 +692,12 @@
         <w:rPr>
           <w:sz w:val="20"/>
         </w:rPr>
-        <w:t xml:space="preserve">Security consultant(s): </w:t>
-      </w:r>
-      <w:r>
+        <w:t>Consultor(es) de segurança:</w:t>
+      </w:r>
+      <w:r>
+        <w:rPr>
+          <w:sz w:val="20"/>
+        </w:rPr>
         <w:tab/>
       </w:r>
       <w:r>
@@ -696,15 +732,7 @@
         <w:rPr>
           <w:sz w:val="20"/>
         </w:rPr>
-        <w:t xml:space="preserve">Client representative(s): </w:t>
-      </w:r>
-      <w:r>
-        <w:rPr>
-          <w:sz w:val="20"/>
-          <w:szCs w:val="20"/>
-          <w:lang w:val="fr-LU"/>
-        </w:rPr>
-        <w:t xml:space="preserve"> </w:t>
+        <w:t xml:space="preserve">Representante(s) do cliente:  </w:t>
       </w:r>
       <w:r>
         <w:rPr>
@@ -750,29 +778,21 @@
           <w:docPartUnique/>
         </w:docPartObj>
       </w:sdtPr>
-      <w:sdtEndPr>
-        <w:rPr>
-          <w:noProof/>
-        </w:rPr>
-      </w:sdtEndPr>
       <w:sdtContent>
         <w:p>
           <w:pPr>
-            <w:pStyle w:val="TOCHeading"/>
+            <w:pStyle w:val="Cabealhodondice"/>
             <w:rPr>
               <w:lang w:val="fr-LU"/>
             </w:rPr>
           </w:pPr>
           <w:r>
-            <w:rPr>
-              <w:lang w:val="fr-LU"/>
-            </w:rPr>
-            <w:t>Contents</w:t>
+            <w:t>Índice</w:t>
           </w:r>
         </w:p>
         <w:p>
           <w:pPr>
-            <w:pStyle w:val="TOC1"/>
+            <w:pStyle w:val="ndice1"/>
             <w:tabs>
               <w:tab w:val="left" w:pos="440"/>
               <w:tab w:val="right" w:leader="dot" w:pos="9764"/>
@@ -782,13 +802,15 @@
               <w:b w:val="0"/>
               <w:bCs w:val="0"/>
               <w:caps w:val="0"/>
-              <w:noProof/>
               <w:sz w:val="22"/>
               <w:szCs w:val="22"/>
               <w:lang w:eastAsia="en-US"/>
             </w:rPr>
           </w:pPr>
           <w:r>
+            <w:rPr>
+              <w:noProof w:val="0"/>
+            </w:rPr>
             <w:fldChar w:fldCharType="begin"/>
           </w:r>
           <w:r>
@@ -798,13 +820,15 @@
             <w:instrText xml:space="preserve"> TOC \o "1-3" \h \z \u </w:instrText>
           </w:r>
           <w:r>
+            <w:rPr>
+              <w:noProof w:val="0"/>
+            </w:rPr>
             <w:fldChar w:fldCharType="separate"/>
           </w:r>
           <w:hyperlink w:anchor="_Toc75419076" w:history="1">
             <w:r>
               <w:rPr>
-                <w:rStyle w:val="Hyperlink"/>
-                <w:noProof/>
+                <w:rStyle w:val="Hiperligao"/>
                 <w:lang w:val="fr-LU"/>
               </w:rPr>
               <w:t>1</w:t>
@@ -815,7 +839,6 @@
                 <w:b w:val="0"/>
                 <w:bCs w:val="0"/>
                 <w:caps w:val="0"/>
-                <w:noProof/>
                 <w:sz w:val="22"/>
                 <w:szCs w:val="22"/>
                 <w:lang w:eastAsia="en-US"/>
@@ -824,56 +847,48 @@
             </w:r>
             <w:r>
               <w:rPr>
-                <w:rStyle w:val="Hyperlink"/>
-                <w:noProof/>
+                <w:rStyle w:val="Hiperligao"/>
                 <w:lang w:val="fr-LU"/>
               </w:rPr>
               <w:t>Introduction</w:t>
             </w:r>
             <w:r>
               <w:rPr>
-                <w:noProof/>
                 <w:webHidden/>
               </w:rPr>
               <w:tab/>
             </w:r>
             <w:r>
               <w:rPr>
-                <w:noProof/>
                 <w:webHidden/>
               </w:rPr>
               <w:fldChar w:fldCharType="begin"/>
             </w:r>
             <w:r>
               <w:rPr>
-                <w:noProof/>
                 <w:webHidden/>
               </w:rPr>
               <w:instrText xml:space="preserve"> PAGEREF _Toc75419076 \h </w:instrText>
             </w:r>
             <w:r>
               <w:rPr>
-                <w:noProof/>
-                <w:webHidden/>
-              </w:rPr>
-            </w:r>
-            <w:r>
-              <w:rPr>
-                <w:noProof/>
+                <w:webHidden/>
+              </w:rPr>
+            </w:r>
+            <w:r>
+              <w:rPr>
                 <w:webHidden/>
               </w:rPr>
               <w:fldChar w:fldCharType="separate"/>
             </w:r>
             <w:r>
               <w:rPr>
-                <w:noProof/>
                 <w:webHidden/>
               </w:rPr>
               <w:t>3</w:t>
             </w:r>
             <w:r>
               <w:rPr>
-                <w:noProof/>
                 <w:webHidden/>
               </w:rPr>
               <w:fldChar w:fldCharType="end"/>
@@ -882,7 +897,7 @@
         </w:p>
         <w:p>
           <w:pPr>
-            <w:pStyle w:val="TOC2"/>
+            <w:pStyle w:val="ndice2"/>
             <w:tabs>
               <w:tab w:val="left" w:pos="880"/>
               <w:tab w:val="right" w:leader="dot" w:pos="9764"/>
@@ -890,7 +905,6 @@
             <w:rPr>
               <w:rFonts w:asciiTheme="minorHAnsi" w:eastAsiaTheme="minorEastAsia" w:hAnsiTheme="minorHAnsi" w:cstheme="minorBidi"/>
               <w:smallCaps w:val="0"/>
-              <w:noProof/>
               <w:sz w:val="22"/>
               <w:szCs w:val="22"/>
               <w:lang w:eastAsia="en-US"/>
@@ -899,8 +913,7 @@
           <w:hyperlink w:anchor="_Toc75419077" w:history="1">
             <w:r>
               <w:rPr>
-                <w:rStyle w:val="Hyperlink"/>
-                <w:noProof/>
+                <w:rStyle w:val="Hiperligao"/>
                 <w:snapToGrid w:val="0"/>
                 <w:w w:val="0"/>
               </w:rPr>
@@ -910,7 +923,6 @@
               <w:rPr>
                 <w:rFonts w:asciiTheme="minorHAnsi" w:eastAsiaTheme="minorEastAsia" w:hAnsiTheme="minorHAnsi" w:cstheme="minorBidi"/>
                 <w:smallCaps w:val="0"/>
-                <w:noProof/>
                 <w:sz w:val="22"/>
                 <w:szCs w:val="22"/>
                 <w:lang w:eastAsia="en-US"/>
@@ -919,55 +931,47 @@
             </w:r>
             <w:r>
               <w:rPr>
-                <w:rStyle w:val="Hyperlink"/>
-                <w:noProof/>
+                <w:rStyle w:val="Hiperligao"/>
               </w:rPr>
               <w:t>Placing the risk analysis in context</w:t>
             </w:r>
             <w:r>
               <w:rPr>
-                <w:noProof/>
                 <w:webHidden/>
               </w:rPr>
               <w:tab/>
             </w:r>
             <w:r>
               <w:rPr>
-                <w:noProof/>
                 <w:webHidden/>
               </w:rPr>
               <w:fldChar w:fldCharType="begin"/>
             </w:r>
             <w:r>
               <w:rPr>
-                <w:noProof/>
                 <w:webHidden/>
               </w:rPr>
               <w:instrText xml:space="preserve"> PAGEREF _Toc75419077 \h </w:instrText>
             </w:r>
             <w:r>
               <w:rPr>
-                <w:noProof/>
-                <w:webHidden/>
-              </w:rPr>
-            </w:r>
-            <w:r>
-              <w:rPr>
-                <w:noProof/>
+                <w:webHidden/>
+              </w:rPr>
+            </w:r>
+            <w:r>
+              <w:rPr>
                 <w:webHidden/>
               </w:rPr>
               <w:fldChar w:fldCharType="separate"/>
             </w:r>
             <w:r>
               <w:rPr>
-                <w:noProof/>
                 <w:webHidden/>
               </w:rPr>
               <w:t>3</w:t>
             </w:r>
             <w:r>
               <w:rPr>
-                <w:noProof/>
                 <w:webHidden/>
               </w:rPr>
               <w:fldChar w:fldCharType="end"/>
@@ -976,7 +980,7 @@
         </w:p>
         <w:p>
           <w:pPr>
-            <w:pStyle w:val="TOC2"/>
+            <w:pStyle w:val="ndice2"/>
             <w:tabs>
               <w:tab w:val="left" w:pos="880"/>
               <w:tab w:val="right" w:leader="dot" w:pos="9764"/>
@@ -984,7 +988,6 @@
             <w:rPr>
               <w:rFonts w:asciiTheme="minorHAnsi" w:eastAsiaTheme="minorEastAsia" w:hAnsiTheme="minorHAnsi" w:cstheme="minorBidi"/>
               <w:smallCaps w:val="0"/>
-              <w:noProof/>
               <w:sz w:val="22"/>
               <w:szCs w:val="22"/>
               <w:lang w:eastAsia="en-US"/>
@@ -993,8 +996,7 @@
           <w:hyperlink w:anchor="_Toc75419078" w:history="1">
             <w:r>
               <w:rPr>
-                <w:rStyle w:val="Hyperlink"/>
-                <w:noProof/>
+                <w:rStyle w:val="Hiperligao"/>
                 <w:snapToGrid w:val="0"/>
                 <w:w w:val="0"/>
               </w:rPr>
@@ -1004,7 +1006,6 @@
               <w:rPr>
                 <w:rFonts w:asciiTheme="minorHAnsi" w:eastAsiaTheme="minorEastAsia" w:hAnsiTheme="minorHAnsi" w:cstheme="minorBidi"/>
                 <w:smallCaps w:val="0"/>
-                <w:noProof/>
                 <w:sz w:val="22"/>
                 <w:szCs w:val="22"/>
                 <w:lang w:eastAsia="en-US"/>
@@ -1013,55 +1014,47 @@
             </w:r>
             <w:r>
               <w:rPr>
-                <w:rStyle w:val="Hyperlink"/>
-                <w:noProof/>
+                <w:rStyle w:val="Hiperligao"/>
               </w:rPr>
               <w:t>Aims of the document</w:t>
             </w:r>
             <w:r>
               <w:rPr>
-                <w:noProof/>
                 <w:webHidden/>
               </w:rPr>
               <w:tab/>
             </w:r>
             <w:r>
               <w:rPr>
-                <w:noProof/>
                 <w:webHidden/>
               </w:rPr>
               <w:fldChar w:fldCharType="begin"/>
             </w:r>
             <w:r>
               <w:rPr>
-                <w:noProof/>
                 <w:webHidden/>
               </w:rPr>
               <w:instrText xml:space="preserve"> PAGEREF _Toc75419078 \h </w:instrText>
             </w:r>
             <w:r>
               <w:rPr>
-                <w:noProof/>
-                <w:webHidden/>
-              </w:rPr>
-            </w:r>
-            <w:r>
-              <w:rPr>
-                <w:noProof/>
+                <w:webHidden/>
+              </w:rPr>
+            </w:r>
+            <w:r>
+              <w:rPr>
                 <w:webHidden/>
               </w:rPr>
               <w:fldChar w:fldCharType="separate"/>
             </w:r>
             <w:r>
               <w:rPr>
-                <w:noProof/>
                 <w:webHidden/>
               </w:rPr>
               <w:t>3</w:t>
             </w:r>
             <w:r>
               <w:rPr>
-                <w:noProof/>
                 <w:webHidden/>
               </w:rPr>
               <w:fldChar w:fldCharType="end"/>
@@ -1070,7 +1063,7 @@
         </w:p>
         <w:p>
           <w:pPr>
-            <w:pStyle w:val="TOC2"/>
+            <w:pStyle w:val="ndice2"/>
             <w:tabs>
               <w:tab w:val="left" w:pos="880"/>
               <w:tab w:val="right" w:leader="dot" w:pos="9764"/>
@@ -1078,7 +1071,6 @@
             <w:rPr>
               <w:rFonts w:asciiTheme="minorHAnsi" w:eastAsiaTheme="minorEastAsia" w:hAnsiTheme="minorHAnsi" w:cstheme="minorBidi"/>
               <w:smallCaps w:val="0"/>
-              <w:noProof/>
               <w:sz w:val="22"/>
               <w:szCs w:val="22"/>
               <w:lang w:eastAsia="en-US"/>
@@ -1087,8 +1079,7 @@
           <w:hyperlink w:anchor="_Toc75419079" w:history="1">
             <w:r>
               <w:rPr>
-                <w:rStyle w:val="Hyperlink"/>
-                <w:noProof/>
+                <w:rStyle w:val="Hiperligao"/>
                 <w:snapToGrid w:val="0"/>
                 <w:w w:val="0"/>
               </w:rPr>
@@ -1098,7 +1089,6 @@
               <w:rPr>
                 <w:rFonts w:asciiTheme="minorHAnsi" w:eastAsiaTheme="minorEastAsia" w:hAnsiTheme="minorHAnsi" w:cstheme="minorBidi"/>
                 <w:smallCaps w:val="0"/>
-                <w:noProof/>
                 <w:sz w:val="22"/>
                 <w:szCs w:val="22"/>
                 <w:lang w:eastAsia="en-US"/>
@@ -1107,55 +1097,47 @@
             </w:r>
             <w:r>
               <w:rPr>
-                <w:rStyle w:val="Hyperlink"/>
-                <w:noProof/>
+                <w:rStyle w:val="Hiperligao"/>
               </w:rPr>
               <w:t>Acronyms/Glossary</w:t>
             </w:r>
             <w:r>
               <w:rPr>
-                <w:noProof/>
                 <w:webHidden/>
               </w:rPr>
               <w:tab/>
             </w:r>
             <w:r>
               <w:rPr>
-                <w:noProof/>
                 <w:webHidden/>
               </w:rPr>
               <w:fldChar w:fldCharType="begin"/>
             </w:r>
             <w:r>
               <w:rPr>
-                <w:noProof/>
                 <w:webHidden/>
               </w:rPr>
               <w:instrText xml:space="preserve"> PAGEREF _Toc75419079 \h </w:instrText>
             </w:r>
             <w:r>
               <w:rPr>
-                <w:noProof/>
-                <w:webHidden/>
-              </w:rPr>
-            </w:r>
-            <w:r>
-              <w:rPr>
-                <w:noProof/>
+                <w:webHidden/>
+              </w:rPr>
+            </w:r>
+            <w:r>
+              <w:rPr>
                 <w:webHidden/>
               </w:rPr>
               <w:fldChar w:fldCharType="separate"/>
             </w:r>
             <w:r>
               <w:rPr>
-                <w:noProof/>
                 <w:webHidden/>
               </w:rPr>
               <w:t>3</w:t>
             </w:r>
             <w:r>
               <w:rPr>
-                <w:noProof/>
                 <w:webHidden/>
               </w:rPr>
               <w:fldChar w:fldCharType="end"/>
@@ -1164,7 +1146,7 @@
         </w:p>
         <w:p>
           <w:pPr>
-            <w:pStyle w:val="TOC1"/>
+            <w:pStyle w:val="ndice1"/>
             <w:tabs>
               <w:tab w:val="left" w:pos="440"/>
               <w:tab w:val="right" w:leader="dot" w:pos="9764"/>
@@ -1174,7 +1156,6 @@
               <w:b w:val="0"/>
               <w:bCs w:val="0"/>
               <w:caps w:val="0"/>
-              <w:noProof/>
               <w:sz w:val="22"/>
               <w:szCs w:val="22"/>
               <w:lang w:eastAsia="en-US"/>
@@ -1183,8 +1164,7 @@
           <w:hyperlink w:anchor="_Toc75419080" w:history="1">
             <w:r>
               <w:rPr>
-                <w:rStyle w:val="Hyperlink"/>
-                <w:noProof/>
+                <w:rStyle w:val="Hiperligao"/>
                 <w:lang w:val="fr-LU"/>
               </w:rPr>
               <w:t>2</w:t>
@@ -1195,7 +1175,6 @@
                 <w:b w:val="0"/>
                 <w:bCs w:val="0"/>
                 <w:caps w:val="0"/>
-                <w:noProof/>
                 <w:sz w:val="22"/>
                 <w:szCs w:val="22"/>
                 <w:lang w:eastAsia="en-US"/>
@@ -1204,56 +1183,48 @@
             </w:r>
             <w:r>
               <w:rPr>
-                <w:rStyle w:val="Hyperlink"/>
-                <w:noProof/>
+                <w:rStyle w:val="Hiperligao"/>
                 <w:lang w:val="fr-LU"/>
               </w:rPr>
               <w:t>Context Establishment</w:t>
             </w:r>
             <w:r>
               <w:rPr>
-                <w:noProof/>
                 <w:webHidden/>
               </w:rPr>
               <w:tab/>
             </w:r>
             <w:r>
               <w:rPr>
-                <w:noProof/>
                 <w:webHidden/>
               </w:rPr>
               <w:fldChar w:fldCharType="begin"/>
             </w:r>
             <w:r>
               <w:rPr>
-                <w:noProof/>
                 <w:webHidden/>
               </w:rPr>
               <w:instrText xml:space="preserve"> PAGEREF _Toc75419080 \h </w:instrText>
             </w:r>
             <w:r>
               <w:rPr>
-                <w:noProof/>
-                <w:webHidden/>
-              </w:rPr>
-            </w:r>
-            <w:r>
-              <w:rPr>
-                <w:noProof/>
+                <w:webHidden/>
+              </w:rPr>
+            </w:r>
+            <w:r>
+              <w:rPr>
                 <w:webHidden/>
               </w:rPr>
               <w:fldChar w:fldCharType="separate"/>
             </w:r>
             <w:r>
               <w:rPr>
-                <w:noProof/>
                 <w:webHidden/>
               </w:rPr>
               <w:t>4</w:t>
             </w:r>
             <w:r>
               <w:rPr>
-                <w:noProof/>
                 <w:webHidden/>
               </w:rPr>
               <w:fldChar w:fldCharType="end"/>
@@ -1262,7 +1233,7 @@
         </w:p>
         <w:p>
           <w:pPr>
-            <w:pStyle w:val="TOC2"/>
+            <w:pStyle w:val="ndice2"/>
             <w:tabs>
               <w:tab w:val="left" w:pos="880"/>
               <w:tab w:val="right" w:leader="dot" w:pos="9764"/>
@@ -1270,7 +1241,6 @@
             <w:rPr>
               <w:rFonts w:asciiTheme="minorHAnsi" w:eastAsiaTheme="minorEastAsia" w:hAnsiTheme="minorHAnsi" w:cstheme="minorBidi"/>
               <w:smallCaps w:val="0"/>
-              <w:noProof/>
               <w:sz w:val="22"/>
               <w:szCs w:val="22"/>
               <w:lang w:eastAsia="en-US"/>
@@ -1279,8 +1249,7 @@
           <w:hyperlink w:anchor="_Toc75419081" w:history="1">
             <w:r>
               <w:rPr>
-                <w:rStyle w:val="Hyperlink"/>
-                <w:noProof/>
+                <w:rStyle w:val="Hiperligao"/>
                 <w:snapToGrid w:val="0"/>
                 <w:w w:val="0"/>
                 <w:lang w:val="fr-LU"/>
@@ -1291,7 +1260,6 @@
               <w:rPr>
                 <w:rFonts w:asciiTheme="minorHAnsi" w:eastAsiaTheme="minorEastAsia" w:hAnsiTheme="minorHAnsi" w:cstheme="minorBidi"/>
                 <w:smallCaps w:val="0"/>
-                <w:noProof/>
                 <w:sz w:val="22"/>
                 <w:szCs w:val="22"/>
                 <w:lang w:eastAsia="en-US"/>
@@ -1300,56 +1268,48 @@
             </w:r>
             <w:r>
               <w:rPr>
-                <w:rStyle w:val="Hyperlink"/>
-                <w:noProof/>
+                <w:rStyle w:val="Hiperligao"/>
                 <w:lang w:val="fr-LU"/>
               </w:rPr>
               <w:t>Description of the context</w:t>
             </w:r>
             <w:r>
               <w:rPr>
-                <w:noProof/>
                 <w:webHidden/>
               </w:rPr>
               <w:tab/>
             </w:r>
             <w:r>
               <w:rPr>
-                <w:noProof/>
                 <w:webHidden/>
               </w:rPr>
               <w:fldChar w:fldCharType="begin"/>
             </w:r>
             <w:r>
               <w:rPr>
-                <w:noProof/>
                 <w:webHidden/>
               </w:rPr>
               <w:instrText xml:space="preserve"> PAGEREF _Toc75419081 \h </w:instrText>
             </w:r>
             <w:r>
               <w:rPr>
-                <w:noProof/>
-                <w:webHidden/>
-              </w:rPr>
-            </w:r>
-            <w:r>
-              <w:rPr>
-                <w:noProof/>
+                <w:webHidden/>
+              </w:rPr>
+            </w:r>
+            <w:r>
+              <w:rPr>
                 <w:webHidden/>
               </w:rPr>
               <w:fldChar w:fldCharType="separate"/>
             </w:r>
             <w:r>
               <w:rPr>
-                <w:noProof/>
                 <w:webHidden/>
               </w:rPr>
               <w:t>4</w:t>
             </w:r>
             <w:r>
               <w:rPr>
-                <w:noProof/>
                 <w:webHidden/>
               </w:rPr>
               <w:fldChar w:fldCharType="end"/>
@@ -1358,7 +1318,7 @@
         </w:p>
         <w:p>
           <w:pPr>
-            <w:pStyle w:val="TOC2"/>
+            <w:pStyle w:val="ndice2"/>
             <w:tabs>
               <w:tab w:val="left" w:pos="880"/>
               <w:tab w:val="right" w:leader="dot" w:pos="9764"/>
@@ -1366,7 +1326,6 @@
             <w:rPr>
               <w:rFonts w:asciiTheme="minorHAnsi" w:eastAsiaTheme="minorEastAsia" w:hAnsiTheme="minorHAnsi" w:cstheme="minorBidi"/>
               <w:smallCaps w:val="0"/>
-              <w:noProof/>
               <w:sz w:val="22"/>
               <w:szCs w:val="22"/>
               <w:lang w:eastAsia="en-US"/>
@@ -1375,8 +1334,7 @@
           <w:hyperlink w:anchor="_Toc75419082" w:history="1">
             <w:r>
               <w:rPr>
-                <w:rStyle w:val="Hyperlink"/>
-                <w:noProof/>
+                <w:rStyle w:val="Hiperligao"/>
                 <w:snapToGrid w:val="0"/>
                 <w:w w:val="0"/>
               </w:rPr>
@@ -1386,7 +1344,6 @@
               <w:rPr>
                 <w:rFonts w:asciiTheme="minorHAnsi" w:eastAsiaTheme="minorEastAsia" w:hAnsiTheme="minorHAnsi" w:cstheme="minorBidi"/>
                 <w:smallCaps w:val="0"/>
-                <w:noProof/>
                 <w:sz w:val="22"/>
                 <w:szCs w:val="22"/>
                 <w:lang w:eastAsia="en-US"/>
@@ -1395,55 +1352,47 @@
             </w:r>
             <w:r>
               <w:rPr>
-                <w:rStyle w:val="Hyperlink"/>
-                <w:noProof/>
+                <w:rStyle w:val="Hiperligao"/>
               </w:rPr>
               <w:t>Definition of the risk evaluation criteria</w:t>
             </w:r>
             <w:r>
               <w:rPr>
-                <w:noProof/>
                 <w:webHidden/>
               </w:rPr>
               <w:tab/>
             </w:r>
             <w:r>
               <w:rPr>
-                <w:noProof/>
                 <w:webHidden/>
               </w:rPr>
               <w:fldChar w:fldCharType="begin"/>
             </w:r>
             <w:r>
               <w:rPr>
-                <w:noProof/>
                 <w:webHidden/>
               </w:rPr>
               <w:instrText xml:space="preserve"> PAGEREF _Toc75419082 \h </w:instrText>
             </w:r>
             <w:r>
               <w:rPr>
-                <w:noProof/>
-                <w:webHidden/>
-              </w:rPr>
-            </w:r>
-            <w:r>
-              <w:rPr>
-                <w:noProof/>
+                <w:webHidden/>
+              </w:rPr>
+            </w:r>
+            <w:r>
+              <w:rPr>
                 <w:webHidden/>
               </w:rPr>
               <w:fldChar w:fldCharType="separate"/>
             </w:r>
             <w:r>
               <w:rPr>
-                <w:noProof/>
                 <w:webHidden/>
               </w:rPr>
               <w:t>4</w:t>
             </w:r>
             <w:r>
               <w:rPr>
-                <w:noProof/>
                 <w:webHidden/>
               </w:rPr>
               <w:fldChar w:fldCharType="end"/>
@@ -1452,7 +1401,7 @@
         </w:p>
         <w:p>
           <w:pPr>
-            <w:pStyle w:val="TOC3"/>
+            <w:pStyle w:val="ndice3"/>
             <w:tabs>
               <w:tab w:val="left" w:pos="1320"/>
               <w:tab w:val="right" w:leader="dot" w:pos="9764"/>
@@ -1461,7 +1410,6 @@
               <w:rFonts w:asciiTheme="minorHAnsi" w:eastAsiaTheme="minorEastAsia" w:hAnsiTheme="minorHAnsi" w:cstheme="minorBidi"/>
               <w:i w:val="0"/>
               <w:iCs w:val="0"/>
-              <w:noProof/>
               <w:sz w:val="22"/>
               <w:szCs w:val="22"/>
               <w:lang w:eastAsia="en-US"/>
@@ -1470,8 +1418,7 @@
           <w:hyperlink w:anchor="_Toc75419083" w:history="1">
             <w:r>
               <w:rPr>
-                <w:rStyle w:val="Hyperlink"/>
-                <w:noProof/>
+                <w:rStyle w:val="Hiperligao"/>
               </w:rPr>
               <w:t>2.2.1</w:t>
             </w:r>
@@ -1480,7 +1427,6 @@
                 <w:rFonts w:asciiTheme="minorHAnsi" w:eastAsiaTheme="minorEastAsia" w:hAnsiTheme="minorHAnsi" w:cstheme="minorBidi"/>
                 <w:i w:val="0"/>
                 <w:iCs w:val="0"/>
-                <w:noProof/>
                 <w:sz w:val="22"/>
                 <w:szCs w:val="22"/>
                 <w:lang w:eastAsia="en-US"/>
@@ -1489,55 +1435,47 @@
             </w:r>
             <w:r>
               <w:rPr>
-                <w:rStyle w:val="Hyperlink"/>
-                <w:noProof/>
+                <w:rStyle w:val="Hiperligao"/>
               </w:rPr>
               <w:t>Information risks</w:t>
             </w:r>
             <w:r>
               <w:rPr>
-                <w:noProof/>
                 <w:webHidden/>
               </w:rPr>
               <w:tab/>
             </w:r>
             <w:r>
               <w:rPr>
-                <w:noProof/>
                 <w:webHidden/>
               </w:rPr>
               <w:fldChar w:fldCharType="begin"/>
             </w:r>
             <w:r>
               <w:rPr>
-                <w:noProof/>
                 <w:webHidden/>
               </w:rPr>
               <w:instrText xml:space="preserve"> PAGEREF _Toc75419083 \h </w:instrText>
             </w:r>
             <w:r>
               <w:rPr>
-                <w:noProof/>
-                <w:webHidden/>
-              </w:rPr>
-            </w:r>
-            <w:r>
-              <w:rPr>
-                <w:noProof/>
+                <w:webHidden/>
+              </w:rPr>
+            </w:r>
+            <w:r>
+              <w:rPr>
                 <w:webHidden/>
               </w:rPr>
               <w:fldChar w:fldCharType="separate"/>
             </w:r>
             <w:r>
               <w:rPr>
-                <w:noProof/>
                 <w:webHidden/>
               </w:rPr>
               <w:t>4</w:t>
             </w:r>
             <w:r>
               <w:rPr>
-                <w:noProof/>
                 <w:webHidden/>
               </w:rPr>
               <w:fldChar w:fldCharType="end"/>
@@ -1546,7 +1484,7 @@
         </w:p>
         <w:p>
           <w:pPr>
-            <w:pStyle w:val="TOC3"/>
+            <w:pStyle w:val="ndice3"/>
             <w:tabs>
               <w:tab w:val="left" w:pos="1320"/>
               <w:tab w:val="right" w:leader="dot" w:pos="9764"/>
@@ -1555,7 +1493,6 @@
               <w:rFonts w:asciiTheme="minorHAnsi" w:eastAsiaTheme="minorEastAsia" w:hAnsiTheme="minorHAnsi" w:cstheme="minorBidi"/>
               <w:i w:val="0"/>
               <w:iCs w:val="0"/>
-              <w:noProof/>
               <w:sz w:val="22"/>
               <w:szCs w:val="22"/>
               <w:lang w:eastAsia="en-US"/>
@@ -1564,8 +1501,7 @@
           <w:hyperlink w:anchor="_Toc75419084" w:history="1">
             <w:r>
               <w:rPr>
-                <w:rStyle w:val="Hyperlink"/>
-                <w:noProof/>
+                <w:rStyle w:val="Hiperligao"/>
                 <w:lang w:val="en-GB"/>
               </w:rPr>
               <w:t>2.2.1.1</w:t>
@@ -1575,7 +1511,6 @@
                 <w:rFonts w:asciiTheme="minorHAnsi" w:eastAsiaTheme="minorEastAsia" w:hAnsiTheme="minorHAnsi" w:cstheme="minorBidi"/>
                 <w:i w:val="0"/>
                 <w:iCs w:val="0"/>
-                <w:noProof/>
                 <w:sz w:val="22"/>
                 <w:szCs w:val="22"/>
                 <w:lang w:eastAsia="en-US"/>
@@ -1584,55 +1519,47 @@
             </w:r>
             <w:r>
               <w:rPr>
-                <w:rStyle w:val="Hyperlink"/>
-                <w:noProof/>
+                <w:rStyle w:val="Hiperligao"/>
               </w:rPr>
               <w:t>Impact scale</w:t>
             </w:r>
             <w:r>
               <w:rPr>
-                <w:noProof/>
                 <w:webHidden/>
               </w:rPr>
               <w:tab/>
             </w:r>
             <w:r>
               <w:rPr>
-                <w:noProof/>
                 <w:webHidden/>
               </w:rPr>
               <w:fldChar w:fldCharType="begin"/>
             </w:r>
             <w:r>
               <w:rPr>
-                <w:noProof/>
                 <w:webHidden/>
               </w:rPr>
               <w:instrText xml:space="preserve"> PAGEREF _Toc75419084 \h </w:instrText>
             </w:r>
             <w:r>
               <w:rPr>
-                <w:noProof/>
-                <w:webHidden/>
-              </w:rPr>
-            </w:r>
-            <w:r>
-              <w:rPr>
-                <w:noProof/>
+                <w:webHidden/>
+              </w:rPr>
+            </w:r>
+            <w:r>
+              <w:rPr>
                 <w:webHidden/>
               </w:rPr>
               <w:fldChar w:fldCharType="separate"/>
             </w:r>
             <w:r>
               <w:rPr>
-                <w:noProof/>
                 <w:webHidden/>
               </w:rPr>
               <w:t>4</w:t>
             </w:r>
             <w:r>
               <w:rPr>
-                <w:noProof/>
                 <w:webHidden/>
               </w:rPr>
               <w:fldChar w:fldCharType="end"/>
@@ -1641,7 +1568,7 @@
         </w:p>
         <w:p>
           <w:pPr>
-            <w:pStyle w:val="TOC3"/>
+            <w:pStyle w:val="ndice3"/>
             <w:tabs>
               <w:tab w:val="left" w:pos="1320"/>
               <w:tab w:val="right" w:leader="dot" w:pos="9764"/>
@@ -1650,7 +1577,6 @@
               <w:rFonts w:asciiTheme="minorHAnsi" w:eastAsiaTheme="minorEastAsia" w:hAnsiTheme="minorHAnsi" w:cstheme="minorBidi"/>
               <w:i w:val="0"/>
               <w:iCs w:val="0"/>
-              <w:noProof/>
               <w:sz w:val="22"/>
               <w:szCs w:val="22"/>
               <w:lang w:eastAsia="en-US"/>
@@ -1659,8 +1585,7 @@
           <w:hyperlink w:anchor="_Toc75419085" w:history="1">
             <w:r>
               <w:rPr>
-                <w:rStyle w:val="Hyperlink"/>
-                <w:noProof/>
+                <w:rStyle w:val="Hiperligao"/>
                 <w:lang w:val="en-GB"/>
               </w:rPr>
               <w:t>2.2.1.2</w:t>
@@ -1670,7 +1595,6 @@
                 <w:rFonts w:asciiTheme="minorHAnsi" w:eastAsiaTheme="minorEastAsia" w:hAnsiTheme="minorHAnsi" w:cstheme="minorBidi"/>
                 <w:i w:val="0"/>
                 <w:iCs w:val="0"/>
-                <w:noProof/>
                 <w:sz w:val="22"/>
                 <w:szCs w:val="22"/>
                 <w:lang w:eastAsia="en-US"/>
@@ -1679,55 +1603,47 @@
             </w:r>
             <w:r>
               <w:rPr>
-                <w:rStyle w:val="Hyperlink"/>
-                <w:noProof/>
+                <w:rStyle w:val="Hiperligao"/>
               </w:rPr>
               <w:t>Threat scale</w:t>
             </w:r>
             <w:r>
               <w:rPr>
-                <w:noProof/>
                 <w:webHidden/>
               </w:rPr>
               <w:tab/>
             </w:r>
             <w:r>
               <w:rPr>
-                <w:noProof/>
                 <w:webHidden/>
               </w:rPr>
               <w:fldChar w:fldCharType="begin"/>
             </w:r>
             <w:r>
               <w:rPr>
-                <w:noProof/>
                 <w:webHidden/>
               </w:rPr>
               <w:instrText xml:space="preserve"> PAGEREF _Toc75419085 \h </w:instrText>
             </w:r>
             <w:r>
               <w:rPr>
-                <w:noProof/>
-                <w:webHidden/>
-              </w:rPr>
-            </w:r>
-            <w:r>
-              <w:rPr>
-                <w:noProof/>
+                <w:webHidden/>
+              </w:rPr>
+            </w:r>
+            <w:r>
+              <w:rPr>
                 <w:webHidden/>
               </w:rPr>
               <w:fldChar w:fldCharType="separate"/>
             </w:r>
             <w:r>
               <w:rPr>
-                <w:noProof/>
                 <w:webHidden/>
               </w:rPr>
               <w:t>4</w:t>
             </w:r>
             <w:r>
               <w:rPr>
-                <w:noProof/>
                 <w:webHidden/>
               </w:rPr>
               <w:fldChar w:fldCharType="end"/>
@@ -1736,7 +1652,7 @@
         </w:p>
         <w:p>
           <w:pPr>
-            <w:pStyle w:val="TOC3"/>
+            <w:pStyle w:val="ndice3"/>
             <w:tabs>
               <w:tab w:val="left" w:pos="1320"/>
               <w:tab w:val="right" w:leader="dot" w:pos="9764"/>
@@ -1745,7 +1661,6 @@
               <w:rFonts w:asciiTheme="minorHAnsi" w:eastAsiaTheme="minorEastAsia" w:hAnsiTheme="minorHAnsi" w:cstheme="minorBidi"/>
               <w:i w:val="0"/>
               <w:iCs w:val="0"/>
-              <w:noProof/>
               <w:sz w:val="22"/>
               <w:szCs w:val="22"/>
               <w:lang w:eastAsia="en-US"/>
@@ -1754,8 +1669,7 @@
           <w:hyperlink w:anchor="_Toc75419086" w:history="1">
             <w:r>
               <w:rPr>
-                <w:rStyle w:val="Hyperlink"/>
-                <w:noProof/>
+                <w:rStyle w:val="Hiperligao"/>
                 <w:lang w:val="en-GB"/>
               </w:rPr>
               <w:t>2.2.1.3</w:t>
@@ -1765,7 +1679,6 @@
                 <w:rFonts w:asciiTheme="minorHAnsi" w:eastAsiaTheme="minorEastAsia" w:hAnsiTheme="minorHAnsi" w:cstheme="minorBidi"/>
                 <w:i w:val="0"/>
                 <w:iCs w:val="0"/>
-                <w:noProof/>
                 <w:sz w:val="22"/>
                 <w:szCs w:val="22"/>
                 <w:lang w:eastAsia="en-US"/>
@@ -1774,55 +1687,47 @@
             </w:r>
             <w:r>
               <w:rPr>
-                <w:rStyle w:val="Hyperlink"/>
-                <w:noProof/>
+                <w:rStyle w:val="Hiperligao"/>
               </w:rPr>
               <w:t>Vulnerability scale</w:t>
             </w:r>
             <w:r>
               <w:rPr>
-                <w:noProof/>
                 <w:webHidden/>
               </w:rPr>
               <w:tab/>
             </w:r>
             <w:r>
               <w:rPr>
-                <w:noProof/>
                 <w:webHidden/>
               </w:rPr>
               <w:fldChar w:fldCharType="begin"/>
             </w:r>
             <w:r>
               <w:rPr>
-                <w:noProof/>
                 <w:webHidden/>
               </w:rPr>
               <w:instrText xml:space="preserve"> PAGEREF _Toc75419086 \h </w:instrText>
             </w:r>
             <w:r>
               <w:rPr>
-                <w:noProof/>
-                <w:webHidden/>
-              </w:rPr>
-            </w:r>
-            <w:r>
-              <w:rPr>
-                <w:noProof/>
+                <w:webHidden/>
+              </w:rPr>
+            </w:r>
+            <w:r>
+              <w:rPr>
                 <w:webHidden/>
               </w:rPr>
               <w:fldChar w:fldCharType="separate"/>
             </w:r>
             <w:r>
               <w:rPr>
-                <w:noProof/>
                 <w:webHidden/>
               </w:rPr>
               <w:t>4</w:t>
             </w:r>
             <w:r>
               <w:rPr>
-                <w:noProof/>
                 <w:webHidden/>
               </w:rPr>
               <w:fldChar w:fldCharType="end"/>
@@ -1831,7 +1736,7 @@
         </w:p>
         <w:p>
           <w:pPr>
-            <w:pStyle w:val="TOC3"/>
+            <w:pStyle w:val="ndice3"/>
             <w:tabs>
               <w:tab w:val="left" w:pos="1320"/>
               <w:tab w:val="right" w:leader="dot" w:pos="9764"/>
@@ -1840,7 +1745,6 @@
               <w:rFonts w:asciiTheme="minorHAnsi" w:eastAsiaTheme="minorEastAsia" w:hAnsiTheme="minorHAnsi" w:cstheme="minorBidi"/>
               <w:i w:val="0"/>
               <w:iCs w:val="0"/>
-              <w:noProof/>
               <w:sz w:val="22"/>
               <w:szCs w:val="22"/>
               <w:lang w:eastAsia="en-US"/>
@@ -1849,8 +1753,7 @@
           <w:hyperlink w:anchor="_Toc75419087" w:history="1">
             <w:r>
               <w:rPr>
-                <w:rStyle w:val="Hyperlink"/>
-                <w:noProof/>
+                <w:rStyle w:val="Hiperligao"/>
                 <w:lang w:val="en-GB"/>
               </w:rPr>
               <w:t>2.2.1.4</w:t>
@@ -1860,7 +1763,6 @@
                 <w:rFonts w:asciiTheme="minorHAnsi" w:eastAsiaTheme="minorEastAsia" w:hAnsiTheme="minorHAnsi" w:cstheme="minorBidi"/>
                 <w:i w:val="0"/>
                 <w:iCs w:val="0"/>
-                <w:noProof/>
                 <w:sz w:val="22"/>
                 <w:szCs w:val="22"/>
                 <w:lang w:eastAsia="en-US"/>
@@ -1869,55 +1771,47 @@
             </w:r>
             <w:r>
               <w:rPr>
-                <w:rStyle w:val="Hyperlink"/>
-                <w:noProof/>
+                <w:rStyle w:val="Hiperligao"/>
               </w:rPr>
               <w:t>Risk acceptance thresholds</w:t>
             </w:r>
             <w:r>
               <w:rPr>
-                <w:noProof/>
                 <w:webHidden/>
               </w:rPr>
               <w:tab/>
             </w:r>
             <w:r>
               <w:rPr>
-                <w:noProof/>
                 <w:webHidden/>
               </w:rPr>
               <w:fldChar w:fldCharType="begin"/>
             </w:r>
             <w:r>
               <w:rPr>
-                <w:noProof/>
                 <w:webHidden/>
               </w:rPr>
               <w:instrText xml:space="preserve"> PAGEREF _Toc75419087 \h </w:instrText>
             </w:r>
             <w:r>
               <w:rPr>
-                <w:noProof/>
-                <w:webHidden/>
-              </w:rPr>
-            </w:r>
-            <w:r>
-              <w:rPr>
-                <w:noProof/>
+                <w:webHidden/>
+              </w:rPr>
+            </w:r>
+            <w:r>
+              <w:rPr>
                 <w:webHidden/>
               </w:rPr>
               <w:fldChar w:fldCharType="separate"/>
             </w:r>
             <w:r>
               <w:rPr>
-                <w:noProof/>
                 <w:webHidden/>
               </w:rPr>
               <w:t>5</w:t>
             </w:r>
             <w:r>
               <w:rPr>
-                <w:noProof/>
                 <w:webHidden/>
               </w:rPr>
               <w:fldChar w:fldCharType="end"/>
@@ -1926,7 +1820,7 @@
         </w:p>
         <w:p>
           <w:pPr>
-            <w:pStyle w:val="TOC3"/>
+            <w:pStyle w:val="ndice3"/>
             <w:tabs>
               <w:tab w:val="left" w:pos="1320"/>
               <w:tab w:val="right" w:leader="dot" w:pos="9764"/>
@@ -1935,7 +1829,6 @@
               <w:rFonts w:asciiTheme="minorHAnsi" w:eastAsiaTheme="minorEastAsia" w:hAnsiTheme="minorHAnsi" w:cstheme="minorBidi"/>
               <w:i w:val="0"/>
               <w:iCs w:val="0"/>
-              <w:noProof/>
               <w:sz w:val="22"/>
               <w:szCs w:val="22"/>
               <w:lang w:eastAsia="en-US"/>
@@ -1944,8 +1837,7 @@
           <w:hyperlink w:anchor="_Toc75419088" w:history="1">
             <w:r>
               <w:rPr>
-                <w:rStyle w:val="Hyperlink"/>
-                <w:noProof/>
+                <w:rStyle w:val="Hiperligao"/>
               </w:rPr>
               <w:t>2.2.2</w:t>
             </w:r>
@@ -1954,7 +1846,6 @@
                 <w:rFonts w:asciiTheme="minorHAnsi" w:eastAsiaTheme="minorEastAsia" w:hAnsiTheme="minorHAnsi" w:cstheme="minorBidi"/>
                 <w:i w:val="0"/>
                 <w:iCs w:val="0"/>
-                <w:noProof/>
                 <w:sz w:val="22"/>
                 <w:szCs w:val="22"/>
                 <w:lang w:eastAsia="en-US"/>
@@ -1963,55 +1854,47 @@
             </w:r>
             <w:r>
               <w:rPr>
-                <w:rStyle w:val="Hyperlink"/>
-                <w:noProof/>
+                <w:rStyle w:val="Hiperligao"/>
               </w:rPr>
               <w:t>Operational risks</w:t>
             </w:r>
             <w:r>
               <w:rPr>
-                <w:noProof/>
                 <w:webHidden/>
               </w:rPr>
               <w:tab/>
             </w:r>
             <w:r>
               <w:rPr>
-                <w:noProof/>
                 <w:webHidden/>
               </w:rPr>
               <w:fldChar w:fldCharType="begin"/>
             </w:r>
             <w:r>
               <w:rPr>
-                <w:noProof/>
                 <w:webHidden/>
               </w:rPr>
               <w:instrText xml:space="preserve"> PAGEREF _Toc75419088 \h </w:instrText>
             </w:r>
             <w:r>
               <w:rPr>
-                <w:noProof/>
-                <w:webHidden/>
-              </w:rPr>
-            </w:r>
-            <w:r>
-              <w:rPr>
-                <w:noProof/>
+                <w:webHidden/>
+              </w:rPr>
+            </w:r>
+            <w:r>
+              <w:rPr>
                 <w:webHidden/>
               </w:rPr>
               <w:fldChar w:fldCharType="separate"/>
             </w:r>
             <w:r>
               <w:rPr>
-                <w:noProof/>
                 <w:webHidden/>
               </w:rPr>
               <w:t>5</w:t>
             </w:r>
             <w:r>
               <w:rPr>
-                <w:noProof/>
                 <w:webHidden/>
               </w:rPr>
               <w:fldChar w:fldCharType="end"/>
@@ -2020,7 +1903,7 @@
         </w:p>
         <w:p>
           <w:pPr>
-            <w:pStyle w:val="TOC3"/>
+            <w:pStyle w:val="ndice3"/>
             <w:tabs>
               <w:tab w:val="left" w:pos="1320"/>
               <w:tab w:val="right" w:leader="dot" w:pos="9764"/>
@@ -2029,7 +1912,6 @@
               <w:rFonts w:asciiTheme="minorHAnsi" w:eastAsiaTheme="minorEastAsia" w:hAnsiTheme="minorHAnsi" w:cstheme="minorBidi"/>
               <w:i w:val="0"/>
               <w:iCs w:val="0"/>
-              <w:noProof/>
               <w:sz w:val="22"/>
               <w:szCs w:val="22"/>
               <w:lang w:eastAsia="en-US"/>
@@ -2038,8 +1920,7 @@
           <w:hyperlink w:anchor="_Toc75419089" w:history="1">
             <w:r>
               <w:rPr>
-                <w:rStyle w:val="Hyperlink"/>
-                <w:noProof/>
+                <w:rStyle w:val="Hiperligao"/>
                 <w:lang w:val="en-GB"/>
               </w:rPr>
               <w:t>2.2.2.1</w:t>
@@ -2049,7 +1930,6 @@
                 <w:rFonts w:asciiTheme="minorHAnsi" w:eastAsiaTheme="minorEastAsia" w:hAnsiTheme="minorHAnsi" w:cstheme="minorBidi"/>
                 <w:i w:val="0"/>
                 <w:iCs w:val="0"/>
-                <w:noProof/>
                 <w:sz w:val="22"/>
                 <w:szCs w:val="22"/>
                 <w:lang w:eastAsia="en-US"/>
@@ -2058,55 +1938,47 @@
             </w:r>
             <w:r>
               <w:rPr>
-                <w:rStyle w:val="Hyperlink"/>
-                <w:noProof/>
+                <w:rStyle w:val="Hiperligao"/>
               </w:rPr>
               <w:t>Impact scale</w:t>
             </w:r>
             <w:r>
               <w:rPr>
-                <w:noProof/>
                 <w:webHidden/>
               </w:rPr>
               <w:tab/>
             </w:r>
             <w:r>
               <w:rPr>
-                <w:noProof/>
                 <w:webHidden/>
               </w:rPr>
               <w:fldChar w:fldCharType="begin"/>
             </w:r>
             <w:r>
               <w:rPr>
-                <w:noProof/>
                 <w:webHidden/>
               </w:rPr>
               <w:instrText xml:space="preserve"> PAGEREF _Toc75419089 \h </w:instrText>
             </w:r>
             <w:r>
               <w:rPr>
-                <w:noProof/>
-                <w:webHidden/>
-              </w:rPr>
-            </w:r>
-            <w:r>
-              <w:rPr>
-                <w:noProof/>
+                <w:webHidden/>
+              </w:rPr>
+            </w:r>
+            <w:r>
+              <w:rPr>
                 <w:webHidden/>
               </w:rPr>
               <w:fldChar w:fldCharType="separate"/>
             </w:r>
             <w:r>
               <w:rPr>
-                <w:noProof/>
                 <w:webHidden/>
               </w:rPr>
               <w:t>5</w:t>
             </w:r>
             <w:r>
               <w:rPr>
-                <w:noProof/>
                 <w:webHidden/>
               </w:rPr>
               <w:fldChar w:fldCharType="end"/>
@@ -2115,7 +1987,7 @@
         </w:p>
         <w:p>
           <w:pPr>
-            <w:pStyle w:val="TOC3"/>
+            <w:pStyle w:val="ndice3"/>
             <w:tabs>
               <w:tab w:val="left" w:pos="1320"/>
               <w:tab w:val="right" w:leader="dot" w:pos="9764"/>
@@ -2124,7 +1996,6 @@
               <w:rFonts w:asciiTheme="minorHAnsi" w:eastAsiaTheme="minorEastAsia" w:hAnsiTheme="minorHAnsi" w:cstheme="minorBidi"/>
               <w:i w:val="0"/>
               <w:iCs w:val="0"/>
-              <w:noProof/>
               <w:sz w:val="22"/>
               <w:szCs w:val="22"/>
               <w:lang w:eastAsia="en-US"/>
@@ -2133,8 +2004,7 @@
           <w:hyperlink w:anchor="_Toc75419090" w:history="1">
             <w:r>
               <w:rPr>
-                <w:rStyle w:val="Hyperlink"/>
-                <w:noProof/>
+                <w:rStyle w:val="Hiperligao"/>
                 <w:lang w:val="en-GB"/>
               </w:rPr>
               <w:t>2.2.2.2</w:t>
@@ -2144,7 +2014,6 @@
                 <w:rFonts w:asciiTheme="minorHAnsi" w:eastAsiaTheme="minorEastAsia" w:hAnsiTheme="minorHAnsi" w:cstheme="minorBidi"/>
                 <w:i w:val="0"/>
                 <w:iCs w:val="0"/>
-                <w:noProof/>
                 <w:sz w:val="22"/>
                 <w:szCs w:val="22"/>
                 <w:lang w:eastAsia="en-US"/>
@@ -2153,55 +2022,47 @@
             </w:r>
             <w:r>
               <w:rPr>
-                <w:rStyle w:val="Hyperlink"/>
-                <w:noProof/>
+                <w:rStyle w:val="Hiperligao"/>
               </w:rPr>
               <w:t>Likelihood scale</w:t>
             </w:r>
             <w:r>
               <w:rPr>
-                <w:noProof/>
                 <w:webHidden/>
               </w:rPr>
               <w:tab/>
             </w:r>
             <w:r>
               <w:rPr>
-                <w:noProof/>
                 <w:webHidden/>
               </w:rPr>
               <w:fldChar w:fldCharType="begin"/>
             </w:r>
             <w:r>
               <w:rPr>
-                <w:noProof/>
                 <w:webHidden/>
               </w:rPr>
               <w:instrText xml:space="preserve"> PAGEREF _Toc75419090 \h </w:instrText>
             </w:r>
             <w:r>
               <w:rPr>
-                <w:noProof/>
-                <w:webHidden/>
-              </w:rPr>
-            </w:r>
-            <w:r>
-              <w:rPr>
-                <w:noProof/>
+                <w:webHidden/>
+              </w:rPr>
+            </w:r>
+            <w:r>
+              <w:rPr>
                 <w:webHidden/>
               </w:rPr>
               <w:fldChar w:fldCharType="separate"/>
             </w:r>
             <w:r>
               <w:rPr>
-                <w:noProof/>
                 <w:webHidden/>
               </w:rPr>
               <w:t>5</w:t>
             </w:r>
             <w:r>
               <w:rPr>
-                <w:noProof/>
                 <w:webHidden/>
               </w:rPr>
               <w:fldChar w:fldCharType="end"/>
@@ -2210,7 +2071,7 @@
         </w:p>
         <w:p>
           <w:pPr>
-            <w:pStyle w:val="TOC3"/>
+            <w:pStyle w:val="ndice3"/>
             <w:tabs>
               <w:tab w:val="left" w:pos="1320"/>
               <w:tab w:val="right" w:leader="dot" w:pos="9764"/>
@@ -2219,7 +2080,6 @@
               <w:rFonts w:asciiTheme="minorHAnsi" w:eastAsiaTheme="minorEastAsia" w:hAnsiTheme="minorHAnsi" w:cstheme="minorBidi"/>
               <w:i w:val="0"/>
               <w:iCs w:val="0"/>
-              <w:noProof/>
               <w:sz w:val="22"/>
               <w:szCs w:val="22"/>
               <w:lang w:eastAsia="en-US"/>
@@ -2228,8 +2088,7 @@
           <w:hyperlink w:anchor="_Toc75419091" w:history="1">
             <w:r>
               <w:rPr>
-                <w:rStyle w:val="Hyperlink"/>
-                <w:noProof/>
+                <w:rStyle w:val="Hiperligao"/>
                 <w:lang w:val="en-GB"/>
               </w:rPr>
               <w:t>2.2.2.3</w:t>
@@ -2239,7 +2098,6 @@
                 <w:rFonts w:asciiTheme="minorHAnsi" w:eastAsiaTheme="minorEastAsia" w:hAnsiTheme="minorHAnsi" w:cstheme="minorBidi"/>
                 <w:i w:val="0"/>
                 <w:iCs w:val="0"/>
-                <w:noProof/>
                 <w:sz w:val="22"/>
                 <w:szCs w:val="22"/>
                 <w:lang w:eastAsia="en-US"/>
@@ -2248,55 +2106,47 @@
             </w:r>
             <w:r>
               <w:rPr>
-                <w:rStyle w:val="Hyperlink"/>
-                <w:noProof/>
+                <w:rStyle w:val="Hiperligao"/>
               </w:rPr>
               <w:t>Risk acceptance thresholds</w:t>
             </w:r>
             <w:r>
               <w:rPr>
-                <w:noProof/>
                 <w:webHidden/>
               </w:rPr>
               <w:tab/>
             </w:r>
             <w:r>
               <w:rPr>
-                <w:noProof/>
                 <w:webHidden/>
               </w:rPr>
               <w:fldChar w:fldCharType="begin"/>
             </w:r>
             <w:r>
               <w:rPr>
-                <w:noProof/>
                 <w:webHidden/>
               </w:rPr>
               <w:instrText xml:space="preserve"> PAGEREF _Toc75419091 \h </w:instrText>
             </w:r>
             <w:r>
               <w:rPr>
-                <w:noProof/>
-                <w:webHidden/>
-              </w:rPr>
-            </w:r>
-            <w:r>
-              <w:rPr>
-                <w:noProof/>
+                <w:webHidden/>
+              </w:rPr>
+            </w:r>
+            <w:r>
+              <w:rPr>
                 <w:webHidden/>
               </w:rPr>
               <w:fldChar w:fldCharType="separate"/>
             </w:r>
             <w:r>
               <w:rPr>
-                <w:noProof/>
                 <w:webHidden/>
               </w:rPr>
               <w:t>5</w:t>
             </w:r>
             <w:r>
               <w:rPr>
-                <w:noProof/>
                 <w:webHidden/>
               </w:rPr>
               <w:fldChar w:fldCharType="end"/>
@@ -2305,7 +2155,7 @@
         </w:p>
         <w:p>
           <w:pPr>
-            <w:pStyle w:val="TOC2"/>
+            <w:pStyle w:val="ndice2"/>
             <w:tabs>
               <w:tab w:val="left" w:pos="880"/>
               <w:tab w:val="right" w:leader="dot" w:pos="9764"/>
@@ -2313,7 +2163,6 @@
             <w:rPr>
               <w:rFonts w:asciiTheme="minorHAnsi" w:eastAsiaTheme="minorEastAsia" w:hAnsiTheme="minorHAnsi" w:cstheme="minorBidi"/>
               <w:smallCaps w:val="0"/>
-              <w:noProof/>
               <w:sz w:val="22"/>
               <w:szCs w:val="22"/>
               <w:lang w:eastAsia="en-US"/>
@@ -2322,8 +2171,7 @@
           <w:hyperlink w:anchor="_Toc75419092" w:history="1">
             <w:r>
               <w:rPr>
-                <w:rStyle w:val="Hyperlink"/>
-                <w:noProof/>
+                <w:rStyle w:val="Hiperligao"/>
                 <w:snapToGrid w:val="0"/>
                 <w:w w:val="0"/>
               </w:rPr>
@@ -2333,7 +2181,6 @@
               <w:rPr>
                 <w:rFonts w:asciiTheme="minorHAnsi" w:eastAsiaTheme="minorEastAsia" w:hAnsiTheme="minorHAnsi" w:cstheme="minorBidi"/>
                 <w:smallCaps w:val="0"/>
-                <w:noProof/>
                 <w:sz w:val="22"/>
                 <w:szCs w:val="22"/>
                 <w:lang w:eastAsia="en-US"/>
@@ -2342,55 +2189,47 @@
             </w:r>
             <w:r>
               <w:rPr>
-                <w:rStyle w:val="Hyperlink"/>
-                <w:noProof/>
+                <w:rStyle w:val="Hiperligao"/>
               </w:rPr>
               <w:t>Evaluation of trends and threats</w:t>
             </w:r>
             <w:r>
               <w:rPr>
-                <w:noProof/>
                 <w:webHidden/>
               </w:rPr>
               <w:tab/>
             </w:r>
             <w:r>
               <w:rPr>
-                <w:noProof/>
                 <w:webHidden/>
               </w:rPr>
               <w:fldChar w:fldCharType="begin"/>
             </w:r>
             <w:r>
               <w:rPr>
-                <w:noProof/>
                 <w:webHidden/>
               </w:rPr>
               <w:instrText xml:space="preserve"> PAGEREF _Toc75419092 \h </w:instrText>
             </w:r>
             <w:r>
               <w:rPr>
-                <w:noProof/>
-                <w:webHidden/>
-              </w:rPr>
-            </w:r>
-            <w:r>
-              <w:rPr>
-                <w:noProof/>
+                <w:webHidden/>
+              </w:rPr>
+            </w:r>
+            <w:r>
+              <w:rPr>
                 <w:webHidden/>
               </w:rPr>
               <w:fldChar w:fldCharType="separate"/>
             </w:r>
             <w:r>
               <w:rPr>
-                <w:noProof/>
                 <w:webHidden/>
               </w:rPr>
               <w:t>5</w:t>
             </w:r>
             <w:r>
               <w:rPr>
-                <w:noProof/>
                 <w:webHidden/>
               </w:rPr>
               <w:fldChar w:fldCharType="end"/>
@@ -2399,7 +2238,7 @@
         </w:p>
         <w:p>
           <w:pPr>
-            <w:pStyle w:val="TOC1"/>
+            <w:pStyle w:val="ndice1"/>
             <w:tabs>
               <w:tab w:val="right" w:leader="dot" w:pos="9764"/>
             </w:tabs>
@@ -2408,7 +2247,6 @@
               <w:b w:val="0"/>
               <w:bCs w:val="0"/>
               <w:caps w:val="0"/>
-              <w:noProof/>
               <w:sz w:val="22"/>
               <w:szCs w:val="22"/>
               <w:lang w:eastAsia="en-US"/>
@@ -2417,55 +2255,47 @@
           <w:hyperlink w:anchor="_Toc75419093" w:history="1">
             <w:r>
               <w:rPr>
-                <w:rStyle w:val="Hyperlink"/>
-                <w:noProof/>
+                <w:rStyle w:val="Hiperligao"/>
               </w:rPr>
               <w:t>Appendix A: Interview and information collection</w:t>
             </w:r>
             <w:r>
               <w:rPr>
-                <w:noProof/>
                 <w:webHidden/>
               </w:rPr>
               <w:tab/>
             </w:r>
             <w:r>
               <w:rPr>
-                <w:noProof/>
                 <w:webHidden/>
               </w:rPr>
               <w:fldChar w:fldCharType="begin"/>
             </w:r>
             <w:r>
               <w:rPr>
-                <w:noProof/>
                 <w:webHidden/>
               </w:rPr>
               <w:instrText xml:space="preserve"> PAGEREF _Toc75419093 \h </w:instrText>
             </w:r>
             <w:r>
               <w:rPr>
-                <w:noProof/>
-                <w:webHidden/>
-              </w:rPr>
-            </w:r>
-            <w:r>
-              <w:rPr>
-                <w:noProof/>
+                <w:webHidden/>
+              </w:rPr>
+            </w:r>
+            <w:r>
+              <w:rPr>
                 <w:webHidden/>
               </w:rPr>
               <w:fldChar w:fldCharType="separate"/>
             </w:r>
             <w:r>
               <w:rPr>
-                <w:noProof/>
                 <w:webHidden/>
               </w:rPr>
               <w:t>6</w:t>
             </w:r>
             <w:r>
               <w:rPr>
-                <w:noProof/>
                 <w:webHidden/>
               </w:rPr>
               <w:fldChar w:fldCharType="end"/>
@@ -2474,7 +2304,7 @@
         </w:p>
         <w:p>
           <w:pPr>
-            <w:pStyle w:val="TOC1"/>
+            <w:pStyle w:val="ndice1"/>
             <w:tabs>
               <w:tab w:val="right" w:leader="dot" w:pos="9764"/>
             </w:tabs>
@@ -2483,7 +2313,6 @@
               <w:b w:val="0"/>
               <w:bCs w:val="0"/>
               <w:caps w:val="0"/>
-              <w:noProof/>
               <w:sz w:val="22"/>
               <w:szCs w:val="22"/>
               <w:lang w:eastAsia="en-US"/>
@@ -2492,55 +2321,47 @@
           <w:hyperlink w:anchor="_Toc75419094" w:history="1">
             <w:r>
               <w:rPr>
-                <w:rStyle w:val="Hyperlink"/>
-                <w:noProof/>
+                <w:rStyle w:val="Hiperligao"/>
               </w:rPr>
               <w:t>Appendix B: Evaluation of trends</w:t>
             </w:r>
             <w:r>
               <w:rPr>
-                <w:noProof/>
                 <w:webHidden/>
               </w:rPr>
               <w:tab/>
             </w:r>
             <w:r>
               <w:rPr>
-                <w:noProof/>
                 <w:webHidden/>
               </w:rPr>
               <w:fldChar w:fldCharType="begin"/>
             </w:r>
             <w:r>
               <w:rPr>
-                <w:noProof/>
                 <w:webHidden/>
               </w:rPr>
               <w:instrText xml:space="preserve"> PAGEREF _Toc75419094 \h </w:instrText>
             </w:r>
             <w:r>
               <w:rPr>
-                <w:noProof/>
-                <w:webHidden/>
-              </w:rPr>
-            </w:r>
-            <w:r>
-              <w:rPr>
-                <w:noProof/>
+                <w:webHidden/>
+              </w:rPr>
+            </w:r>
+            <w:r>
+              <w:rPr>
                 <w:webHidden/>
               </w:rPr>
               <w:fldChar w:fldCharType="separate"/>
             </w:r>
             <w:r>
               <w:rPr>
-                <w:noProof/>
                 <w:webHidden/>
               </w:rPr>
               <w:t>7</w:t>
             </w:r>
             <w:r>
               <w:rPr>
-                <w:noProof/>
                 <w:webHidden/>
               </w:rPr>
               <w:fldChar w:fldCharType="end"/>
@@ -2549,7 +2370,7 @@
         </w:p>
         <w:p>
           <w:pPr>
-            <w:pStyle w:val="TOC1"/>
+            <w:pStyle w:val="ndice1"/>
             <w:tabs>
               <w:tab w:val="right" w:leader="dot" w:pos="9764"/>
             </w:tabs>
@@ -2558,7 +2379,6 @@
               <w:b w:val="0"/>
               <w:bCs w:val="0"/>
               <w:caps w:val="0"/>
-              <w:noProof/>
               <w:sz w:val="22"/>
               <w:szCs w:val="22"/>
               <w:lang w:eastAsia="en-US"/>
@@ -2567,55 +2387,47 @@
           <w:hyperlink w:anchor="_Toc75419095" w:history="1">
             <w:r>
               <w:rPr>
-                <w:rStyle w:val="Hyperlink"/>
-                <w:noProof/>
+                <w:rStyle w:val="Hiperligao"/>
               </w:rPr>
               <w:t>Appendix C: Evaluation of threats</w:t>
             </w:r>
             <w:r>
               <w:rPr>
-                <w:noProof/>
                 <w:webHidden/>
               </w:rPr>
               <w:tab/>
             </w:r>
             <w:r>
               <w:rPr>
-                <w:noProof/>
                 <w:webHidden/>
               </w:rPr>
               <w:fldChar w:fldCharType="begin"/>
             </w:r>
             <w:r>
               <w:rPr>
-                <w:noProof/>
                 <w:webHidden/>
               </w:rPr>
               <w:instrText xml:space="preserve"> PAGEREF _Toc75419095 \h </w:instrText>
             </w:r>
             <w:r>
               <w:rPr>
-                <w:noProof/>
-                <w:webHidden/>
-              </w:rPr>
-            </w:r>
-            <w:r>
-              <w:rPr>
-                <w:noProof/>
+                <w:webHidden/>
+              </w:rPr>
+            </w:r>
+            <w:r>
+              <w:rPr>
                 <w:webHidden/>
               </w:rPr>
               <w:fldChar w:fldCharType="separate"/>
             </w:r>
             <w:r>
               <w:rPr>
-                <w:noProof/>
                 <w:webHidden/>
               </w:rPr>
               <w:t>8</w:t>
             </w:r>
             <w:r>
               <w:rPr>
-                <w:noProof/>
                 <w:webHidden/>
               </w:rPr>
               <w:fldChar w:fldCharType="end"/>
@@ -2630,14 +2442,12 @@
             <w:rPr>
               <w:b/>
               <w:bCs/>
-              <w:noProof/>
             </w:rPr>
           </w:pPr>
           <w:r>
             <w:rPr>
               <w:b/>
               <w:bCs/>
-              <w:noProof/>
             </w:rPr>
             <w:fldChar w:fldCharType="end"/>
           </w:r>
@@ -2645,7 +2455,6 @@
             <w:rPr>
               <w:b/>
               <w:bCs/>
-              <w:noProof/>
             </w:rPr>
             <w:tab/>
           </w:r>
@@ -2658,7 +2467,6 @@
             <w:rPr>
               <w:b/>
               <w:bCs/>
-              <w:noProof/>
             </w:rPr>
           </w:pPr>
         </w:p>
@@ -2670,7 +2478,6 @@
             <w:rPr>
               <w:b/>
               <w:bCs/>
-              <w:noProof/>
             </w:rPr>
           </w:pPr>
         </w:p>
@@ -2682,7 +2489,6 @@
             <w:rPr>
               <w:b/>
               <w:bCs/>
-              <w:noProof/>
             </w:rPr>
           </w:pPr>
         </w:p>
@@ -2694,7 +2500,6 @@
             <w:rPr>
               <w:b/>
               <w:bCs/>
-              <w:noProof/>
             </w:rPr>
           </w:pPr>
         </w:p>
@@ -2706,7 +2511,6 @@
             <w:rPr>
               <w:b/>
               <w:bCs/>
-              <w:noProof/>
             </w:rPr>
           </w:pPr>
         </w:p>
@@ -2718,7 +2522,6 @@
             <w:rPr>
               <w:b/>
               <w:bCs/>
-              <w:noProof/>
             </w:rPr>
           </w:pPr>
         </w:p>
@@ -2730,7 +2533,6 @@
             <w:rPr>
               <w:b/>
               <w:bCs/>
-              <w:noProof/>
             </w:rPr>
           </w:pPr>
         </w:p>
@@ -2742,7 +2544,6 @@
             <w:rPr>
               <w:b/>
               <w:bCs/>
-              <w:noProof/>
             </w:rPr>
           </w:pPr>
         </w:p>
@@ -2754,7 +2555,6 @@
             <w:rPr>
               <w:b/>
               <w:bCs/>
-              <w:noProof/>
             </w:rPr>
           </w:pPr>
         </w:p>
@@ -2771,7 +2571,7 @@
             <w:rPr>
               <w:b/>
             </w:rPr>
-            <w:t>Read and approved by all the parties</w:t>
+            <w:t>Lido e aprovado por todas as partes</w:t>
           </w:r>
         </w:p>
         <w:p>
@@ -2782,7 +2582,6 @@
             <w:rPr>
               <w:b/>
               <w:bCs/>
-              <w:noProof/>
             </w:rPr>
           </w:pPr>
         </w:p>
@@ -2797,45 +2596,40 @@
       <w:r>
         <w:br w:type="page"/>
       </w:r>
-      <w:bookmarkStart w:id="8" w:name="_GoBack"/>
-      <w:bookmarkEnd w:id="8"/>
-    </w:p>
-    <w:p>
-      <w:pPr>
-        <w:pStyle w:val="Heading1"/>
+    </w:p>
+    <w:p>
+      <w:pPr>
+        <w:pStyle w:val="Ttulo1"/>
         <w:numPr>
           <w:ilvl w:val="0"/>
-          <w:numId w:val="1"/>
+          <w:numId w:val="7"/>
         </w:numPr>
         <w:rPr>
           <w:lang w:val="fr-LU"/>
         </w:rPr>
       </w:pPr>
-      <w:bookmarkStart w:id="9" w:name="_Toc75419076"/>
-      <w:r>
-        <w:rPr>
-          <w:lang w:val="fr-LU"/>
-        </w:rPr>
+      <w:bookmarkStart w:id="8" w:name="_Toc475524845"/>
+      <w:bookmarkStart w:id="9" w:name="_Toc75419077"/>
+      <w:bookmarkStart w:id="10" w:name="_Toc75419076"/>
+      <w:r>
         <w:lastRenderedPageBreak/>
-        <w:t>Introduction</w:t>
-      </w:r>
-      <w:bookmarkEnd w:id="9"/>
-    </w:p>
-    <w:p>
-      <w:pPr>
-        <w:pStyle w:val="Heading2"/>
+        <w:t>Introdução</w:t>
+      </w:r>
+      <w:bookmarkEnd w:id="10"/>
+    </w:p>
+    <w:bookmarkEnd w:id="8"/>
+    <w:bookmarkEnd w:id="9"/>
+    <w:p>
+      <w:pPr>
+        <w:pStyle w:val="Ttulo2"/>
         <w:numPr>
           <w:ilvl w:val="1"/>
           <w:numId w:val="1"/>
         </w:numPr>
       </w:pPr>
-      <w:bookmarkStart w:id="10" w:name="_Toc475524845"/>
-      <w:bookmarkStart w:id="11" w:name="_Toc75419077"/>
-      <w:r>
-        <w:t>Placing the risk analysis in context</w:t>
-      </w:r>
-      <w:bookmarkEnd w:id="10"/>
-      <w:bookmarkEnd w:id="11"/>
+      <w:r>
+        <w:t>Contextualizar a análise de risco</w:t>
+      </w:r>
     </w:p>
     <w:p>
       <w:pPr>
@@ -2851,64 +2645,59 @@
     </w:p>
     <w:p>
       <w:pPr>
-        <w:pStyle w:val="Heading2"/>
+        <w:pStyle w:val="Ttulo2"/>
         <w:numPr>
           <w:ilvl w:val="1"/>
           <w:numId w:val="1"/>
         </w:numPr>
         <w:spacing w:before="0"/>
       </w:pPr>
-      <w:bookmarkStart w:id="12" w:name="_Toc475524846"/>
-      <w:bookmarkStart w:id="13" w:name="_Toc75419078"/>
-      <w:r>
-        <w:t>Aims of the document</w:t>
-      </w:r>
+      <w:bookmarkStart w:id="11" w:name="_Toc475524846"/>
+      <w:bookmarkStart w:id="12" w:name="_Toc75419078"/>
+      <w:r>
+        <w:t>Objetivos do documento</w:t>
+      </w:r>
+      <w:bookmarkEnd w:id="11"/>
       <w:bookmarkEnd w:id="12"/>
-      <w:bookmarkEnd w:id="13"/>
-    </w:p>
-    <w:p>
-      <w:r>
-        <w:t xml:space="preserve">This document has the goal to show the risks context, as understood and transposed by the responsible for the risk management.  </w:t>
-      </w:r>
-    </w:p>
-    <w:p>
-      <w:r>
-        <w:t xml:space="preserve">This document has to be signed, for reading and acceptance by the management of the target </w:t>
-      </w:r>
-      <w:proofErr w:type="spellStart"/>
-      <w:r>
-        <w:t>organisation</w:t>
-      </w:r>
-      <w:proofErr w:type="spellEnd"/>
-      <w:r>
-        <w:t xml:space="preserve"> to allow the continuing of the mission. </w:t>
-      </w:r>
-    </w:p>
-    <w:p>
-      <w:pPr>
-        <w:pStyle w:val="Heading2"/>
+    </w:p>
+    <w:p>
+      <w:r>
+        <w:t xml:space="preserve">Este documento tem como objetivo mostrar o contexto de riscos, tal como entendido e transposto pelo responsável pela gestão de riscos.  </w:t>
+      </w:r>
+    </w:p>
+    <w:p>
+      <w:r>
+        <w:t>Este documento tem de ser assinado, para leitura e aceitação pela administração da organização-alvo para permitir a continuação da missão.</w:t>
+      </w:r>
+      <w:r>
+        <w:t xml:space="preserve"> </w:t>
+      </w:r>
+    </w:p>
+    <w:p>
+      <w:pPr>
+        <w:pStyle w:val="Ttulo2"/>
         <w:numPr>
           <w:ilvl w:val="1"/>
           <w:numId w:val="1"/>
         </w:numPr>
       </w:pPr>
-      <w:bookmarkStart w:id="14" w:name="_Toc475524848"/>
-      <w:bookmarkStart w:id="15" w:name="_Toc75419079"/>
-      <w:r>
-        <w:t>Acronyms/Glossary</w:t>
-      </w:r>
+      <w:bookmarkStart w:id="13" w:name="_Toc475524848"/>
+      <w:bookmarkStart w:id="14" w:name="_Toc75419079"/>
+      <w:r>
+        <w:t>Acrónimos/Glossário</w:t>
+      </w:r>
+      <w:bookmarkEnd w:id="13"/>
       <w:bookmarkEnd w:id="14"/>
-      <w:bookmarkEnd w:id="15"/>
     </w:p>
     <w:p>
       <w:r>
         <w:rPr>
           <w:b/>
         </w:rPr>
-        <w:t xml:space="preserve">Asset: </w:t>
-      </w:r>
-      <w:r>
-        <w:t xml:space="preserve">Any item of value to the institution.  </w:t>
+        <w:t xml:space="preserve">Ativo: </w:t>
+      </w:r>
+      <w:r>
+        <w:t xml:space="preserve">Qualquer item de valor para a instituição.  </w:t>
       </w:r>
     </w:p>
     <w:p>
@@ -2921,18 +2710,10 @@
         <w:rPr>
           <w:b/>
         </w:rPr>
-        <w:t>Confidentiality</w:t>
-      </w:r>
-      <w:r>
-        <w:t xml:space="preserve">: The attribute that information is not available or disclosed to </w:t>
-      </w:r>
-      <w:proofErr w:type="spellStart"/>
-      <w:r>
-        <w:t>unauthorised</w:t>
-      </w:r>
-      <w:proofErr w:type="spellEnd"/>
-      <w:r>
-        <w:t xml:space="preserve"> individuals, entities or processes.</w:t>
+        <w:t>Confidencialidade</w:t>
+      </w:r>
+      <w:r>
+        <w:t>: O atributo de que as informações não estão disponíveis ou não são divulgadas a indivíduos, entidades ou processos não autorizados.</w:t>
       </w:r>
     </w:p>
     <w:p>
@@ -2945,18 +2726,10 @@
         <w:rPr>
           <w:b/>
         </w:rPr>
-        <w:t>Availability</w:t>
-      </w:r>
-      <w:r>
-        <w:t xml:space="preserve">: The attribute of being accessible and usable upon request from an </w:t>
-      </w:r>
-      <w:proofErr w:type="spellStart"/>
-      <w:r>
-        <w:t>authorised</w:t>
-      </w:r>
-      <w:proofErr w:type="spellEnd"/>
-      <w:r>
-        <w:t xml:space="preserve"> entity.</w:t>
+        <w:t>Disponibilidade</w:t>
+      </w:r>
+      <w:r>
+        <w:t>: O atributo de ser acessível e utilizável mediante pedido de uma entidade autorizada.</w:t>
       </w:r>
     </w:p>
     <w:p>
@@ -2969,15 +2742,15 @@
         <w:rPr>
           <w:b/>
         </w:rPr>
-        <w:t>Integrity</w:t>
-      </w:r>
-      <w:r>
-        <w:t>: The attribute of preserving the accuracy and completeness of an item.</w:t>
-      </w:r>
-    </w:p>
-    <w:p>
-      <w:pPr>
-        <w:pStyle w:val="Heading1"/>
+        <w:t>Integridade</w:t>
+      </w:r>
+      <w:r>
+        <w:t>: O atributo de preservar a precisão e integridade de um item.</w:t>
+      </w:r>
+    </w:p>
+    <w:p>
+      <w:pPr>
+        <w:pStyle w:val="Ttulo1"/>
         <w:numPr>
           <w:ilvl w:val="0"/>
           <w:numId w:val="1"/>
@@ -2986,30 +2759,19 @@
           <w:lang w:val="fr-LU"/>
         </w:rPr>
       </w:pPr>
+      <w:bookmarkStart w:id="15" w:name="_Toc354489473"/>
       <w:bookmarkStart w:id="16" w:name="_Toc475524850"/>
       <w:bookmarkStart w:id="17" w:name="_Toc75419080"/>
-      <w:bookmarkStart w:id="18" w:name="_Toc354489473"/>
-      <w:proofErr w:type="spellStart"/>
-      <w:r>
-        <w:rPr>
-          <w:lang w:val="fr-LU"/>
-        </w:rPr>
+      <w:r>
         <w:lastRenderedPageBreak/>
-        <w:t>Context</w:t>
-      </w:r>
-      <w:proofErr w:type="spellEnd"/>
-      <w:r>
-        <w:rPr>
-          <w:lang w:val="fr-LU"/>
-        </w:rPr>
-        <w:t xml:space="preserve"> Establishment</w:t>
+        <w:t>Estabelecimento do Contexto</w:t>
       </w:r>
       <w:bookmarkEnd w:id="16"/>
       <w:bookmarkEnd w:id="17"/>
     </w:p>
     <w:p>
       <w:pPr>
-        <w:pStyle w:val="Heading2"/>
+        <w:pStyle w:val="Ttulo2"/>
         <w:numPr>
           <w:ilvl w:val="1"/>
           <w:numId w:val="1"/>
@@ -3019,26 +2781,15 @@
           <w:lang w:val="fr-LU"/>
         </w:rPr>
       </w:pPr>
-      <w:bookmarkStart w:id="19" w:name="_Toc475524851"/>
-      <w:bookmarkStart w:id="20" w:name="_Toc75419081"/>
-      <w:r>
-        <w:rPr>
-          <w:lang w:val="fr-LU"/>
-        </w:rPr>
-        <w:t xml:space="preserve">Description of the </w:t>
-      </w:r>
-      <w:proofErr w:type="spellStart"/>
-      <w:r>
-        <w:rPr>
-          <w:lang w:val="fr-LU"/>
-        </w:rPr>
-        <w:t>context</w:t>
-      </w:r>
+      <w:bookmarkStart w:id="18" w:name="_Toc475524851"/>
+      <w:bookmarkStart w:id="19" w:name="_Toc75419081"/>
+      <w:r>
+        <w:t>Descrição do contexto</w:t>
+      </w:r>
+      <w:bookmarkEnd w:id="18"/>
       <w:bookmarkEnd w:id="19"/>
-      <w:bookmarkEnd w:id="20"/>
-      <w:proofErr w:type="spellEnd"/>
-    </w:p>
-    <w:bookmarkEnd w:id="18"/>
+    </w:p>
+    <w:bookmarkEnd w:id="15"/>
     <w:p>
       <w:pPr>
         <w:rPr>
@@ -3052,19 +2803,19 @@
     </w:p>
     <w:p>
       <w:pPr>
-        <w:pStyle w:val="Heading2"/>
+        <w:pStyle w:val="Ttulo2"/>
         <w:numPr>
           <w:ilvl w:val="1"/>
           <w:numId w:val="1"/>
         </w:numPr>
         <w:spacing w:before="0"/>
       </w:pPr>
+      <w:bookmarkStart w:id="20" w:name="_Toc354489475"/>
       <w:bookmarkStart w:id="21" w:name="_Toc354489474"/>
       <w:bookmarkStart w:id="22" w:name="_Toc475524852"/>
       <w:bookmarkStart w:id="23" w:name="_Toc75419082"/>
-      <w:bookmarkStart w:id="24" w:name="_Toc354489475"/>
-      <w:r>
-        <w:t>Definition of the risk evaluation criteria</w:t>
+      <w:r>
+        <w:t>Definição dos critérios de avaliação dos riscos</w:t>
       </w:r>
       <w:bookmarkEnd w:id="21"/>
       <w:bookmarkEnd w:id="22"/>
@@ -3072,22 +2823,22 @@
     </w:p>
     <w:p>
       <w:pPr>
-        <w:pStyle w:val="Heading3"/>
+        <w:pStyle w:val="Ttulo3"/>
         <w:numPr>
           <w:ilvl w:val="2"/>
           <w:numId w:val="1"/>
         </w:numPr>
         <w:ind w:left="709"/>
       </w:pPr>
-      <w:bookmarkStart w:id="25" w:name="_Toc75419083"/>
-      <w:r>
-        <w:t>Information risks</w:t>
-      </w:r>
-      <w:bookmarkEnd w:id="25"/>
-    </w:p>
-    <w:p>
-      <w:pPr>
-        <w:pStyle w:val="Heading3"/>
+      <w:bookmarkStart w:id="24" w:name="_Toc75419083"/>
+      <w:r>
+        <w:t>Riscos da informação</w:t>
+      </w:r>
+      <w:bookmarkEnd w:id="24"/>
+    </w:p>
+    <w:p>
+      <w:pPr>
+        <w:pStyle w:val="Ttulo3"/>
         <w:numPr>
           <w:ilvl w:val="3"/>
           <w:numId w:val="1"/>
@@ -3096,21 +2847,21 @@
           <w:lang w:val="fr-LU"/>
         </w:rPr>
       </w:pPr>
-      <w:bookmarkStart w:id="26" w:name="_Toc475524853"/>
-      <w:bookmarkStart w:id="27" w:name="_Toc75419084"/>
-      <w:r>
-        <w:t>Impact scale</w:t>
-      </w:r>
-      <w:bookmarkEnd w:id="24"/>
+      <w:bookmarkStart w:id="25" w:name="_Toc475524853"/>
+      <w:bookmarkStart w:id="26" w:name="_Toc75419084"/>
+      <w:bookmarkEnd w:id="20"/>
+      <w:r>
+        <w:t>Escala de impacto</w:t>
+      </w:r>
+      <w:bookmarkEnd w:id="25"/>
       <w:bookmarkEnd w:id="26"/>
-      <w:bookmarkEnd w:id="27"/>
     </w:p>
     <w:p>
       <w:pPr>
         <w:spacing w:after="0"/>
       </w:pPr>
       <w:r>
-        <w:t>The table below shows the scale of impacts and consequences that may pose a risk for the institution. 0 represents no impact, so there is no risk.</w:t>
+        <w:t>O quadro seguinte mostra a escala dos impactos e consequências que podem constituir um risco para a instituição. 0 não representa impacto, portanto não há risco.</w:t>
       </w:r>
     </w:p>
     <w:p>
@@ -3125,7 +2876,7 @@
     </w:p>
     <w:p>
       <w:pPr>
-        <w:pStyle w:val="Heading3"/>
+        <w:pStyle w:val="Ttulo3"/>
         <w:numPr>
           <w:ilvl w:val="3"/>
           <w:numId w:val="1"/>
@@ -3134,20 +2885,20 @@
           <w:lang w:val="fr-LU"/>
         </w:rPr>
       </w:pPr>
-      <w:bookmarkStart w:id="28" w:name="_Toc475524854"/>
-      <w:bookmarkStart w:id="29" w:name="_Toc75419085"/>
-      <w:r>
-        <w:t>Threat scale</w:t>
-      </w:r>
+      <w:bookmarkStart w:id="27" w:name="_Toc475524854"/>
+      <w:bookmarkStart w:id="28" w:name="_Toc75419085"/>
+      <w:r>
+        <w:t>Escala de ameaças</w:t>
+      </w:r>
+      <w:bookmarkEnd w:id="27"/>
       <w:bookmarkEnd w:id="28"/>
-      <w:bookmarkEnd w:id="29"/>
     </w:p>
     <w:p>
       <w:pPr>
         <w:spacing w:after="0"/>
       </w:pPr>
       <w:r>
-        <w:t>The table below shows the scale of probability that a threat will occur.</w:t>
+        <w:t>A tabela abaixo mostra a escala de probabilidade de ocorrência de uma ameaça.</w:t>
       </w:r>
     </w:p>
     <w:p>
@@ -3174,7 +2925,7 @@
     </w:p>
     <w:p>
       <w:pPr>
-        <w:pStyle w:val="Heading3"/>
+        <w:pStyle w:val="Ttulo3"/>
         <w:numPr>
           <w:ilvl w:val="3"/>
           <w:numId w:val="1"/>
@@ -3183,20 +2934,20 @@
           <w:lang w:val="fr-LU"/>
         </w:rPr>
       </w:pPr>
-      <w:bookmarkStart w:id="30" w:name="_Toc475524855"/>
-      <w:bookmarkStart w:id="31" w:name="_Toc75419086"/>
-      <w:r>
-        <w:t>Vulnerability scale</w:t>
-      </w:r>
+      <w:bookmarkStart w:id="29" w:name="_Toc475524855"/>
+      <w:bookmarkStart w:id="30" w:name="_Toc75419086"/>
+      <w:r>
+        <w:t>Escala de vulnerabilidade</w:t>
+      </w:r>
+      <w:bookmarkEnd w:id="29"/>
       <w:bookmarkEnd w:id="30"/>
-      <w:bookmarkEnd w:id="31"/>
     </w:p>
     <w:p>
       <w:pPr>
         <w:spacing w:after="0"/>
       </w:pPr>
       <w:r>
-        <w:t>The table below shows the scale of vulnerability for the asset in question. The assessment of vulnerability takes into account the security measures in place.</w:t>
+        <w:t>A tabela abaixo mostra a escala de vulnerabilidade para o ativo em questão. A avaliação da vulnerabilidade tem em conta as medidas de segurança em vigor.</w:t>
       </w:r>
     </w:p>
     <w:p>
@@ -3241,23 +2992,20 @@
     </w:p>
     <w:p>
       <w:pPr>
-        <w:pStyle w:val="Heading3"/>
+        <w:pStyle w:val="Ttulo3"/>
         <w:numPr>
           <w:ilvl w:val="3"/>
           <w:numId w:val="1"/>
         </w:numPr>
       </w:pPr>
-      <w:bookmarkStart w:id="32" w:name="_Toc475524856"/>
-      <w:bookmarkStart w:id="33" w:name="_Toc75419087"/>
+      <w:bookmarkStart w:id="31" w:name="_Toc475524856"/>
+      <w:bookmarkStart w:id="32" w:name="_Toc75419087"/>
       <w:r>
         <w:lastRenderedPageBreak/>
-        <w:t>R</w:t>
-      </w:r>
-      <w:r>
-        <w:t>isk acceptance thresholds</w:t>
-      </w:r>
+        <w:t>Limiares de aceitação do risco</w:t>
+      </w:r>
+      <w:bookmarkEnd w:id="31"/>
       <w:bookmarkEnd w:id="32"/>
-      <w:bookmarkEnd w:id="33"/>
     </w:p>
     <w:p>
       <w:pPr>
@@ -3269,35 +3017,24 @@
         <w:rPr>
           <w:color w:val="000000" w:themeColor="text1"/>
         </w:rPr>
-        <w:t xml:space="preserve">The table below shows risk calculations. The </w:t>
-      </w:r>
-      <w:proofErr w:type="spellStart"/>
+        <w:t>A tabela abaixo mostra os cálculos de risco. As cores são para fins informativos e devem ser aceites e/ou modificadas pelo Conselho de Administração/Comissão Executiva.</w:t>
+      </w:r>
       <w:r>
         <w:rPr>
           <w:color w:val="000000" w:themeColor="text1"/>
         </w:rPr>
-        <w:t>colours</w:t>
-      </w:r>
-      <w:proofErr w:type="spellEnd"/>
-      <w:r>
+        <w:t xml:space="preserve"> </w:t>
+      </w:r>
+    </w:p>
+    <w:p>
+      <w:pPr>
+        <w:ind w:firstLine="709"/>
         <w:rPr>
           <w:color w:val="000000" w:themeColor="text1"/>
         </w:rPr>
-        <w:t xml:space="preserve"> are for information purposes and should be accepted and/or modified by the Board of Directors / Executive Committee. </w:t>
-      </w:r>
-    </w:p>
-    <w:p>
-      <w:pPr>
-        <w:ind w:firstLine="709"/>
-        <w:rPr>
-          <w:color w:val="000000" w:themeColor="text1"/>
-        </w:rPr>
-      </w:pPr>
-      <w:r>
-        <w:t>Red</w:t>
-      </w:r>
-      <w:r>
-        <w:tab/>
+      </w:pPr>
+      <w:r>
+        <w:t>Vermelho</w:t>
       </w:r>
       <w:r>
         <w:tab/>
@@ -3307,7 +3044,7 @@
         <w:rPr>
           <w:color w:val="000000" w:themeColor="text1"/>
         </w:rPr>
-        <w:t xml:space="preserve"> An unacceptable risk that requires action</w:t>
+        <w:t xml:space="preserve"> um risco inaceitável que exige ação</w:t>
       </w:r>
     </w:p>
     <w:p>
@@ -3318,7 +3055,7 @@
         </w:rPr>
       </w:pPr>
       <w:r>
-        <w:t>Orange</w:t>
+        <w:t>Laranja</w:t>
       </w:r>
       <w:r>
         <w:tab/>
@@ -3330,7 +3067,7 @@
         <w:rPr>
           <w:color w:val="000000" w:themeColor="text1"/>
         </w:rPr>
-        <w:t xml:space="preserve"> An average risk which may or may not require action, depending on the case</w:t>
+        <w:t xml:space="preserve"> um risco médio que pode ou não exigir ação, dependendo do caso</w:t>
       </w:r>
     </w:p>
     <w:p>
@@ -3341,7 +3078,7 @@
         </w:rPr>
       </w:pPr>
       <w:r>
-        <w:t>Green</w:t>
+        <w:t>Verde</w:t>
       </w:r>
       <w:r>
         <w:tab/>
@@ -3354,7 +3091,7 @@
         <w:rPr>
           <w:color w:val="000000" w:themeColor="text1"/>
         </w:rPr>
-        <w:t xml:space="preserve"> Low risk that requires no action   </w:t>
+        <w:t xml:space="preserve"> Baixo risco que não requer ação   </w:t>
       </w:r>
     </w:p>
     <w:p>
@@ -3375,32 +3112,32 @@
     </w:p>
     <w:p>
       <w:pPr>
-        <w:pStyle w:val="Heading3"/>
+        <w:pStyle w:val="Ttulo3"/>
         <w:numPr>
           <w:ilvl w:val="2"/>
           <w:numId w:val="1"/>
         </w:numPr>
         <w:ind w:left="709"/>
       </w:pPr>
-      <w:bookmarkStart w:id="34" w:name="_Toc75419088"/>
-      <w:r>
-        <w:t>Operational risks</w:t>
-      </w:r>
-      <w:bookmarkEnd w:id="34"/>
-    </w:p>
-    <w:p>
-      <w:pPr>
-        <w:pStyle w:val="Heading3"/>
+      <w:bookmarkStart w:id="33" w:name="_Toc75419088"/>
+      <w:r>
+        <w:t>Riscos operacionais</w:t>
+      </w:r>
+      <w:bookmarkEnd w:id="33"/>
+    </w:p>
+    <w:p>
+      <w:pPr>
+        <w:pStyle w:val="Ttulo3"/>
         <w:numPr>
           <w:ilvl w:val="3"/>
           <w:numId w:val="1"/>
         </w:numPr>
       </w:pPr>
-      <w:bookmarkStart w:id="35" w:name="_Toc75419089"/>
-      <w:r>
-        <w:t>Impact scale</w:t>
-      </w:r>
-      <w:bookmarkEnd w:id="35"/>
+      <w:bookmarkStart w:id="34" w:name="_Toc75419089"/>
+      <w:r>
+        <w:t>Escala de impacto</w:t>
+      </w:r>
+      <w:bookmarkEnd w:id="34"/>
     </w:p>
     <w:p>
       <w:r>
@@ -3409,20 +3146,20 @@
     </w:p>
     <w:p>
       <w:pPr>
-        <w:pStyle w:val="Heading3"/>
+        <w:pStyle w:val="Ttulo3"/>
         <w:numPr>
           <w:ilvl w:val="3"/>
           <w:numId w:val="1"/>
         </w:numPr>
       </w:pPr>
-      <w:bookmarkStart w:id="36" w:name="_Toc75419090"/>
-      <w:r>
-        <w:t>Likelihood</w:t>
-      </w:r>
-      <w:r>
-        <w:t xml:space="preserve"> scale</w:t>
-      </w:r>
-      <w:bookmarkEnd w:id="36"/>
+      <w:bookmarkStart w:id="35" w:name="_Toc75419090"/>
+      <w:r>
+        <w:t xml:space="preserve">Escala de </w:t>
+      </w:r>
+      <w:bookmarkEnd w:id="35"/>
+      <w:r>
+        <w:t>probabilidade</w:t>
+      </w:r>
     </w:p>
     <w:p>
       <w:r>
@@ -3431,20 +3168,17 @@
     </w:p>
     <w:p>
       <w:pPr>
-        <w:pStyle w:val="Heading3"/>
+        <w:pStyle w:val="Ttulo3"/>
         <w:numPr>
           <w:ilvl w:val="3"/>
           <w:numId w:val="1"/>
         </w:numPr>
       </w:pPr>
-      <w:bookmarkStart w:id="37" w:name="_Toc75419091"/>
-      <w:r>
-        <w:t>R</w:t>
-      </w:r>
-      <w:r>
-        <w:t>isk acceptance thresholds</w:t>
-      </w:r>
-      <w:bookmarkEnd w:id="37"/>
+      <w:bookmarkStart w:id="36" w:name="_Toc75419091"/>
+      <w:r>
+        <w:t>Limiares de aceitação do risco</w:t>
+      </w:r>
+      <w:bookmarkEnd w:id="36"/>
     </w:p>
     <w:p>
       <w:pPr>
@@ -3462,22 +3196,19 @@
     </w:p>
     <w:p>
       <w:pPr>
-        <w:pStyle w:val="Heading2"/>
+        <w:pStyle w:val="Ttulo2"/>
         <w:numPr>
           <w:ilvl w:val="1"/>
           <w:numId w:val="1"/>
         </w:numPr>
       </w:pPr>
-      <w:bookmarkStart w:id="38" w:name="_Toc475524857"/>
-      <w:bookmarkStart w:id="39" w:name="_Toc75419092"/>
-      <w:r>
-        <w:t>Evaluation</w:t>
-      </w:r>
-      <w:r>
-        <w:t xml:space="preserve"> of trends and threats</w:t>
-      </w:r>
+      <w:bookmarkStart w:id="37" w:name="_Toc475524857"/>
+      <w:bookmarkStart w:id="38" w:name="_Toc75419092"/>
+      <w:r>
+        <w:t>Avaliação de tendências e ameaças</w:t>
+      </w:r>
+      <w:bookmarkEnd w:id="37"/>
       <w:bookmarkEnd w:id="38"/>
-      <w:bookmarkEnd w:id="39"/>
     </w:p>
     <w:p>
       <w:pPr>
@@ -3500,7 +3231,7 @@
         <w:spacing w:after="0"/>
       </w:pPr>
       <w:r>
-        <w:t>The table below shows threats that have required particular attention.</w:t>
+        <w:t>A tabela abaixo mostra as ameaças que exigiram especial atenção.</w:t>
       </w:r>
     </w:p>
     <w:p>
@@ -3520,71 +3251,71 @@
     </w:p>
     <w:p>
       <w:pPr>
-        <w:pStyle w:val="Heading1"/>
-      </w:pPr>
-      <w:bookmarkStart w:id="40" w:name="_Toc475524862"/>
-      <w:bookmarkStart w:id="41" w:name="_Toc75419093"/>
+        <w:pStyle w:val="Ttulo1"/>
+      </w:pPr>
+      <w:bookmarkStart w:id="39" w:name="_Toc475524862"/>
+      <w:bookmarkStart w:id="40" w:name="_Toc75419093"/>
       <w:r>
         <w:lastRenderedPageBreak/>
-        <w:t>Appendix A: Interview and information collection</w:t>
-      </w:r>
+        <w:t>Apêndice A: Entrevista e recolha de informação</w:t>
+      </w:r>
+      <w:bookmarkEnd w:id="39"/>
       <w:bookmarkEnd w:id="40"/>
+    </w:p>
+    <w:p>
+      <w:pPr>
+        <w:jc w:val="left"/>
+      </w:pPr>
+      <w:r>
+        <w:t>${TABLE_INTERVIEW}</w:t>
+      </w:r>
+    </w:p>
+    <w:p>
+      <w:pPr>
+        <w:jc w:val="left"/>
+      </w:pPr>
+      <w:r>
+        <w:br w:type="page"/>
+      </w:r>
+    </w:p>
+    <w:p>
+      <w:pPr>
+        <w:pStyle w:val="Ttulo1"/>
+      </w:pPr>
+      <w:bookmarkStart w:id="41" w:name="_Toc475524863"/>
+      <w:bookmarkStart w:id="42" w:name="_Toc75419094"/>
+      <w:r>
+        <w:lastRenderedPageBreak/>
+        <w:t>Apêndice B: Avaliação das tendências</w:t>
+      </w:r>
       <w:bookmarkEnd w:id="41"/>
-    </w:p>
-    <w:p>
-      <w:pPr>
-        <w:jc w:val="left"/>
-      </w:pPr>
-      <w:r>
-        <w:t>${TABLE_INTERVIEW}</w:t>
-      </w:r>
-    </w:p>
-    <w:p>
-      <w:pPr>
-        <w:jc w:val="left"/>
-      </w:pPr>
+      <w:bookmarkEnd w:id="42"/>
+      <w:r>
+        <w:t xml:space="preserve"> </w:t>
+      </w:r>
+    </w:p>
+    <w:p>
+      <w:r>
+        <w:t>${TABLE_EVAL_TEND}</w:t>
+      </w:r>
+    </w:p>
+    <w:p>
       <w:r>
         <w:br w:type="page"/>
       </w:r>
     </w:p>
     <w:p>
       <w:pPr>
-        <w:pStyle w:val="Heading1"/>
-      </w:pPr>
-      <w:bookmarkStart w:id="42" w:name="_Toc475524863"/>
-      <w:bookmarkStart w:id="43" w:name="_Toc75419094"/>
+        <w:pStyle w:val="Ttulo1"/>
+      </w:pPr>
+      <w:bookmarkStart w:id="43" w:name="_Toc475524864"/>
+      <w:bookmarkStart w:id="44" w:name="_Toc75419095"/>
       <w:r>
         <w:lastRenderedPageBreak/>
-        <w:t>Appendix B: Evaluation of trends</w:t>
-      </w:r>
-      <w:bookmarkEnd w:id="42"/>
+        <w:t>Apêndice C: Avaliação das ameaças</w:t>
+      </w:r>
       <w:bookmarkEnd w:id="43"/>
-      <w:r>
-        <w:t xml:space="preserve"> </w:t>
-      </w:r>
-    </w:p>
-    <w:p>
-      <w:r>
-        <w:t>${TABLE_EVAL_TEND}</w:t>
-      </w:r>
-    </w:p>
-    <w:p>
-      <w:r>
-        <w:br w:type="page"/>
-      </w:r>
-    </w:p>
-    <w:p>
-      <w:pPr>
-        <w:pStyle w:val="Heading1"/>
-      </w:pPr>
-      <w:bookmarkStart w:id="44" w:name="_Toc475524864"/>
-      <w:bookmarkStart w:id="45" w:name="_Toc75419095"/>
-      <w:r>
-        <w:lastRenderedPageBreak/>
-        <w:t>Appendix C: Evaluation of threats</w:t>
-      </w:r>
       <w:bookmarkEnd w:id="44"/>
-      <w:bookmarkEnd w:id="45"/>
       <w:r>
         <w:t xml:space="preserve"> </w:t>
       </w:r>
@@ -3616,7 +3347,7 @@
 </file>
 
 <file path=word/endnotes.xml><?xml version="1.0" encoding="utf-8"?>
-<w:endnotes xmlns:wpc="http://schemas.microsoft.com/office/word/2010/wordprocessingCanvas" xmlns:cx="http://schemas.microsoft.com/office/drawing/2014/chartex" xmlns:mc="http://schemas.openxmlformats.org/markup-compatibility/2006" xmlns:o="urn:schemas-microsoft-com:office:office" xmlns:r="http://schemas.openxmlformats.org/officeDocument/2006/relationships" xmlns:m="http://schemas.openxmlformats.org/officeDocument/2006/math" xmlns:v="urn:schemas-microsoft-com:vml" xmlns:wp14="http://schemas.microsoft.com/office/word/2010/wordprocessingDrawing" xmlns:wp="http://schemas.openxmlformats.org/drawingml/2006/wordprocessingDrawing" xmlns:w10="urn:schemas-microsoft-com:office:word" xmlns:w="http://schemas.openxmlformats.org/wordprocessingml/2006/main" xmlns:w14="http://schemas.microsoft.com/office/word/2010/wordml" xmlns:w15="http://schemas.microsoft.com/office/word/2012/wordml" xmlns:w16se="http://schemas.microsoft.com/office/word/2015/wordml/symex" xmlns:wpg="http://schemas.microsoft.com/office/word/2010/wordprocessingGroup" xmlns:wpi="http://schemas.microsoft.com/office/word/2010/wordprocessingInk" xmlns:wne="http://schemas.microsoft.com/office/word/2006/wordml" xmlns:wps="http://schemas.microsoft.com/office/word/2010/wordprocessingShape" mc:Ignorable="w14 w15 w16se wp14">
+<w:endnotes xmlns:wpc="http://schemas.microsoft.com/office/word/2010/wordprocessingCanvas" xmlns:cx="http://schemas.microsoft.com/office/drawing/2014/chartex" xmlns:cx1="http://schemas.microsoft.com/office/drawing/2015/9/8/chartex" xmlns:cx2="http://schemas.microsoft.com/office/drawing/2015/10/21/chartex" xmlns:cx3="http://schemas.microsoft.com/office/drawing/2016/5/9/chartex" xmlns:cx4="http://schemas.microsoft.com/office/drawing/2016/5/10/chartex" xmlns:cx5="http://schemas.microsoft.com/office/drawing/2016/5/11/chartex" xmlns:cx6="http://schemas.microsoft.com/office/drawing/2016/5/12/chartex" xmlns:cx7="http://schemas.microsoft.com/office/drawing/2016/5/13/chartex" xmlns:cx8="http://schemas.microsoft.com/office/drawing/2016/5/14/chartex" xmlns:mc="http://schemas.openxmlformats.org/markup-compatibility/2006" xmlns:aink="http://schemas.microsoft.com/office/drawing/2016/ink" xmlns:am3d="http://schemas.microsoft.com/office/drawing/2017/model3d" xmlns:o="urn:schemas-microsoft-com:office:office" xmlns:oel="http://schemas.microsoft.com/office/2019/extlst" xmlns:r="http://schemas.openxmlformats.org/officeDocument/2006/relationships" xmlns:m="http://schemas.openxmlformats.org/officeDocument/2006/math" xmlns:v="urn:schemas-microsoft-com:vml" xmlns:wp14="http://schemas.microsoft.com/office/word/2010/wordprocessingDrawing" xmlns:wp="http://schemas.openxmlformats.org/drawingml/2006/wordprocessingDrawing" xmlns:w10="urn:schemas-microsoft-com:office:word" xmlns:w="http://schemas.openxmlformats.org/wordprocessingml/2006/main" xmlns:w14="http://schemas.microsoft.com/office/word/2010/wordml" xmlns:w15="http://schemas.microsoft.com/office/word/2012/wordml" xmlns:w16cex="http://schemas.microsoft.com/office/word/2018/wordml/cex" xmlns:w16cid="http://schemas.microsoft.com/office/word/2016/wordml/cid" xmlns:w16="http://schemas.microsoft.com/office/word/2018/wordml" xmlns:w16sdtdh="http://schemas.microsoft.com/office/word/2020/wordml/sdtdatahash" xmlns:w16se="http://schemas.microsoft.com/office/word/2015/wordml/symex" xmlns:wpg="http://schemas.microsoft.com/office/word/2010/wordprocessingGroup" xmlns:wpi="http://schemas.microsoft.com/office/word/2010/wordprocessingInk" xmlns:wne="http://schemas.microsoft.com/office/word/2006/wordml" xmlns:wps="http://schemas.microsoft.com/office/word/2010/wordprocessingShape" mc:Ignorable="w14 w15 w16se w16cid w16 w16cex w16sdtdh wp14">
   <w:endnote w:type="separator" w:id="-1">
     <w:p>
       <w:r>
@@ -3635,7 +3366,7 @@
 </file>
 
 <file path=word/footer1.xml><?xml version="1.0" encoding="utf-8"?>
-<w:ftr xmlns:wpc="http://schemas.microsoft.com/office/word/2010/wordprocessingCanvas" xmlns:cx="http://schemas.microsoft.com/office/drawing/2014/chartex" xmlns:mc="http://schemas.openxmlformats.org/markup-compatibility/2006" xmlns:o="urn:schemas-microsoft-com:office:office" xmlns:r="http://schemas.openxmlformats.org/officeDocument/2006/relationships" xmlns:m="http://schemas.openxmlformats.org/officeDocument/2006/math" xmlns:v="urn:schemas-microsoft-com:vml" xmlns:wp14="http://schemas.microsoft.com/office/word/2010/wordprocessingDrawing" xmlns:wp="http://schemas.openxmlformats.org/drawingml/2006/wordprocessingDrawing" xmlns:w10="urn:schemas-microsoft-com:office:word" xmlns:w="http://schemas.openxmlformats.org/wordprocessingml/2006/main" xmlns:w14="http://schemas.microsoft.com/office/word/2010/wordml" xmlns:w15="http://schemas.microsoft.com/office/word/2012/wordml" xmlns:w16se="http://schemas.microsoft.com/office/word/2015/wordml/symex" xmlns:wpg="http://schemas.microsoft.com/office/word/2010/wordprocessingGroup" xmlns:wpi="http://schemas.microsoft.com/office/word/2010/wordprocessingInk" xmlns:wne="http://schemas.microsoft.com/office/word/2006/wordml" xmlns:wps="http://schemas.microsoft.com/office/word/2010/wordprocessingShape" mc:Ignorable="w14 w15 w16se wp14">
+<w:ftr xmlns:wpc="http://schemas.microsoft.com/office/word/2010/wordprocessingCanvas" xmlns:cx="http://schemas.microsoft.com/office/drawing/2014/chartex" xmlns:cx1="http://schemas.microsoft.com/office/drawing/2015/9/8/chartex" xmlns:cx2="http://schemas.microsoft.com/office/drawing/2015/10/21/chartex" xmlns:cx3="http://schemas.microsoft.com/office/drawing/2016/5/9/chartex" xmlns:cx4="http://schemas.microsoft.com/office/drawing/2016/5/10/chartex" xmlns:cx5="http://schemas.microsoft.com/office/drawing/2016/5/11/chartex" xmlns:cx6="http://schemas.microsoft.com/office/drawing/2016/5/12/chartex" xmlns:cx7="http://schemas.microsoft.com/office/drawing/2016/5/13/chartex" xmlns:cx8="http://schemas.microsoft.com/office/drawing/2016/5/14/chartex" xmlns:mc="http://schemas.openxmlformats.org/markup-compatibility/2006" xmlns:aink="http://schemas.microsoft.com/office/drawing/2016/ink" xmlns:am3d="http://schemas.microsoft.com/office/drawing/2017/model3d" xmlns:o="urn:schemas-microsoft-com:office:office" xmlns:oel="http://schemas.microsoft.com/office/2019/extlst" xmlns:r="http://schemas.openxmlformats.org/officeDocument/2006/relationships" xmlns:m="http://schemas.openxmlformats.org/officeDocument/2006/math" xmlns:v="urn:schemas-microsoft-com:vml" xmlns:wp14="http://schemas.microsoft.com/office/word/2010/wordprocessingDrawing" xmlns:wp="http://schemas.openxmlformats.org/drawingml/2006/wordprocessingDrawing" xmlns:w10="urn:schemas-microsoft-com:office:word" xmlns:w="http://schemas.openxmlformats.org/wordprocessingml/2006/main" xmlns:w14="http://schemas.microsoft.com/office/word/2010/wordml" xmlns:w15="http://schemas.microsoft.com/office/word/2012/wordml" xmlns:w16cex="http://schemas.microsoft.com/office/word/2018/wordml/cex" xmlns:w16cid="http://schemas.microsoft.com/office/word/2016/wordml/cid" xmlns:w16="http://schemas.microsoft.com/office/word/2018/wordml" xmlns:w16sdtdh="http://schemas.microsoft.com/office/word/2020/wordml/sdtdatahash" xmlns:w16se="http://schemas.microsoft.com/office/word/2015/wordml/symex" xmlns:wpg="http://schemas.microsoft.com/office/word/2010/wordprocessingGroup" xmlns:wpi="http://schemas.microsoft.com/office/word/2010/wordprocessingInk" xmlns:wne="http://schemas.microsoft.com/office/word/2006/wordml" xmlns:wps="http://schemas.microsoft.com/office/word/2010/wordprocessingShape" mc:Ignorable="w14 w15 w16se w16cid w16 w16cex w16sdtdh wp14">
   <w:p>
     <w:pPr>
       <w:pStyle w:val="smile-footer"/>
@@ -3657,77 +3388,6 @@
         <w:color w:val="auto"/>
       </w:rPr>
     </w:pPr>
-    <w:r>
-      <w:rPr>
-        <w:i w:val="0"/>
-        <w:noProof/>
-        <w:color w:val="auto"/>
-        <w:lang w:val="en-US" w:eastAsia="en-US" w:bidi="ar-SA"/>
-      </w:rPr>
-      <w:drawing>
-        <wp:anchor distT="0" distB="0" distL="0" distR="0" simplePos="0" relativeHeight="251655167" behindDoc="0" locked="0" layoutInCell="1" allowOverlap="1" wp14:anchorId="4EB7C951" wp14:editId="7BB2FB38">
-          <wp:simplePos x="0" y="0"/>
-          <wp:positionH relativeFrom="column">
-            <wp:posOffset>-67310</wp:posOffset>
-          </wp:positionH>
-          <wp:positionV relativeFrom="paragraph">
-            <wp:posOffset>106680</wp:posOffset>
-          </wp:positionV>
-          <wp:extent cx="878400" cy="360000"/>
-          <wp:effectExtent l="0" t="0" r="0" b="2540"/>
-          <wp:wrapNone/>
-          <wp:docPr id="16" name="Picture 16"/>
-          <wp:cNvGraphicFramePr>
-            <a:graphicFrameLocks xmlns:a="http://schemas.openxmlformats.org/drawingml/2006/main" noChangeAspect="1"/>
-          </wp:cNvGraphicFramePr>
-          <a:graphic xmlns:a="http://schemas.openxmlformats.org/drawingml/2006/main">
-            <a:graphicData uri="http://schemas.openxmlformats.org/drawingml/2006/picture">
-              <pic:pic xmlns:pic="http://schemas.openxmlformats.org/drawingml/2006/picture">
-                <pic:nvPicPr>
-                  <pic:cNvPr id="0" name="Picture 19"/>
-                  <pic:cNvPicPr>
-                    <a:picLocks noChangeAspect="1" noChangeArrowheads="1"/>
-                  </pic:cNvPicPr>
-                </pic:nvPicPr>
-                <pic:blipFill>
-                  <a:blip r:embed="rId1" cstate="print">
-                    <a:extLst>
-                      <a:ext uri="{28A0092B-C50C-407E-A947-70E740481C1C}">
-                        <a14:useLocalDpi xmlns:a14="http://schemas.microsoft.com/office/drawing/2010/main" val="0"/>
-                      </a:ext>
-                    </a:extLst>
-                  </a:blip>
-                  <a:stretch>
-                    <a:fillRect/>
-                  </a:stretch>
-                </pic:blipFill>
-                <pic:spPr bwMode="auto">
-                  <a:xfrm>
-                    <a:off x="0" y="0"/>
-                    <a:ext cx="878400" cy="360000"/>
-                  </a:xfrm>
-                  <a:prstGeom prst="rect">
-                    <a:avLst/>
-                  </a:prstGeom>
-                  <a:solidFill>
-                    <a:srgbClr val="FFFFFF"/>
-                  </a:solidFill>
-                  <a:ln>
-                    <a:noFill/>
-                  </a:ln>
-                </pic:spPr>
-              </pic:pic>
-            </a:graphicData>
-          </a:graphic>
-          <wp14:sizeRelH relativeFrom="margin">
-            <wp14:pctWidth>0</wp14:pctWidth>
-          </wp14:sizeRelH>
-          <wp14:sizeRelV relativeFrom="margin">
-            <wp14:pctHeight>0</wp14:pctHeight>
-          </wp14:sizeRelV>
-        </wp:anchor>
-      </w:drawing>
-    </w:r>
     <w:r>
       <w:rPr>
         <w:i w:val="0"/>
@@ -3914,7 +3574,7 @@
 </file>
 
 <file path=word/footnotes.xml><?xml version="1.0" encoding="utf-8"?>
-<w:footnotes xmlns:wpc="http://schemas.microsoft.com/office/word/2010/wordprocessingCanvas" xmlns:cx="http://schemas.microsoft.com/office/drawing/2014/chartex" xmlns:mc="http://schemas.openxmlformats.org/markup-compatibility/2006" xmlns:o="urn:schemas-microsoft-com:office:office" xmlns:r="http://schemas.openxmlformats.org/officeDocument/2006/relationships" xmlns:m="http://schemas.openxmlformats.org/officeDocument/2006/math" xmlns:v="urn:schemas-microsoft-com:vml" xmlns:wp14="http://schemas.microsoft.com/office/word/2010/wordprocessingDrawing" xmlns:wp="http://schemas.openxmlformats.org/drawingml/2006/wordprocessingDrawing" xmlns:w10="urn:schemas-microsoft-com:office:word" xmlns:w="http://schemas.openxmlformats.org/wordprocessingml/2006/main" xmlns:w14="http://schemas.microsoft.com/office/word/2010/wordml" xmlns:w15="http://schemas.microsoft.com/office/word/2012/wordml" xmlns:w16se="http://schemas.microsoft.com/office/word/2015/wordml/symex" xmlns:wpg="http://schemas.microsoft.com/office/word/2010/wordprocessingGroup" xmlns:wpi="http://schemas.microsoft.com/office/word/2010/wordprocessingInk" xmlns:wne="http://schemas.microsoft.com/office/word/2006/wordml" xmlns:wps="http://schemas.microsoft.com/office/word/2010/wordprocessingShape" mc:Ignorable="w14 w15 w16se wp14">
+<w:footnotes xmlns:wpc="http://schemas.microsoft.com/office/word/2010/wordprocessingCanvas" xmlns:cx="http://schemas.microsoft.com/office/drawing/2014/chartex" xmlns:cx1="http://schemas.microsoft.com/office/drawing/2015/9/8/chartex" xmlns:cx2="http://schemas.microsoft.com/office/drawing/2015/10/21/chartex" xmlns:cx3="http://schemas.microsoft.com/office/drawing/2016/5/9/chartex" xmlns:cx4="http://schemas.microsoft.com/office/drawing/2016/5/10/chartex" xmlns:cx5="http://schemas.microsoft.com/office/drawing/2016/5/11/chartex" xmlns:cx6="http://schemas.microsoft.com/office/drawing/2016/5/12/chartex" xmlns:cx7="http://schemas.microsoft.com/office/drawing/2016/5/13/chartex" xmlns:cx8="http://schemas.microsoft.com/office/drawing/2016/5/14/chartex" xmlns:mc="http://schemas.openxmlformats.org/markup-compatibility/2006" xmlns:aink="http://schemas.microsoft.com/office/drawing/2016/ink" xmlns:am3d="http://schemas.microsoft.com/office/drawing/2017/model3d" xmlns:o="urn:schemas-microsoft-com:office:office" xmlns:oel="http://schemas.microsoft.com/office/2019/extlst" xmlns:r="http://schemas.openxmlformats.org/officeDocument/2006/relationships" xmlns:m="http://schemas.openxmlformats.org/officeDocument/2006/math" xmlns:v="urn:schemas-microsoft-com:vml" xmlns:wp14="http://schemas.microsoft.com/office/word/2010/wordprocessingDrawing" xmlns:wp="http://schemas.openxmlformats.org/drawingml/2006/wordprocessingDrawing" xmlns:w10="urn:schemas-microsoft-com:office:word" xmlns:w="http://schemas.openxmlformats.org/wordprocessingml/2006/main" xmlns:w14="http://schemas.microsoft.com/office/word/2010/wordml" xmlns:w15="http://schemas.microsoft.com/office/word/2012/wordml" xmlns:w16cex="http://schemas.microsoft.com/office/word/2018/wordml/cex" xmlns:w16cid="http://schemas.microsoft.com/office/word/2016/wordml/cid" xmlns:w16="http://schemas.microsoft.com/office/word/2018/wordml" xmlns:w16sdtdh="http://schemas.microsoft.com/office/word/2020/wordml/sdtdatahash" xmlns:w16se="http://schemas.microsoft.com/office/word/2015/wordml/symex" xmlns:wpg="http://schemas.microsoft.com/office/word/2010/wordprocessingGroup" xmlns:wpi="http://schemas.microsoft.com/office/word/2010/wordprocessingInk" xmlns:wne="http://schemas.microsoft.com/office/word/2006/wordml" xmlns:wps="http://schemas.microsoft.com/office/word/2010/wordprocessingShape" mc:Ignorable="w14 w15 w16se w16cid w16 w16cex w16sdtdh wp14">
   <w:footnote w:type="separator" w:id="-1">
     <w:p>
       <w:r>
@@ -3933,7 +3593,7 @@
 </file>
 
 <file path=word/header1.xml><?xml version="1.0" encoding="utf-8"?>
-<w:hdr xmlns:wpc="http://schemas.microsoft.com/office/word/2010/wordprocessingCanvas" xmlns:cx="http://schemas.microsoft.com/office/drawing/2014/chartex" xmlns:mc="http://schemas.openxmlformats.org/markup-compatibility/2006" xmlns:o="urn:schemas-microsoft-com:office:office" xmlns:r="http://schemas.openxmlformats.org/officeDocument/2006/relationships" xmlns:m="http://schemas.openxmlformats.org/officeDocument/2006/math" xmlns:v="urn:schemas-microsoft-com:vml" xmlns:wp14="http://schemas.microsoft.com/office/word/2010/wordprocessingDrawing" xmlns:wp="http://schemas.openxmlformats.org/drawingml/2006/wordprocessingDrawing" xmlns:w10="urn:schemas-microsoft-com:office:word" xmlns:w="http://schemas.openxmlformats.org/wordprocessingml/2006/main" xmlns:w14="http://schemas.microsoft.com/office/word/2010/wordml" xmlns:w15="http://schemas.microsoft.com/office/word/2012/wordml" xmlns:w16se="http://schemas.microsoft.com/office/word/2015/wordml/symex" xmlns:wpg="http://schemas.microsoft.com/office/word/2010/wordprocessingGroup" xmlns:wpi="http://schemas.microsoft.com/office/word/2010/wordprocessingInk" xmlns:wne="http://schemas.microsoft.com/office/word/2006/wordml" xmlns:wps="http://schemas.microsoft.com/office/word/2010/wordprocessingShape" mc:Ignorable="w14 w15 w16se wp14">
+<w:hdr xmlns:wpc="http://schemas.microsoft.com/office/word/2010/wordprocessingCanvas" xmlns:cx="http://schemas.microsoft.com/office/drawing/2014/chartex" xmlns:cx1="http://schemas.microsoft.com/office/drawing/2015/9/8/chartex" xmlns:cx2="http://schemas.microsoft.com/office/drawing/2015/10/21/chartex" xmlns:cx3="http://schemas.microsoft.com/office/drawing/2016/5/9/chartex" xmlns:cx4="http://schemas.microsoft.com/office/drawing/2016/5/10/chartex" xmlns:cx5="http://schemas.microsoft.com/office/drawing/2016/5/11/chartex" xmlns:cx6="http://schemas.microsoft.com/office/drawing/2016/5/12/chartex" xmlns:cx7="http://schemas.microsoft.com/office/drawing/2016/5/13/chartex" xmlns:cx8="http://schemas.microsoft.com/office/drawing/2016/5/14/chartex" xmlns:mc="http://schemas.openxmlformats.org/markup-compatibility/2006" xmlns:aink="http://schemas.microsoft.com/office/drawing/2016/ink" xmlns:am3d="http://schemas.microsoft.com/office/drawing/2017/model3d" xmlns:o="urn:schemas-microsoft-com:office:office" xmlns:oel="http://schemas.microsoft.com/office/2019/extlst" xmlns:r="http://schemas.openxmlformats.org/officeDocument/2006/relationships" xmlns:m="http://schemas.openxmlformats.org/officeDocument/2006/math" xmlns:v="urn:schemas-microsoft-com:vml" xmlns:wp14="http://schemas.microsoft.com/office/word/2010/wordprocessingDrawing" xmlns:wp="http://schemas.openxmlformats.org/drawingml/2006/wordprocessingDrawing" xmlns:w10="urn:schemas-microsoft-com:office:word" xmlns:w="http://schemas.openxmlformats.org/wordprocessingml/2006/main" xmlns:w14="http://schemas.microsoft.com/office/word/2010/wordml" xmlns:w15="http://schemas.microsoft.com/office/word/2012/wordml" xmlns:w16cex="http://schemas.microsoft.com/office/word/2018/wordml/cex" xmlns:w16cid="http://schemas.microsoft.com/office/word/2016/wordml/cid" xmlns:w16="http://schemas.microsoft.com/office/word/2018/wordml" xmlns:w16sdtdh="http://schemas.microsoft.com/office/word/2020/wordml/sdtdatahash" xmlns:w16se="http://schemas.microsoft.com/office/word/2015/wordml/symex" xmlns:wpg="http://schemas.microsoft.com/office/word/2010/wordprocessingGroup" xmlns:wpi="http://schemas.microsoft.com/office/word/2010/wordprocessingInk" xmlns:wne="http://schemas.microsoft.com/office/word/2006/wordml" xmlns:wps="http://schemas.microsoft.com/office/word/2010/wordprocessingShape" mc:Ignorable="w14 w15 w16se w16cid w16 w16cex w16sdtdh wp14">
   <w:tbl>
     <w:tblPr>
       <w:tblW w:w="9810" w:type="dxa"/>
@@ -3968,11 +3628,10 @@
           </w:pPr>
           <w:r>
             <w:rPr>
-              <w:noProof/>
               <w:lang w:eastAsia="en-US"/>
             </w:rPr>
             <w:drawing>
-              <wp:anchor distT="0" distB="0" distL="114300" distR="114300" simplePos="0" relativeHeight="251659264" behindDoc="0" locked="0" layoutInCell="1" allowOverlap="1" wp14:anchorId="7FBA26D1" wp14:editId="237011BE">
+              <wp:anchor distT="0" distB="0" distL="114300" distR="114300" simplePos="0" relativeHeight="251659264" behindDoc="0" locked="0" layoutInCell="1" allowOverlap="1" wp14:anchorId="4C5848BC" wp14:editId="71EB2FC8">
                 <wp:simplePos x="0" y="0"/>
                 <wp:positionH relativeFrom="column">
                   <wp:posOffset>14605</wp:posOffset>
@@ -4070,9 +3729,8 @@
             <w:rPr>
               <w:b/>
               <w:sz w:val="16"/>
-              <w:lang w:val="fr-LU"/>
             </w:rPr>
-            <w:t>Version</w:t>
+            <w:t>Versão</w:t>
           </w:r>
         </w:p>
       </w:tc>
@@ -4148,20 +3806,9 @@
             <w:rPr>
               <w:b/>
               <w:sz w:val="16"/>
-              <w:lang w:val="fr-LU"/>
             </w:rPr>
-            <w:t xml:space="preserve">Document </w:t>
+            <w:t>Estado do documento</w:t>
           </w:r>
-          <w:proofErr w:type="spellStart"/>
-          <w:r>
-            <w:rPr>
-              <w:b/>
-              <w:sz w:val="16"/>
-              <w:lang w:val="fr-LU"/>
-            </w:rPr>
-            <w:t>status</w:t>
-          </w:r>
-          <w:proofErr w:type="spellEnd"/>
         </w:p>
       </w:tc>
       <w:tc>
@@ -4236,9 +3883,8 @@
             <w:rPr>
               <w:b/>
               <w:sz w:val="16"/>
-              <w:lang w:val="fr-LU"/>
             </w:rPr>
-            <w:t>Classification</w:t>
+            <w:t>Classificação</w:t>
           </w:r>
         </w:p>
       </w:tc>
@@ -4310,16 +3956,13 @@
               <w:lang w:val="fr-LU"/>
             </w:rPr>
           </w:pPr>
-          <w:proofErr w:type="spellStart"/>
           <w:r>
             <w:rPr>
               <w:b/>
               <w:sz w:val="16"/>
-              <w:lang w:val="fr-LU"/>
             </w:rPr>
-            <w:t>Company</w:t>
+            <w:t>Companhia</w:t>
           </w:r>
-          <w:proofErr w:type="spellEnd"/>
         </w:p>
       </w:tc>
       <w:tc>
@@ -4402,20 +4045,9 @@
             <w:rPr>
               <w:b/>
               <w:sz w:val="16"/>
-              <w:lang w:val="fr-LU"/>
             </w:rPr>
-            <w:t xml:space="preserve">Document </w:t>
+            <w:t>Nome do documento</w:t>
           </w:r>
-          <w:proofErr w:type="spellStart"/>
-          <w:r>
-            <w:rPr>
-              <w:b/>
-              <w:sz w:val="16"/>
-              <w:lang w:val="fr-LU"/>
-            </w:rPr>
-            <w:t>name</w:t>
-          </w:r>
-          <w:proofErr w:type="spellEnd"/>
         </w:p>
       </w:tc>
       <w:tc>
@@ -4452,7 +4084,7 @@
   </w:tbl>
   <w:p>
     <w:pPr>
-      <w:pStyle w:val="Header"/>
+      <w:pStyle w:val="Cabealho"/>
       <w:rPr>
         <w:sz w:val="12"/>
         <w:lang w:val="de-CH"/>
@@ -4463,773 +4095,121 @@
 </file>
 
 <file path=word/numbering.xml><?xml version="1.0" encoding="utf-8"?>
-<w:numbering xmlns:wpc="http://schemas.microsoft.com/office/word/2010/wordprocessingCanvas" xmlns:cx="http://schemas.microsoft.com/office/drawing/2014/chartex" xmlns:mc="http://schemas.openxmlformats.org/markup-compatibility/2006" xmlns:o="urn:schemas-microsoft-com:office:office" xmlns:r="http://schemas.openxmlformats.org/officeDocument/2006/relationships" xmlns:m="http://schemas.openxmlformats.org/officeDocument/2006/math" xmlns:v="urn:schemas-microsoft-com:vml" xmlns:wp14="http://schemas.microsoft.com/office/word/2010/wordprocessingDrawing" xmlns:wp="http://schemas.openxmlformats.org/drawingml/2006/wordprocessingDrawing" xmlns:w10="urn:schemas-microsoft-com:office:word" xmlns:w="http://schemas.openxmlformats.org/wordprocessingml/2006/main" xmlns:w14="http://schemas.microsoft.com/office/word/2010/wordml" xmlns:w15="http://schemas.microsoft.com/office/word/2012/wordml" xmlns:w16se="http://schemas.microsoft.com/office/word/2015/wordml/symex" xmlns:wpg="http://schemas.microsoft.com/office/word/2010/wordprocessingGroup" xmlns:wpi="http://schemas.microsoft.com/office/word/2010/wordprocessingInk" xmlns:wne="http://schemas.microsoft.com/office/word/2006/wordml" xmlns:wps="http://schemas.microsoft.com/office/word/2010/wordprocessingShape" mc:Ignorable="w14 w15 w16se wp14">
+<w:numbering xmlns:wpc="http://schemas.microsoft.com/office/word/2010/wordprocessingCanvas" xmlns:cx="http://schemas.microsoft.com/office/drawing/2014/chartex" xmlns:cx1="http://schemas.microsoft.com/office/drawing/2015/9/8/chartex" xmlns:cx2="http://schemas.microsoft.com/office/drawing/2015/10/21/chartex" xmlns:cx3="http://schemas.microsoft.com/office/drawing/2016/5/9/chartex" xmlns:cx4="http://schemas.microsoft.com/office/drawing/2016/5/10/chartex" xmlns:cx5="http://schemas.microsoft.com/office/drawing/2016/5/11/chartex" xmlns:cx6="http://schemas.microsoft.com/office/drawing/2016/5/12/chartex" xmlns:cx7="http://schemas.microsoft.com/office/drawing/2016/5/13/chartex" xmlns:cx8="http://schemas.microsoft.com/office/drawing/2016/5/14/chartex" xmlns:mc="http://schemas.openxmlformats.org/markup-compatibility/2006" xmlns:aink="http://schemas.microsoft.com/office/drawing/2016/ink" xmlns:am3d="http://schemas.microsoft.com/office/drawing/2017/model3d" xmlns:o="urn:schemas-microsoft-com:office:office" xmlns:oel="http://schemas.microsoft.com/office/2019/extlst" xmlns:r="http://schemas.openxmlformats.org/officeDocument/2006/relationships" xmlns:m="http://schemas.openxmlformats.org/officeDocument/2006/math" xmlns:v="urn:schemas-microsoft-com:vml" xmlns:wp14="http://schemas.microsoft.com/office/word/2010/wordprocessingDrawing" xmlns:wp="http://schemas.openxmlformats.org/drawingml/2006/wordprocessingDrawing" xmlns:w10="urn:schemas-microsoft-com:office:word" xmlns:w="http://schemas.openxmlformats.org/wordprocessingml/2006/main" xmlns:w14="http://schemas.microsoft.com/office/word/2010/wordml" xmlns:w15="http://schemas.microsoft.com/office/word/2012/wordml" xmlns:w16cex="http://schemas.microsoft.com/office/word/2018/wordml/cex" xmlns:w16cid="http://schemas.microsoft.com/office/word/2016/wordml/cid" xmlns:w16="http://schemas.microsoft.com/office/word/2018/wordml" xmlns:w16sdtdh="http://schemas.microsoft.com/office/word/2020/wordml/sdtdatahash" xmlns:w16se="http://schemas.microsoft.com/office/word/2015/wordml/symex" xmlns:wpg="http://schemas.microsoft.com/office/word/2010/wordprocessingGroup" xmlns:wpi="http://schemas.microsoft.com/office/word/2010/wordprocessingInk" xmlns:wne="http://schemas.microsoft.com/office/word/2006/wordml" xmlns:wps="http://schemas.microsoft.com/office/word/2010/wordprocessingShape" mc:Ignorable="w14 w15 w16se w16cid w16 w16cex w16sdtdh wp14">
   <w:abstractNum w:abstractNumId="0" w15:restartNumberingAfterBreak="0">
-    <w:nsid w:val="FFFFFF1D"/>
+    <w:nsid w:val="02F53112"/>
     <w:multiLevelType w:val="multilevel"/>
-    <w:tmpl w:val="B0A4183C"/>
+    <w:tmpl w:val="6E181F08"/>
     <w:lvl w:ilvl="0">
       <w:start w:val="1"/>
-      <w:numFmt w:val="bullet"/>
-      <w:lvlText w:val=""/>
+      <w:numFmt w:val="decimal"/>
+      <w:lvlText w:val="%1."/>
       <w:lvlJc w:val="left"/>
       <w:pPr>
         <w:tabs>
-          <w:tab w:val="num" w:pos="0"/>
+          <w:tab w:val="num" w:pos="720"/>
         </w:tabs>
-        <w:ind w:left="0" w:firstLine="0"/>
-      </w:pPr>
-      <w:rPr>
-        <w:rFonts w:ascii="Symbol" w:hAnsi="Symbol" w:hint="default"/>
-      </w:rPr>
+        <w:ind w:left="720" w:hanging="720"/>
+      </w:pPr>
     </w:lvl>
     <w:lvl w:ilvl="1">
       <w:start w:val="1"/>
-      <w:numFmt w:val="bullet"/>
-      <w:lvlText w:val=""/>
+      <w:numFmt w:val="decimal"/>
+      <w:lvlText w:val="%2."/>
       <w:lvlJc w:val="left"/>
       <w:pPr>
         <w:tabs>
-          <w:tab w:val="num" w:pos="720"/>
+          <w:tab w:val="num" w:pos="1440"/>
         </w:tabs>
-        <w:ind w:left="1080" w:hanging="360"/>
-      </w:pPr>
-      <w:rPr>
-        <w:rFonts w:ascii="Symbol" w:hAnsi="Symbol" w:hint="default"/>
-      </w:rPr>
+        <w:ind w:left="1440" w:hanging="720"/>
+      </w:pPr>
     </w:lvl>
     <w:lvl w:ilvl="2">
       <w:start w:val="1"/>
-      <w:numFmt w:val="bullet"/>
-      <w:lvlText w:val="o"/>
-      <w:lvlJc w:val="left"/>
-      <w:pPr>
-        <w:tabs>
-          <w:tab w:val="num" w:pos="1440"/>
-        </w:tabs>
-        <w:ind w:left="1800" w:hanging="360"/>
-      </w:pPr>
-      <w:rPr>
-        <w:rFonts w:ascii="Courier New" w:hAnsi="Courier New" w:cs="Courier New" w:hint="default"/>
-      </w:rPr>
-    </w:lvl>
-    <w:lvl w:ilvl="3">
-      <w:start w:val="1"/>
-      <w:numFmt w:val="bullet"/>
-      <w:lvlText w:val=""/>
+      <w:numFmt w:val="decimal"/>
+      <w:lvlText w:val="%3."/>
       <w:lvlJc w:val="left"/>
       <w:pPr>
         <w:tabs>
           <w:tab w:val="num" w:pos="2160"/>
         </w:tabs>
-        <w:ind w:left="2520" w:hanging="360"/>
-      </w:pPr>
-      <w:rPr>
-        <w:rFonts w:ascii="Wingdings" w:hAnsi="Wingdings" w:hint="default"/>
-      </w:rPr>
+        <w:ind w:left="2160" w:hanging="720"/>
+      </w:pPr>
     </w:lvl>
-    <w:lvl w:ilvl="4">
-      <w:start w:val="1"/>
-      <w:numFmt w:val="bullet"/>
-      <w:lvlText w:val=""/>
-      <w:lvlJc w:val="left"/>
-      <w:pPr>
-        <w:tabs>
-          <w:tab w:val="num" w:pos="2880"/>
-        </w:tabs>
-        <w:ind w:left="3240" w:hanging="360"/>
-      </w:pPr>
-      <w:rPr>
-        <w:rFonts w:ascii="Wingdings" w:hAnsi="Wingdings" w:hint="default"/>
-      </w:rPr>
-    </w:lvl>
-    <w:lvl w:ilvl="5">
-      <w:start w:val="1"/>
-      <w:numFmt w:val="bullet"/>
-      <w:lvlText w:val=""/>
-      <w:lvlJc w:val="left"/>
-      <w:pPr>
-        <w:tabs>
-          <w:tab w:val="num" w:pos="3600"/>
-        </w:tabs>
-        <w:ind w:left="3960" w:hanging="360"/>
-      </w:pPr>
-      <w:rPr>
-        <w:rFonts w:ascii="Symbol" w:hAnsi="Symbol" w:hint="default"/>
-      </w:rPr>
-    </w:lvl>
-    <w:lvl w:ilvl="6">
-      <w:start w:val="1"/>
-      <w:numFmt w:val="bullet"/>
-      <w:lvlText w:val="o"/>
-      <w:lvlJc w:val="left"/>
-      <w:pPr>
-        <w:tabs>
-          <w:tab w:val="num" w:pos="4320"/>
-        </w:tabs>
-        <w:ind w:left="4680" w:hanging="360"/>
-      </w:pPr>
-      <w:rPr>
-        <w:rFonts w:ascii="Courier New" w:hAnsi="Courier New" w:cs="Courier New" w:hint="default"/>
-      </w:rPr>
-    </w:lvl>
-    <w:lvl w:ilvl="7">
-      <w:start w:val="1"/>
-      <w:numFmt w:val="bullet"/>
-      <w:lvlText w:val=""/>
-      <w:lvlJc w:val="left"/>
-      <w:pPr>
-        <w:tabs>
-          <w:tab w:val="num" w:pos="5040"/>
-        </w:tabs>
-        <w:ind w:left="5400" w:hanging="360"/>
-      </w:pPr>
-      <w:rPr>
-        <w:rFonts w:ascii="Wingdings" w:hAnsi="Wingdings" w:hint="default"/>
-      </w:rPr>
-    </w:lvl>
-    <w:lvl w:ilvl="8">
-      <w:start w:val="1"/>
-      <w:numFmt w:val="bullet"/>
-      <w:lvlText w:val=""/>
-      <w:lvlJc w:val="left"/>
-      <w:pPr>
-        <w:tabs>
-          <w:tab w:val="num" w:pos="5760"/>
-        </w:tabs>
-        <w:ind w:left="6120" w:hanging="360"/>
-      </w:pPr>
-      <w:rPr>
-        <w:rFonts w:ascii="Wingdings" w:hAnsi="Wingdings" w:hint="default"/>
-      </w:rPr>
-    </w:lvl>
-  </w:abstractNum>
-  <w:abstractNum w:abstractNumId="1" w15:restartNumberingAfterBreak="0">
-    <w:nsid w:val="00737402"/>
-    <w:multiLevelType w:val="hybridMultilevel"/>
-    <w:tmpl w:val="9782DCD4"/>
-    <w:lvl w:ilvl="0" w:tplc="63729B86">
-      <w:start w:val="1"/>
-      <w:numFmt w:val="bullet"/>
-      <w:lvlText w:val=""/>
-      <w:lvlJc w:val="left"/>
-      <w:pPr>
-        <w:tabs>
-          <w:tab w:val="num" w:pos="720"/>
-        </w:tabs>
-        <w:ind w:left="720" w:hanging="360"/>
-      </w:pPr>
-      <w:rPr>
-        <w:rFonts w:ascii="Webdings" w:hAnsi="Webdings" w:hint="default"/>
-      </w:rPr>
-    </w:lvl>
-    <w:lvl w:ilvl="1" w:tplc="D30E6DD8">
-      <w:start w:val="1"/>
-      <w:numFmt w:val="bullet"/>
-      <w:lvlText w:val=""/>
-      <w:lvlJc w:val="left"/>
-      <w:pPr>
-        <w:tabs>
-          <w:tab w:val="num" w:pos="1440"/>
-        </w:tabs>
-        <w:ind w:left="1440" w:hanging="360"/>
-      </w:pPr>
-      <w:rPr>
-        <w:rFonts w:ascii="Webdings" w:hAnsi="Webdings" w:hint="default"/>
-      </w:rPr>
-    </w:lvl>
-    <w:lvl w:ilvl="2" w:tplc="68FACF9C" w:tentative="1">
-      <w:start w:val="1"/>
-      <w:numFmt w:val="bullet"/>
-      <w:lvlText w:val=""/>
-      <w:lvlJc w:val="left"/>
-      <w:pPr>
-        <w:tabs>
-          <w:tab w:val="num" w:pos="2160"/>
-        </w:tabs>
-        <w:ind w:left="2160" w:hanging="360"/>
-      </w:pPr>
-      <w:rPr>
-        <w:rFonts w:ascii="Webdings" w:hAnsi="Webdings" w:hint="default"/>
-      </w:rPr>
-    </w:lvl>
-    <w:lvl w:ilvl="3" w:tplc="14E86A08" w:tentative="1">
-      <w:start w:val="1"/>
-      <w:numFmt w:val="bullet"/>
-      <w:lvlText w:val=""/>
-      <w:lvlJc w:val="left"/>
-      <w:pPr>
-        <w:tabs>
-          <w:tab w:val="num" w:pos="2880"/>
-        </w:tabs>
-        <w:ind w:left="2880" w:hanging="360"/>
-      </w:pPr>
-      <w:rPr>
-        <w:rFonts w:ascii="Webdings" w:hAnsi="Webdings" w:hint="default"/>
-      </w:rPr>
-    </w:lvl>
-    <w:lvl w:ilvl="4" w:tplc="534284BA" w:tentative="1">
-      <w:start w:val="1"/>
-      <w:numFmt w:val="bullet"/>
-      <w:lvlText w:val=""/>
-      <w:lvlJc w:val="left"/>
-      <w:pPr>
-        <w:tabs>
-          <w:tab w:val="num" w:pos="3600"/>
-        </w:tabs>
-        <w:ind w:left="3600" w:hanging="360"/>
-      </w:pPr>
-      <w:rPr>
-        <w:rFonts w:ascii="Webdings" w:hAnsi="Webdings" w:hint="default"/>
-      </w:rPr>
-    </w:lvl>
-    <w:lvl w:ilvl="5" w:tplc="45DC5B0E" w:tentative="1">
-      <w:start w:val="1"/>
-      <w:numFmt w:val="bullet"/>
-      <w:lvlText w:val=""/>
-      <w:lvlJc w:val="left"/>
-      <w:pPr>
-        <w:tabs>
-          <w:tab w:val="num" w:pos="4320"/>
-        </w:tabs>
-        <w:ind w:left="4320" w:hanging="360"/>
-      </w:pPr>
-      <w:rPr>
-        <w:rFonts w:ascii="Webdings" w:hAnsi="Webdings" w:hint="default"/>
-      </w:rPr>
-    </w:lvl>
-    <w:lvl w:ilvl="6" w:tplc="ADEA7C06" w:tentative="1">
-      <w:start w:val="1"/>
-      <w:numFmt w:val="bullet"/>
-      <w:lvlText w:val=""/>
-      <w:lvlJc w:val="left"/>
-      <w:pPr>
-        <w:tabs>
-          <w:tab w:val="num" w:pos="5040"/>
-        </w:tabs>
-        <w:ind w:left="5040" w:hanging="360"/>
-      </w:pPr>
-      <w:rPr>
-        <w:rFonts w:ascii="Webdings" w:hAnsi="Webdings" w:hint="default"/>
-      </w:rPr>
-    </w:lvl>
-    <w:lvl w:ilvl="7" w:tplc="593849BE" w:tentative="1">
-      <w:start w:val="1"/>
-      <w:numFmt w:val="bullet"/>
-      <w:lvlText w:val=""/>
-      <w:lvlJc w:val="left"/>
-      <w:pPr>
-        <w:tabs>
-          <w:tab w:val="num" w:pos="5760"/>
-        </w:tabs>
-        <w:ind w:left="5760" w:hanging="360"/>
-      </w:pPr>
-      <w:rPr>
-        <w:rFonts w:ascii="Webdings" w:hAnsi="Webdings" w:hint="default"/>
-      </w:rPr>
-    </w:lvl>
-    <w:lvl w:ilvl="8" w:tplc="5FFE2ECE" w:tentative="1">
-      <w:start w:val="1"/>
-      <w:numFmt w:val="bullet"/>
-      <w:lvlText w:val=""/>
-      <w:lvlJc w:val="left"/>
-      <w:pPr>
-        <w:tabs>
-          <w:tab w:val="num" w:pos="6480"/>
-        </w:tabs>
-        <w:ind w:left="6480" w:hanging="360"/>
-      </w:pPr>
-      <w:rPr>
-        <w:rFonts w:ascii="Webdings" w:hAnsi="Webdings" w:hint="default"/>
-      </w:rPr>
-    </w:lvl>
-  </w:abstractNum>
-  <w:abstractNum w:abstractNumId="2" w15:restartNumberingAfterBreak="0">
-    <w:nsid w:val="09EE3221"/>
-    <w:multiLevelType w:val="hybridMultilevel"/>
-    <w:tmpl w:val="AE1E2E56"/>
-    <w:lvl w:ilvl="0" w:tplc="140C0001">
-      <w:start w:val="1"/>
-      <w:numFmt w:val="bullet"/>
-      <w:lvlText w:val=""/>
-      <w:lvlJc w:val="left"/>
-      <w:pPr>
-        <w:ind w:left="720" w:hanging="360"/>
-      </w:pPr>
-      <w:rPr>
-        <w:rFonts w:ascii="Symbol" w:hAnsi="Symbol" w:hint="default"/>
-      </w:rPr>
-    </w:lvl>
-    <w:lvl w:ilvl="1" w:tplc="140C0003" w:tentative="1">
-      <w:start w:val="1"/>
-      <w:numFmt w:val="bullet"/>
-      <w:lvlText w:val="o"/>
-      <w:lvlJc w:val="left"/>
-      <w:pPr>
-        <w:ind w:left="1440" w:hanging="360"/>
-      </w:pPr>
-      <w:rPr>
-        <w:rFonts w:ascii="Courier New" w:hAnsi="Courier New" w:cs="Courier New" w:hint="default"/>
-      </w:rPr>
-    </w:lvl>
-    <w:lvl w:ilvl="2" w:tplc="140C0005" w:tentative="1">
-      <w:start w:val="1"/>
-      <w:numFmt w:val="bullet"/>
-      <w:lvlText w:val=""/>
-      <w:lvlJc w:val="left"/>
-      <w:pPr>
-        <w:ind w:left="2160" w:hanging="360"/>
-      </w:pPr>
-      <w:rPr>
-        <w:rFonts w:ascii="Wingdings" w:hAnsi="Wingdings" w:hint="default"/>
-      </w:rPr>
-    </w:lvl>
-    <w:lvl w:ilvl="3" w:tplc="140C0001" w:tentative="1">
-      <w:start w:val="1"/>
-      <w:numFmt w:val="bullet"/>
-      <w:lvlText w:val=""/>
-      <w:lvlJc w:val="left"/>
-      <w:pPr>
-        <w:ind w:left="2880" w:hanging="360"/>
-      </w:pPr>
-      <w:rPr>
-        <w:rFonts w:ascii="Symbol" w:hAnsi="Symbol" w:hint="default"/>
-      </w:rPr>
-    </w:lvl>
-    <w:lvl w:ilvl="4" w:tplc="140C0003" w:tentative="1">
-      <w:start w:val="1"/>
-      <w:numFmt w:val="bullet"/>
-      <w:lvlText w:val="o"/>
-      <w:lvlJc w:val="left"/>
-      <w:pPr>
-        <w:ind w:left="3600" w:hanging="360"/>
-      </w:pPr>
-      <w:rPr>
-        <w:rFonts w:ascii="Courier New" w:hAnsi="Courier New" w:cs="Courier New" w:hint="default"/>
-      </w:rPr>
-    </w:lvl>
-    <w:lvl w:ilvl="5" w:tplc="140C0005" w:tentative="1">
-      <w:start w:val="1"/>
-      <w:numFmt w:val="bullet"/>
-      <w:lvlText w:val=""/>
-      <w:lvlJc w:val="left"/>
-      <w:pPr>
-        <w:ind w:left="4320" w:hanging="360"/>
-      </w:pPr>
-      <w:rPr>
-        <w:rFonts w:ascii="Wingdings" w:hAnsi="Wingdings" w:hint="default"/>
-      </w:rPr>
-    </w:lvl>
-    <w:lvl w:ilvl="6" w:tplc="140C0001" w:tentative="1">
-      <w:start w:val="1"/>
-      <w:numFmt w:val="bullet"/>
-      <w:lvlText w:val=""/>
-      <w:lvlJc w:val="left"/>
-      <w:pPr>
-        <w:ind w:left="5040" w:hanging="360"/>
-      </w:pPr>
-      <w:rPr>
-        <w:rFonts w:ascii="Symbol" w:hAnsi="Symbol" w:hint="default"/>
-      </w:rPr>
-    </w:lvl>
-    <w:lvl w:ilvl="7" w:tplc="140C0003" w:tentative="1">
-      <w:start w:val="1"/>
-      <w:numFmt w:val="bullet"/>
-      <w:lvlText w:val="o"/>
-      <w:lvlJc w:val="left"/>
-      <w:pPr>
-        <w:ind w:left="5760" w:hanging="360"/>
-      </w:pPr>
-      <w:rPr>
-        <w:rFonts w:ascii="Courier New" w:hAnsi="Courier New" w:cs="Courier New" w:hint="default"/>
-      </w:rPr>
-    </w:lvl>
-    <w:lvl w:ilvl="8" w:tplc="140C0005" w:tentative="1">
-      <w:start w:val="1"/>
-      <w:numFmt w:val="bullet"/>
-      <w:lvlText w:val=""/>
-      <w:lvlJc w:val="left"/>
-      <w:pPr>
-        <w:ind w:left="6480" w:hanging="360"/>
-      </w:pPr>
-      <w:rPr>
-        <w:rFonts w:ascii="Wingdings" w:hAnsi="Wingdings" w:hint="default"/>
-      </w:rPr>
-    </w:lvl>
-  </w:abstractNum>
-  <w:abstractNum w:abstractNumId="3" w15:restartNumberingAfterBreak="0">
-    <w:nsid w:val="0A575BFE"/>
-    <w:multiLevelType w:val="hybridMultilevel"/>
-    <w:tmpl w:val="DB306D0A"/>
-    <w:lvl w:ilvl="0" w:tplc="9C1A2F26">
-      <w:start w:val="1"/>
-      <w:numFmt w:val="bullet"/>
-      <w:lvlText w:val="•"/>
-      <w:lvlJc w:val="left"/>
-      <w:pPr>
-        <w:tabs>
-          <w:tab w:val="num" w:pos="720"/>
-        </w:tabs>
-        <w:ind w:left="720" w:hanging="360"/>
-      </w:pPr>
-      <w:rPr>
-        <w:rFonts w:ascii="Times New Roman" w:hAnsi="Times New Roman" w:hint="default"/>
-      </w:rPr>
-    </w:lvl>
-    <w:lvl w:ilvl="1" w:tplc="0E22A812" w:tentative="1">
-      <w:start w:val="1"/>
-      <w:numFmt w:val="bullet"/>
-      <w:lvlText w:val="•"/>
-      <w:lvlJc w:val="left"/>
-      <w:pPr>
-        <w:tabs>
-          <w:tab w:val="num" w:pos="1440"/>
-        </w:tabs>
-        <w:ind w:left="1440" w:hanging="360"/>
-      </w:pPr>
-      <w:rPr>
-        <w:rFonts w:ascii="Times New Roman" w:hAnsi="Times New Roman" w:hint="default"/>
-      </w:rPr>
-    </w:lvl>
-    <w:lvl w:ilvl="2" w:tplc="23D4F314" w:tentative="1">
-      <w:start w:val="1"/>
-      <w:numFmt w:val="bullet"/>
-      <w:lvlText w:val="•"/>
-      <w:lvlJc w:val="left"/>
-      <w:pPr>
-        <w:tabs>
-          <w:tab w:val="num" w:pos="2160"/>
-        </w:tabs>
-        <w:ind w:left="2160" w:hanging="360"/>
-      </w:pPr>
-      <w:rPr>
-        <w:rFonts w:ascii="Times New Roman" w:hAnsi="Times New Roman" w:hint="default"/>
-      </w:rPr>
-    </w:lvl>
-    <w:lvl w:ilvl="3" w:tplc="EA148D30" w:tentative="1">
-      <w:start w:val="1"/>
-      <w:numFmt w:val="bullet"/>
-      <w:lvlText w:val="•"/>
-      <w:lvlJc w:val="left"/>
-      <w:pPr>
-        <w:tabs>
-          <w:tab w:val="num" w:pos="2880"/>
-        </w:tabs>
-        <w:ind w:left="2880" w:hanging="360"/>
-      </w:pPr>
-      <w:rPr>
-        <w:rFonts w:ascii="Times New Roman" w:hAnsi="Times New Roman" w:hint="default"/>
-      </w:rPr>
-    </w:lvl>
-    <w:lvl w:ilvl="4" w:tplc="02C2303A" w:tentative="1">
-      <w:start w:val="1"/>
-      <w:numFmt w:val="bullet"/>
-      <w:lvlText w:val="•"/>
-      <w:lvlJc w:val="left"/>
-      <w:pPr>
-        <w:tabs>
-          <w:tab w:val="num" w:pos="3600"/>
-        </w:tabs>
-        <w:ind w:left="3600" w:hanging="360"/>
-      </w:pPr>
-      <w:rPr>
-        <w:rFonts w:ascii="Times New Roman" w:hAnsi="Times New Roman" w:hint="default"/>
-      </w:rPr>
-    </w:lvl>
-    <w:lvl w:ilvl="5" w:tplc="AD4E10BA" w:tentative="1">
-      <w:start w:val="1"/>
-      <w:numFmt w:val="bullet"/>
-      <w:lvlText w:val="•"/>
-      <w:lvlJc w:val="left"/>
-      <w:pPr>
-        <w:tabs>
-          <w:tab w:val="num" w:pos="4320"/>
-        </w:tabs>
-        <w:ind w:left="4320" w:hanging="360"/>
-      </w:pPr>
-      <w:rPr>
-        <w:rFonts w:ascii="Times New Roman" w:hAnsi="Times New Roman" w:hint="default"/>
-      </w:rPr>
-    </w:lvl>
-    <w:lvl w:ilvl="6" w:tplc="F75E876C" w:tentative="1">
-      <w:start w:val="1"/>
-      <w:numFmt w:val="bullet"/>
-      <w:lvlText w:val="•"/>
-      <w:lvlJc w:val="left"/>
-      <w:pPr>
-        <w:tabs>
-          <w:tab w:val="num" w:pos="5040"/>
-        </w:tabs>
-        <w:ind w:left="5040" w:hanging="360"/>
-      </w:pPr>
-      <w:rPr>
-        <w:rFonts w:ascii="Times New Roman" w:hAnsi="Times New Roman" w:hint="default"/>
-      </w:rPr>
-    </w:lvl>
-    <w:lvl w:ilvl="7" w:tplc="CE5294C6" w:tentative="1">
-      <w:start w:val="1"/>
-      <w:numFmt w:val="bullet"/>
-      <w:lvlText w:val="•"/>
-      <w:lvlJc w:val="left"/>
-      <w:pPr>
-        <w:tabs>
-          <w:tab w:val="num" w:pos="5760"/>
-        </w:tabs>
-        <w:ind w:left="5760" w:hanging="360"/>
-      </w:pPr>
-      <w:rPr>
-        <w:rFonts w:ascii="Times New Roman" w:hAnsi="Times New Roman" w:hint="default"/>
-      </w:rPr>
-    </w:lvl>
-    <w:lvl w:ilvl="8" w:tplc="F0CA2014" w:tentative="1">
-      <w:start w:val="1"/>
-      <w:numFmt w:val="bullet"/>
-      <w:lvlText w:val="•"/>
-      <w:lvlJc w:val="left"/>
-      <w:pPr>
-        <w:tabs>
-          <w:tab w:val="num" w:pos="6480"/>
-        </w:tabs>
-        <w:ind w:left="6480" w:hanging="360"/>
-      </w:pPr>
-      <w:rPr>
-        <w:rFonts w:ascii="Times New Roman" w:hAnsi="Times New Roman" w:hint="default"/>
-      </w:rPr>
-    </w:lvl>
-  </w:abstractNum>
-  <w:abstractNum w:abstractNumId="4" w15:restartNumberingAfterBreak="0">
-    <w:nsid w:val="153127BF"/>
-    <w:multiLevelType w:val="hybridMultilevel"/>
-    <w:tmpl w:val="5C98C76C"/>
-    <w:lvl w:ilvl="0" w:tplc="140C0011">
-      <w:start w:val="1"/>
-      <w:numFmt w:val="decimal"/>
-      <w:lvlText w:val="%1)"/>
-      <w:lvlJc w:val="left"/>
-      <w:pPr>
-        <w:ind w:left="720" w:hanging="360"/>
-      </w:pPr>
-      <w:rPr>
-        <w:rFonts w:hint="default"/>
-      </w:rPr>
-    </w:lvl>
-    <w:lvl w:ilvl="1" w:tplc="140C0019">
-      <w:start w:val="1"/>
-      <w:numFmt w:val="lowerLetter"/>
-      <w:lvlText w:val="%2."/>
-      <w:lvlJc w:val="left"/>
-      <w:pPr>
-        <w:ind w:left="1440" w:hanging="360"/>
-      </w:pPr>
-    </w:lvl>
-    <w:lvl w:ilvl="2" w:tplc="140C0001">
-      <w:start w:val="1"/>
-      <w:numFmt w:val="bullet"/>
-      <w:lvlText w:val=""/>
-      <w:lvlJc w:val="left"/>
-      <w:pPr>
-        <w:ind w:left="2340" w:hanging="360"/>
-      </w:pPr>
-      <w:rPr>
-        <w:rFonts w:ascii="Symbol" w:hAnsi="Symbol" w:hint="default"/>
-      </w:rPr>
-    </w:lvl>
-    <w:lvl w:ilvl="3" w:tplc="140C000F" w:tentative="1">
+    <w:lvl w:ilvl="3">
       <w:start w:val="1"/>
       <w:numFmt w:val="decimal"/>
       <w:lvlText w:val="%4."/>
       <w:lvlJc w:val="left"/>
       <w:pPr>
-        <w:ind w:left="2880" w:hanging="360"/>
+        <w:tabs>
+          <w:tab w:val="num" w:pos="2880"/>
+        </w:tabs>
+        <w:ind w:left="2880" w:hanging="720"/>
       </w:pPr>
     </w:lvl>
-    <w:lvl w:ilvl="4" w:tplc="140C0019" w:tentative="1">
+    <w:lvl w:ilvl="4">
       <w:start w:val="1"/>
-      <w:numFmt w:val="lowerLetter"/>
+      <w:numFmt w:val="decimal"/>
       <w:lvlText w:val="%5."/>
       <w:lvlJc w:val="left"/>
       <w:pPr>
-        <w:ind w:left="3600" w:hanging="360"/>
+        <w:tabs>
+          <w:tab w:val="num" w:pos="3600"/>
+        </w:tabs>
+        <w:ind w:left="3600" w:hanging="720"/>
       </w:pPr>
     </w:lvl>
-    <w:lvl w:ilvl="5" w:tplc="140C001B" w:tentative="1">
+    <w:lvl w:ilvl="5">
       <w:start w:val="1"/>
-      <w:numFmt w:val="lowerRoman"/>
+      <w:numFmt w:val="decimal"/>
       <w:lvlText w:val="%6."/>
-      <w:lvlJc w:val="right"/>
-      <w:pPr>
-        <w:ind w:left="4320" w:hanging="180"/>
+      <w:lvlJc w:val="left"/>
+      <w:pPr>
+        <w:tabs>
+          <w:tab w:val="num" w:pos="4320"/>
+        </w:tabs>
+        <w:ind w:left="4320" w:hanging="720"/>
       </w:pPr>
     </w:lvl>
-    <w:lvl w:ilvl="6" w:tplc="140C000F" w:tentative="1">
+    <w:lvl w:ilvl="6">
       <w:start w:val="1"/>
       <w:numFmt w:val="decimal"/>
       <w:lvlText w:val="%7."/>
       <w:lvlJc w:val="left"/>
       <w:pPr>
-        <w:ind w:left="5040" w:hanging="360"/>
-      </w:pPr>
-    </w:lvl>
-    <w:lvl w:ilvl="7" w:tplc="140C0019" w:tentative="1">
-      <w:start w:val="1"/>
-      <w:numFmt w:val="lowerLetter"/>
-      <w:lvlText w:val="%8."/>
-      <w:lvlJc w:val="left"/>
-      <w:pPr>
-        <w:ind w:left="5760" w:hanging="360"/>
-      </w:pPr>
-    </w:lvl>
-    <w:lvl w:ilvl="8" w:tplc="140C001B" w:tentative="1">
-      <w:start w:val="1"/>
-      <w:numFmt w:val="lowerRoman"/>
-      <w:lvlText w:val="%9."/>
-      <w:lvlJc w:val="right"/>
-      <w:pPr>
-        <w:ind w:left="6480" w:hanging="180"/>
-      </w:pPr>
-    </w:lvl>
-  </w:abstractNum>
-  <w:abstractNum w:abstractNumId="5" w15:restartNumberingAfterBreak="0">
-    <w:nsid w:val="15FE643A"/>
-    <w:multiLevelType w:val="hybridMultilevel"/>
-    <w:tmpl w:val="7FCAF9FE"/>
-    <w:lvl w:ilvl="0" w:tplc="461AD8DC">
-      <w:start w:val="1"/>
-      <w:numFmt w:val="bullet"/>
-      <w:lvlText w:val="•"/>
-      <w:lvlJc w:val="left"/>
-      <w:pPr>
-        <w:tabs>
-          <w:tab w:val="num" w:pos="720"/>
-        </w:tabs>
-        <w:ind w:left="720" w:hanging="360"/>
-      </w:pPr>
-      <w:rPr>
-        <w:rFonts w:ascii="Times New Roman" w:hAnsi="Times New Roman" w:hint="default"/>
-      </w:rPr>
-    </w:lvl>
-    <w:lvl w:ilvl="1" w:tplc="1F3EDD0E" w:tentative="1">
-      <w:start w:val="1"/>
-      <w:numFmt w:val="bullet"/>
-      <w:lvlText w:val="•"/>
-      <w:lvlJc w:val="left"/>
-      <w:pPr>
-        <w:tabs>
-          <w:tab w:val="num" w:pos="1440"/>
-        </w:tabs>
-        <w:ind w:left="1440" w:hanging="360"/>
-      </w:pPr>
-      <w:rPr>
-        <w:rFonts w:ascii="Times New Roman" w:hAnsi="Times New Roman" w:hint="default"/>
-      </w:rPr>
-    </w:lvl>
-    <w:lvl w:ilvl="2" w:tplc="DB1C69C6" w:tentative="1">
-      <w:start w:val="1"/>
-      <w:numFmt w:val="bullet"/>
-      <w:lvlText w:val="•"/>
-      <w:lvlJc w:val="left"/>
-      <w:pPr>
-        <w:tabs>
-          <w:tab w:val="num" w:pos="2160"/>
-        </w:tabs>
-        <w:ind w:left="2160" w:hanging="360"/>
-      </w:pPr>
-      <w:rPr>
-        <w:rFonts w:ascii="Times New Roman" w:hAnsi="Times New Roman" w:hint="default"/>
-      </w:rPr>
-    </w:lvl>
-    <w:lvl w:ilvl="3" w:tplc="69BE3094" w:tentative="1">
-      <w:start w:val="1"/>
-      <w:numFmt w:val="bullet"/>
-      <w:lvlText w:val="•"/>
-      <w:lvlJc w:val="left"/>
-      <w:pPr>
-        <w:tabs>
-          <w:tab w:val="num" w:pos="2880"/>
-        </w:tabs>
-        <w:ind w:left="2880" w:hanging="360"/>
-      </w:pPr>
-      <w:rPr>
-        <w:rFonts w:ascii="Times New Roman" w:hAnsi="Times New Roman" w:hint="default"/>
-      </w:rPr>
-    </w:lvl>
-    <w:lvl w:ilvl="4" w:tplc="26E450CE" w:tentative="1">
-      <w:start w:val="1"/>
-      <w:numFmt w:val="bullet"/>
-      <w:lvlText w:val="•"/>
-      <w:lvlJc w:val="left"/>
-      <w:pPr>
-        <w:tabs>
-          <w:tab w:val="num" w:pos="3600"/>
-        </w:tabs>
-        <w:ind w:left="3600" w:hanging="360"/>
-      </w:pPr>
-      <w:rPr>
-        <w:rFonts w:ascii="Times New Roman" w:hAnsi="Times New Roman" w:hint="default"/>
-      </w:rPr>
-    </w:lvl>
-    <w:lvl w:ilvl="5" w:tplc="6DB4103E" w:tentative="1">
-      <w:start w:val="1"/>
-      <w:numFmt w:val="bullet"/>
-      <w:lvlText w:val="•"/>
-      <w:lvlJc w:val="left"/>
-      <w:pPr>
-        <w:tabs>
-          <w:tab w:val="num" w:pos="4320"/>
-        </w:tabs>
-        <w:ind w:left="4320" w:hanging="360"/>
-      </w:pPr>
-      <w:rPr>
-        <w:rFonts w:ascii="Times New Roman" w:hAnsi="Times New Roman" w:hint="default"/>
-      </w:rPr>
-    </w:lvl>
-    <w:lvl w:ilvl="6" w:tplc="56A432C2" w:tentative="1">
-      <w:start w:val="1"/>
-      <w:numFmt w:val="bullet"/>
-      <w:lvlText w:val="•"/>
-      <w:lvlJc w:val="left"/>
-      <w:pPr>
         <w:tabs>
           <w:tab w:val="num" w:pos="5040"/>
         </w:tabs>
-        <w:ind w:left="5040" w:hanging="360"/>
-      </w:pPr>
-      <w:rPr>
-        <w:rFonts w:ascii="Times New Roman" w:hAnsi="Times New Roman" w:hint="default"/>
-      </w:rPr>
+        <w:ind w:left="5040" w:hanging="720"/>
+      </w:pPr>
     </w:lvl>
-    <w:lvl w:ilvl="7" w:tplc="8F8699B8" w:tentative="1">
+    <w:lvl w:ilvl="7">
       <w:start w:val="1"/>
-      <w:numFmt w:val="bullet"/>
-      <w:lvlText w:val="•"/>
+      <w:numFmt w:val="decimal"/>
+      <w:lvlText w:val="%8."/>
       <w:lvlJc w:val="left"/>
       <w:pPr>
         <w:tabs>
           <w:tab w:val="num" w:pos="5760"/>
         </w:tabs>
-        <w:ind w:left="5760" w:hanging="360"/>
-      </w:pPr>
-      <w:rPr>
-        <w:rFonts w:ascii="Times New Roman" w:hAnsi="Times New Roman" w:hint="default"/>
-      </w:rPr>
+        <w:ind w:left="5760" w:hanging="720"/>
+      </w:pPr>
     </w:lvl>
-    <w:lvl w:ilvl="8" w:tplc="BC74388C" w:tentative="1">
+    <w:lvl w:ilvl="8">
       <w:start w:val="1"/>
-      <w:numFmt w:val="bullet"/>
-      <w:lvlText w:val="•"/>
+      <w:numFmt w:val="decimal"/>
+      <w:lvlText w:val="%9."/>
       <w:lvlJc w:val="left"/>
       <w:pPr>
         <w:tabs>
           <w:tab w:val="num" w:pos="6480"/>
         </w:tabs>
-        <w:ind w:left="6480" w:hanging="360"/>
-      </w:pPr>
-      <w:rPr>
-        <w:rFonts w:ascii="Times New Roman" w:hAnsi="Times New Roman" w:hint="default"/>
-      </w:rPr>
+        <w:ind w:left="6480" w:hanging="720"/>
+      </w:pPr>
     </w:lvl>
   </w:abstractNum>
-  <w:abstractNum w:abstractNumId="6" w15:restartNumberingAfterBreak="0">
+  <w:abstractNum w:abstractNumId="1" w15:restartNumberingAfterBreak="0">
     <w:nsid w:val="213D5408"/>
     <w:multiLevelType w:val="hybridMultilevel"/>
     <w:tmpl w:val="96966412"/>
@@ -5366,513 +4346,7 @@
       </w:pPr>
     </w:lvl>
   </w:abstractNum>
-  <w:abstractNum w:abstractNumId="7" w15:restartNumberingAfterBreak="0">
-    <w:nsid w:val="228F7CAA"/>
-    <w:multiLevelType w:val="hybridMultilevel"/>
-    <w:tmpl w:val="9DCE610C"/>
-    <w:lvl w:ilvl="0" w:tplc="6E287850">
-      <w:start w:val="1"/>
-      <w:numFmt w:val="bullet"/>
-      <w:lvlText w:val="•"/>
-      <w:lvlJc w:val="left"/>
-      <w:pPr>
-        <w:tabs>
-          <w:tab w:val="num" w:pos="720"/>
-        </w:tabs>
-        <w:ind w:left="720" w:hanging="360"/>
-      </w:pPr>
-      <w:rPr>
-        <w:rFonts w:ascii="Times New Roman" w:hAnsi="Times New Roman" w:hint="default"/>
-      </w:rPr>
-    </w:lvl>
-    <w:lvl w:ilvl="1" w:tplc="154C7DBC" w:tentative="1">
-      <w:start w:val="1"/>
-      <w:numFmt w:val="bullet"/>
-      <w:lvlText w:val="•"/>
-      <w:lvlJc w:val="left"/>
-      <w:pPr>
-        <w:tabs>
-          <w:tab w:val="num" w:pos="1440"/>
-        </w:tabs>
-        <w:ind w:left="1440" w:hanging="360"/>
-      </w:pPr>
-      <w:rPr>
-        <w:rFonts w:ascii="Times New Roman" w:hAnsi="Times New Roman" w:hint="default"/>
-      </w:rPr>
-    </w:lvl>
-    <w:lvl w:ilvl="2" w:tplc="2C1A3436" w:tentative="1">
-      <w:start w:val="1"/>
-      <w:numFmt w:val="bullet"/>
-      <w:lvlText w:val="•"/>
-      <w:lvlJc w:val="left"/>
-      <w:pPr>
-        <w:tabs>
-          <w:tab w:val="num" w:pos="2160"/>
-        </w:tabs>
-        <w:ind w:left="2160" w:hanging="360"/>
-      </w:pPr>
-      <w:rPr>
-        <w:rFonts w:ascii="Times New Roman" w:hAnsi="Times New Roman" w:hint="default"/>
-      </w:rPr>
-    </w:lvl>
-    <w:lvl w:ilvl="3" w:tplc="5600CA00" w:tentative="1">
-      <w:start w:val="1"/>
-      <w:numFmt w:val="bullet"/>
-      <w:lvlText w:val="•"/>
-      <w:lvlJc w:val="left"/>
-      <w:pPr>
-        <w:tabs>
-          <w:tab w:val="num" w:pos="2880"/>
-        </w:tabs>
-        <w:ind w:left="2880" w:hanging="360"/>
-      </w:pPr>
-      <w:rPr>
-        <w:rFonts w:ascii="Times New Roman" w:hAnsi="Times New Roman" w:hint="default"/>
-      </w:rPr>
-    </w:lvl>
-    <w:lvl w:ilvl="4" w:tplc="20E697D6" w:tentative="1">
-      <w:start w:val="1"/>
-      <w:numFmt w:val="bullet"/>
-      <w:lvlText w:val="•"/>
-      <w:lvlJc w:val="left"/>
-      <w:pPr>
-        <w:tabs>
-          <w:tab w:val="num" w:pos="3600"/>
-        </w:tabs>
-        <w:ind w:left="3600" w:hanging="360"/>
-      </w:pPr>
-      <w:rPr>
-        <w:rFonts w:ascii="Times New Roman" w:hAnsi="Times New Roman" w:hint="default"/>
-      </w:rPr>
-    </w:lvl>
-    <w:lvl w:ilvl="5" w:tplc="7A627676" w:tentative="1">
-      <w:start w:val="1"/>
-      <w:numFmt w:val="bullet"/>
-      <w:lvlText w:val="•"/>
-      <w:lvlJc w:val="left"/>
-      <w:pPr>
-        <w:tabs>
-          <w:tab w:val="num" w:pos="4320"/>
-        </w:tabs>
-        <w:ind w:left="4320" w:hanging="360"/>
-      </w:pPr>
-      <w:rPr>
-        <w:rFonts w:ascii="Times New Roman" w:hAnsi="Times New Roman" w:hint="default"/>
-      </w:rPr>
-    </w:lvl>
-    <w:lvl w:ilvl="6" w:tplc="ED0C67DC" w:tentative="1">
-      <w:start w:val="1"/>
-      <w:numFmt w:val="bullet"/>
-      <w:lvlText w:val="•"/>
-      <w:lvlJc w:val="left"/>
-      <w:pPr>
-        <w:tabs>
-          <w:tab w:val="num" w:pos="5040"/>
-        </w:tabs>
-        <w:ind w:left="5040" w:hanging="360"/>
-      </w:pPr>
-      <w:rPr>
-        <w:rFonts w:ascii="Times New Roman" w:hAnsi="Times New Roman" w:hint="default"/>
-      </w:rPr>
-    </w:lvl>
-    <w:lvl w:ilvl="7" w:tplc="C3DC5C94" w:tentative="1">
-      <w:start w:val="1"/>
-      <w:numFmt w:val="bullet"/>
-      <w:lvlText w:val="•"/>
-      <w:lvlJc w:val="left"/>
-      <w:pPr>
-        <w:tabs>
-          <w:tab w:val="num" w:pos="5760"/>
-        </w:tabs>
-        <w:ind w:left="5760" w:hanging="360"/>
-      </w:pPr>
-      <w:rPr>
-        <w:rFonts w:ascii="Times New Roman" w:hAnsi="Times New Roman" w:hint="default"/>
-      </w:rPr>
-    </w:lvl>
-    <w:lvl w:ilvl="8" w:tplc="F70E86FA" w:tentative="1">
-      <w:start w:val="1"/>
-      <w:numFmt w:val="bullet"/>
-      <w:lvlText w:val="•"/>
-      <w:lvlJc w:val="left"/>
-      <w:pPr>
-        <w:tabs>
-          <w:tab w:val="num" w:pos="6480"/>
-        </w:tabs>
-        <w:ind w:left="6480" w:hanging="360"/>
-      </w:pPr>
-      <w:rPr>
-        <w:rFonts w:ascii="Times New Roman" w:hAnsi="Times New Roman" w:hint="default"/>
-      </w:rPr>
-    </w:lvl>
-  </w:abstractNum>
-  <w:abstractNum w:abstractNumId="8" w15:restartNumberingAfterBreak="0">
-    <w:nsid w:val="22DE4F05"/>
-    <w:multiLevelType w:val="hybridMultilevel"/>
-    <w:tmpl w:val="784688C8"/>
-    <w:lvl w:ilvl="0" w:tplc="E5E05010">
-      <w:start w:val="3"/>
-      <w:numFmt w:val="bullet"/>
-      <w:lvlText w:val="-"/>
-      <w:lvlJc w:val="left"/>
-      <w:pPr>
-        <w:ind w:left="720" w:hanging="360"/>
-      </w:pPr>
-      <w:rPr>
-        <w:rFonts w:ascii="Arial" w:eastAsia="Times New Roman" w:hAnsi="Arial" w:cs="Arial" w:hint="default"/>
-      </w:rPr>
-    </w:lvl>
-    <w:lvl w:ilvl="1" w:tplc="E5E05010">
-      <w:start w:val="3"/>
-      <w:numFmt w:val="bullet"/>
-      <w:lvlText w:val="-"/>
-      <w:lvlJc w:val="left"/>
-      <w:pPr>
-        <w:ind w:left="1440" w:hanging="360"/>
-      </w:pPr>
-      <w:rPr>
-        <w:rFonts w:ascii="Arial" w:eastAsia="Times New Roman" w:hAnsi="Arial" w:cs="Arial" w:hint="default"/>
-      </w:rPr>
-    </w:lvl>
-    <w:lvl w:ilvl="2" w:tplc="140C0005" w:tentative="1">
-      <w:start w:val="1"/>
-      <w:numFmt w:val="bullet"/>
-      <w:lvlText w:val=""/>
-      <w:lvlJc w:val="left"/>
-      <w:pPr>
-        <w:ind w:left="2160" w:hanging="360"/>
-      </w:pPr>
-      <w:rPr>
-        <w:rFonts w:ascii="Wingdings" w:hAnsi="Wingdings" w:hint="default"/>
-      </w:rPr>
-    </w:lvl>
-    <w:lvl w:ilvl="3" w:tplc="140C0001" w:tentative="1">
-      <w:start w:val="1"/>
-      <w:numFmt w:val="bullet"/>
-      <w:lvlText w:val=""/>
-      <w:lvlJc w:val="left"/>
-      <w:pPr>
-        <w:ind w:left="2880" w:hanging="360"/>
-      </w:pPr>
-      <w:rPr>
-        <w:rFonts w:ascii="Symbol" w:hAnsi="Symbol" w:hint="default"/>
-      </w:rPr>
-    </w:lvl>
-    <w:lvl w:ilvl="4" w:tplc="140C0003" w:tentative="1">
-      <w:start w:val="1"/>
-      <w:numFmt w:val="bullet"/>
-      <w:lvlText w:val="o"/>
-      <w:lvlJc w:val="left"/>
-      <w:pPr>
-        <w:ind w:left="3600" w:hanging="360"/>
-      </w:pPr>
-      <w:rPr>
-        <w:rFonts w:ascii="Courier New" w:hAnsi="Courier New" w:cs="Courier New" w:hint="default"/>
-      </w:rPr>
-    </w:lvl>
-    <w:lvl w:ilvl="5" w:tplc="140C0005" w:tentative="1">
-      <w:start w:val="1"/>
-      <w:numFmt w:val="bullet"/>
-      <w:lvlText w:val=""/>
-      <w:lvlJc w:val="left"/>
-      <w:pPr>
-        <w:ind w:left="4320" w:hanging="360"/>
-      </w:pPr>
-      <w:rPr>
-        <w:rFonts w:ascii="Wingdings" w:hAnsi="Wingdings" w:hint="default"/>
-      </w:rPr>
-    </w:lvl>
-    <w:lvl w:ilvl="6" w:tplc="140C0001" w:tentative="1">
-      <w:start w:val="1"/>
-      <w:numFmt w:val="bullet"/>
-      <w:lvlText w:val=""/>
-      <w:lvlJc w:val="left"/>
-      <w:pPr>
-        <w:ind w:left="5040" w:hanging="360"/>
-      </w:pPr>
-      <w:rPr>
-        <w:rFonts w:ascii="Symbol" w:hAnsi="Symbol" w:hint="default"/>
-      </w:rPr>
-    </w:lvl>
-    <w:lvl w:ilvl="7" w:tplc="140C0003" w:tentative="1">
-      <w:start w:val="1"/>
-      <w:numFmt w:val="bullet"/>
-      <w:lvlText w:val="o"/>
-      <w:lvlJc w:val="left"/>
-      <w:pPr>
-        <w:ind w:left="5760" w:hanging="360"/>
-      </w:pPr>
-      <w:rPr>
-        <w:rFonts w:ascii="Courier New" w:hAnsi="Courier New" w:cs="Courier New" w:hint="default"/>
-      </w:rPr>
-    </w:lvl>
-    <w:lvl w:ilvl="8" w:tplc="140C0005" w:tentative="1">
-      <w:start w:val="1"/>
-      <w:numFmt w:val="bullet"/>
-      <w:lvlText w:val=""/>
-      <w:lvlJc w:val="left"/>
-      <w:pPr>
-        <w:ind w:left="6480" w:hanging="360"/>
-      </w:pPr>
-      <w:rPr>
-        <w:rFonts w:ascii="Wingdings" w:hAnsi="Wingdings" w:hint="default"/>
-      </w:rPr>
-    </w:lvl>
-  </w:abstractNum>
-  <w:abstractNum w:abstractNumId="9" w15:restartNumberingAfterBreak="0">
-    <w:nsid w:val="27E409A0"/>
-    <w:multiLevelType w:val="hybridMultilevel"/>
-    <w:tmpl w:val="F10E2E0A"/>
-    <w:lvl w:ilvl="0" w:tplc="8B68B61A">
-      <w:start w:val="1"/>
-      <w:numFmt w:val="bullet"/>
-      <w:lvlText w:val="•"/>
-      <w:lvlJc w:val="left"/>
-      <w:pPr>
-        <w:tabs>
-          <w:tab w:val="num" w:pos="720"/>
-        </w:tabs>
-        <w:ind w:left="720" w:hanging="360"/>
-      </w:pPr>
-      <w:rPr>
-        <w:rFonts w:ascii="Times New Roman" w:hAnsi="Times New Roman" w:hint="default"/>
-      </w:rPr>
-    </w:lvl>
-    <w:lvl w:ilvl="1" w:tplc="9AA88E2C" w:tentative="1">
-      <w:start w:val="1"/>
-      <w:numFmt w:val="bullet"/>
-      <w:lvlText w:val="•"/>
-      <w:lvlJc w:val="left"/>
-      <w:pPr>
-        <w:tabs>
-          <w:tab w:val="num" w:pos="1440"/>
-        </w:tabs>
-        <w:ind w:left="1440" w:hanging="360"/>
-      </w:pPr>
-      <w:rPr>
-        <w:rFonts w:ascii="Times New Roman" w:hAnsi="Times New Roman" w:hint="default"/>
-      </w:rPr>
-    </w:lvl>
-    <w:lvl w:ilvl="2" w:tplc="C0BEEE98" w:tentative="1">
-      <w:start w:val="1"/>
-      <w:numFmt w:val="bullet"/>
-      <w:lvlText w:val="•"/>
-      <w:lvlJc w:val="left"/>
-      <w:pPr>
-        <w:tabs>
-          <w:tab w:val="num" w:pos="2160"/>
-        </w:tabs>
-        <w:ind w:left="2160" w:hanging="360"/>
-      </w:pPr>
-      <w:rPr>
-        <w:rFonts w:ascii="Times New Roman" w:hAnsi="Times New Roman" w:hint="default"/>
-      </w:rPr>
-    </w:lvl>
-    <w:lvl w:ilvl="3" w:tplc="CEAC4CD0" w:tentative="1">
-      <w:start w:val="1"/>
-      <w:numFmt w:val="bullet"/>
-      <w:lvlText w:val="•"/>
-      <w:lvlJc w:val="left"/>
-      <w:pPr>
-        <w:tabs>
-          <w:tab w:val="num" w:pos="2880"/>
-        </w:tabs>
-        <w:ind w:left="2880" w:hanging="360"/>
-      </w:pPr>
-      <w:rPr>
-        <w:rFonts w:ascii="Times New Roman" w:hAnsi="Times New Roman" w:hint="default"/>
-      </w:rPr>
-    </w:lvl>
-    <w:lvl w:ilvl="4" w:tplc="14B4B85E" w:tentative="1">
-      <w:start w:val="1"/>
-      <w:numFmt w:val="bullet"/>
-      <w:lvlText w:val="•"/>
-      <w:lvlJc w:val="left"/>
-      <w:pPr>
-        <w:tabs>
-          <w:tab w:val="num" w:pos="3600"/>
-        </w:tabs>
-        <w:ind w:left="3600" w:hanging="360"/>
-      </w:pPr>
-      <w:rPr>
-        <w:rFonts w:ascii="Times New Roman" w:hAnsi="Times New Roman" w:hint="default"/>
-      </w:rPr>
-    </w:lvl>
-    <w:lvl w:ilvl="5" w:tplc="5C1E591A" w:tentative="1">
-      <w:start w:val="1"/>
-      <w:numFmt w:val="bullet"/>
-      <w:lvlText w:val="•"/>
-      <w:lvlJc w:val="left"/>
-      <w:pPr>
-        <w:tabs>
-          <w:tab w:val="num" w:pos="4320"/>
-        </w:tabs>
-        <w:ind w:left="4320" w:hanging="360"/>
-      </w:pPr>
-      <w:rPr>
-        <w:rFonts w:ascii="Times New Roman" w:hAnsi="Times New Roman" w:hint="default"/>
-      </w:rPr>
-    </w:lvl>
-    <w:lvl w:ilvl="6" w:tplc="C77C525A" w:tentative="1">
-      <w:start w:val="1"/>
-      <w:numFmt w:val="bullet"/>
-      <w:lvlText w:val="•"/>
-      <w:lvlJc w:val="left"/>
-      <w:pPr>
-        <w:tabs>
-          <w:tab w:val="num" w:pos="5040"/>
-        </w:tabs>
-        <w:ind w:left="5040" w:hanging="360"/>
-      </w:pPr>
-      <w:rPr>
-        <w:rFonts w:ascii="Times New Roman" w:hAnsi="Times New Roman" w:hint="default"/>
-      </w:rPr>
-    </w:lvl>
-    <w:lvl w:ilvl="7" w:tplc="A3BC09F0" w:tentative="1">
-      <w:start w:val="1"/>
-      <w:numFmt w:val="bullet"/>
-      <w:lvlText w:val="•"/>
-      <w:lvlJc w:val="left"/>
-      <w:pPr>
-        <w:tabs>
-          <w:tab w:val="num" w:pos="5760"/>
-        </w:tabs>
-        <w:ind w:left="5760" w:hanging="360"/>
-      </w:pPr>
-      <w:rPr>
-        <w:rFonts w:ascii="Times New Roman" w:hAnsi="Times New Roman" w:hint="default"/>
-      </w:rPr>
-    </w:lvl>
-    <w:lvl w:ilvl="8" w:tplc="9FF89FAC" w:tentative="1">
-      <w:start w:val="1"/>
-      <w:numFmt w:val="bullet"/>
-      <w:lvlText w:val="•"/>
-      <w:lvlJc w:val="left"/>
-      <w:pPr>
-        <w:tabs>
-          <w:tab w:val="num" w:pos="6480"/>
-        </w:tabs>
-        <w:ind w:left="6480" w:hanging="360"/>
-      </w:pPr>
-      <w:rPr>
-        <w:rFonts w:ascii="Times New Roman" w:hAnsi="Times New Roman" w:hint="default"/>
-      </w:rPr>
-    </w:lvl>
-  </w:abstractNum>
-  <w:abstractNum w:abstractNumId="10" w15:restartNumberingAfterBreak="0">
-    <w:nsid w:val="28087830"/>
-    <w:multiLevelType w:val="hybridMultilevel"/>
-    <w:tmpl w:val="88BE6286"/>
-    <w:lvl w:ilvl="0" w:tplc="0C80CB3A">
-      <w:start w:val="1"/>
-      <w:numFmt w:val="bullet"/>
-      <w:lvlText w:val=""/>
-      <w:lvlJc w:val="left"/>
-      <w:pPr>
-        <w:ind w:left="360" w:hanging="360"/>
-      </w:pPr>
-      <w:rPr>
-        <w:rFonts w:ascii="Symbol" w:hAnsi="Symbol" w:hint="default"/>
-      </w:rPr>
-    </w:lvl>
-    <w:lvl w:ilvl="1" w:tplc="140C0003" w:tentative="1">
-      <w:start w:val="1"/>
-      <w:numFmt w:val="bullet"/>
-      <w:lvlText w:val="o"/>
-      <w:lvlJc w:val="left"/>
-      <w:pPr>
-        <w:ind w:left="1080" w:hanging="360"/>
-      </w:pPr>
-      <w:rPr>
-        <w:rFonts w:ascii="Courier New" w:hAnsi="Courier New" w:cs="Courier New" w:hint="default"/>
-      </w:rPr>
-    </w:lvl>
-    <w:lvl w:ilvl="2" w:tplc="140C0005" w:tentative="1">
-      <w:start w:val="1"/>
-      <w:numFmt w:val="bullet"/>
-      <w:lvlText w:val=""/>
-      <w:lvlJc w:val="left"/>
-      <w:pPr>
-        <w:ind w:left="1800" w:hanging="360"/>
-      </w:pPr>
-      <w:rPr>
-        <w:rFonts w:ascii="Wingdings" w:hAnsi="Wingdings" w:hint="default"/>
-      </w:rPr>
-    </w:lvl>
-    <w:lvl w:ilvl="3" w:tplc="140C0001" w:tentative="1">
-      <w:start w:val="1"/>
-      <w:numFmt w:val="bullet"/>
-      <w:lvlText w:val=""/>
-      <w:lvlJc w:val="left"/>
-      <w:pPr>
-        <w:ind w:left="2520" w:hanging="360"/>
-      </w:pPr>
-      <w:rPr>
-        <w:rFonts w:ascii="Symbol" w:hAnsi="Symbol" w:hint="default"/>
-      </w:rPr>
-    </w:lvl>
-    <w:lvl w:ilvl="4" w:tplc="140C0003" w:tentative="1">
-      <w:start w:val="1"/>
-      <w:numFmt w:val="bullet"/>
-      <w:lvlText w:val="o"/>
-      <w:lvlJc w:val="left"/>
-      <w:pPr>
-        <w:ind w:left="3240" w:hanging="360"/>
-      </w:pPr>
-      <w:rPr>
-        <w:rFonts w:ascii="Courier New" w:hAnsi="Courier New" w:cs="Courier New" w:hint="default"/>
-      </w:rPr>
-    </w:lvl>
-    <w:lvl w:ilvl="5" w:tplc="140C0005" w:tentative="1">
-      <w:start w:val="1"/>
-      <w:numFmt w:val="bullet"/>
-      <w:lvlText w:val=""/>
-      <w:lvlJc w:val="left"/>
-      <w:pPr>
-        <w:ind w:left="3960" w:hanging="360"/>
-      </w:pPr>
-      <w:rPr>
-        <w:rFonts w:ascii="Wingdings" w:hAnsi="Wingdings" w:hint="default"/>
-      </w:rPr>
-    </w:lvl>
-    <w:lvl w:ilvl="6" w:tplc="140C0001" w:tentative="1">
-      <w:start w:val="1"/>
-      <w:numFmt w:val="bullet"/>
-      <w:lvlText w:val=""/>
-      <w:lvlJc w:val="left"/>
-      <w:pPr>
-        <w:ind w:left="4680" w:hanging="360"/>
-      </w:pPr>
-      <w:rPr>
-        <w:rFonts w:ascii="Symbol" w:hAnsi="Symbol" w:hint="default"/>
-      </w:rPr>
-    </w:lvl>
-    <w:lvl w:ilvl="7" w:tplc="140C0003" w:tentative="1">
-      <w:start w:val="1"/>
-      <w:numFmt w:val="bullet"/>
-      <w:lvlText w:val="o"/>
-      <w:lvlJc w:val="left"/>
-      <w:pPr>
-        <w:ind w:left="5400" w:hanging="360"/>
-      </w:pPr>
-      <w:rPr>
-        <w:rFonts w:ascii="Courier New" w:hAnsi="Courier New" w:cs="Courier New" w:hint="default"/>
-      </w:rPr>
-    </w:lvl>
-    <w:lvl w:ilvl="8" w:tplc="140C0005" w:tentative="1">
-      <w:start w:val="1"/>
-      <w:numFmt w:val="bullet"/>
-      <w:lvlText w:val=""/>
-      <w:lvlJc w:val="left"/>
-      <w:pPr>
-        <w:ind w:left="6120" w:hanging="360"/>
-      </w:pPr>
-      <w:rPr>
-        <w:rFonts w:ascii="Wingdings" w:hAnsi="Wingdings" w:hint="default"/>
-      </w:rPr>
-    </w:lvl>
-  </w:abstractNum>
-  <w:abstractNum w:abstractNumId="11" w15:restartNumberingAfterBreak="0">
+  <w:abstractNum w:abstractNumId="2" w15:restartNumberingAfterBreak="0">
     <w:nsid w:val="299A23CC"/>
     <w:multiLevelType w:val="multilevel"/>
     <w:tmpl w:val="0388D2AC"/>
@@ -6007,1875 +4481,7 @@
       </w:rPr>
     </w:lvl>
   </w:abstractNum>
-  <w:abstractNum w:abstractNumId="12" w15:restartNumberingAfterBreak="0">
-    <w:nsid w:val="2FB15E22"/>
-    <w:multiLevelType w:val="hybridMultilevel"/>
-    <w:tmpl w:val="37DE9268"/>
-    <w:lvl w:ilvl="0" w:tplc="140C0001">
-      <w:start w:val="1"/>
-      <w:numFmt w:val="bullet"/>
-      <w:lvlText w:val=""/>
-      <w:lvlJc w:val="left"/>
-      <w:pPr>
-        <w:ind w:left="360" w:hanging="360"/>
-      </w:pPr>
-      <w:rPr>
-        <w:rFonts w:ascii="Symbol" w:hAnsi="Symbol" w:hint="default"/>
-      </w:rPr>
-    </w:lvl>
-    <w:lvl w:ilvl="1" w:tplc="140C0003" w:tentative="1">
-      <w:start w:val="1"/>
-      <w:numFmt w:val="bullet"/>
-      <w:lvlText w:val="o"/>
-      <w:lvlJc w:val="left"/>
-      <w:pPr>
-        <w:ind w:left="1080" w:hanging="360"/>
-      </w:pPr>
-      <w:rPr>
-        <w:rFonts w:ascii="Courier New" w:hAnsi="Courier New" w:cs="Courier New" w:hint="default"/>
-      </w:rPr>
-    </w:lvl>
-    <w:lvl w:ilvl="2" w:tplc="140C0005" w:tentative="1">
-      <w:start w:val="1"/>
-      <w:numFmt w:val="bullet"/>
-      <w:lvlText w:val=""/>
-      <w:lvlJc w:val="left"/>
-      <w:pPr>
-        <w:ind w:left="1800" w:hanging="360"/>
-      </w:pPr>
-      <w:rPr>
-        <w:rFonts w:ascii="Wingdings" w:hAnsi="Wingdings" w:hint="default"/>
-      </w:rPr>
-    </w:lvl>
-    <w:lvl w:ilvl="3" w:tplc="140C0001" w:tentative="1">
-      <w:start w:val="1"/>
-      <w:numFmt w:val="bullet"/>
-      <w:lvlText w:val=""/>
-      <w:lvlJc w:val="left"/>
-      <w:pPr>
-        <w:ind w:left="2520" w:hanging="360"/>
-      </w:pPr>
-      <w:rPr>
-        <w:rFonts w:ascii="Symbol" w:hAnsi="Symbol" w:hint="default"/>
-      </w:rPr>
-    </w:lvl>
-    <w:lvl w:ilvl="4" w:tplc="140C0003" w:tentative="1">
-      <w:start w:val="1"/>
-      <w:numFmt w:val="bullet"/>
-      <w:lvlText w:val="o"/>
-      <w:lvlJc w:val="left"/>
-      <w:pPr>
-        <w:ind w:left="3240" w:hanging="360"/>
-      </w:pPr>
-      <w:rPr>
-        <w:rFonts w:ascii="Courier New" w:hAnsi="Courier New" w:cs="Courier New" w:hint="default"/>
-      </w:rPr>
-    </w:lvl>
-    <w:lvl w:ilvl="5" w:tplc="140C0005" w:tentative="1">
-      <w:start w:val="1"/>
-      <w:numFmt w:val="bullet"/>
-      <w:lvlText w:val=""/>
-      <w:lvlJc w:val="left"/>
-      <w:pPr>
-        <w:ind w:left="3960" w:hanging="360"/>
-      </w:pPr>
-      <w:rPr>
-        <w:rFonts w:ascii="Wingdings" w:hAnsi="Wingdings" w:hint="default"/>
-      </w:rPr>
-    </w:lvl>
-    <w:lvl w:ilvl="6" w:tplc="140C0001" w:tentative="1">
-      <w:start w:val="1"/>
-      <w:numFmt w:val="bullet"/>
-      <w:lvlText w:val=""/>
-      <w:lvlJc w:val="left"/>
-      <w:pPr>
-        <w:ind w:left="4680" w:hanging="360"/>
-      </w:pPr>
-      <w:rPr>
-        <w:rFonts w:ascii="Symbol" w:hAnsi="Symbol" w:hint="default"/>
-      </w:rPr>
-    </w:lvl>
-    <w:lvl w:ilvl="7" w:tplc="140C0003" w:tentative="1">
-      <w:start w:val="1"/>
-      <w:numFmt w:val="bullet"/>
-      <w:lvlText w:val="o"/>
-      <w:lvlJc w:val="left"/>
-      <w:pPr>
-        <w:ind w:left="5400" w:hanging="360"/>
-      </w:pPr>
-      <w:rPr>
-        <w:rFonts w:ascii="Courier New" w:hAnsi="Courier New" w:cs="Courier New" w:hint="default"/>
-      </w:rPr>
-    </w:lvl>
-    <w:lvl w:ilvl="8" w:tplc="140C0005" w:tentative="1">
-      <w:start w:val="1"/>
-      <w:numFmt w:val="bullet"/>
-      <w:lvlText w:val=""/>
-      <w:lvlJc w:val="left"/>
-      <w:pPr>
-        <w:ind w:left="6120" w:hanging="360"/>
-      </w:pPr>
-      <w:rPr>
-        <w:rFonts w:ascii="Wingdings" w:hAnsi="Wingdings" w:hint="default"/>
-      </w:rPr>
-    </w:lvl>
-  </w:abstractNum>
-  <w:abstractNum w:abstractNumId="13" w15:restartNumberingAfterBreak="0">
-    <w:nsid w:val="2FFA574E"/>
-    <w:multiLevelType w:val="hybridMultilevel"/>
-    <w:tmpl w:val="0BC6109A"/>
-    <w:lvl w:ilvl="0" w:tplc="140C0001">
-      <w:start w:val="1"/>
-      <w:numFmt w:val="bullet"/>
-      <w:lvlText w:val=""/>
-      <w:lvlJc w:val="left"/>
-      <w:pPr>
-        <w:ind w:left="720" w:hanging="360"/>
-      </w:pPr>
-      <w:rPr>
-        <w:rFonts w:ascii="Symbol" w:hAnsi="Symbol" w:hint="default"/>
-      </w:rPr>
-    </w:lvl>
-    <w:lvl w:ilvl="1" w:tplc="140C0003" w:tentative="1">
-      <w:start w:val="1"/>
-      <w:numFmt w:val="bullet"/>
-      <w:lvlText w:val="o"/>
-      <w:lvlJc w:val="left"/>
-      <w:pPr>
-        <w:ind w:left="1440" w:hanging="360"/>
-      </w:pPr>
-      <w:rPr>
-        <w:rFonts w:ascii="Courier New" w:hAnsi="Courier New" w:cs="Courier New" w:hint="default"/>
-      </w:rPr>
-    </w:lvl>
-    <w:lvl w:ilvl="2" w:tplc="140C0005" w:tentative="1">
-      <w:start w:val="1"/>
-      <w:numFmt w:val="bullet"/>
-      <w:lvlText w:val=""/>
-      <w:lvlJc w:val="left"/>
-      <w:pPr>
-        <w:ind w:left="2160" w:hanging="360"/>
-      </w:pPr>
-      <w:rPr>
-        <w:rFonts w:ascii="Wingdings" w:hAnsi="Wingdings" w:hint="default"/>
-      </w:rPr>
-    </w:lvl>
-    <w:lvl w:ilvl="3" w:tplc="140C0001" w:tentative="1">
-      <w:start w:val="1"/>
-      <w:numFmt w:val="bullet"/>
-      <w:lvlText w:val=""/>
-      <w:lvlJc w:val="left"/>
-      <w:pPr>
-        <w:ind w:left="2880" w:hanging="360"/>
-      </w:pPr>
-      <w:rPr>
-        <w:rFonts w:ascii="Symbol" w:hAnsi="Symbol" w:hint="default"/>
-      </w:rPr>
-    </w:lvl>
-    <w:lvl w:ilvl="4" w:tplc="140C0003" w:tentative="1">
-      <w:start w:val="1"/>
-      <w:numFmt w:val="bullet"/>
-      <w:lvlText w:val="o"/>
-      <w:lvlJc w:val="left"/>
-      <w:pPr>
-        <w:ind w:left="3600" w:hanging="360"/>
-      </w:pPr>
-      <w:rPr>
-        <w:rFonts w:ascii="Courier New" w:hAnsi="Courier New" w:cs="Courier New" w:hint="default"/>
-      </w:rPr>
-    </w:lvl>
-    <w:lvl w:ilvl="5" w:tplc="140C0005" w:tentative="1">
-      <w:start w:val="1"/>
-      <w:numFmt w:val="bullet"/>
-      <w:lvlText w:val=""/>
-      <w:lvlJc w:val="left"/>
-      <w:pPr>
-        <w:ind w:left="4320" w:hanging="360"/>
-      </w:pPr>
-      <w:rPr>
-        <w:rFonts w:ascii="Wingdings" w:hAnsi="Wingdings" w:hint="default"/>
-      </w:rPr>
-    </w:lvl>
-    <w:lvl w:ilvl="6" w:tplc="140C0001" w:tentative="1">
-      <w:start w:val="1"/>
-      <w:numFmt w:val="bullet"/>
-      <w:lvlText w:val=""/>
-      <w:lvlJc w:val="left"/>
-      <w:pPr>
-        <w:ind w:left="5040" w:hanging="360"/>
-      </w:pPr>
-      <w:rPr>
-        <w:rFonts w:ascii="Symbol" w:hAnsi="Symbol" w:hint="default"/>
-      </w:rPr>
-    </w:lvl>
-    <w:lvl w:ilvl="7" w:tplc="140C0003" w:tentative="1">
-      <w:start w:val="1"/>
-      <w:numFmt w:val="bullet"/>
-      <w:lvlText w:val="o"/>
-      <w:lvlJc w:val="left"/>
-      <w:pPr>
-        <w:ind w:left="5760" w:hanging="360"/>
-      </w:pPr>
-      <w:rPr>
-        <w:rFonts w:ascii="Courier New" w:hAnsi="Courier New" w:cs="Courier New" w:hint="default"/>
-      </w:rPr>
-    </w:lvl>
-    <w:lvl w:ilvl="8" w:tplc="140C0005" w:tentative="1">
-      <w:start w:val="1"/>
-      <w:numFmt w:val="bullet"/>
-      <w:lvlText w:val=""/>
-      <w:lvlJc w:val="left"/>
-      <w:pPr>
-        <w:ind w:left="6480" w:hanging="360"/>
-      </w:pPr>
-      <w:rPr>
-        <w:rFonts w:ascii="Wingdings" w:hAnsi="Wingdings" w:hint="default"/>
-      </w:rPr>
-    </w:lvl>
-  </w:abstractNum>
-  <w:abstractNum w:abstractNumId="14" w15:restartNumberingAfterBreak="0">
-    <w:nsid w:val="370D2D88"/>
-    <w:multiLevelType w:val="hybridMultilevel"/>
-    <w:tmpl w:val="C8A02AF6"/>
-    <w:lvl w:ilvl="0" w:tplc="AEF43AD6">
-      <w:start w:val="1"/>
-      <w:numFmt w:val="bullet"/>
-      <w:lvlText w:val="•"/>
-      <w:lvlJc w:val="left"/>
-      <w:pPr>
-        <w:tabs>
-          <w:tab w:val="num" w:pos="720"/>
-        </w:tabs>
-        <w:ind w:left="720" w:hanging="360"/>
-      </w:pPr>
-      <w:rPr>
-        <w:rFonts w:ascii="Times New Roman" w:hAnsi="Times New Roman" w:hint="default"/>
-      </w:rPr>
-    </w:lvl>
-    <w:lvl w:ilvl="1" w:tplc="967EF8A8" w:tentative="1">
-      <w:start w:val="1"/>
-      <w:numFmt w:val="bullet"/>
-      <w:lvlText w:val="•"/>
-      <w:lvlJc w:val="left"/>
-      <w:pPr>
-        <w:tabs>
-          <w:tab w:val="num" w:pos="1440"/>
-        </w:tabs>
-        <w:ind w:left="1440" w:hanging="360"/>
-      </w:pPr>
-      <w:rPr>
-        <w:rFonts w:ascii="Times New Roman" w:hAnsi="Times New Roman" w:hint="default"/>
-      </w:rPr>
-    </w:lvl>
-    <w:lvl w:ilvl="2" w:tplc="E3C4946A" w:tentative="1">
-      <w:start w:val="1"/>
-      <w:numFmt w:val="bullet"/>
-      <w:lvlText w:val="•"/>
-      <w:lvlJc w:val="left"/>
-      <w:pPr>
-        <w:tabs>
-          <w:tab w:val="num" w:pos="2160"/>
-        </w:tabs>
-        <w:ind w:left="2160" w:hanging="360"/>
-      </w:pPr>
-      <w:rPr>
-        <w:rFonts w:ascii="Times New Roman" w:hAnsi="Times New Roman" w:hint="default"/>
-      </w:rPr>
-    </w:lvl>
-    <w:lvl w:ilvl="3" w:tplc="234A15D8" w:tentative="1">
-      <w:start w:val="1"/>
-      <w:numFmt w:val="bullet"/>
-      <w:lvlText w:val="•"/>
-      <w:lvlJc w:val="left"/>
-      <w:pPr>
-        <w:tabs>
-          <w:tab w:val="num" w:pos="2880"/>
-        </w:tabs>
-        <w:ind w:left="2880" w:hanging="360"/>
-      </w:pPr>
-      <w:rPr>
-        <w:rFonts w:ascii="Times New Roman" w:hAnsi="Times New Roman" w:hint="default"/>
-      </w:rPr>
-    </w:lvl>
-    <w:lvl w:ilvl="4" w:tplc="3FA863B8" w:tentative="1">
-      <w:start w:val="1"/>
-      <w:numFmt w:val="bullet"/>
-      <w:lvlText w:val="•"/>
-      <w:lvlJc w:val="left"/>
-      <w:pPr>
-        <w:tabs>
-          <w:tab w:val="num" w:pos="3600"/>
-        </w:tabs>
-        <w:ind w:left="3600" w:hanging="360"/>
-      </w:pPr>
-      <w:rPr>
-        <w:rFonts w:ascii="Times New Roman" w:hAnsi="Times New Roman" w:hint="default"/>
-      </w:rPr>
-    </w:lvl>
-    <w:lvl w:ilvl="5" w:tplc="E17E1912" w:tentative="1">
-      <w:start w:val="1"/>
-      <w:numFmt w:val="bullet"/>
-      <w:lvlText w:val="•"/>
-      <w:lvlJc w:val="left"/>
-      <w:pPr>
-        <w:tabs>
-          <w:tab w:val="num" w:pos="4320"/>
-        </w:tabs>
-        <w:ind w:left="4320" w:hanging="360"/>
-      </w:pPr>
-      <w:rPr>
-        <w:rFonts w:ascii="Times New Roman" w:hAnsi="Times New Roman" w:hint="default"/>
-      </w:rPr>
-    </w:lvl>
-    <w:lvl w:ilvl="6" w:tplc="0986A392" w:tentative="1">
-      <w:start w:val="1"/>
-      <w:numFmt w:val="bullet"/>
-      <w:lvlText w:val="•"/>
-      <w:lvlJc w:val="left"/>
-      <w:pPr>
-        <w:tabs>
-          <w:tab w:val="num" w:pos="5040"/>
-        </w:tabs>
-        <w:ind w:left="5040" w:hanging="360"/>
-      </w:pPr>
-      <w:rPr>
-        <w:rFonts w:ascii="Times New Roman" w:hAnsi="Times New Roman" w:hint="default"/>
-      </w:rPr>
-    </w:lvl>
-    <w:lvl w:ilvl="7" w:tplc="95648846" w:tentative="1">
-      <w:start w:val="1"/>
-      <w:numFmt w:val="bullet"/>
-      <w:lvlText w:val="•"/>
-      <w:lvlJc w:val="left"/>
-      <w:pPr>
-        <w:tabs>
-          <w:tab w:val="num" w:pos="5760"/>
-        </w:tabs>
-        <w:ind w:left="5760" w:hanging="360"/>
-      </w:pPr>
-      <w:rPr>
-        <w:rFonts w:ascii="Times New Roman" w:hAnsi="Times New Roman" w:hint="default"/>
-      </w:rPr>
-    </w:lvl>
-    <w:lvl w:ilvl="8" w:tplc="6FAC7314" w:tentative="1">
-      <w:start w:val="1"/>
-      <w:numFmt w:val="bullet"/>
-      <w:lvlText w:val="•"/>
-      <w:lvlJc w:val="left"/>
-      <w:pPr>
-        <w:tabs>
-          <w:tab w:val="num" w:pos="6480"/>
-        </w:tabs>
-        <w:ind w:left="6480" w:hanging="360"/>
-      </w:pPr>
-      <w:rPr>
-        <w:rFonts w:ascii="Times New Roman" w:hAnsi="Times New Roman" w:hint="default"/>
-      </w:rPr>
-    </w:lvl>
-  </w:abstractNum>
-  <w:abstractNum w:abstractNumId="15" w15:restartNumberingAfterBreak="0">
-    <w:nsid w:val="3FEC70AF"/>
-    <w:multiLevelType w:val="hybridMultilevel"/>
-    <w:tmpl w:val="5D2A690E"/>
-    <w:lvl w:ilvl="0" w:tplc="140C0001">
-      <w:start w:val="1"/>
-      <w:numFmt w:val="bullet"/>
-      <w:lvlText w:val=""/>
-      <w:lvlJc w:val="left"/>
-      <w:pPr>
-        <w:ind w:left="720" w:hanging="360"/>
-      </w:pPr>
-      <w:rPr>
-        <w:rFonts w:ascii="Symbol" w:hAnsi="Symbol" w:hint="default"/>
-      </w:rPr>
-    </w:lvl>
-    <w:lvl w:ilvl="1" w:tplc="140C0003" w:tentative="1">
-      <w:start w:val="1"/>
-      <w:numFmt w:val="bullet"/>
-      <w:lvlText w:val="o"/>
-      <w:lvlJc w:val="left"/>
-      <w:pPr>
-        <w:ind w:left="1440" w:hanging="360"/>
-      </w:pPr>
-      <w:rPr>
-        <w:rFonts w:ascii="Courier New" w:hAnsi="Courier New" w:cs="Courier New" w:hint="default"/>
-      </w:rPr>
-    </w:lvl>
-    <w:lvl w:ilvl="2" w:tplc="140C0005" w:tentative="1">
-      <w:start w:val="1"/>
-      <w:numFmt w:val="bullet"/>
-      <w:lvlText w:val=""/>
-      <w:lvlJc w:val="left"/>
-      <w:pPr>
-        <w:ind w:left="2160" w:hanging="360"/>
-      </w:pPr>
-      <w:rPr>
-        <w:rFonts w:ascii="Wingdings" w:hAnsi="Wingdings" w:hint="default"/>
-      </w:rPr>
-    </w:lvl>
-    <w:lvl w:ilvl="3" w:tplc="140C0001" w:tentative="1">
-      <w:start w:val="1"/>
-      <w:numFmt w:val="bullet"/>
-      <w:lvlText w:val=""/>
-      <w:lvlJc w:val="left"/>
-      <w:pPr>
-        <w:ind w:left="2880" w:hanging="360"/>
-      </w:pPr>
-      <w:rPr>
-        <w:rFonts w:ascii="Symbol" w:hAnsi="Symbol" w:hint="default"/>
-      </w:rPr>
-    </w:lvl>
-    <w:lvl w:ilvl="4" w:tplc="140C0003" w:tentative="1">
-      <w:start w:val="1"/>
-      <w:numFmt w:val="bullet"/>
-      <w:lvlText w:val="o"/>
-      <w:lvlJc w:val="left"/>
-      <w:pPr>
-        <w:ind w:left="3600" w:hanging="360"/>
-      </w:pPr>
-      <w:rPr>
-        <w:rFonts w:ascii="Courier New" w:hAnsi="Courier New" w:cs="Courier New" w:hint="default"/>
-      </w:rPr>
-    </w:lvl>
-    <w:lvl w:ilvl="5" w:tplc="140C0005" w:tentative="1">
-      <w:start w:val="1"/>
-      <w:numFmt w:val="bullet"/>
-      <w:lvlText w:val=""/>
-      <w:lvlJc w:val="left"/>
-      <w:pPr>
-        <w:ind w:left="4320" w:hanging="360"/>
-      </w:pPr>
-      <w:rPr>
-        <w:rFonts w:ascii="Wingdings" w:hAnsi="Wingdings" w:hint="default"/>
-      </w:rPr>
-    </w:lvl>
-    <w:lvl w:ilvl="6" w:tplc="140C0001" w:tentative="1">
-      <w:start w:val="1"/>
-      <w:numFmt w:val="bullet"/>
-      <w:lvlText w:val=""/>
-      <w:lvlJc w:val="left"/>
-      <w:pPr>
-        <w:ind w:left="5040" w:hanging="360"/>
-      </w:pPr>
-      <w:rPr>
-        <w:rFonts w:ascii="Symbol" w:hAnsi="Symbol" w:hint="default"/>
-      </w:rPr>
-    </w:lvl>
-    <w:lvl w:ilvl="7" w:tplc="140C0003" w:tentative="1">
-      <w:start w:val="1"/>
-      <w:numFmt w:val="bullet"/>
-      <w:lvlText w:val="o"/>
-      <w:lvlJc w:val="left"/>
-      <w:pPr>
-        <w:ind w:left="5760" w:hanging="360"/>
-      </w:pPr>
-      <w:rPr>
-        <w:rFonts w:ascii="Courier New" w:hAnsi="Courier New" w:cs="Courier New" w:hint="default"/>
-      </w:rPr>
-    </w:lvl>
-    <w:lvl w:ilvl="8" w:tplc="140C0005" w:tentative="1">
-      <w:start w:val="1"/>
-      <w:numFmt w:val="bullet"/>
-      <w:lvlText w:val=""/>
-      <w:lvlJc w:val="left"/>
-      <w:pPr>
-        <w:ind w:left="6480" w:hanging="360"/>
-      </w:pPr>
-      <w:rPr>
-        <w:rFonts w:ascii="Wingdings" w:hAnsi="Wingdings" w:hint="default"/>
-      </w:rPr>
-    </w:lvl>
-  </w:abstractNum>
-  <w:abstractNum w:abstractNumId="16" w15:restartNumberingAfterBreak="0">
-    <w:nsid w:val="48400CA8"/>
-    <w:multiLevelType w:val="hybridMultilevel"/>
-    <w:tmpl w:val="74184E6A"/>
-    <w:lvl w:ilvl="0" w:tplc="AA80659E">
-      <w:start w:val="1"/>
-      <w:numFmt w:val="bullet"/>
-      <w:lvlText w:val="•"/>
-      <w:lvlJc w:val="left"/>
-      <w:pPr>
-        <w:tabs>
-          <w:tab w:val="num" w:pos="720"/>
-        </w:tabs>
-        <w:ind w:left="720" w:hanging="360"/>
-      </w:pPr>
-      <w:rPr>
-        <w:rFonts w:ascii="Times New Roman" w:hAnsi="Times New Roman" w:hint="default"/>
-      </w:rPr>
-    </w:lvl>
-    <w:lvl w:ilvl="1" w:tplc="DE8AD2A6" w:tentative="1">
-      <w:start w:val="1"/>
-      <w:numFmt w:val="bullet"/>
-      <w:lvlText w:val="•"/>
-      <w:lvlJc w:val="left"/>
-      <w:pPr>
-        <w:tabs>
-          <w:tab w:val="num" w:pos="1440"/>
-        </w:tabs>
-        <w:ind w:left="1440" w:hanging="360"/>
-      </w:pPr>
-      <w:rPr>
-        <w:rFonts w:ascii="Times New Roman" w:hAnsi="Times New Roman" w:hint="default"/>
-      </w:rPr>
-    </w:lvl>
-    <w:lvl w:ilvl="2" w:tplc="E4D41C84" w:tentative="1">
-      <w:start w:val="1"/>
-      <w:numFmt w:val="bullet"/>
-      <w:lvlText w:val="•"/>
-      <w:lvlJc w:val="left"/>
-      <w:pPr>
-        <w:tabs>
-          <w:tab w:val="num" w:pos="2160"/>
-        </w:tabs>
-        <w:ind w:left="2160" w:hanging="360"/>
-      </w:pPr>
-      <w:rPr>
-        <w:rFonts w:ascii="Times New Roman" w:hAnsi="Times New Roman" w:hint="default"/>
-      </w:rPr>
-    </w:lvl>
-    <w:lvl w:ilvl="3" w:tplc="63AC40D0" w:tentative="1">
-      <w:start w:val="1"/>
-      <w:numFmt w:val="bullet"/>
-      <w:lvlText w:val="•"/>
-      <w:lvlJc w:val="left"/>
-      <w:pPr>
-        <w:tabs>
-          <w:tab w:val="num" w:pos="2880"/>
-        </w:tabs>
-        <w:ind w:left="2880" w:hanging="360"/>
-      </w:pPr>
-      <w:rPr>
-        <w:rFonts w:ascii="Times New Roman" w:hAnsi="Times New Roman" w:hint="default"/>
-      </w:rPr>
-    </w:lvl>
-    <w:lvl w:ilvl="4" w:tplc="D44C1B26" w:tentative="1">
-      <w:start w:val="1"/>
-      <w:numFmt w:val="bullet"/>
-      <w:lvlText w:val="•"/>
-      <w:lvlJc w:val="left"/>
-      <w:pPr>
-        <w:tabs>
-          <w:tab w:val="num" w:pos="3600"/>
-        </w:tabs>
-        <w:ind w:left="3600" w:hanging="360"/>
-      </w:pPr>
-      <w:rPr>
-        <w:rFonts w:ascii="Times New Roman" w:hAnsi="Times New Roman" w:hint="default"/>
-      </w:rPr>
-    </w:lvl>
-    <w:lvl w:ilvl="5" w:tplc="D2EEB2DA" w:tentative="1">
-      <w:start w:val="1"/>
-      <w:numFmt w:val="bullet"/>
-      <w:lvlText w:val="•"/>
-      <w:lvlJc w:val="left"/>
-      <w:pPr>
-        <w:tabs>
-          <w:tab w:val="num" w:pos="4320"/>
-        </w:tabs>
-        <w:ind w:left="4320" w:hanging="360"/>
-      </w:pPr>
-      <w:rPr>
-        <w:rFonts w:ascii="Times New Roman" w:hAnsi="Times New Roman" w:hint="default"/>
-      </w:rPr>
-    </w:lvl>
-    <w:lvl w:ilvl="6" w:tplc="D0781D40" w:tentative="1">
-      <w:start w:val="1"/>
-      <w:numFmt w:val="bullet"/>
-      <w:lvlText w:val="•"/>
-      <w:lvlJc w:val="left"/>
-      <w:pPr>
-        <w:tabs>
-          <w:tab w:val="num" w:pos="5040"/>
-        </w:tabs>
-        <w:ind w:left="5040" w:hanging="360"/>
-      </w:pPr>
-      <w:rPr>
-        <w:rFonts w:ascii="Times New Roman" w:hAnsi="Times New Roman" w:hint="default"/>
-      </w:rPr>
-    </w:lvl>
-    <w:lvl w:ilvl="7" w:tplc="96D866CC" w:tentative="1">
-      <w:start w:val="1"/>
-      <w:numFmt w:val="bullet"/>
-      <w:lvlText w:val="•"/>
-      <w:lvlJc w:val="left"/>
-      <w:pPr>
-        <w:tabs>
-          <w:tab w:val="num" w:pos="5760"/>
-        </w:tabs>
-        <w:ind w:left="5760" w:hanging="360"/>
-      </w:pPr>
-      <w:rPr>
-        <w:rFonts w:ascii="Times New Roman" w:hAnsi="Times New Roman" w:hint="default"/>
-      </w:rPr>
-    </w:lvl>
-    <w:lvl w:ilvl="8" w:tplc="064CD718" w:tentative="1">
-      <w:start w:val="1"/>
-      <w:numFmt w:val="bullet"/>
-      <w:lvlText w:val="•"/>
-      <w:lvlJc w:val="left"/>
-      <w:pPr>
-        <w:tabs>
-          <w:tab w:val="num" w:pos="6480"/>
-        </w:tabs>
-        <w:ind w:left="6480" w:hanging="360"/>
-      </w:pPr>
-      <w:rPr>
-        <w:rFonts w:ascii="Times New Roman" w:hAnsi="Times New Roman" w:hint="default"/>
-      </w:rPr>
-    </w:lvl>
-  </w:abstractNum>
-  <w:abstractNum w:abstractNumId="17" w15:restartNumberingAfterBreak="0">
-    <w:nsid w:val="4978355D"/>
-    <w:multiLevelType w:val="hybridMultilevel"/>
-    <w:tmpl w:val="6E786C7C"/>
-    <w:lvl w:ilvl="0" w:tplc="9AA8CA98">
-      <w:start w:val="1"/>
-      <w:numFmt w:val="bullet"/>
-      <w:lvlText w:val="-"/>
-      <w:lvlJc w:val="left"/>
-      <w:pPr>
-        <w:tabs>
-          <w:tab w:val="num" w:pos="284"/>
-        </w:tabs>
-        <w:ind w:left="284" w:hanging="284"/>
-      </w:pPr>
-      <w:rPr>
-        <w:rFonts w:ascii="Verdana" w:hAnsi="Verdana" w:hint="default"/>
-      </w:rPr>
-    </w:lvl>
-    <w:lvl w:ilvl="1" w:tplc="E5E05010">
-      <w:start w:val="3"/>
-      <w:numFmt w:val="bullet"/>
-      <w:lvlText w:val="-"/>
-      <w:lvlJc w:val="left"/>
-      <w:pPr>
-        <w:tabs>
-          <w:tab w:val="num" w:pos="1440"/>
-        </w:tabs>
-        <w:ind w:left="1440" w:hanging="360"/>
-      </w:pPr>
-      <w:rPr>
-        <w:rFonts w:ascii="Arial" w:eastAsia="Times New Roman" w:hAnsi="Arial" w:cs="Arial" w:hint="default"/>
-      </w:rPr>
-    </w:lvl>
-    <w:lvl w:ilvl="2" w:tplc="040C0005" w:tentative="1">
-      <w:start w:val="1"/>
-      <w:numFmt w:val="bullet"/>
-      <w:lvlText w:val=""/>
-      <w:lvlJc w:val="left"/>
-      <w:pPr>
-        <w:tabs>
-          <w:tab w:val="num" w:pos="2160"/>
-        </w:tabs>
-        <w:ind w:left="2160" w:hanging="360"/>
-      </w:pPr>
-      <w:rPr>
-        <w:rFonts w:ascii="Wingdings" w:hAnsi="Wingdings" w:hint="default"/>
-      </w:rPr>
-    </w:lvl>
-    <w:lvl w:ilvl="3" w:tplc="040C0001" w:tentative="1">
-      <w:start w:val="1"/>
-      <w:numFmt w:val="bullet"/>
-      <w:lvlText w:val=""/>
-      <w:lvlJc w:val="left"/>
-      <w:pPr>
-        <w:tabs>
-          <w:tab w:val="num" w:pos="2880"/>
-        </w:tabs>
-        <w:ind w:left="2880" w:hanging="360"/>
-      </w:pPr>
-      <w:rPr>
-        <w:rFonts w:ascii="Symbol" w:hAnsi="Symbol" w:hint="default"/>
-      </w:rPr>
-    </w:lvl>
-    <w:lvl w:ilvl="4" w:tplc="040C0003" w:tentative="1">
-      <w:start w:val="1"/>
-      <w:numFmt w:val="bullet"/>
-      <w:lvlText w:val="o"/>
-      <w:lvlJc w:val="left"/>
-      <w:pPr>
-        <w:tabs>
-          <w:tab w:val="num" w:pos="3600"/>
-        </w:tabs>
-        <w:ind w:left="3600" w:hanging="360"/>
-      </w:pPr>
-      <w:rPr>
-        <w:rFonts w:ascii="Courier New" w:hAnsi="Courier New" w:cs="Courier New" w:hint="default"/>
-      </w:rPr>
-    </w:lvl>
-    <w:lvl w:ilvl="5" w:tplc="040C0005" w:tentative="1">
-      <w:start w:val="1"/>
-      <w:numFmt w:val="bullet"/>
-      <w:lvlText w:val=""/>
-      <w:lvlJc w:val="left"/>
-      <w:pPr>
-        <w:tabs>
-          <w:tab w:val="num" w:pos="4320"/>
-        </w:tabs>
-        <w:ind w:left="4320" w:hanging="360"/>
-      </w:pPr>
-      <w:rPr>
-        <w:rFonts w:ascii="Wingdings" w:hAnsi="Wingdings" w:hint="default"/>
-      </w:rPr>
-    </w:lvl>
-    <w:lvl w:ilvl="6" w:tplc="040C0001" w:tentative="1">
-      <w:start w:val="1"/>
-      <w:numFmt w:val="bullet"/>
-      <w:lvlText w:val=""/>
-      <w:lvlJc w:val="left"/>
-      <w:pPr>
-        <w:tabs>
-          <w:tab w:val="num" w:pos="5040"/>
-        </w:tabs>
-        <w:ind w:left="5040" w:hanging="360"/>
-      </w:pPr>
-      <w:rPr>
-        <w:rFonts w:ascii="Symbol" w:hAnsi="Symbol" w:hint="default"/>
-      </w:rPr>
-    </w:lvl>
-    <w:lvl w:ilvl="7" w:tplc="040C0003" w:tentative="1">
-      <w:start w:val="1"/>
-      <w:numFmt w:val="bullet"/>
-      <w:lvlText w:val="o"/>
-      <w:lvlJc w:val="left"/>
-      <w:pPr>
-        <w:tabs>
-          <w:tab w:val="num" w:pos="5760"/>
-        </w:tabs>
-        <w:ind w:left="5760" w:hanging="360"/>
-      </w:pPr>
-      <w:rPr>
-        <w:rFonts w:ascii="Courier New" w:hAnsi="Courier New" w:cs="Courier New" w:hint="default"/>
-      </w:rPr>
-    </w:lvl>
-    <w:lvl w:ilvl="8" w:tplc="040C0005" w:tentative="1">
-      <w:start w:val="1"/>
-      <w:numFmt w:val="bullet"/>
-      <w:lvlText w:val=""/>
-      <w:lvlJc w:val="left"/>
-      <w:pPr>
-        <w:tabs>
-          <w:tab w:val="num" w:pos="6480"/>
-        </w:tabs>
-        <w:ind w:left="6480" w:hanging="360"/>
-      </w:pPr>
-      <w:rPr>
-        <w:rFonts w:ascii="Wingdings" w:hAnsi="Wingdings" w:hint="default"/>
-      </w:rPr>
-    </w:lvl>
-  </w:abstractNum>
-  <w:abstractNum w:abstractNumId="18" w15:restartNumberingAfterBreak="0">
-    <w:nsid w:val="4A0D19AA"/>
-    <w:multiLevelType w:val="hybridMultilevel"/>
-    <w:tmpl w:val="ABEC0396"/>
-    <w:lvl w:ilvl="0" w:tplc="EDA8F854">
-      <w:start w:val="1"/>
-      <w:numFmt w:val="bullet"/>
-      <w:lvlText w:val="•"/>
-      <w:lvlJc w:val="left"/>
-      <w:pPr>
-        <w:tabs>
-          <w:tab w:val="num" w:pos="720"/>
-        </w:tabs>
-        <w:ind w:left="720" w:hanging="360"/>
-      </w:pPr>
-      <w:rPr>
-        <w:rFonts w:ascii="Times New Roman" w:hAnsi="Times New Roman" w:hint="default"/>
-      </w:rPr>
-    </w:lvl>
-    <w:lvl w:ilvl="1" w:tplc="3C701D9C" w:tentative="1">
-      <w:start w:val="1"/>
-      <w:numFmt w:val="bullet"/>
-      <w:lvlText w:val="•"/>
-      <w:lvlJc w:val="left"/>
-      <w:pPr>
-        <w:tabs>
-          <w:tab w:val="num" w:pos="1440"/>
-        </w:tabs>
-        <w:ind w:left="1440" w:hanging="360"/>
-      </w:pPr>
-      <w:rPr>
-        <w:rFonts w:ascii="Times New Roman" w:hAnsi="Times New Roman" w:hint="default"/>
-      </w:rPr>
-    </w:lvl>
-    <w:lvl w:ilvl="2" w:tplc="4CC8F6CA" w:tentative="1">
-      <w:start w:val="1"/>
-      <w:numFmt w:val="bullet"/>
-      <w:lvlText w:val="•"/>
-      <w:lvlJc w:val="left"/>
-      <w:pPr>
-        <w:tabs>
-          <w:tab w:val="num" w:pos="2160"/>
-        </w:tabs>
-        <w:ind w:left="2160" w:hanging="360"/>
-      </w:pPr>
-      <w:rPr>
-        <w:rFonts w:ascii="Times New Roman" w:hAnsi="Times New Roman" w:hint="default"/>
-      </w:rPr>
-    </w:lvl>
-    <w:lvl w:ilvl="3" w:tplc="292288B8" w:tentative="1">
-      <w:start w:val="1"/>
-      <w:numFmt w:val="bullet"/>
-      <w:lvlText w:val="•"/>
-      <w:lvlJc w:val="left"/>
-      <w:pPr>
-        <w:tabs>
-          <w:tab w:val="num" w:pos="2880"/>
-        </w:tabs>
-        <w:ind w:left="2880" w:hanging="360"/>
-      </w:pPr>
-      <w:rPr>
-        <w:rFonts w:ascii="Times New Roman" w:hAnsi="Times New Roman" w:hint="default"/>
-      </w:rPr>
-    </w:lvl>
-    <w:lvl w:ilvl="4" w:tplc="6E2AD528" w:tentative="1">
-      <w:start w:val="1"/>
-      <w:numFmt w:val="bullet"/>
-      <w:lvlText w:val="•"/>
-      <w:lvlJc w:val="left"/>
-      <w:pPr>
-        <w:tabs>
-          <w:tab w:val="num" w:pos="3600"/>
-        </w:tabs>
-        <w:ind w:left="3600" w:hanging="360"/>
-      </w:pPr>
-      <w:rPr>
-        <w:rFonts w:ascii="Times New Roman" w:hAnsi="Times New Roman" w:hint="default"/>
-      </w:rPr>
-    </w:lvl>
-    <w:lvl w:ilvl="5" w:tplc="1A3CD266" w:tentative="1">
-      <w:start w:val="1"/>
-      <w:numFmt w:val="bullet"/>
-      <w:lvlText w:val="•"/>
-      <w:lvlJc w:val="left"/>
-      <w:pPr>
-        <w:tabs>
-          <w:tab w:val="num" w:pos="4320"/>
-        </w:tabs>
-        <w:ind w:left="4320" w:hanging="360"/>
-      </w:pPr>
-      <w:rPr>
-        <w:rFonts w:ascii="Times New Roman" w:hAnsi="Times New Roman" w:hint="default"/>
-      </w:rPr>
-    </w:lvl>
-    <w:lvl w:ilvl="6" w:tplc="22C8A1DE" w:tentative="1">
-      <w:start w:val="1"/>
-      <w:numFmt w:val="bullet"/>
-      <w:lvlText w:val="•"/>
-      <w:lvlJc w:val="left"/>
-      <w:pPr>
-        <w:tabs>
-          <w:tab w:val="num" w:pos="5040"/>
-        </w:tabs>
-        <w:ind w:left="5040" w:hanging="360"/>
-      </w:pPr>
-      <w:rPr>
-        <w:rFonts w:ascii="Times New Roman" w:hAnsi="Times New Roman" w:hint="default"/>
-      </w:rPr>
-    </w:lvl>
-    <w:lvl w:ilvl="7" w:tplc="48A8E6B6" w:tentative="1">
-      <w:start w:val="1"/>
-      <w:numFmt w:val="bullet"/>
-      <w:lvlText w:val="•"/>
-      <w:lvlJc w:val="left"/>
-      <w:pPr>
-        <w:tabs>
-          <w:tab w:val="num" w:pos="5760"/>
-        </w:tabs>
-        <w:ind w:left="5760" w:hanging="360"/>
-      </w:pPr>
-      <w:rPr>
-        <w:rFonts w:ascii="Times New Roman" w:hAnsi="Times New Roman" w:hint="default"/>
-      </w:rPr>
-    </w:lvl>
-    <w:lvl w:ilvl="8" w:tplc="7ED6771E" w:tentative="1">
-      <w:start w:val="1"/>
-      <w:numFmt w:val="bullet"/>
-      <w:lvlText w:val="•"/>
-      <w:lvlJc w:val="left"/>
-      <w:pPr>
-        <w:tabs>
-          <w:tab w:val="num" w:pos="6480"/>
-        </w:tabs>
-        <w:ind w:left="6480" w:hanging="360"/>
-      </w:pPr>
-      <w:rPr>
-        <w:rFonts w:ascii="Times New Roman" w:hAnsi="Times New Roman" w:hint="default"/>
-      </w:rPr>
-    </w:lvl>
-  </w:abstractNum>
-  <w:abstractNum w:abstractNumId="19" w15:restartNumberingAfterBreak="0">
-    <w:nsid w:val="4FFB0EDE"/>
-    <w:multiLevelType w:val="hybridMultilevel"/>
-    <w:tmpl w:val="19B4946A"/>
-    <w:lvl w:ilvl="0" w:tplc="4D0C409C">
-      <w:start w:val="1"/>
-      <w:numFmt w:val="bullet"/>
-      <w:lvlText w:val="•"/>
-      <w:lvlJc w:val="left"/>
-      <w:pPr>
-        <w:tabs>
-          <w:tab w:val="num" w:pos="720"/>
-        </w:tabs>
-        <w:ind w:left="720" w:hanging="360"/>
-      </w:pPr>
-      <w:rPr>
-        <w:rFonts w:ascii="Times New Roman" w:hAnsi="Times New Roman" w:hint="default"/>
-      </w:rPr>
-    </w:lvl>
-    <w:lvl w:ilvl="1" w:tplc="1C683254" w:tentative="1">
-      <w:start w:val="1"/>
-      <w:numFmt w:val="bullet"/>
-      <w:lvlText w:val="•"/>
-      <w:lvlJc w:val="left"/>
-      <w:pPr>
-        <w:tabs>
-          <w:tab w:val="num" w:pos="1440"/>
-        </w:tabs>
-        <w:ind w:left="1440" w:hanging="360"/>
-      </w:pPr>
-      <w:rPr>
-        <w:rFonts w:ascii="Times New Roman" w:hAnsi="Times New Roman" w:hint="default"/>
-      </w:rPr>
-    </w:lvl>
-    <w:lvl w:ilvl="2" w:tplc="26B42C4C" w:tentative="1">
-      <w:start w:val="1"/>
-      <w:numFmt w:val="bullet"/>
-      <w:lvlText w:val="•"/>
-      <w:lvlJc w:val="left"/>
-      <w:pPr>
-        <w:tabs>
-          <w:tab w:val="num" w:pos="2160"/>
-        </w:tabs>
-        <w:ind w:left="2160" w:hanging="360"/>
-      </w:pPr>
-      <w:rPr>
-        <w:rFonts w:ascii="Times New Roman" w:hAnsi="Times New Roman" w:hint="default"/>
-      </w:rPr>
-    </w:lvl>
-    <w:lvl w:ilvl="3" w:tplc="DD56DA4A" w:tentative="1">
-      <w:start w:val="1"/>
-      <w:numFmt w:val="bullet"/>
-      <w:lvlText w:val="•"/>
-      <w:lvlJc w:val="left"/>
-      <w:pPr>
-        <w:tabs>
-          <w:tab w:val="num" w:pos="2880"/>
-        </w:tabs>
-        <w:ind w:left="2880" w:hanging="360"/>
-      </w:pPr>
-      <w:rPr>
-        <w:rFonts w:ascii="Times New Roman" w:hAnsi="Times New Roman" w:hint="default"/>
-      </w:rPr>
-    </w:lvl>
-    <w:lvl w:ilvl="4" w:tplc="FAD68302" w:tentative="1">
-      <w:start w:val="1"/>
-      <w:numFmt w:val="bullet"/>
-      <w:lvlText w:val="•"/>
-      <w:lvlJc w:val="left"/>
-      <w:pPr>
-        <w:tabs>
-          <w:tab w:val="num" w:pos="3600"/>
-        </w:tabs>
-        <w:ind w:left="3600" w:hanging="360"/>
-      </w:pPr>
-      <w:rPr>
-        <w:rFonts w:ascii="Times New Roman" w:hAnsi="Times New Roman" w:hint="default"/>
-      </w:rPr>
-    </w:lvl>
-    <w:lvl w:ilvl="5" w:tplc="7D127896" w:tentative="1">
-      <w:start w:val="1"/>
-      <w:numFmt w:val="bullet"/>
-      <w:lvlText w:val="•"/>
-      <w:lvlJc w:val="left"/>
-      <w:pPr>
-        <w:tabs>
-          <w:tab w:val="num" w:pos="4320"/>
-        </w:tabs>
-        <w:ind w:left="4320" w:hanging="360"/>
-      </w:pPr>
-      <w:rPr>
-        <w:rFonts w:ascii="Times New Roman" w:hAnsi="Times New Roman" w:hint="default"/>
-      </w:rPr>
-    </w:lvl>
-    <w:lvl w:ilvl="6" w:tplc="7BDAF00A" w:tentative="1">
-      <w:start w:val="1"/>
-      <w:numFmt w:val="bullet"/>
-      <w:lvlText w:val="•"/>
-      <w:lvlJc w:val="left"/>
-      <w:pPr>
-        <w:tabs>
-          <w:tab w:val="num" w:pos="5040"/>
-        </w:tabs>
-        <w:ind w:left="5040" w:hanging="360"/>
-      </w:pPr>
-      <w:rPr>
-        <w:rFonts w:ascii="Times New Roman" w:hAnsi="Times New Roman" w:hint="default"/>
-      </w:rPr>
-    </w:lvl>
-    <w:lvl w:ilvl="7" w:tplc="421482D2" w:tentative="1">
-      <w:start w:val="1"/>
-      <w:numFmt w:val="bullet"/>
-      <w:lvlText w:val="•"/>
-      <w:lvlJc w:val="left"/>
-      <w:pPr>
-        <w:tabs>
-          <w:tab w:val="num" w:pos="5760"/>
-        </w:tabs>
-        <w:ind w:left="5760" w:hanging="360"/>
-      </w:pPr>
-      <w:rPr>
-        <w:rFonts w:ascii="Times New Roman" w:hAnsi="Times New Roman" w:hint="default"/>
-      </w:rPr>
-    </w:lvl>
-    <w:lvl w:ilvl="8" w:tplc="46128A4E" w:tentative="1">
-      <w:start w:val="1"/>
-      <w:numFmt w:val="bullet"/>
-      <w:lvlText w:val="•"/>
-      <w:lvlJc w:val="left"/>
-      <w:pPr>
-        <w:tabs>
-          <w:tab w:val="num" w:pos="6480"/>
-        </w:tabs>
-        <w:ind w:left="6480" w:hanging="360"/>
-      </w:pPr>
-      <w:rPr>
-        <w:rFonts w:ascii="Times New Roman" w:hAnsi="Times New Roman" w:hint="default"/>
-      </w:rPr>
-    </w:lvl>
-  </w:abstractNum>
-  <w:abstractNum w:abstractNumId="20" w15:restartNumberingAfterBreak="0">
-    <w:nsid w:val="54477510"/>
-    <w:multiLevelType w:val="hybridMultilevel"/>
-    <w:tmpl w:val="4E3A5D18"/>
-    <w:lvl w:ilvl="0" w:tplc="D578F71E">
-      <w:start w:val="1"/>
-      <w:numFmt w:val="bullet"/>
-      <w:lvlText w:val="•"/>
-      <w:lvlJc w:val="left"/>
-      <w:pPr>
-        <w:tabs>
-          <w:tab w:val="num" w:pos="720"/>
-        </w:tabs>
-        <w:ind w:left="720" w:hanging="360"/>
-      </w:pPr>
-      <w:rPr>
-        <w:rFonts w:ascii="Times New Roman" w:hAnsi="Times New Roman" w:hint="default"/>
-      </w:rPr>
-    </w:lvl>
-    <w:lvl w:ilvl="1" w:tplc="EE8E45EE" w:tentative="1">
-      <w:start w:val="1"/>
-      <w:numFmt w:val="bullet"/>
-      <w:lvlText w:val="•"/>
-      <w:lvlJc w:val="left"/>
-      <w:pPr>
-        <w:tabs>
-          <w:tab w:val="num" w:pos="1440"/>
-        </w:tabs>
-        <w:ind w:left="1440" w:hanging="360"/>
-      </w:pPr>
-      <w:rPr>
-        <w:rFonts w:ascii="Times New Roman" w:hAnsi="Times New Roman" w:hint="default"/>
-      </w:rPr>
-    </w:lvl>
-    <w:lvl w:ilvl="2" w:tplc="50A8B9CC" w:tentative="1">
-      <w:start w:val="1"/>
-      <w:numFmt w:val="bullet"/>
-      <w:lvlText w:val="•"/>
-      <w:lvlJc w:val="left"/>
-      <w:pPr>
-        <w:tabs>
-          <w:tab w:val="num" w:pos="2160"/>
-        </w:tabs>
-        <w:ind w:left="2160" w:hanging="360"/>
-      </w:pPr>
-      <w:rPr>
-        <w:rFonts w:ascii="Times New Roman" w:hAnsi="Times New Roman" w:hint="default"/>
-      </w:rPr>
-    </w:lvl>
-    <w:lvl w:ilvl="3" w:tplc="8040A686" w:tentative="1">
-      <w:start w:val="1"/>
-      <w:numFmt w:val="bullet"/>
-      <w:lvlText w:val="•"/>
-      <w:lvlJc w:val="left"/>
-      <w:pPr>
-        <w:tabs>
-          <w:tab w:val="num" w:pos="2880"/>
-        </w:tabs>
-        <w:ind w:left="2880" w:hanging="360"/>
-      </w:pPr>
-      <w:rPr>
-        <w:rFonts w:ascii="Times New Roman" w:hAnsi="Times New Roman" w:hint="default"/>
-      </w:rPr>
-    </w:lvl>
-    <w:lvl w:ilvl="4" w:tplc="D158D5DA" w:tentative="1">
-      <w:start w:val="1"/>
-      <w:numFmt w:val="bullet"/>
-      <w:lvlText w:val="•"/>
-      <w:lvlJc w:val="left"/>
-      <w:pPr>
-        <w:tabs>
-          <w:tab w:val="num" w:pos="3600"/>
-        </w:tabs>
-        <w:ind w:left="3600" w:hanging="360"/>
-      </w:pPr>
-      <w:rPr>
-        <w:rFonts w:ascii="Times New Roman" w:hAnsi="Times New Roman" w:hint="default"/>
-      </w:rPr>
-    </w:lvl>
-    <w:lvl w:ilvl="5" w:tplc="B2A883EE" w:tentative="1">
-      <w:start w:val="1"/>
-      <w:numFmt w:val="bullet"/>
-      <w:lvlText w:val="•"/>
-      <w:lvlJc w:val="left"/>
-      <w:pPr>
-        <w:tabs>
-          <w:tab w:val="num" w:pos="4320"/>
-        </w:tabs>
-        <w:ind w:left="4320" w:hanging="360"/>
-      </w:pPr>
-      <w:rPr>
-        <w:rFonts w:ascii="Times New Roman" w:hAnsi="Times New Roman" w:hint="default"/>
-      </w:rPr>
-    </w:lvl>
-    <w:lvl w:ilvl="6" w:tplc="E4F62DD2" w:tentative="1">
-      <w:start w:val="1"/>
-      <w:numFmt w:val="bullet"/>
-      <w:lvlText w:val="•"/>
-      <w:lvlJc w:val="left"/>
-      <w:pPr>
-        <w:tabs>
-          <w:tab w:val="num" w:pos="5040"/>
-        </w:tabs>
-        <w:ind w:left="5040" w:hanging="360"/>
-      </w:pPr>
-      <w:rPr>
-        <w:rFonts w:ascii="Times New Roman" w:hAnsi="Times New Roman" w:hint="default"/>
-      </w:rPr>
-    </w:lvl>
-    <w:lvl w:ilvl="7" w:tplc="44363420" w:tentative="1">
-      <w:start w:val="1"/>
-      <w:numFmt w:val="bullet"/>
-      <w:lvlText w:val="•"/>
-      <w:lvlJc w:val="left"/>
-      <w:pPr>
-        <w:tabs>
-          <w:tab w:val="num" w:pos="5760"/>
-        </w:tabs>
-        <w:ind w:left="5760" w:hanging="360"/>
-      </w:pPr>
-      <w:rPr>
-        <w:rFonts w:ascii="Times New Roman" w:hAnsi="Times New Roman" w:hint="default"/>
-      </w:rPr>
-    </w:lvl>
-    <w:lvl w:ilvl="8" w:tplc="3A869322" w:tentative="1">
-      <w:start w:val="1"/>
-      <w:numFmt w:val="bullet"/>
-      <w:lvlText w:val="•"/>
-      <w:lvlJc w:val="left"/>
-      <w:pPr>
-        <w:tabs>
-          <w:tab w:val="num" w:pos="6480"/>
-        </w:tabs>
-        <w:ind w:left="6480" w:hanging="360"/>
-      </w:pPr>
-      <w:rPr>
-        <w:rFonts w:ascii="Times New Roman" w:hAnsi="Times New Roman" w:hint="default"/>
-      </w:rPr>
-    </w:lvl>
-  </w:abstractNum>
-  <w:abstractNum w:abstractNumId="21" w15:restartNumberingAfterBreak="0">
-    <w:nsid w:val="56DA29EA"/>
-    <w:multiLevelType w:val="hybridMultilevel"/>
-    <w:tmpl w:val="5D5E3290"/>
-    <w:lvl w:ilvl="0" w:tplc="418279FC">
-      <w:start w:val="1"/>
-      <w:numFmt w:val="bullet"/>
-      <w:lvlText w:val="•"/>
-      <w:lvlJc w:val="left"/>
-      <w:pPr>
-        <w:tabs>
-          <w:tab w:val="num" w:pos="720"/>
-        </w:tabs>
-        <w:ind w:left="720" w:hanging="360"/>
-      </w:pPr>
-      <w:rPr>
-        <w:rFonts w:ascii="Times New Roman" w:hAnsi="Times New Roman" w:hint="default"/>
-      </w:rPr>
-    </w:lvl>
-    <w:lvl w:ilvl="1" w:tplc="4F3AE34E" w:tentative="1">
-      <w:start w:val="1"/>
-      <w:numFmt w:val="bullet"/>
-      <w:lvlText w:val="•"/>
-      <w:lvlJc w:val="left"/>
-      <w:pPr>
-        <w:tabs>
-          <w:tab w:val="num" w:pos="1440"/>
-        </w:tabs>
-        <w:ind w:left="1440" w:hanging="360"/>
-      </w:pPr>
-      <w:rPr>
-        <w:rFonts w:ascii="Times New Roman" w:hAnsi="Times New Roman" w:hint="default"/>
-      </w:rPr>
-    </w:lvl>
-    <w:lvl w:ilvl="2" w:tplc="E0E2F996" w:tentative="1">
-      <w:start w:val="1"/>
-      <w:numFmt w:val="bullet"/>
-      <w:lvlText w:val="•"/>
-      <w:lvlJc w:val="left"/>
-      <w:pPr>
-        <w:tabs>
-          <w:tab w:val="num" w:pos="2160"/>
-        </w:tabs>
-        <w:ind w:left="2160" w:hanging="360"/>
-      </w:pPr>
-      <w:rPr>
-        <w:rFonts w:ascii="Times New Roman" w:hAnsi="Times New Roman" w:hint="default"/>
-      </w:rPr>
-    </w:lvl>
-    <w:lvl w:ilvl="3" w:tplc="71A65BBA" w:tentative="1">
-      <w:start w:val="1"/>
-      <w:numFmt w:val="bullet"/>
-      <w:lvlText w:val="•"/>
-      <w:lvlJc w:val="left"/>
-      <w:pPr>
-        <w:tabs>
-          <w:tab w:val="num" w:pos="2880"/>
-        </w:tabs>
-        <w:ind w:left="2880" w:hanging="360"/>
-      </w:pPr>
-      <w:rPr>
-        <w:rFonts w:ascii="Times New Roman" w:hAnsi="Times New Roman" w:hint="default"/>
-      </w:rPr>
-    </w:lvl>
-    <w:lvl w:ilvl="4" w:tplc="73D2B90E" w:tentative="1">
-      <w:start w:val="1"/>
-      <w:numFmt w:val="bullet"/>
-      <w:lvlText w:val="•"/>
-      <w:lvlJc w:val="left"/>
-      <w:pPr>
-        <w:tabs>
-          <w:tab w:val="num" w:pos="3600"/>
-        </w:tabs>
-        <w:ind w:left="3600" w:hanging="360"/>
-      </w:pPr>
-      <w:rPr>
-        <w:rFonts w:ascii="Times New Roman" w:hAnsi="Times New Roman" w:hint="default"/>
-      </w:rPr>
-    </w:lvl>
-    <w:lvl w:ilvl="5" w:tplc="F020BED2" w:tentative="1">
-      <w:start w:val="1"/>
-      <w:numFmt w:val="bullet"/>
-      <w:lvlText w:val="•"/>
-      <w:lvlJc w:val="left"/>
-      <w:pPr>
-        <w:tabs>
-          <w:tab w:val="num" w:pos="4320"/>
-        </w:tabs>
-        <w:ind w:left="4320" w:hanging="360"/>
-      </w:pPr>
-      <w:rPr>
-        <w:rFonts w:ascii="Times New Roman" w:hAnsi="Times New Roman" w:hint="default"/>
-      </w:rPr>
-    </w:lvl>
-    <w:lvl w:ilvl="6" w:tplc="116A5C40" w:tentative="1">
-      <w:start w:val="1"/>
-      <w:numFmt w:val="bullet"/>
-      <w:lvlText w:val="•"/>
-      <w:lvlJc w:val="left"/>
-      <w:pPr>
-        <w:tabs>
-          <w:tab w:val="num" w:pos="5040"/>
-        </w:tabs>
-        <w:ind w:left="5040" w:hanging="360"/>
-      </w:pPr>
-      <w:rPr>
-        <w:rFonts w:ascii="Times New Roman" w:hAnsi="Times New Roman" w:hint="default"/>
-      </w:rPr>
-    </w:lvl>
-    <w:lvl w:ilvl="7" w:tplc="5A2018B2" w:tentative="1">
-      <w:start w:val="1"/>
-      <w:numFmt w:val="bullet"/>
-      <w:lvlText w:val="•"/>
-      <w:lvlJc w:val="left"/>
-      <w:pPr>
-        <w:tabs>
-          <w:tab w:val="num" w:pos="5760"/>
-        </w:tabs>
-        <w:ind w:left="5760" w:hanging="360"/>
-      </w:pPr>
-      <w:rPr>
-        <w:rFonts w:ascii="Times New Roman" w:hAnsi="Times New Roman" w:hint="default"/>
-      </w:rPr>
-    </w:lvl>
-    <w:lvl w:ilvl="8" w:tplc="B1188CBE" w:tentative="1">
-      <w:start w:val="1"/>
-      <w:numFmt w:val="bullet"/>
-      <w:lvlText w:val="•"/>
-      <w:lvlJc w:val="left"/>
-      <w:pPr>
-        <w:tabs>
-          <w:tab w:val="num" w:pos="6480"/>
-        </w:tabs>
-        <w:ind w:left="6480" w:hanging="360"/>
-      </w:pPr>
-      <w:rPr>
-        <w:rFonts w:ascii="Times New Roman" w:hAnsi="Times New Roman" w:hint="default"/>
-      </w:rPr>
-    </w:lvl>
-  </w:abstractNum>
-  <w:abstractNum w:abstractNumId="22" w15:restartNumberingAfterBreak="0">
-    <w:nsid w:val="57FE004E"/>
-    <w:multiLevelType w:val="hybridMultilevel"/>
-    <w:tmpl w:val="96884E40"/>
-    <w:lvl w:ilvl="0" w:tplc="140C0011">
-      <w:start w:val="1"/>
-      <w:numFmt w:val="decimal"/>
-      <w:lvlText w:val="%1)"/>
-      <w:lvlJc w:val="left"/>
-      <w:pPr>
-        <w:ind w:left="720" w:hanging="360"/>
-      </w:pPr>
-      <w:rPr>
-        <w:rFonts w:hint="default"/>
-      </w:rPr>
-    </w:lvl>
-    <w:lvl w:ilvl="1" w:tplc="140C0001">
-      <w:start w:val="1"/>
-      <w:numFmt w:val="bullet"/>
-      <w:lvlText w:val=""/>
-      <w:lvlJc w:val="left"/>
-      <w:pPr>
-        <w:ind w:left="1440" w:hanging="360"/>
-      </w:pPr>
-      <w:rPr>
-        <w:rFonts w:ascii="Symbol" w:hAnsi="Symbol" w:hint="default"/>
-      </w:rPr>
-    </w:lvl>
-    <w:lvl w:ilvl="2" w:tplc="140C0001">
-      <w:start w:val="1"/>
-      <w:numFmt w:val="bullet"/>
-      <w:lvlText w:val=""/>
-      <w:lvlJc w:val="left"/>
-      <w:pPr>
-        <w:ind w:left="2340" w:hanging="360"/>
-      </w:pPr>
-      <w:rPr>
-        <w:rFonts w:ascii="Symbol" w:hAnsi="Symbol" w:hint="default"/>
-      </w:rPr>
-    </w:lvl>
-    <w:lvl w:ilvl="3" w:tplc="3F94A2D6">
-      <w:start w:val="1"/>
-      <w:numFmt w:val="decimal"/>
-      <w:lvlText w:val="%4"/>
-      <w:lvlJc w:val="left"/>
-      <w:pPr>
-        <w:ind w:left="3228" w:hanging="708"/>
-      </w:pPr>
-      <w:rPr>
-        <w:rFonts w:hint="default"/>
-      </w:rPr>
-    </w:lvl>
-    <w:lvl w:ilvl="4" w:tplc="140C0019" w:tentative="1">
-      <w:start w:val="1"/>
-      <w:numFmt w:val="lowerLetter"/>
-      <w:lvlText w:val="%5."/>
-      <w:lvlJc w:val="left"/>
-      <w:pPr>
-        <w:ind w:left="3600" w:hanging="360"/>
-      </w:pPr>
-    </w:lvl>
-    <w:lvl w:ilvl="5" w:tplc="140C001B" w:tentative="1">
-      <w:start w:val="1"/>
-      <w:numFmt w:val="lowerRoman"/>
-      <w:lvlText w:val="%6."/>
-      <w:lvlJc w:val="right"/>
-      <w:pPr>
-        <w:ind w:left="4320" w:hanging="180"/>
-      </w:pPr>
-    </w:lvl>
-    <w:lvl w:ilvl="6" w:tplc="140C000F" w:tentative="1">
-      <w:start w:val="1"/>
-      <w:numFmt w:val="decimal"/>
-      <w:lvlText w:val="%7."/>
-      <w:lvlJc w:val="left"/>
-      <w:pPr>
-        <w:ind w:left="5040" w:hanging="360"/>
-      </w:pPr>
-    </w:lvl>
-    <w:lvl w:ilvl="7" w:tplc="140C0019" w:tentative="1">
-      <w:start w:val="1"/>
-      <w:numFmt w:val="lowerLetter"/>
-      <w:lvlText w:val="%8."/>
-      <w:lvlJc w:val="left"/>
-      <w:pPr>
-        <w:ind w:left="5760" w:hanging="360"/>
-      </w:pPr>
-    </w:lvl>
-    <w:lvl w:ilvl="8" w:tplc="140C001B" w:tentative="1">
-      <w:start w:val="1"/>
-      <w:numFmt w:val="lowerRoman"/>
-      <w:lvlText w:val="%9."/>
-      <w:lvlJc w:val="right"/>
-      <w:pPr>
-        <w:ind w:left="6480" w:hanging="180"/>
-      </w:pPr>
-    </w:lvl>
-  </w:abstractNum>
-  <w:abstractNum w:abstractNumId="23" w15:restartNumberingAfterBreak="0">
-    <w:nsid w:val="5DBD54CC"/>
-    <w:multiLevelType w:val="hybridMultilevel"/>
-    <w:tmpl w:val="7CB00F80"/>
-    <w:lvl w:ilvl="0" w:tplc="080C000F">
-      <w:start w:val="1"/>
-      <w:numFmt w:val="decimal"/>
-      <w:lvlText w:val="%1."/>
-      <w:lvlJc w:val="left"/>
-      <w:pPr>
-        <w:ind w:left="720" w:hanging="360"/>
-      </w:pPr>
-    </w:lvl>
-    <w:lvl w:ilvl="1" w:tplc="080C0019">
-      <w:start w:val="1"/>
-      <w:numFmt w:val="lowerLetter"/>
-      <w:lvlText w:val="%2."/>
-      <w:lvlJc w:val="left"/>
-      <w:pPr>
-        <w:ind w:left="1440" w:hanging="360"/>
-      </w:pPr>
-    </w:lvl>
-    <w:lvl w:ilvl="2" w:tplc="080C001B" w:tentative="1">
-      <w:start w:val="1"/>
-      <w:numFmt w:val="lowerRoman"/>
-      <w:lvlText w:val="%3."/>
-      <w:lvlJc w:val="right"/>
-      <w:pPr>
-        <w:ind w:left="2160" w:hanging="180"/>
-      </w:pPr>
-    </w:lvl>
-    <w:lvl w:ilvl="3" w:tplc="080C000F" w:tentative="1">
-      <w:start w:val="1"/>
-      <w:numFmt w:val="decimal"/>
-      <w:lvlText w:val="%4."/>
-      <w:lvlJc w:val="left"/>
-      <w:pPr>
-        <w:ind w:left="2880" w:hanging="360"/>
-      </w:pPr>
-    </w:lvl>
-    <w:lvl w:ilvl="4" w:tplc="080C0019" w:tentative="1">
-      <w:start w:val="1"/>
-      <w:numFmt w:val="lowerLetter"/>
-      <w:lvlText w:val="%5."/>
-      <w:lvlJc w:val="left"/>
-      <w:pPr>
-        <w:ind w:left="3600" w:hanging="360"/>
-      </w:pPr>
-    </w:lvl>
-    <w:lvl w:ilvl="5" w:tplc="080C001B" w:tentative="1">
-      <w:start w:val="1"/>
-      <w:numFmt w:val="lowerRoman"/>
-      <w:lvlText w:val="%6."/>
-      <w:lvlJc w:val="right"/>
-      <w:pPr>
-        <w:ind w:left="4320" w:hanging="180"/>
-      </w:pPr>
-    </w:lvl>
-    <w:lvl w:ilvl="6" w:tplc="080C000F" w:tentative="1">
-      <w:start w:val="1"/>
-      <w:numFmt w:val="decimal"/>
-      <w:lvlText w:val="%7."/>
-      <w:lvlJc w:val="left"/>
-      <w:pPr>
-        <w:ind w:left="5040" w:hanging="360"/>
-      </w:pPr>
-    </w:lvl>
-    <w:lvl w:ilvl="7" w:tplc="080C0019" w:tentative="1">
-      <w:start w:val="1"/>
-      <w:numFmt w:val="lowerLetter"/>
-      <w:lvlText w:val="%8."/>
-      <w:lvlJc w:val="left"/>
-      <w:pPr>
-        <w:ind w:left="5760" w:hanging="360"/>
-      </w:pPr>
-    </w:lvl>
-    <w:lvl w:ilvl="8" w:tplc="080C001B" w:tentative="1">
-      <w:start w:val="1"/>
-      <w:numFmt w:val="lowerRoman"/>
-      <w:lvlText w:val="%9."/>
-      <w:lvlJc w:val="right"/>
-      <w:pPr>
-        <w:ind w:left="6480" w:hanging="180"/>
-      </w:pPr>
-    </w:lvl>
-  </w:abstractNum>
-  <w:abstractNum w:abstractNumId="24" w15:restartNumberingAfterBreak="0">
-    <w:nsid w:val="5EB50A70"/>
-    <w:multiLevelType w:val="hybridMultilevel"/>
-    <w:tmpl w:val="3D2C2DB2"/>
-    <w:lvl w:ilvl="0" w:tplc="54F0FB42">
-      <w:start w:val="1"/>
-      <w:numFmt w:val="bullet"/>
-      <w:lvlText w:val="•"/>
-      <w:lvlJc w:val="left"/>
-      <w:pPr>
-        <w:tabs>
-          <w:tab w:val="num" w:pos="720"/>
-        </w:tabs>
-        <w:ind w:left="720" w:hanging="360"/>
-      </w:pPr>
-      <w:rPr>
-        <w:rFonts w:ascii="Times New Roman" w:hAnsi="Times New Roman" w:hint="default"/>
-      </w:rPr>
-    </w:lvl>
-    <w:lvl w:ilvl="1" w:tplc="BF5CDD84" w:tentative="1">
-      <w:start w:val="1"/>
-      <w:numFmt w:val="bullet"/>
-      <w:lvlText w:val="•"/>
-      <w:lvlJc w:val="left"/>
-      <w:pPr>
-        <w:tabs>
-          <w:tab w:val="num" w:pos="1440"/>
-        </w:tabs>
-        <w:ind w:left="1440" w:hanging="360"/>
-      </w:pPr>
-      <w:rPr>
-        <w:rFonts w:ascii="Times New Roman" w:hAnsi="Times New Roman" w:hint="default"/>
-      </w:rPr>
-    </w:lvl>
-    <w:lvl w:ilvl="2" w:tplc="CF64C19C" w:tentative="1">
-      <w:start w:val="1"/>
-      <w:numFmt w:val="bullet"/>
-      <w:lvlText w:val="•"/>
-      <w:lvlJc w:val="left"/>
-      <w:pPr>
-        <w:tabs>
-          <w:tab w:val="num" w:pos="2160"/>
-        </w:tabs>
-        <w:ind w:left="2160" w:hanging="360"/>
-      </w:pPr>
-      <w:rPr>
-        <w:rFonts w:ascii="Times New Roman" w:hAnsi="Times New Roman" w:hint="default"/>
-      </w:rPr>
-    </w:lvl>
-    <w:lvl w:ilvl="3" w:tplc="F2B6E6F6" w:tentative="1">
-      <w:start w:val="1"/>
-      <w:numFmt w:val="bullet"/>
-      <w:lvlText w:val="•"/>
-      <w:lvlJc w:val="left"/>
-      <w:pPr>
-        <w:tabs>
-          <w:tab w:val="num" w:pos="2880"/>
-        </w:tabs>
-        <w:ind w:left="2880" w:hanging="360"/>
-      </w:pPr>
-      <w:rPr>
-        <w:rFonts w:ascii="Times New Roman" w:hAnsi="Times New Roman" w:hint="default"/>
-      </w:rPr>
-    </w:lvl>
-    <w:lvl w:ilvl="4" w:tplc="FF52755C" w:tentative="1">
-      <w:start w:val="1"/>
-      <w:numFmt w:val="bullet"/>
-      <w:lvlText w:val="•"/>
-      <w:lvlJc w:val="left"/>
-      <w:pPr>
-        <w:tabs>
-          <w:tab w:val="num" w:pos="3600"/>
-        </w:tabs>
-        <w:ind w:left="3600" w:hanging="360"/>
-      </w:pPr>
-      <w:rPr>
-        <w:rFonts w:ascii="Times New Roman" w:hAnsi="Times New Roman" w:hint="default"/>
-      </w:rPr>
-    </w:lvl>
-    <w:lvl w:ilvl="5" w:tplc="D6EA69D8" w:tentative="1">
-      <w:start w:val="1"/>
-      <w:numFmt w:val="bullet"/>
-      <w:lvlText w:val="•"/>
-      <w:lvlJc w:val="left"/>
-      <w:pPr>
-        <w:tabs>
-          <w:tab w:val="num" w:pos="4320"/>
-        </w:tabs>
-        <w:ind w:left="4320" w:hanging="360"/>
-      </w:pPr>
-      <w:rPr>
-        <w:rFonts w:ascii="Times New Roman" w:hAnsi="Times New Roman" w:hint="default"/>
-      </w:rPr>
-    </w:lvl>
-    <w:lvl w:ilvl="6" w:tplc="0966D424" w:tentative="1">
-      <w:start w:val="1"/>
-      <w:numFmt w:val="bullet"/>
-      <w:lvlText w:val="•"/>
-      <w:lvlJc w:val="left"/>
-      <w:pPr>
-        <w:tabs>
-          <w:tab w:val="num" w:pos="5040"/>
-        </w:tabs>
-        <w:ind w:left="5040" w:hanging="360"/>
-      </w:pPr>
-      <w:rPr>
-        <w:rFonts w:ascii="Times New Roman" w:hAnsi="Times New Roman" w:hint="default"/>
-      </w:rPr>
-    </w:lvl>
-    <w:lvl w:ilvl="7" w:tplc="14CAF59E" w:tentative="1">
-      <w:start w:val="1"/>
-      <w:numFmt w:val="bullet"/>
-      <w:lvlText w:val="•"/>
-      <w:lvlJc w:val="left"/>
-      <w:pPr>
-        <w:tabs>
-          <w:tab w:val="num" w:pos="5760"/>
-        </w:tabs>
-        <w:ind w:left="5760" w:hanging="360"/>
-      </w:pPr>
-      <w:rPr>
-        <w:rFonts w:ascii="Times New Roman" w:hAnsi="Times New Roman" w:hint="default"/>
-      </w:rPr>
-    </w:lvl>
-    <w:lvl w:ilvl="8" w:tplc="58760014" w:tentative="1">
-      <w:start w:val="1"/>
-      <w:numFmt w:val="bullet"/>
-      <w:lvlText w:val="•"/>
-      <w:lvlJc w:val="left"/>
-      <w:pPr>
-        <w:tabs>
-          <w:tab w:val="num" w:pos="6480"/>
-        </w:tabs>
-        <w:ind w:left="6480" w:hanging="360"/>
-      </w:pPr>
-      <w:rPr>
-        <w:rFonts w:ascii="Times New Roman" w:hAnsi="Times New Roman" w:hint="default"/>
-      </w:rPr>
-    </w:lvl>
-  </w:abstractNum>
-  <w:abstractNum w:abstractNumId="25" w15:restartNumberingAfterBreak="0">
-    <w:nsid w:val="622C71FC"/>
-    <w:multiLevelType w:val="hybridMultilevel"/>
-    <w:tmpl w:val="5AC47470"/>
-    <w:lvl w:ilvl="0" w:tplc="140C0001">
-      <w:start w:val="1"/>
-      <w:numFmt w:val="bullet"/>
-      <w:lvlText w:val=""/>
-      <w:lvlJc w:val="left"/>
-      <w:pPr>
-        <w:ind w:left="720" w:hanging="360"/>
-      </w:pPr>
-      <w:rPr>
-        <w:rFonts w:ascii="Symbol" w:hAnsi="Symbol" w:hint="default"/>
-      </w:rPr>
-    </w:lvl>
-    <w:lvl w:ilvl="1" w:tplc="140C0003" w:tentative="1">
-      <w:start w:val="1"/>
-      <w:numFmt w:val="bullet"/>
-      <w:lvlText w:val="o"/>
-      <w:lvlJc w:val="left"/>
-      <w:pPr>
-        <w:ind w:left="1440" w:hanging="360"/>
-      </w:pPr>
-      <w:rPr>
-        <w:rFonts w:ascii="Courier New" w:hAnsi="Courier New" w:cs="Courier New" w:hint="default"/>
-      </w:rPr>
-    </w:lvl>
-    <w:lvl w:ilvl="2" w:tplc="140C0005" w:tentative="1">
-      <w:start w:val="1"/>
-      <w:numFmt w:val="bullet"/>
-      <w:lvlText w:val=""/>
-      <w:lvlJc w:val="left"/>
-      <w:pPr>
-        <w:ind w:left="2160" w:hanging="360"/>
-      </w:pPr>
-      <w:rPr>
-        <w:rFonts w:ascii="Wingdings" w:hAnsi="Wingdings" w:hint="default"/>
-      </w:rPr>
-    </w:lvl>
-    <w:lvl w:ilvl="3" w:tplc="140C0001" w:tentative="1">
-      <w:start w:val="1"/>
-      <w:numFmt w:val="bullet"/>
-      <w:lvlText w:val=""/>
-      <w:lvlJc w:val="left"/>
-      <w:pPr>
-        <w:ind w:left="2880" w:hanging="360"/>
-      </w:pPr>
-      <w:rPr>
-        <w:rFonts w:ascii="Symbol" w:hAnsi="Symbol" w:hint="default"/>
-      </w:rPr>
-    </w:lvl>
-    <w:lvl w:ilvl="4" w:tplc="140C0003" w:tentative="1">
-      <w:start w:val="1"/>
-      <w:numFmt w:val="bullet"/>
-      <w:lvlText w:val="o"/>
-      <w:lvlJc w:val="left"/>
-      <w:pPr>
-        <w:ind w:left="3600" w:hanging="360"/>
-      </w:pPr>
-      <w:rPr>
-        <w:rFonts w:ascii="Courier New" w:hAnsi="Courier New" w:cs="Courier New" w:hint="default"/>
-      </w:rPr>
-    </w:lvl>
-    <w:lvl w:ilvl="5" w:tplc="140C0005" w:tentative="1">
-      <w:start w:val="1"/>
-      <w:numFmt w:val="bullet"/>
-      <w:lvlText w:val=""/>
-      <w:lvlJc w:val="left"/>
-      <w:pPr>
-        <w:ind w:left="4320" w:hanging="360"/>
-      </w:pPr>
-      <w:rPr>
-        <w:rFonts w:ascii="Wingdings" w:hAnsi="Wingdings" w:hint="default"/>
-      </w:rPr>
-    </w:lvl>
-    <w:lvl w:ilvl="6" w:tplc="140C0001" w:tentative="1">
-      <w:start w:val="1"/>
-      <w:numFmt w:val="bullet"/>
-      <w:lvlText w:val=""/>
-      <w:lvlJc w:val="left"/>
-      <w:pPr>
-        <w:ind w:left="5040" w:hanging="360"/>
-      </w:pPr>
-      <w:rPr>
-        <w:rFonts w:ascii="Symbol" w:hAnsi="Symbol" w:hint="default"/>
-      </w:rPr>
-    </w:lvl>
-    <w:lvl w:ilvl="7" w:tplc="140C0003" w:tentative="1">
-      <w:start w:val="1"/>
-      <w:numFmt w:val="bullet"/>
-      <w:lvlText w:val="o"/>
-      <w:lvlJc w:val="left"/>
-      <w:pPr>
-        <w:ind w:left="5760" w:hanging="360"/>
-      </w:pPr>
-      <w:rPr>
-        <w:rFonts w:ascii="Courier New" w:hAnsi="Courier New" w:cs="Courier New" w:hint="default"/>
-      </w:rPr>
-    </w:lvl>
-    <w:lvl w:ilvl="8" w:tplc="140C0005" w:tentative="1">
-      <w:start w:val="1"/>
-      <w:numFmt w:val="bullet"/>
-      <w:lvlText w:val=""/>
-      <w:lvlJc w:val="left"/>
-      <w:pPr>
-        <w:ind w:left="6480" w:hanging="360"/>
-      </w:pPr>
-      <w:rPr>
-        <w:rFonts w:ascii="Wingdings" w:hAnsi="Wingdings" w:hint="default"/>
-      </w:rPr>
-    </w:lvl>
-  </w:abstractNum>
-  <w:abstractNum w:abstractNumId="26" w15:restartNumberingAfterBreak="0">
-    <w:nsid w:val="646E0A40"/>
-    <w:multiLevelType w:val="hybridMultilevel"/>
-    <w:tmpl w:val="44024CB4"/>
-    <w:lvl w:ilvl="0" w:tplc="D5303D70">
-      <w:numFmt w:val="bullet"/>
-      <w:lvlText w:val=""/>
-      <w:lvlJc w:val="left"/>
-      <w:pPr>
-        <w:ind w:left="765" w:hanging="405"/>
-      </w:pPr>
-      <w:rPr>
-        <w:rFonts w:ascii="Wingdings" w:eastAsia="TrebuchetMS" w:hAnsi="Wingdings" w:cs="Arial" w:hint="default"/>
-      </w:rPr>
-    </w:lvl>
-    <w:lvl w:ilvl="1" w:tplc="140C0003">
-      <w:start w:val="1"/>
-      <w:numFmt w:val="bullet"/>
-      <w:lvlText w:val="o"/>
-      <w:lvlJc w:val="left"/>
-      <w:pPr>
-        <w:ind w:left="1440" w:hanging="360"/>
-      </w:pPr>
-      <w:rPr>
-        <w:rFonts w:ascii="Courier New" w:hAnsi="Courier New" w:cs="Courier New" w:hint="default"/>
-      </w:rPr>
-    </w:lvl>
-    <w:lvl w:ilvl="2" w:tplc="140C0005" w:tentative="1">
-      <w:start w:val="1"/>
-      <w:numFmt w:val="bullet"/>
-      <w:lvlText w:val=""/>
-      <w:lvlJc w:val="left"/>
-      <w:pPr>
-        <w:ind w:left="2160" w:hanging="360"/>
-      </w:pPr>
-      <w:rPr>
-        <w:rFonts w:ascii="Wingdings" w:hAnsi="Wingdings" w:hint="default"/>
-      </w:rPr>
-    </w:lvl>
-    <w:lvl w:ilvl="3" w:tplc="140C0001" w:tentative="1">
-      <w:start w:val="1"/>
-      <w:numFmt w:val="bullet"/>
-      <w:lvlText w:val=""/>
-      <w:lvlJc w:val="left"/>
-      <w:pPr>
-        <w:ind w:left="2880" w:hanging="360"/>
-      </w:pPr>
-      <w:rPr>
-        <w:rFonts w:ascii="Symbol" w:hAnsi="Symbol" w:hint="default"/>
-      </w:rPr>
-    </w:lvl>
-    <w:lvl w:ilvl="4" w:tplc="140C0003" w:tentative="1">
-      <w:start w:val="1"/>
-      <w:numFmt w:val="bullet"/>
-      <w:lvlText w:val="o"/>
-      <w:lvlJc w:val="left"/>
-      <w:pPr>
-        <w:ind w:left="3600" w:hanging="360"/>
-      </w:pPr>
-      <w:rPr>
-        <w:rFonts w:ascii="Courier New" w:hAnsi="Courier New" w:cs="Courier New" w:hint="default"/>
-      </w:rPr>
-    </w:lvl>
-    <w:lvl w:ilvl="5" w:tplc="140C0005" w:tentative="1">
-      <w:start w:val="1"/>
-      <w:numFmt w:val="bullet"/>
-      <w:lvlText w:val=""/>
-      <w:lvlJc w:val="left"/>
-      <w:pPr>
-        <w:ind w:left="4320" w:hanging="360"/>
-      </w:pPr>
-      <w:rPr>
-        <w:rFonts w:ascii="Wingdings" w:hAnsi="Wingdings" w:hint="default"/>
-      </w:rPr>
-    </w:lvl>
-    <w:lvl w:ilvl="6" w:tplc="140C0001" w:tentative="1">
-      <w:start w:val="1"/>
-      <w:numFmt w:val="bullet"/>
-      <w:lvlText w:val=""/>
-      <w:lvlJc w:val="left"/>
-      <w:pPr>
-        <w:ind w:left="5040" w:hanging="360"/>
-      </w:pPr>
-      <w:rPr>
-        <w:rFonts w:ascii="Symbol" w:hAnsi="Symbol" w:hint="default"/>
-      </w:rPr>
-    </w:lvl>
-    <w:lvl w:ilvl="7" w:tplc="140C0003" w:tentative="1">
-      <w:start w:val="1"/>
-      <w:numFmt w:val="bullet"/>
-      <w:lvlText w:val="o"/>
-      <w:lvlJc w:val="left"/>
-      <w:pPr>
-        <w:ind w:left="5760" w:hanging="360"/>
-      </w:pPr>
-      <w:rPr>
-        <w:rFonts w:ascii="Courier New" w:hAnsi="Courier New" w:cs="Courier New" w:hint="default"/>
-      </w:rPr>
-    </w:lvl>
-    <w:lvl w:ilvl="8" w:tplc="140C0005" w:tentative="1">
-      <w:start w:val="1"/>
-      <w:numFmt w:val="bullet"/>
-      <w:lvlText w:val=""/>
-      <w:lvlJc w:val="left"/>
-      <w:pPr>
-        <w:ind w:left="6480" w:hanging="360"/>
-      </w:pPr>
-      <w:rPr>
-        <w:rFonts w:ascii="Wingdings" w:hAnsi="Wingdings" w:hint="default"/>
-      </w:rPr>
-    </w:lvl>
-  </w:abstractNum>
-  <w:abstractNum w:abstractNumId="27" w15:restartNumberingAfterBreak="0">
+  <w:abstractNum w:abstractNumId="3" w15:restartNumberingAfterBreak="0">
     <w:nsid w:val="682F1C29"/>
     <w:multiLevelType w:val="multilevel"/>
     <w:tmpl w:val="CFAC7D86"/>
@@ -8020,147 +4626,7 @@
       </w:rPr>
     </w:lvl>
   </w:abstractNum>
-  <w:abstractNum w:abstractNumId="28" w15:restartNumberingAfterBreak="0">
-    <w:nsid w:val="6B4462C7"/>
-    <w:multiLevelType w:val="hybridMultilevel"/>
-    <w:tmpl w:val="6BC61AB6"/>
-    <w:lvl w:ilvl="0" w:tplc="09EE6BB2">
-      <w:start w:val="1"/>
-      <w:numFmt w:val="bullet"/>
-      <w:lvlText w:val=""/>
-      <w:lvlJc w:val="left"/>
-      <w:pPr>
-        <w:tabs>
-          <w:tab w:val="num" w:pos="720"/>
-        </w:tabs>
-        <w:ind w:left="720" w:hanging="360"/>
-      </w:pPr>
-      <w:rPr>
-        <w:rFonts w:ascii="Webdings" w:hAnsi="Webdings" w:hint="default"/>
-      </w:rPr>
-    </w:lvl>
-    <w:lvl w:ilvl="1" w:tplc="F5E872AA">
-      <w:start w:val="1"/>
-      <w:numFmt w:val="bullet"/>
-      <w:lvlText w:val=""/>
-      <w:lvlJc w:val="left"/>
-      <w:pPr>
-        <w:tabs>
-          <w:tab w:val="num" w:pos="1440"/>
-        </w:tabs>
-        <w:ind w:left="1440" w:hanging="360"/>
-      </w:pPr>
-      <w:rPr>
-        <w:rFonts w:ascii="Webdings" w:hAnsi="Webdings" w:hint="default"/>
-      </w:rPr>
-    </w:lvl>
-    <w:lvl w:ilvl="2" w:tplc="71100B20">
-      <w:start w:val="43"/>
-      <w:numFmt w:val="bullet"/>
-      <w:lvlText w:val=""/>
-      <w:lvlJc w:val="left"/>
-      <w:pPr>
-        <w:tabs>
-          <w:tab w:val="num" w:pos="2160"/>
-        </w:tabs>
-        <w:ind w:left="2160" w:hanging="360"/>
-      </w:pPr>
-      <w:rPr>
-        <w:rFonts w:ascii="Webdings" w:hAnsi="Webdings" w:hint="default"/>
-      </w:rPr>
-    </w:lvl>
-    <w:lvl w:ilvl="3" w:tplc="4176988E" w:tentative="1">
-      <w:start w:val="1"/>
-      <w:numFmt w:val="bullet"/>
-      <w:lvlText w:val=""/>
-      <w:lvlJc w:val="left"/>
-      <w:pPr>
-        <w:tabs>
-          <w:tab w:val="num" w:pos="2880"/>
-        </w:tabs>
-        <w:ind w:left="2880" w:hanging="360"/>
-      </w:pPr>
-      <w:rPr>
-        <w:rFonts w:ascii="Webdings" w:hAnsi="Webdings" w:hint="default"/>
-      </w:rPr>
-    </w:lvl>
-    <w:lvl w:ilvl="4" w:tplc="16287CAE" w:tentative="1">
-      <w:start w:val="1"/>
-      <w:numFmt w:val="bullet"/>
-      <w:lvlText w:val=""/>
-      <w:lvlJc w:val="left"/>
-      <w:pPr>
-        <w:tabs>
-          <w:tab w:val="num" w:pos="3600"/>
-        </w:tabs>
-        <w:ind w:left="3600" w:hanging="360"/>
-      </w:pPr>
-      <w:rPr>
-        <w:rFonts w:ascii="Webdings" w:hAnsi="Webdings" w:hint="default"/>
-      </w:rPr>
-    </w:lvl>
-    <w:lvl w:ilvl="5" w:tplc="970C3F4E" w:tentative="1">
-      <w:start w:val="1"/>
-      <w:numFmt w:val="bullet"/>
-      <w:lvlText w:val=""/>
-      <w:lvlJc w:val="left"/>
-      <w:pPr>
-        <w:tabs>
-          <w:tab w:val="num" w:pos="4320"/>
-        </w:tabs>
-        <w:ind w:left="4320" w:hanging="360"/>
-      </w:pPr>
-      <w:rPr>
-        <w:rFonts w:ascii="Webdings" w:hAnsi="Webdings" w:hint="default"/>
-      </w:rPr>
-    </w:lvl>
-    <w:lvl w:ilvl="6" w:tplc="20AEF594" w:tentative="1">
-      <w:start w:val="1"/>
-      <w:numFmt w:val="bullet"/>
-      <w:lvlText w:val=""/>
-      <w:lvlJc w:val="left"/>
-      <w:pPr>
-        <w:tabs>
-          <w:tab w:val="num" w:pos="5040"/>
-        </w:tabs>
-        <w:ind w:left="5040" w:hanging="360"/>
-      </w:pPr>
-      <w:rPr>
-        <w:rFonts w:ascii="Webdings" w:hAnsi="Webdings" w:hint="default"/>
-      </w:rPr>
-    </w:lvl>
-    <w:lvl w:ilvl="7" w:tplc="BCDE35A6" w:tentative="1">
-      <w:start w:val="1"/>
-      <w:numFmt w:val="bullet"/>
-      <w:lvlText w:val=""/>
-      <w:lvlJc w:val="left"/>
-      <w:pPr>
-        <w:tabs>
-          <w:tab w:val="num" w:pos="5760"/>
-        </w:tabs>
-        <w:ind w:left="5760" w:hanging="360"/>
-      </w:pPr>
-      <w:rPr>
-        <w:rFonts w:ascii="Webdings" w:hAnsi="Webdings" w:hint="default"/>
-      </w:rPr>
-    </w:lvl>
-    <w:lvl w:ilvl="8" w:tplc="6B2273B0" w:tentative="1">
-      <w:start w:val="1"/>
-      <w:numFmt w:val="bullet"/>
-      <w:lvlText w:val=""/>
-      <w:lvlJc w:val="left"/>
-      <w:pPr>
-        <w:tabs>
-          <w:tab w:val="num" w:pos="6480"/>
-        </w:tabs>
-        <w:ind w:left="6480" w:hanging="360"/>
-      </w:pPr>
-      <w:rPr>
-        <w:rFonts w:ascii="Webdings" w:hAnsi="Webdings" w:hint="default"/>
-      </w:rPr>
-    </w:lvl>
-  </w:abstractNum>
-  <w:abstractNum w:abstractNumId="29" w15:restartNumberingAfterBreak="0">
+  <w:abstractNum w:abstractNumId="4" w15:restartNumberingAfterBreak="0">
     <w:nsid w:val="6DF7775C"/>
     <w:multiLevelType w:val="hybridMultilevel"/>
     <w:tmpl w:val="BDAABF70"/>
@@ -8301,7 +4767,7 @@
       </w:rPr>
     </w:lvl>
   </w:abstractNum>
-  <w:abstractNum w:abstractNumId="30" w15:restartNumberingAfterBreak="0">
+  <w:abstractNum w:abstractNumId="5" w15:restartNumberingAfterBreak="0">
     <w:nsid w:val="6EE055F3"/>
     <w:multiLevelType w:val="hybridMultilevel"/>
     <w:tmpl w:val="41E6A68E"/>
@@ -8394,260 +4860,7 @@
       </w:pPr>
     </w:lvl>
   </w:abstractNum>
-  <w:abstractNum w:abstractNumId="31" w15:restartNumberingAfterBreak="0">
-    <w:nsid w:val="72FF011C"/>
-    <w:multiLevelType w:val="hybridMultilevel"/>
-    <w:tmpl w:val="B57E2CA0"/>
-    <w:lvl w:ilvl="0" w:tplc="E5E05010">
-      <w:start w:val="3"/>
-      <w:numFmt w:val="bullet"/>
-      <w:lvlText w:val="-"/>
-      <w:lvlJc w:val="left"/>
-      <w:pPr>
-        <w:tabs>
-          <w:tab w:val="num" w:pos="360"/>
-        </w:tabs>
-        <w:ind w:left="360" w:hanging="360"/>
-      </w:pPr>
-      <w:rPr>
-        <w:rFonts w:ascii="Arial" w:eastAsia="Times New Roman" w:hAnsi="Arial" w:cs="Arial" w:hint="default"/>
-      </w:rPr>
-    </w:lvl>
-    <w:lvl w:ilvl="1" w:tplc="040C0003">
-      <w:start w:val="1"/>
-      <w:numFmt w:val="bullet"/>
-      <w:lvlText w:val="o"/>
-      <w:lvlJc w:val="left"/>
-      <w:pPr>
-        <w:tabs>
-          <w:tab w:val="num" w:pos="1080"/>
-        </w:tabs>
-        <w:ind w:left="1080" w:hanging="360"/>
-      </w:pPr>
-      <w:rPr>
-        <w:rFonts w:ascii="Courier New" w:hAnsi="Courier New" w:cs="Courier New" w:hint="default"/>
-      </w:rPr>
-    </w:lvl>
-    <w:lvl w:ilvl="2" w:tplc="040C0005">
-      <w:start w:val="1"/>
-      <w:numFmt w:val="bullet"/>
-      <w:lvlText w:val=""/>
-      <w:lvlJc w:val="left"/>
-      <w:pPr>
-        <w:tabs>
-          <w:tab w:val="num" w:pos="1800"/>
-        </w:tabs>
-        <w:ind w:left="1800" w:hanging="360"/>
-      </w:pPr>
-      <w:rPr>
-        <w:rFonts w:ascii="Wingdings" w:hAnsi="Wingdings" w:hint="default"/>
-      </w:rPr>
-    </w:lvl>
-    <w:lvl w:ilvl="3" w:tplc="040C0001">
-      <w:start w:val="1"/>
-      <w:numFmt w:val="bullet"/>
-      <w:lvlText w:val=""/>
-      <w:lvlJc w:val="left"/>
-      <w:pPr>
-        <w:tabs>
-          <w:tab w:val="num" w:pos="2520"/>
-        </w:tabs>
-        <w:ind w:left="2520" w:hanging="360"/>
-      </w:pPr>
-      <w:rPr>
-        <w:rFonts w:ascii="Symbol" w:hAnsi="Symbol" w:hint="default"/>
-      </w:rPr>
-    </w:lvl>
-    <w:lvl w:ilvl="4" w:tplc="040C0003">
-      <w:start w:val="1"/>
-      <w:numFmt w:val="bullet"/>
-      <w:lvlText w:val="o"/>
-      <w:lvlJc w:val="left"/>
-      <w:pPr>
-        <w:tabs>
-          <w:tab w:val="num" w:pos="3240"/>
-        </w:tabs>
-        <w:ind w:left="3240" w:hanging="360"/>
-      </w:pPr>
-      <w:rPr>
-        <w:rFonts w:ascii="Courier New" w:hAnsi="Courier New" w:cs="Courier New" w:hint="default"/>
-      </w:rPr>
-    </w:lvl>
-    <w:lvl w:ilvl="5" w:tplc="040C0005" w:tentative="1">
-      <w:start w:val="1"/>
-      <w:numFmt w:val="bullet"/>
-      <w:lvlText w:val=""/>
-      <w:lvlJc w:val="left"/>
-      <w:pPr>
-        <w:tabs>
-          <w:tab w:val="num" w:pos="3960"/>
-        </w:tabs>
-        <w:ind w:left="3960" w:hanging="360"/>
-      </w:pPr>
-      <w:rPr>
-        <w:rFonts w:ascii="Wingdings" w:hAnsi="Wingdings" w:hint="default"/>
-      </w:rPr>
-    </w:lvl>
-    <w:lvl w:ilvl="6" w:tplc="040C0001" w:tentative="1">
-      <w:start w:val="1"/>
-      <w:numFmt w:val="bullet"/>
-      <w:lvlText w:val=""/>
-      <w:lvlJc w:val="left"/>
-      <w:pPr>
-        <w:tabs>
-          <w:tab w:val="num" w:pos="4680"/>
-        </w:tabs>
-        <w:ind w:left="4680" w:hanging="360"/>
-      </w:pPr>
-      <w:rPr>
-        <w:rFonts w:ascii="Symbol" w:hAnsi="Symbol" w:hint="default"/>
-      </w:rPr>
-    </w:lvl>
-    <w:lvl w:ilvl="7" w:tplc="040C0003" w:tentative="1">
-      <w:start w:val="1"/>
-      <w:numFmt w:val="bullet"/>
-      <w:lvlText w:val="o"/>
-      <w:lvlJc w:val="left"/>
-      <w:pPr>
-        <w:tabs>
-          <w:tab w:val="num" w:pos="5400"/>
-        </w:tabs>
-        <w:ind w:left="5400" w:hanging="360"/>
-      </w:pPr>
-      <w:rPr>
-        <w:rFonts w:ascii="Courier New" w:hAnsi="Courier New" w:cs="Courier New" w:hint="default"/>
-      </w:rPr>
-    </w:lvl>
-    <w:lvl w:ilvl="8" w:tplc="040C0005" w:tentative="1">
-      <w:start w:val="1"/>
-      <w:numFmt w:val="bullet"/>
-      <w:lvlText w:val=""/>
-      <w:lvlJc w:val="left"/>
-      <w:pPr>
-        <w:tabs>
-          <w:tab w:val="num" w:pos="6120"/>
-        </w:tabs>
-        <w:ind w:left="6120" w:hanging="360"/>
-      </w:pPr>
-      <w:rPr>
-        <w:rFonts w:ascii="Wingdings" w:hAnsi="Wingdings" w:hint="default"/>
-      </w:rPr>
-    </w:lvl>
-  </w:abstractNum>
-  <w:abstractNum w:abstractNumId="32" w15:restartNumberingAfterBreak="0">
-    <w:nsid w:val="7521546B"/>
-    <w:multiLevelType w:val="hybridMultilevel"/>
-    <w:tmpl w:val="94A04EFA"/>
-    <w:lvl w:ilvl="0" w:tplc="140C0001">
-      <w:start w:val="1"/>
-      <w:numFmt w:val="bullet"/>
-      <w:lvlText w:val=""/>
-      <w:lvlJc w:val="left"/>
-      <w:pPr>
-        <w:ind w:left="720" w:hanging="360"/>
-      </w:pPr>
-      <w:rPr>
-        <w:rFonts w:ascii="Symbol" w:hAnsi="Symbol" w:hint="default"/>
-      </w:rPr>
-    </w:lvl>
-    <w:lvl w:ilvl="1" w:tplc="140C0003" w:tentative="1">
-      <w:start w:val="1"/>
-      <w:numFmt w:val="bullet"/>
-      <w:lvlText w:val="o"/>
-      <w:lvlJc w:val="left"/>
-      <w:pPr>
-        <w:ind w:left="1440" w:hanging="360"/>
-      </w:pPr>
-      <w:rPr>
-        <w:rFonts w:ascii="Courier New" w:hAnsi="Courier New" w:cs="Courier New" w:hint="default"/>
-      </w:rPr>
-    </w:lvl>
-    <w:lvl w:ilvl="2" w:tplc="140C0005" w:tentative="1">
-      <w:start w:val="1"/>
-      <w:numFmt w:val="bullet"/>
-      <w:lvlText w:val=""/>
-      <w:lvlJc w:val="left"/>
-      <w:pPr>
-        <w:ind w:left="2160" w:hanging="360"/>
-      </w:pPr>
-      <w:rPr>
-        <w:rFonts w:ascii="Wingdings" w:hAnsi="Wingdings" w:hint="default"/>
-      </w:rPr>
-    </w:lvl>
-    <w:lvl w:ilvl="3" w:tplc="140C0001" w:tentative="1">
-      <w:start w:val="1"/>
-      <w:numFmt w:val="bullet"/>
-      <w:lvlText w:val=""/>
-      <w:lvlJc w:val="left"/>
-      <w:pPr>
-        <w:ind w:left="2880" w:hanging="360"/>
-      </w:pPr>
-      <w:rPr>
-        <w:rFonts w:ascii="Symbol" w:hAnsi="Symbol" w:hint="default"/>
-      </w:rPr>
-    </w:lvl>
-    <w:lvl w:ilvl="4" w:tplc="140C0003" w:tentative="1">
-      <w:start w:val="1"/>
-      <w:numFmt w:val="bullet"/>
-      <w:lvlText w:val="o"/>
-      <w:lvlJc w:val="left"/>
-      <w:pPr>
-        <w:ind w:left="3600" w:hanging="360"/>
-      </w:pPr>
-      <w:rPr>
-        <w:rFonts w:ascii="Courier New" w:hAnsi="Courier New" w:cs="Courier New" w:hint="default"/>
-      </w:rPr>
-    </w:lvl>
-    <w:lvl w:ilvl="5" w:tplc="140C0005" w:tentative="1">
-      <w:start w:val="1"/>
-      <w:numFmt w:val="bullet"/>
-      <w:lvlText w:val=""/>
-      <w:lvlJc w:val="left"/>
-      <w:pPr>
-        <w:ind w:left="4320" w:hanging="360"/>
-      </w:pPr>
-      <w:rPr>
-        <w:rFonts w:ascii="Wingdings" w:hAnsi="Wingdings" w:hint="default"/>
-      </w:rPr>
-    </w:lvl>
-    <w:lvl w:ilvl="6" w:tplc="140C0001" w:tentative="1">
-      <w:start w:val="1"/>
-      <w:numFmt w:val="bullet"/>
-      <w:lvlText w:val=""/>
-      <w:lvlJc w:val="left"/>
-      <w:pPr>
-        <w:ind w:left="5040" w:hanging="360"/>
-      </w:pPr>
-      <w:rPr>
-        <w:rFonts w:ascii="Symbol" w:hAnsi="Symbol" w:hint="default"/>
-      </w:rPr>
-    </w:lvl>
-    <w:lvl w:ilvl="7" w:tplc="140C0003" w:tentative="1">
-      <w:start w:val="1"/>
-      <w:numFmt w:val="bullet"/>
-      <w:lvlText w:val="o"/>
-      <w:lvlJc w:val="left"/>
-      <w:pPr>
-        <w:ind w:left="5760" w:hanging="360"/>
-      </w:pPr>
-      <w:rPr>
-        <w:rFonts w:ascii="Courier New" w:hAnsi="Courier New" w:cs="Courier New" w:hint="default"/>
-      </w:rPr>
-    </w:lvl>
-    <w:lvl w:ilvl="8" w:tplc="140C0005" w:tentative="1">
-      <w:start w:val="1"/>
-      <w:numFmt w:val="bullet"/>
-      <w:lvlText w:val=""/>
-      <w:lvlJc w:val="left"/>
-      <w:pPr>
-        <w:ind w:left="6480" w:hanging="360"/>
-      </w:pPr>
-      <w:rPr>
-        <w:rFonts w:ascii="Wingdings" w:hAnsi="Wingdings" w:hint="default"/>
-      </w:rPr>
-    </w:lvl>
-  </w:abstractNum>
-  <w:abstractNum w:abstractNumId="33" w15:restartNumberingAfterBreak="0">
+  <w:abstractNum w:abstractNumId="6" w15:restartNumberingAfterBreak="0">
     <w:nsid w:val="78EA6A45"/>
     <w:multiLevelType w:val="multilevel"/>
     <w:tmpl w:val="8D3A4D94"/>
@@ -8791,389 +5004,26 @@
       </w:rPr>
     </w:lvl>
   </w:abstractNum>
-  <w:abstractNum w:abstractNumId="34" w15:restartNumberingAfterBreak="0">
-    <w:nsid w:val="7A3B00AF"/>
-    <w:multiLevelType w:val="hybridMultilevel"/>
-    <w:tmpl w:val="AFEA40A8"/>
-    <w:lvl w:ilvl="0" w:tplc="5C4C2620">
-      <w:start w:val="1"/>
-      <w:numFmt w:val="decimal"/>
-      <w:lvlText w:val="[%1]"/>
-      <w:lvlJc w:val="left"/>
-      <w:pPr>
-        <w:ind w:left="450" w:hanging="360"/>
-      </w:pPr>
-      <w:rPr>
-        <w:rFonts w:hint="default"/>
-      </w:rPr>
-    </w:lvl>
-    <w:lvl w:ilvl="1" w:tplc="04090019" w:tentative="1">
-      <w:start w:val="1"/>
-      <w:numFmt w:val="lowerLetter"/>
-      <w:lvlText w:val="%2."/>
-      <w:lvlJc w:val="left"/>
-      <w:pPr>
-        <w:ind w:left="1440" w:hanging="360"/>
-      </w:pPr>
-    </w:lvl>
-    <w:lvl w:ilvl="2" w:tplc="0409001B" w:tentative="1">
-      <w:start w:val="1"/>
-      <w:numFmt w:val="lowerRoman"/>
-      <w:lvlText w:val="%3."/>
-      <w:lvlJc w:val="right"/>
-      <w:pPr>
-        <w:ind w:left="2160" w:hanging="180"/>
-      </w:pPr>
-    </w:lvl>
-    <w:lvl w:ilvl="3" w:tplc="0409000F" w:tentative="1">
-      <w:start w:val="1"/>
-      <w:numFmt w:val="decimal"/>
-      <w:lvlText w:val="%4."/>
-      <w:lvlJc w:val="left"/>
-      <w:pPr>
-        <w:ind w:left="2880" w:hanging="360"/>
-      </w:pPr>
-    </w:lvl>
-    <w:lvl w:ilvl="4" w:tplc="04090019" w:tentative="1">
-      <w:start w:val="1"/>
-      <w:numFmt w:val="lowerLetter"/>
-      <w:lvlText w:val="%5."/>
-      <w:lvlJc w:val="left"/>
-      <w:pPr>
-        <w:ind w:left="3600" w:hanging="360"/>
-      </w:pPr>
-    </w:lvl>
-    <w:lvl w:ilvl="5" w:tplc="0409001B" w:tentative="1">
-      <w:start w:val="1"/>
-      <w:numFmt w:val="lowerRoman"/>
-      <w:lvlText w:val="%6."/>
-      <w:lvlJc w:val="right"/>
-      <w:pPr>
-        <w:ind w:left="4320" w:hanging="180"/>
-      </w:pPr>
-    </w:lvl>
-    <w:lvl w:ilvl="6" w:tplc="0409000F" w:tentative="1">
-      <w:start w:val="1"/>
-      <w:numFmt w:val="decimal"/>
-      <w:lvlText w:val="%7."/>
-      <w:lvlJc w:val="left"/>
-      <w:pPr>
-        <w:ind w:left="5040" w:hanging="360"/>
-      </w:pPr>
-    </w:lvl>
-    <w:lvl w:ilvl="7" w:tplc="04090019" w:tentative="1">
-      <w:start w:val="1"/>
-      <w:numFmt w:val="lowerLetter"/>
-      <w:lvlText w:val="%8."/>
-      <w:lvlJc w:val="left"/>
-      <w:pPr>
-        <w:ind w:left="5760" w:hanging="360"/>
-      </w:pPr>
-    </w:lvl>
-    <w:lvl w:ilvl="8" w:tplc="0409001B" w:tentative="1">
-      <w:start w:val="1"/>
-      <w:numFmt w:val="lowerRoman"/>
-      <w:lvlText w:val="%9."/>
-      <w:lvlJc w:val="right"/>
-      <w:pPr>
-        <w:ind w:left="6480" w:hanging="180"/>
-      </w:pPr>
-    </w:lvl>
-  </w:abstractNum>
-  <w:abstractNum w:abstractNumId="35" w15:restartNumberingAfterBreak="0">
-    <w:nsid w:val="7C965A57"/>
-    <w:multiLevelType w:val="hybridMultilevel"/>
-    <w:tmpl w:val="18221658"/>
-    <w:lvl w:ilvl="0" w:tplc="140C000F">
-      <w:start w:val="1"/>
-      <w:numFmt w:val="decimal"/>
-      <w:lvlText w:val="%1."/>
-      <w:lvlJc w:val="left"/>
-      <w:pPr>
-        <w:ind w:left="720" w:hanging="360"/>
-      </w:pPr>
-    </w:lvl>
-    <w:lvl w:ilvl="1" w:tplc="140C0019" w:tentative="1">
-      <w:start w:val="1"/>
-      <w:numFmt w:val="lowerLetter"/>
-      <w:lvlText w:val="%2."/>
-      <w:lvlJc w:val="left"/>
-      <w:pPr>
-        <w:ind w:left="1440" w:hanging="360"/>
-      </w:pPr>
-    </w:lvl>
-    <w:lvl w:ilvl="2" w:tplc="140C001B" w:tentative="1">
-      <w:start w:val="1"/>
-      <w:numFmt w:val="lowerRoman"/>
-      <w:lvlText w:val="%3."/>
-      <w:lvlJc w:val="right"/>
-      <w:pPr>
-        <w:ind w:left="2160" w:hanging="180"/>
-      </w:pPr>
-    </w:lvl>
-    <w:lvl w:ilvl="3" w:tplc="140C000F" w:tentative="1">
-      <w:start w:val="1"/>
-      <w:numFmt w:val="decimal"/>
-      <w:lvlText w:val="%4."/>
-      <w:lvlJc w:val="left"/>
-      <w:pPr>
-        <w:ind w:left="2880" w:hanging="360"/>
-      </w:pPr>
-    </w:lvl>
-    <w:lvl w:ilvl="4" w:tplc="140C0019" w:tentative="1">
-      <w:start w:val="1"/>
-      <w:numFmt w:val="lowerLetter"/>
-      <w:lvlText w:val="%5."/>
-      <w:lvlJc w:val="left"/>
-      <w:pPr>
-        <w:ind w:left="3600" w:hanging="360"/>
-      </w:pPr>
-    </w:lvl>
-    <w:lvl w:ilvl="5" w:tplc="140C001B" w:tentative="1">
-      <w:start w:val="1"/>
-      <w:numFmt w:val="lowerRoman"/>
-      <w:lvlText w:val="%6."/>
-      <w:lvlJc w:val="right"/>
-      <w:pPr>
-        <w:ind w:left="4320" w:hanging="180"/>
-      </w:pPr>
-    </w:lvl>
-    <w:lvl w:ilvl="6" w:tplc="140C000F" w:tentative="1">
-      <w:start w:val="1"/>
-      <w:numFmt w:val="decimal"/>
-      <w:lvlText w:val="%7."/>
-      <w:lvlJc w:val="left"/>
-      <w:pPr>
-        <w:ind w:left="5040" w:hanging="360"/>
-      </w:pPr>
-    </w:lvl>
-    <w:lvl w:ilvl="7" w:tplc="140C0019" w:tentative="1">
-      <w:start w:val="1"/>
-      <w:numFmt w:val="lowerLetter"/>
-      <w:lvlText w:val="%8."/>
-      <w:lvlJc w:val="left"/>
-      <w:pPr>
-        <w:ind w:left="5760" w:hanging="360"/>
-      </w:pPr>
-    </w:lvl>
-    <w:lvl w:ilvl="8" w:tplc="140C001B" w:tentative="1">
-      <w:start w:val="1"/>
-      <w:numFmt w:val="lowerRoman"/>
-      <w:lvlText w:val="%9."/>
-      <w:lvlJc w:val="right"/>
-      <w:pPr>
-        <w:ind w:left="6480" w:hanging="180"/>
-      </w:pPr>
-    </w:lvl>
-  </w:abstractNum>
-  <w:abstractNum w:abstractNumId="36" w15:restartNumberingAfterBreak="0">
-    <w:nsid w:val="7CF35036"/>
-    <w:multiLevelType w:val="multilevel"/>
-    <w:tmpl w:val="EF78925A"/>
-    <w:lvl w:ilvl="0">
-      <w:start w:val="1"/>
-      <w:numFmt w:val="decimal"/>
-      <w:lvlText w:val="%1"/>
-      <w:lvlJc w:val="left"/>
-      <w:pPr>
-        <w:ind w:left="432" w:hanging="432"/>
-      </w:pPr>
-      <w:rPr>
-        <w:rFonts w:hint="default"/>
-      </w:rPr>
-    </w:lvl>
-    <w:lvl w:ilvl="1">
-      <w:start w:val="1"/>
-      <w:numFmt w:val="decimal"/>
-      <w:lvlText w:val="%1.%2"/>
-      <w:lvlJc w:val="left"/>
-      <w:pPr>
-        <w:ind w:left="576" w:hanging="576"/>
-      </w:pPr>
-      <w:rPr>
-        <w:rFonts w:ascii="Century Schoolbook" w:hAnsi="Century Schoolbook" w:cs="Arial" w:hint="default"/>
-        <w:b/>
-        <w:bCs w:val="0"/>
-        <w:i w:val="0"/>
-        <w:iCs w:val="0"/>
-        <w:caps w:val="0"/>
-        <w:smallCaps w:val="0"/>
-        <w:strike w:val="0"/>
-        <w:dstrike w:val="0"/>
-        <w:noProof w:val="0"/>
-        <w:snapToGrid w:val="0"/>
-        <w:vanish w:val="0"/>
-        <w:color w:val="000000"/>
-        <w:spacing w:val="0"/>
-        <w:w w:val="0"/>
-        <w:kern w:val="0"/>
-        <w:position w:val="0"/>
-        <w:szCs w:val="0"/>
-        <w:u w:val="none"/>
-        <w:vertAlign w:val="baseline"/>
-        <w:em w:val="none"/>
-      </w:rPr>
-    </w:lvl>
-    <w:lvl w:ilvl="2">
-      <w:start w:val="1"/>
-      <w:numFmt w:val="decimal"/>
-      <w:lvlText w:val="%1.%2.%3"/>
-      <w:lvlJc w:val="left"/>
-      <w:pPr>
-        <w:ind w:left="1146" w:hanging="720"/>
-      </w:pPr>
-      <w:rPr>
-        <w:rFonts w:hint="default"/>
-      </w:rPr>
-    </w:lvl>
-    <w:lvl w:ilvl="3">
-      <w:start w:val="1"/>
-      <w:numFmt w:val="decimal"/>
-      <w:lvlText w:val="%1.%2.%3.%4"/>
-      <w:lvlJc w:val="left"/>
-      <w:pPr>
-        <w:ind w:left="864" w:hanging="864"/>
-      </w:pPr>
-      <w:rPr>
-        <w:rFonts w:hint="default"/>
-        <w:lang w:val="en-GB"/>
-      </w:rPr>
-    </w:lvl>
-    <w:lvl w:ilvl="4">
-      <w:start w:val="1"/>
-      <w:numFmt w:val="decimal"/>
-      <w:lvlText w:val="%1.%2.%3.%4.%5"/>
-      <w:lvlJc w:val="left"/>
-      <w:pPr>
-        <w:ind w:left="1008" w:hanging="1008"/>
-      </w:pPr>
-      <w:rPr>
-        <w:rFonts w:hint="default"/>
-      </w:rPr>
-    </w:lvl>
-    <w:lvl w:ilvl="5">
-      <w:start w:val="1"/>
-      <w:numFmt w:val="decimal"/>
-      <w:lvlText w:val="%1.%2.%3.%4.%5.%6"/>
-      <w:lvlJc w:val="left"/>
-      <w:pPr>
-        <w:ind w:left="1152" w:hanging="1152"/>
-      </w:pPr>
-      <w:rPr>
-        <w:rFonts w:hint="default"/>
-      </w:rPr>
-    </w:lvl>
-    <w:lvl w:ilvl="6">
-      <w:start w:val="1"/>
-      <w:numFmt w:val="decimal"/>
-      <w:lvlText w:val="%1.%2.%3.%4.%5.%6.%7"/>
-      <w:lvlJc w:val="left"/>
-      <w:pPr>
-        <w:ind w:left="1296" w:hanging="1296"/>
-      </w:pPr>
-      <w:rPr>
-        <w:rFonts w:hint="default"/>
-      </w:rPr>
-    </w:lvl>
-    <w:lvl w:ilvl="7">
-      <w:start w:val="1"/>
-      <w:numFmt w:val="decimal"/>
-      <w:lvlText w:val="%1.%2.%3.%4.%5.%6.%7.%8"/>
-      <w:lvlJc w:val="left"/>
-      <w:pPr>
-        <w:ind w:left="1440" w:hanging="1440"/>
-      </w:pPr>
-      <w:rPr>
-        <w:rFonts w:hint="default"/>
-      </w:rPr>
-    </w:lvl>
-    <w:lvl w:ilvl="8">
-      <w:start w:val="1"/>
-      <w:numFmt w:val="decimal"/>
-      <w:lvlText w:val="%1.%2.%3.%4.%5.%6.%7.%8.%9"/>
-      <w:lvlJc w:val="left"/>
-      <w:pPr>
-        <w:ind w:left="1584" w:hanging="1584"/>
-      </w:pPr>
-      <w:rPr>
-        <w:rFonts w:hint="default"/>
-      </w:rPr>
-    </w:lvl>
-  </w:abstractNum>
-  <w:num w:numId="1">
-    <w:abstractNumId w:val="11"/>
+  <w:num w:numId="1" w16cid:durableId="626009978">
+    <w:abstractNumId w:val="2"/>
   </w:num>
-  <w:num w:numId="2">
-    <w:abstractNumId w:val="30"/>
+  <w:num w:numId="2" w16cid:durableId="748768285">
+    <w:abstractNumId w:val="5"/>
   </w:num>
-  <w:num w:numId="3">
-    <w:abstractNumId w:val="33"/>
+  <w:num w:numId="3" w16cid:durableId="555552187">
+    <w:abstractNumId w:val="6"/>
   </w:num>
-  <w:num w:numId="4">
-    <w:abstractNumId w:val="29"/>
-  </w:num>
-  <w:num w:numId="5">
-    <w:abstractNumId w:val="27"/>
-  </w:num>
-  <w:num w:numId="6">
-    <w:abstractNumId w:val="34"/>
-  </w:num>
-  <w:num w:numId="7">
+  <w:num w:numId="4" w16cid:durableId="765927340">
     <w:abstractNumId w:val="4"/>
   </w:num>
-  <w:num w:numId="8">
-    <w:abstractNumId w:val="15"/>
+  <w:num w:numId="5" w16cid:durableId="1621843445">
+    <w:abstractNumId w:val="3"/>
   </w:num>
-  <w:num w:numId="9">
-    <w:abstractNumId w:val="32"/>
+  <w:num w:numId="6" w16cid:durableId="894659464">
+    <w:abstractNumId w:val="1"/>
   </w:num>
-  <w:num w:numId="10">
-    <w:abstractNumId w:val="2"/>
-  </w:num>
-  <w:num w:numId="11">
-    <w:abstractNumId w:val="6"/>
-  </w:num>
-  <w:num w:numId="12">
-    <w:abstractNumId w:val="10"/>
-  </w:num>
-  <w:num w:numId="13">
-    <w:abstractNumId w:val="26"/>
-  </w:num>
-  <w:num w:numId="14">
-    <w:abstractNumId w:val="35"/>
-  </w:num>
-  <w:num w:numId="15">
-    <w:abstractNumId w:val="22"/>
-  </w:num>
-  <w:num w:numId="16">
-    <w:abstractNumId w:val="23"/>
-  </w:num>
-  <w:num w:numId="17">
-    <w:abstractNumId w:val="10"/>
-  </w:num>
-  <w:num w:numId="18">
-    <w:abstractNumId w:val="6"/>
-    <w:lvlOverride w:ilvl="0">
-      <w:startOverride w:val="1"/>
-    </w:lvlOverride>
-  </w:num>
-  <w:num w:numId="19">
-    <w:abstractNumId w:val="11"/>
-  </w:num>
-  <w:num w:numId="20">
-    <w:abstractNumId w:val="12"/>
-  </w:num>
-  <w:num w:numId="21">
-    <w:abstractNumId w:val="31"/>
-  </w:num>
-  <w:num w:numId="22">
-    <w:abstractNumId w:val="17"/>
-  </w:num>
-  <w:num w:numId="23">
-    <w:abstractNumId w:val="8"/>
-  </w:num>
-  <w:num w:numId="24">
-    <w:abstractNumId w:val="11"/>
+  <w:num w:numId="7" w16cid:durableId="1781877259">
+    <w:abstractNumId w:val="0"/>
     <w:lvlOverride w:ilvl="0">
       <w:startOverride w:val="1"/>
     </w:lvlOverride>
@@ -9202,167 +5052,12 @@
       <w:startOverride w:val="1"/>
     </w:lvlOverride>
   </w:num>
-  <w:num w:numId="25">
-    <w:abstractNumId w:val="6"/>
-    <w:lvlOverride w:ilvl="0">
-      <w:startOverride w:val="1"/>
-    </w:lvlOverride>
-    <w:lvlOverride w:ilvl="1">
-      <w:startOverride w:val="1"/>
-    </w:lvlOverride>
-    <w:lvlOverride w:ilvl="2">
-      <w:startOverride w:val="1"/>
-    </w:lvlOverride>
-    <w:lvlOverride w:ilvl="3">
-      <w:startOverride w:val="1"/>
-    </w:lvlOverride>
-    <w:lvlOverride w:ilvl="4">
-      <w:startOverride w:val="1"/>
-    </w:lvlOverride>
-    <w:lvlOverride w:ilvl="5">
-      <w:startOverride w:val="1"/>
-    </w:lvlOverride>
-    <w:lvlOverride w:ilvl="6">
-      <w:startOverride w:val="1"/>
-    </w:lvlOverride>
-    <w:lvlOverride w:ilvl="7">
-      <w:startOverride w:val="1"/>
-    </w:lvlOverride>
-    <w:lvlOverride w:ilvl="8">
-      <w:startOverride w:val="1"/>
-    </w:lvlOverride>
-  </w:num>
-  <w:num w:numId="26">
-    <w:abstractNumId w:val="10"/>
-  </w:num>
-  <w:num w:numId="27">
-    <w:abstractNumId w:val="2"/>
-  </w:num>
-  <w:num w:numId="28">
-    <w:abstractNumId w:val="22"/>
-    <w:lvlOverride w:ilvl="0">
-      <w:startOverride w:val="1"/>
-    </w:lvlOverride>
-    <w:lvlOverride w:ilvl="1"/>
-    <w:lvlOverride w:ilvl="2"/>
-    <w:lvlOverride w:ilvl="3">
-      <w:startOverride w:val="1"/>
-    </w:lvlOverride>
-    <w:lvlOverride w:ilvl="4">
-      <w:startOverride w:val="1"/>
-    </w:lvlOverride>
-    <w:lvlOverride w:ilvl="5">
-      <w:startOverride w:val="1"/>
-    </w:lvlOverride>
-    <w:lvlOverride w:ilvl="6">
-      <w:startOverride w:val="1"/>
-    </w:lvlOverride>
-    <w:lvlOverride w:ilvl="7">
-      <w:startOverride w:val="1"/>
-    </w:lvlOverride>
-    <w:lvlOverride w:ilvl="8">
-      <w:startOverride w:val="1"/>
-    </w:lvlOverride>
-  </w:num>
-  <w:num w:numId="29">
-    <w:abstractNumId w:val="11"/>
-    <w:lvlOverride w:ilvl="0">
-      <w:startOverride w:val="1"/>
-    </w:lvlOverride>
-    <w:lvlOverride w:ilvl="1">
-      <w:startOverride w:val="1"/>
-    </w:lvlOverride>
-    <w:lvlOverride w:ilvl="2">
-      <w:startOverride w:val="1"/>
-    </w:lvlOverride>
-    <w:lvlOverride w:ilvl="3">
-      <w:startOverride w:val="1"/>
-    </w:lvlOverride>
-    <w:lvlOverride w:ilvl="4">
-      <w:startOverride w:val="1"/>
-    </w:lvlOverride>
-    <w:lvlOverride w:ilvl="5">
-      <w:startOverride w:val="1"/>
-    </w:lvlOverride>
-    <w:lvlOverride w:ilvl="6">
-      <w:startOverride w:val="1"/>
-    </w:lvlOverride>
-    <w:lvlOverride w:ilvl="7">
-      <w:startOverride w:val="1"/>
-    </w:lvlOverride>
-    <w:lvlOverride w:ilvl="8">
-      <w:startOverride w:val="1"/>
-    </w:lvlOverride>
-  </w:num>
-  <w:num w:numId="30">
-    <w:abstractNumId w:val="28"/>
-  </w:num>
-  <w:num w:numId="31">
-    <w:abstractNumId w:val="1"/>
-  </w:num>
-  <w:num w:numId="32">
-    <w:abstractNumId w:val="25"/>
-  </w:num>
-  <w:num w:numId="33">
-    <w:abstractNumId w:val="11"/>
-  </w:num>
-  <w:num w:numId="34">
-    <w:abstractNumId w:val="13"/>
-  </w:num>
-  <w:num w:numId="35">
-    <w:abstractNumId w:val="21"/>
-  </w:num>
-  <w:num w:numId="36">
-    <w:abstractNumId w:val="3"/>
-  </w:num>
-  <w:num w:numId="37">
-    <w:abstractNumId w:val="24"/>
-  </w:num>
-  <w:num w:numId="38">
-    <w:abstractNumId w:val="9"/>
-  </w:num>
-  <w:num w:numId="39">
-    <w:abstractNumId w:val="18"/>
-  </w:num>
-  <w:num w:numId="40">
-    <w:abstractNumId w:val="19"/>
-  </w:num>
-  <w:num w:numId="41">
-    <w:abstractNumId w:val="14"/>
-  </w:num>
-  <w:num w:numId="42">
-    <w:abstractNumId w:val="7"/>
-  </w:num>
-  <w:num w:numId="43">
-    <w:abstractNumId w:val="5"/>
-  </w:num>
-  <w:num w:numId="44">
-    <w:abstractNumId w:val="20"/>
-  </w:num>
-  <w:num w:numId="45">
-    <w:abstractNumId w:val="16"/>
-  </w:num>
-  <w:num w:numId="46">
-    <w:abstractNumId w:val="11"/>
-  </w:num>
-  <w:num w:numId="47">
-    <w:abstractNumId w:val="11"/>
-  </w:num>
-  <w:num w:numId="48">
-    <w:abstractNumId w:val="0"/>
-  </w:num>
-  <w:num w:numId="49">
-    <w:abstractNumId w:val="11"/>
-  </w:num>
-  <w:num w:numId="50">
-    <w:abstractNumId w:val="36"/>
-  </w:num>
-  <w:numIdMacAtCleanup w:val="15"/>
+  <w:numIdMacAtCleanup w:val="7"/>
 </w:numbering>
 </file>
 
 <file path=word/styles.xml><?xml version="1.0" encoding="utf-8"?>
-<w:styles xmlns:mc="http://schemas.openxmlformats.org/markup-compatibility/2006" xmlns:r="http://schemas.openxmlformats.org/officeDocument/2006/relationships" xmlns:w="http://schemas.openxmlformats.org/wordprocessingml/2006/main" xmlns:w14="http://schemas.microsoft.com/office/word/2010/wordml" xmlns:w15="http://schemas.microsoft.com/office/word/2012/wordml" xmlns:w16se="http://schemas.microsoft.com/office/word/2015/wordml/symex" mc:Ignorable="w14 w15 w16se">
+<w:styles xmlns:mc="http://schemas.openxmlformats.org/markup-compatibility/2006" xmlns:r="http://schemas.openxmlformats.org/officeDocument/2006/relationships" xmlns:w="http://schemas.openxmlformats.org/wordprocessingml/2006/main" xmlns:w14="http://schemas.microsoft.com/office/word/2010/wordml" xmlns:w15="http://schemas.microsoft.com/office/word/2012/wordml" xmlns:w16cex="http://schemas.microsoft.com/office/word/2018/wordml/cex" xmlns:w16cid="http://schemas.microsoft.com/office/word/2016/wordml/cid" xmlns:w16="http://schemas.microsoft.com/office/word/2018/wordml" xmlns:w16sdtdh="http://schemas.microsoft.com/office/word/2020/wordml/sdtdatahash" xmlns:w16se="http://schemas.microsoft.com/office/word/2015/wordml/symex" mc:Ignorable="w14 w15 w16se w16cid w16 w16cex w16sdtdh">
   <w:docDefaults>
     <w:rPrDefault>
       <w:rPr>
@@ -9378,7 +5073,7 @@
       </w:pPr>
     </w:pPrDefault>
   </w:docDefaults>
-  <w:latentStyles w:defLockedState="0" w:defUIPriority="99" w:defSemiHidden="0" w:defUnhideWhenUsed="0" w:defQFormat="0" w:count="371">
+  <w:latentStyles w:defLockedState="0" w:defUIPriority="99" w:defSemiHidden="0" w:defUnhideWhenUsed="0" w:defQFormat="0" w:count="376">
     <w:lsdException w:name="Normal" w:uiPriority="0" w:qFormat="1"/>
     <w:lsdException w:name="heading 1" w:uiPriority="9" w:qFormat="1"/>
     <w:lsdException w:name="heading 2" w:semiHidden="1" w:uiPriority="0" w:unhideWhenUsed="1" w:qFormat="1"/>
@@ -9484,7 +5179,6 @@
     <w:lsdException w:name="HTML Sample" w:semiHidden="1" w:unhideWhenUsed="1"/>
     <w:lsdException w:name="HTML Typewriter" w:semiHidden="1" w:unhideWhenUsed="1"/>
     <w:lsdException w:name="HTML Variable" w:semiHidden="1" w:unhideWhenUsed="1"/>
-    <w:lsdException w:name="Normal Table" w:semiHidden="1" w:unhideWhenUsed="1"/>
     <w:lsdException w:name="annotation subject" w:semiHidden="1" w:unhideWhenUsed="1"/>
     <w:lsdException w:name="No List" w:semiHidden="1" w:unhideWhenUsed="1"/>
     <w:lsdException w:name="Outline List 1" w:semiHidden="1" w:unhideWhenUsed="1"/>
@@ -9527,11 +5221,8 @@
     <w:lsdException w:name="Table Contemporary" w:semiHidden="1" w:unhideWhenUsed="1"/>
     <w:lsdException w:name="Table Elegant" w:semiHidden="1" w:unhideWhenUsed="1"/>
     <w:lsdException w:name="Table Professional" w:semiHidden="1" w:unhideWhenUsed="1"/>
-    <w:lsdException w:name="Table Subtle 1" w:semiHidden="1" w:unhideWhenUsed="1"/>
     <w:lsdException w:name="Table Subtle 2" w:semiHidden="1" w:unhideWhenUsed="1"/>
     <w:lsdException w:name="Table Web 1" w:semiHidden="1" w:unhideWhenUsed="1"/>
-    <w:lsdException w:name="Table Web 2" w:semiHidden="1" w:unhideWhenUsed="1"/>
-    <w:lsdException w:name="Table Web 3" w:semiHidden="1" w:unhideWhenUsed="1"/>
     <w:lsdException w:name="Balloon Text" w:semiHidden="1" w:unhideWhenUsed="1"/>
     <w:lsdException w:name="Table Grid" w:uiPriority="59"/>
     <w:lsdException w:name="Table Theme" w:semiHidden="1" w:unhideWhenUsed="1"/>
@@ -9741,6 +5432,11 @@
     <w:lsdException w:name="List Table 5 Dark Accent 6" w:uiPriority="50"/>
     <w:lsdException w:name="List Table 6 Colorful Accent 6" w:uiPriority="51"/>
     <w:lsdException w:name="List Table 7 Colorful Accent 6" w:uiPriority="52"/>
+    <w:lsdException w:name="Mention" w:semiHidden="1" w:unhideWhenUsed="1"/>
+    <w:lsdException w:name="Smart Hyperlink" w:semiHidden="1" w:unhideWhenUsed="1"/>
+    <w:lsdException w:name="Hashtag" w:semiHidden="1" w:unhideWhenUsed="1"/>
+    <w:lsdException w:name="Unresolved Mention" w:semiHidden="1" w:unhideWhenUsed="1"/>
+    <w:lsdException w:name="Smart Link" w:semiHidden="1" w:unhideWhenUsed="1"/>
   </w:latentStyles>
   <w:style w:type="paragraph" w:default="1" w:styleId="Normal">
     <w:name w:val="Normal"/>
@@ -9753,15 +5449,16 @@
     </w:pPr>
     <w:rPr>
       <w:rFonts w:ascii="Century Schoolbook" w:hAnsi="Century Schoolbook" w:cs="Arial"/>
-      <w:lang w:val="en-US" w:eastAsia="fr-FR"/>
-    </w:rPr>
-  </w:style>
-  <w:style w:type="paragraph" w:styleId="Heading1">
+      <w:noProof/>
+      <w:lang w:val="pt-PT" w:eastAsia="fr-FR"/>
+    </w:rPr>
+  </w:style>
+  <w:style w:type="paragraph" w:styleId="Ttulo1">
     <w:name w:val="heading 1"/>
     <w:aliases w:val="Titre1,Titre2,Chapter,CF6 - Titre 1"/>
     <w:basedOn w:val="Normal"/>
     <w:next w:val="Normal"/>
-    <w:link w:val="Heading1Char1"/>
+    <w:link w:val="Ttulo1Carter"/>
     <w:uiPriority w:val="9"/>
     <w:qFormat/>
     <w:rsid w:val="00AF0EFC"/>
@@ -9781,11 +5478,11 @@
       <w:szCs w:val="36"/>
     </w:rPr>
   </w:style>
-  <w:style w:type="paragraph" w:styleId="Heading2">
+  <w:style w:type="paragraph" w:styleId="Ttulo2">
     <w:name w:val="heading 2"/>
     <w:basedOn w:val="Normal"/>
     <w:next w:val="Normal"/>
-    <w:link w:val="Heading2Char"/>
+    <w:link w:val="Ttulo2Carter"/>
     <w:qFormat/>
     <w:rsid w:val="00032CE2"/>
     <w:pPr>
@@ -9803,11 +5500,11 @@
       <w:szCs w:val="24"/>
     </w:rPr>
   </w:style>
-  <w:style w:type="paragraph" w:styleId="Heading3">
+  <w:style w:type="paragraph" w:styleId="Ttulo3">
     <w:name w:val="heading 3"/>
     <w:basedOn w:val="Normal"/>
     <w:next w:val="Normal"/>
-    <w:link w:val="Heading3Char"/>
+    <w:link w:val="Ttulo3Carter"/>
     <w:uiPriority w:val="9"/>
     <w:qFormat/>
     <w:rsid w:val="007C1CE1"/>
@@ -9826,12 +5523,12 @@
       <w:szCs w:val="24"/>
     </w:rPr>
   </w:style>
-  <w:style w:type="paragraph" w:styleId="Heading4">
+  <w:style w:type="paragraph" w:styleId="Ttulo4">
     <w:name w:val="heading 4"/>
     <w:aliases w:val="H4,Heading 4 TLS"/>
     <w:basedOn w:val="Normal"/>
     <w:next w:val="Normal"/>
-    <w:link w:val="Heading4Char"/>
+    <w:link w:val="Ttulo4Carter"/>
     <w:uiPriority w:val="9"/>
     <w:qFormat/>
     <w:rsid w:val="00007B0B"/>
@@ -9849,12 +5546,12 @@
       <w:szCs w:val="24"/>
     </w:rPr>
   </w:style>
-  <w:style w:type="paragraph" w:styleId="Heading5">
+  <w:style w:type="paragraph" w:styleId="Ttulo5">
     <w:name w:val="heading 5"/>
     <w:aliases w:val="Titre5,E,heading 5"/>
     <w:basedOn w:val="Normal"/>
     <w:next w:val="Normal"/>
-    <w:link w:val="Heading5Char"/>
+    <w:link w:val="Ttulo5Carter"/>
     <w:qFormat/>
     <w:rsid w:val="008628ED"/>
     <w:pPr>
@@ -9877,11 +5574,11 @@
       <w:szCs w:val="24"/>
     </w:rPr>
   </w:style>
-  <w:style w:type="paragraph" w:styleId="Heading6">
+  <w:style w:type="paragraph" w:styleId="Ttulo6">
     <w:name w:val="heading 6"/>
     <w:basedOn w:val="Normal"/>
     <w:next w:val="Normal"/>
-    <w:link w:val="Heading6Char"/>
+    <w:link w:val="Ttulo6Carter"/>
     <w:qFormat/>
     <w:rsid w:val="00F81DB7"/>
     <w:pPr>
@@ -9897,11 +5594,11 @@
       <w:szCs w:val="24"/>
     </w:rPr>
   </w:style>
-  <w:style w:type="paragraph" w:styleId="Heading7">
+  <w:style w:type="paragraph" w:styleId="Ttulo7">
     <w:name w:val="heading 7"/>
     <w:basedOn w:val="Normal"/>
     <w:next w:val="Normal"/>
-    <w:link w:val="Heading7Char"/>
+    <w:link w:val="Ttulo7Carter"/>
     <w:qFormat/>
     <w:rsid w:val="007C1CE1"/>
     <w:pPr>
@@ -9920,11 +5617,11 @@
       <w:lang w:val="fr-FR"/>
     </w:rPr>
   </w:style>
-  <w:style w:type="paragraph" w:styleId="Heading8">
+  <w:style w:type="paragraph" w:styleId="Ttulo8">
     <w:name w:val="heading 8"/>
     <w:basedOn w:val="Normal"/>
     <w:next w:val="Normal"/>
-    <w:link w:val="Heading8Char"/>
+    <w:link w:val="Ttulo8Carter"/>
     <w:qFormat/>
     <w:rsid w:val="007C1CE1"/>
     <w:pPr>
@@ -9947,11 +5644,11 @@
       <w:lang w:val="fr-FR"/>
     </w:rPr>
   </w:style>
-  <w:style w:type="paragraph" w:styleId="Heading9">
+  <w:style w:type="paragraph" w:styleId="Ttulo9">
     <w:name w:val="heading 9"/>
     <w:basedOn w:val="Normal"/>
     <w:next w:val="Normal"/>
-    <w:link w:val="Heading9Char"/>
+    <w:link w:val="Ttulo9Carter"/>
     <w:qFormat/>
     <w:rsid w:val="007C1CE1"/>
     <w:pPr>
@@ -9970,13 +5667,13 @@
       <w:lang w:val="fr-FR"/>
     </w:rPr>
   </w:style>
-  <w:style w:type="character" w:default="1" w:styleId="DefaultParagraphFont">
+  <w:style w:type="character" w:default="1" w:styleId="Tipodeletrapredefinidodopargrafo">
     <w:name w:val="Default Paragraph Font"/>
     <w:uiPriority w:val="1"/>
     <w:semiHidden/>
     <w:unhideWhenUsed/>
   </w:style>
-  <w:style w:type="table" w:default="1" w:styleId="TableNormal">
+  <w:style w:type="table" w:default="1" w:styleId="Tabelanormal">
     <w:name w:val="Normal Table"/>
     <w:uiPriority w:val="99"/>
     <w:semiHidden/>
@@ -9991,17 +5688,17 @@
       </w:tblCellMar>
     </w:tblPr>
   </w:style>
-  <w:style w:type="numbering" w:default="1" w:styleId="NoList">
+  <w:style w:type="numbering" w:default="1" w:styleId="Semlista">
     <w:name w:val="No List"/>
     <w:uiPriority w:val="99"/>
     <w:semiHidden/>
     <w:unhideWhenUsed/>
   </w:style>
-  <w:style w:type="character" w:customStyle="1" w:styleId="Heading1Char1">
-    <w:name w:val="Heading 1 Char1"/>
-    <w:aliases w:val="Titre1 Char1,Titre2 Char1,Chapter Char1,CF6 - Titre 1 Char1"/>
-    <w:basedOn w:val="DefaultParagraphFont"/>
-    <w:link w:val="Heading1"/>
+  <w:style w:type="character" w:customStyle="1" w:styleId="Ttulo1Carter">
+    <w:name w:val="Título 1 Caráter"/>
+    <w:aliases w:val="Titre1 Caráter,Titre2 Caráter,Chapter Caráter,CF6 - Titre 1 Caráter"/>
+    <w:basedOn w:val="Tipodeletrapredefinidodopargrafo"/>
+    <w:link w:val="Ttulo1"/>
     <w:uiPriority w:val="9"/>
     <w:rsid w:val="00AF0EFC"/>
     <w:rPr>
@@ -10013,10 +5710,10 @@
       <w:lang w:val="en-US" w:eastAsia="fr-FR"/>
     </w:rPr>
   </w:style>
-  <w:style w:type="character" w:customStyle="1" w:styleId="Heading2Char">
-    <w:name w:val="Heading 2 Char"/>
-    <w:basedOn w:val="DefaultParagraphFont"/>
-    <w:link w:val="Heading2"/>
+  <w:style w:type="character" w:customStyle="1" w:styleId="Ttulo2Carter">
+    <w:name w:val="Título 2 Caráter"/>
+    <w:basedOn w:val="Tipodeletrapredefinidodopargrafo"/>
+    <w:link w:val="Ttulo2"/>
     <w:rsid w:val="00032CE2"/>
     <w:rPr>
       <w:rFonts w:ascii="Century Schoolbook" w:eastAsia="Times New Roman" w:hAnsi="Century Schoolbook" w:cs="Arial"/>
@@ -10027,10 +5724,10 @@
       <w:lang w:val="en-US" w:eastAsia="fr-FR"/>
     </w:rPr>
   </w:style>
-  <w:style w:type="character" w:customStyle="1" w:styleId="Heading3Char">
-    <w:name w:val="Heading 3 Char"/>
-    <w:basedOn w:val="DefaultParagraphFont"/>
-    <w:link w:val="Heading3"/>
+  <w:style w:type="character" w:customStyle="1" w:styleId="Ttulo3Carter">
+    <w:name w:val="Título 3 Caráter"/>
+    <w:basedOn w:val="Tipodeletrapredefinidodopargrafo"/>
+    <w:link w:val="Ttulo3"/>
     <w:uiPriority w:val="9"/>
     <w:rsid w:val="007C1CE1"/>
     <w:rPr>
@@ -10042,11 +5739,11 @@
       <w:lang w:val="en-US" w:eastAsia="fr-FR"/>
     </w:rPr>
   </w:style>
-  <w:style w:type="character" w:customStyle="1" w:styleId="Heading4Char">
-    <w:name w:val="Heading 4 Char"/>
-    <w:aliases w:val="H4 Char,Heading 4 TLS Char"/>
-    <w:basedOn w:val="DefaultParagraphFont"/>
-    <w:link w:val="Heading4"/>
+  <w:style w:type="character" w:customStyle="1" w:styleId="Ttulo4Carter">
+    <w:name w:val="Título 4 Caráter"/>
+    <w:aliases w:val="H4 Caráter,Heading 4 TLS Caráter"/>
+    <w:basedOn w:val="Tipodeletrapredefinidodopargrafo"/>
+    <w:link w:val="Ttulo4"/>
     <w:uiPriority w:val="9"/>
     <w:rsid w:val="00007B0B"/>
     <w:rPr>
@@ -10057,11 +5754,11 @@
       <w:lang w:val="en-US" w:eastAsia="fr-FR"/>
     </w:rPr>
   </w:style>
-  <w:style w:type="character" w:customStyle="1" w:styleId="Heading5Char">
-    <w:name w:val="Heading 5 Char"/>
-    <w:aliases w:val="Titre5 Char,E Char,heading 5 Char"/>
-    <w:basedOn w:val="DefaultParagraphFont"/>
-    <w:link w:val="Heading5"/>
+  <w:style w:type="character" w:customStyle="1" w:styleId="Ttulo5Carter">
+    <w:name w:val="Título 5 Caráter"/>
+    <w:aliases w:val="Titre5 Caráter,E Caráter,heading 5 Caráter"/>
+    <w:basedOn w:val="Tipodeletrapredefinidodopargrafo"/>
+    <w:link w:val="Ttulo5"/>
     <w:rsid w:val="008628ED"/>
     <w:rPr>
       <w:rFonts w:ascii="Arial" w:eastAsia="Times New Roman" w:hAnsi="Arial" w:cs="Times New Roman"/>
@@ -10074,10 +5771,10 @@
       <w:lang w:val="en-GB" w:eastAsia="ar-SA"/>
     </w:rPr>
   </w:style>
-  <w:style w:type="character" w:customStyle="1" w:styleId="Heading6Char">
-    <w:name w:val="Heading 6 Char"/>
-    <w:basedOn w:val="DefaultParagraphFont"/>
-    <w:link w:val="Heading6"/>
+  <w:style w:type="character" w:customStyle="1" w:styleId="Ttulo6Carter">
+    <w:name w:val="Título 6 Caráter"/>
+    <w:basedOn w:val="Tipodeletrapredefinidodopargrafo"/>
+    <w:link w:val="Ttulo6"/>
     <w:rsid w:val="00F81DB7"/>
     <w:rPr>
       <w:rFonts w:ascii="Arial" w:eastAsia="Times New Roman" w:hAnsi="Arial" w:cs="Times New Roman"/>
@@ -10086,10 +5783,10 @@
       <w:lang w:val="en-GB" w:eastAsia="ar-SA"/>
     </w:rPr>
   </w:style>
-  <w:style w:type="character" w:customStyle="1" w:styleId="Heading7Char">
-    <w:name w:val="Heading 7 Char"/>
-    <w:basedOn w:val="DefaultParagraphFont"/>
-    <w:link w:val="Heading7"/>
+  <w:style w:type="character" w:customStyle="1" w:styleId="Ttulo7Carter">
+    <w:name w:val="Título 7 Caráter"/>
+    <w:basedOn w:val="Tipodeletrapredefinidodopargrafo"/>
+    <w:link w:val="Ttulo7"/>
     <w:rsid w:val="007C1CE1"/>
     <w:rPr>
       <w:rFonts w:ascii="Century Schoolbook" w:eastAsia="Times New Roman" w:hAnsi="Century Schoolbook" w:cs="Times New Roman"/>
@@ -10100,10 +5797,10 @@
       <w:lang w:eastAsia="fr-FR"/>
     </w:rPr>
   </w:style>
-  <w:style w:type="character" w:customStyle="1" w:styleId="Heading8Char">
-    <w:name w:val="Heading 8 Char"/>
-    <w:basedOn w:val="DefaultParagraphFont"/>
-    <w:link w:val="Heading8"/>
+  <w:style w:type="character" w:customStyle="1" w:styleId="Ttulo8Carter">
+    <w:name w:val="Título 8 Caráter"/>
+    <w:basedOn w:val="Tipodeletrapredefinidodopargrafo"/>
+    <w:link w:val="Ttulo8"/>
     <w:rsid w:val="007C1CE1"/>
     <w:rPr>
       <w:rFonts w:ascii="Century Schoolbook" w:eastAsia="Times New Roman" w:hAnsi="Century Schoolbook" w:cs="Times New Roman"/>
@@ -10114,10 +5811,10 @@
       <w:lang w:eastAsia="fr-FR"/>
     </w:rPr>
   </w:style>
-  <w:style w:type="character" w:customStyle="1" w:styleId="Heading9Char">
-    <w:name w:val="Heading 9 Char"/>
-    <w:basedOn w:val="DefaultParagraphFont"/>
-    <w:link w:val="Heading9"/>
+  <w:style w:type="character" w:customStyle="1" w:styleId="Ttulo9Carter">
+    <w:name w:val="Título 9 Caráter"/>
+    <w:basedOn w:val="Tipodeletrapredefinidodopargrafo"/>
+    <w:link w:val="Ttulo9"/>
     <w:rsid w:val="007C1CE1"/>
     <w:rPr>
       <w:rFonts w:ascii="Century Schoolbook" w:eastAsia="Times New Roman" w:hAnsi="Century Schoolbook" w:cs="Times New Roman"/>
@@ -10129,23 +5826,23 @@
   </w:style>
   <w:style w:type="character" w:customStyle="1" w:styleId="apple-converted-space">
     <w:name w:val="apple-converted-space"/>
-    <w:basedOn w:val="DefaultParagraphFont"/>
+    <w:basedOn w:val="Tipodeletrapredefinidodopargrafo"/>
     <w:rsid w:val="007C1CE1"/>
   </w:style>
   <w:style w:type="character" w:customStyle="1" w:styleId="apple-style-span">
     <w:name w:val="apple-style-span"/>
-    <w:basedOn w:val="DefaultParagraphFont"/>
+    <w:basedOn w:val="Tipodeletrapredefinidodopargrafo"/>
     <w:rsid w:val="007C1CE1"/>
   </w:style>
   <w:style w:type="character" w:customStyle="1" w:styleId="b">
     <w:name w:val="b"/>
-    <w:basedOn w:val="DefaultParagraphFont"/>
+    <w:basedOn w:val="Tipodeletrapredefinidodopargrafo"/>
     <w:rsid w:val="007C1CE1"/>
   </w:style>
-  <w:style w:type="paragraph" w:styleId="BalloonText">
+  <w:style w:type="paragraph" w:styleId="Textodebalo">
     <w:name w:val="Balloon Text"/>
     <w:basedOn w:val="Normal"/>
-    <w:link w:val="BalloonTextChar"/>
+    <w:link w:val="TextodebaloCarter"/>
     <w:uiPriority w:val="99"/>
     <w:unhideWhenUsed/>
     <w:rsid w:val="007C1CE1"/>
@@ -10155,10 +5852,10 @@
       <w:szCs w:val="16"/>
     </w:rPr>
   </w:style>
-  <w:style w:type="character" w:customStyle="1" w:styleId="BalloonTextChar">
-    <w:name w:val="Balloon Text Char"/>
-    <w:basedOn w:val="DefaultParagraphFont"/>
-    <w:link w:val="BalloonText"/>
+  <w:style w:type="character" w:customStyle="1" w:styleId="TextodebaloCarter">
+    <w:name w:val="Texto de balão Caráter"/>
+    <w:basedOn w:val="Tipodeletrapredefinidodopargrafo"/>
+    <w:link w:val="Textodebalo"/>
     <w:uiPriority w:val="99"/>
     <w:rsid w:val="007C1CE1"/>
     <w:rPr>
@@ -10168,7 +5865,7 @@
       <w:lang w:val="en-GB" w:eastAsia="ar-SA"/>
     </w:rPr>
   </w:style>
-  <w:style w:type="paragraph" w:styleId="Bibliography">
+  <w:style w:type="paragraph" w:styleId="Bibliografia">
     <w:name w:val="Bibliography"/>
     <w:basedOn w:val="Normal"/>
     <w:next w:val="Normal"/>
@@ -10176,12 +5873,12 @@
     <w:unhideWhenUsed/>
     <w:rsid w:val="007C1CE1"/>
   </w:style>
-  <w:style w:type="paragraph" w:styleId="Caption">
+  <w:style w:type="paragraph" w:styleId="Legenda">
     <w:name w:val="caption"/>
     <w:aliases w:val="DNV-cap,DNV-cap1,DNV-cap2"/>
     <w:basedOn w:val="Normal"/>
     <w:next w:val="Normal"/>
-    <w:link w:val="CaptionChar"/>
+    <w:link w:val="LegendaCarter"/>
     <w:unhideWhenUsed/>
     <w:qFormat/>
     <w:rsid w:val="007C1CE1"/>
@@ -10216,9 +5913,9 @@
       <w:szCs w:val="24"/>
     </w:rPr>
   </w:style>
-  <w:style w:type="character" w:styleId="CommentReference">
+  <w:style w:type="character" w:styleId="Refdecomentrio">
     <w:name w:val="annotation reference"/>
-    <w:basedOn w:val="DefaultParagraphFont"/>
+    <w:basedOn w:val="Tipodeletrapredefinidodopargrafo"/>
     <w:uiPriority w:val="99"/>
     <w:rsid w:val="007C1CE1"/>
     <w:rPr>
@@ -10226,10 +5923,10 @@
       <w:szCs w:val="16"/>
     </w:rPr>
   </w:style>
-  <w:style w:type="paragraph" w:styleId="CommentText">
+  <w:style w:type="paragraph" w:styleId="Textodecomentrio">
     <w:name w:val="annotation text"/>
     <w:basedOn w:val="Normal"/>
-    <w:link w:val="CommentTextChar"/>
+    <w:link w:val="TextodecomentrioCarter"/>
     <w:uiPriority w:val="99"/>
     <w:rsid w:val="007C1CE1"/>
     <w:pPr>
@@ -10243,10 +5940,10 @@
       <w:lang w:eastAsia="en-GB"/>
     </w:rPr>
   </w:style>
-  <w:style w:type="character" w:customStyle="1" w:styleId="CommentTextChar">
-    <w:name w:val="Comment Text Char"/>
-    <w:basedOn w:val="DefaultParagraphFont"/>
-    <w:link w:val="CommentText"/>
+  <w:style w:type="character" w:customStyle="1" w:styleId="TextodecomentrioCarter">
+    <w:name w:val="Texto de comentário Caráter"/>
+    <w:basedOn w:val="Tipodeletrapredefinidodopargrafo"/>
+    <w:link w:val="Textodecomentrio"/>
     <w:uiPriority w:val="99"/>
     <w:rsid w:val="007C1CE1"/>
     <w:rPr>
@@ -10283,9 +5980,9 @@
       <w:b w:val="0"/>
     </w:rPr>
   </w:style>
-  <w:style w:type="character" w:styleId="Emphasis">
+  <w:style w:type="character" w:styleId="nfase">
     <w:name w:val="Emphasis"/>
-    <w:basedOn w:val="DefaultParagraphFont"/>
+    <w:basedOn w:val="Tipodeletrapredefinidodopargrafo"/>
     <w:uiPriority w:val="20"/>
     <w:qFormat/>
     <w:rsid w:val="007C1CE1"/>
@@ -10294,10 +5991,10 @@
       <w:iCs/>
     </w:rPr>
   </w:style>
-  <w:style w:type="paragraph" w:styleId="Footer">
+  <w:style w:type="paragraph" w:styleId="Rodap">
     <w:name w:val="footer"/>
     <w:basedOn w:val="Normal"/>
-    <w:link w:val="FooterChar"/>
+    <w:link w:val="RodapCarter"/>
     <w:uiPriority w:val="99"/>
     <w:unhideWhenUsed/>
     <w:rsid w:val="007C1CE1"/>
@@ -10308,10 +6005,10 @@
       </w:tabs>
     </w:pPr>
   </w:style>
-  <w:style w:type="character" w:customStyle="1" w:styleId="FooterChar">
-    <w:name w:val="Footer Char"/>
-    <w:basedOn w:val="DefaultParagraphFont"/>
-    <w:link w:val="Footer"/>
+  <w:style w:type="character" w:customStyle="1" w:styleId="RodapCarter">
+    <w:name w:val="Rodapé Caráter"/>
+    <w:basedOn w:val="Tipodeletrapredefinidodopargrafo"/>
+    <w:link w:val="Rodap"/>
     <w:uiPriority w:val="99"/>
     <w:rsid w:val="007C1CE1"/>
     <w:rPr>
@@ -10319,9 +6016,9 @@
       <w:lang w:val="en-GB" w:eastAsia="ar-SA"/>
     </w:rPr>
   </w:style>
-  <w:style w:type="character" w:styleId="FootnoteReference">
+  <w:style w:type="character" w:styleId="Refdenotaderodap">
     <w:name w:val="footnote reference"/>
-    <w:basedOn w:val="DefaultParagraphFont"/>
+    <w:basedOn w:val="Tipodeletrapredefinidodopargrafo"/>
     <w:uiPriority w:val="99"/>
     <w:semiHidden/>
     <w:unhideWhenUsed/>
@@ -10330,10 +6027,10 @@
       <w:vertAlign w:val="superscript"/>
     </w:rPr>
   </w:style>
-  <w:style w:type="paragraph" w:styleId="FootnoteText">
+  <w:style w:type="paragraph" w:styleId="Textodenotaderodap">
     <w:name w:val="footnote text"/>
     <w:basedOn w:val="Normal"/>
-    <w:link w:val="FootnoteTextChar"/>
+    <w:link w:val="TextodenotaderodapCarter"/>
     <w:uiPriority w:val="99"/>
     <w:unhideWhenUsed/>
     <w:rsid w:val="007C1CE1"/>
@@ -10345,10 +6042,10 @@
       <w:szCs w:val="20"/>
     </w:rPr>
   </w:style>
-  <w:style w:type="character" w:customStyle="1" w:styleId="FootnoteTextChar">
-    <w:name w:val="Footnote Text Char"/>
-    <w:basedOn w:val="DefaultParagraphFont"/>
-    <w:link w:val="FootnoteText"/>
+  <w:style w:type="character" w:customStyle="1" w:styleId="TextodenotaderodapCarter">
+    <w:name w:val="Texto de nota de rodapé Caráter"/>
+    <w:basedOn w:val="Tipodeletrapredefinidodopargrafo"/>
+    <w:link w:val="Textodenotaderodap"/>
     <w:uiPriority w:val="99"/>
     <w:rsid w:val="007C1CE1"/>
     <w:rPr>
@@ -10358,10 +6055,10 @@
       <w:lang w:val="en-GB" w:eastAsia="ar-SA"/>
     </w:rPr>
   </w:style>
-  <w:style w:type="paragraph" w:styleId="Header">
+  <w:style w:type="paragraph" w:styleId="Cabealho">
     <w:name w:val="header"/>
     <w:basedOn w:val="Normal"/>
-    <w:link w:val="HeaderChar"/>
+    <w:link w:val="CabealhoCarter"/>
     <w:unhideWhenUsed/>
     <w:rsid w:val="007C1CE1"/>
     <w:pPr>
@@ -10371,10 +6068,10 @@
       </w:tabs>
     </w:pPr>
   </w:style>
-  <w:style w:type="character" w:customStyle="1" w:styleId="HeaderChar">
-    <w:name w:val="Header Char"/>
-    <w:basedOn w:val="DefaultParagraphFont"/>
-    <w:link w:val="Header"/>
+  <w:style w:type="character" w:customStyle="1" w:styleId="CabealhoCarter">
+    <w:name w:val="Cabeçalho Caráter"/>
+    <w:basedOn w:val="Tipodeletrapredefinidodopargrafo"/>
+    <w:link w:val="Cabealho"/>
     <w:uiPriority w:val="99"/>
     <w:rsid w:val="007C1CE1"/>
     <w:rPr>
@@ -10382,7 +6079,7 @@
       <w:lang w:val="en-GB" w:eastAsia="ar-SA"/>
     </w:rPr>
   </w:style>
-  <w:style w:type="paragraph" w:customStyle="1" w:styleId="heading20">
+  <w:style w:type="paragraph" w:customStyle="1" w:styleId="heading2">
     <w:name w:val="heading2"/>
     <w:basedOn w:val="Normal"/>
     <w:next w:val="Normal"/>
@@ -10405,9 +6102,9 @@
       <w:lang w:eastAsia="de-DE"/>
     </w:rPr>
   </w:style>
-  <w:style w:type="character" w:styleId="Hyperlink">
+  <w:style w:type="character" w:styleId="Hiperligao">
     <w:name w:val="Hyperlink"/>
-    <w:basedOn w:val="DefaultParagraphFont"/>
+    <w:basedOn w:val="Tipodeletrapredefinidodopargrafo"/>
     <w:uiPriority w:val="99"/>
     <w:rsid w:val="007C1CE1"/>
     <w:rPr>
@@ -10416,7 +6113,7 @@
       <w:u w:val="single"/>
     </w:rPr>
   </w:style>
-  <w:style w:type="paragraph" w:styleId="ListParagraph">
+  <w:style w:type="paragraph" w:styleId="PargrafodaLista">
     <w:name w:val="List Paragraph"/>
     <w:basedOn w:val="Normal"/>
     <w:uiPriority w:val="34"/>
@@ -10477,9 +6174,9 @@
       <w:szCs w:val="24"/>
     </w:rPr>
   </w:style>
-  <w:style w:type="character" w:styleId="PlaceholderText">
+  <w:style w:type="character" w:styleId="TextodoMarcadordePosio">
     <w:name w:val="Placeholder Text"/>
-    <w:basedOn w:val="DefaultParagraphFont"/>
+    <w:basedOn w:val="Tipodeletrapredefinidodopargrafo"/>
     <w:uiPriority w:val="99"/>
     <w:semiHidden/>
     <w:rsid w:val="007C1CE1"/>
@@ -10512,9 +6209,9 @@
       <w:jc w:val="center"/>
     </w:pPr>
   </w:style>
-  <w:style w:type="table" w:styleId="TableGrid">
+  <w:style w:type="table" w:styleId="TabelacomGrelha">
     <w:name w:val="Table Grid"/>
-    <w:basedOn w:val="TableNormal"/>
+    <w:basedOn w:val="Tabelanormal"/>
     <w:uiPriority w:val="59"/>
     <w:rsid w:val="007C1CE1"/>
     <w:pPr>
@@ -10538,7 +6235,7 @@
       </w:tblBorders>
     </w:tblPr>
   </w:style>
-  <w:style w:type="paragraph" w:styleId="TableofFigures">
+  <w:style w:type="paragraph" w:styleId="ndicedeilustraes">
     <w:name w:val="table of figures"/>
     <w:basedOn w:val="Normal"/>
     <w:next w:val="Normal"/>
@@ -10549,11 +6246,11 @@
       <w:spacing w:after="0"/>
     </w:pPr>
   </w:style>
-  <w:style w:type="paragraph" w:styleId="Title">
+  <w:style w:type="paragraph" w:styleId="Ttulo">
     <w:name w:val="Title"/>
     <w:basedOn w:val="Normal"/>
     <w:next w:val="Normal"/>
-    <w:link w:val="TitleChar"/>
+    <w:link w:val="TtuloCarter"/>
     <w:qFormat/>
     <w:rsid w:val="007C1CE1"/>
     <w:pPr>
@@ -10572,10 +6269,10 @@
       <w:szCs w:val="32"/>
     </w:rPr>
   </w:style>
-  <w:style w:type="character" w:customStyle="1" w:styleId="TitleChar">
-    <w:name w:val="Title Char"/>
-    <w:basedOn w:val="DefaultParagraphFont"/>
-    <w:link w:val="Title"/>
+  <w:style w:type="character" w:customStyle="1" w:styleId="TtuloCarter">
+    <w:name w:val="Título Caráter"/>
+    <w:basedOn w:val="Tipodeletrapredefinidodopargrafo"/>
+    <w:link w:val="Ttulo"/>
     <w:rsid w:val="007C1CE1"/>
     <w:rPr>
       <w:rFonts w:ascii="Arial" w:eastAsia="Times New Roman" w:hAnsi="Arial" w:cs="Arial"/>
@@ -10608,7 +6305,7 @@
       <w:spacing w:before="240"/>
     </w:pPr>
   </w:style>
-  <w:style w:type="paragraph" w:styleId="TOC1">
+  <w:style w:type="paragraph" w:styleId="ndice1">
     <w:name w:val="toc 1"/>
     <w:basedOn w:val="Normal"/>
     <w:next w:val="Normal"/>
@@ -10627,7 +6324,7 @@
       <w:szCs w:val="20"/>
     </w:rPr>
   </w:style>
-  <w:style w:type="paragraph" w:styleId="TOC2">
+  <w:style w:type="paragraph" w:styleId="ndice2">
     <w:name w:val="toc 2"/>
     <w:basedOn w:val="Normal"/>
     <w:next w:val="Normal"/>
@@ -10645,7 +6342,7 @@
       <w:szCs w:val="20"/>
     </w:rPr>
   </w:style>
-  <w:style w:type="paragraph" w:styleId="TOC3">
+  <w:style w:type="paragraph" w:styleId="ndice3">
     <w:name w:val="toc 3"/>
     <w:basedOn w:val="Normal"/>
     <w:next w:val="Normal"/>
@@ -10666,7 +6363,7 @@
       <w:szCs w:val="20"/>
     </w:rPr>
   </w:style>
-  <w:style w:type="paragraph" w:styleId="TOC4">
+  <w:style w:type="paragraph" w:styleId="ndice4">
     <w:name w:val="toc 4"/>
     <w:basedOn w:val="Normal"/>
     <w:next w:val="Normal"/>
@@ -10684,7 +6381,7 @@
       <w:szCs w:val="18"/>
     </w:rPr>
   </w:style>
-  <w:style w:type="paragraph" w:styleId="TOC5">
+  <w:style w:type="paragraph" w:styleId="ndice5">
     <w:name w:val="toc 5"/>
     <w:basedOn w:val="Normal"/>
     <w:next w:val="Normal"/>
@@ -10702,7 +6399,7 @@
       <w:szCs w:val="18"/>
     </w:rPr>
   </w:style>
-  <w:style w:type="paragraph" w:styleId="TOC6">
+  <w:style w:type="paragraph" w:styleId="ndice6">
     <w:name w:val="toc 6"/>
     <w:basedOn w:val="Normal"/>
     <w:next w:val="Normal"/>
@@ -10720,7 +6417,7 @@
       <w:szCs w:val="18"/>
     </w:rPr>
   </w:style>
-  <w:style w:type="paragraph" w:styleId="TOC7">
+  <w:style w:type="paragraph" w:styleId="ndice7">
     <w:name w:val="toc 7"/>
     <w:basedOn w:val="Normal"/>
     <w:next w:val="Normal"/>
@@ -10739,7 +6436,7 @@
       <w:szCs w:val="18"/>
     </w:rPr>
   </w:style>
-  <w:style w:type="paragraph" w:styleId="TOC8">
+  <w:style w:type="paragraph" w:styleId="ndice8">
     <w:name w:val="toc 8"/>
     <w:basedOn w:val="Normal"/>
     <w:next w:val="Normal"/>
@@ -10758,7 +6455,7 @@
       <w:szCs w:val="18"/>
     </w:rPr>
   </w:style>
-  <w:style w:type="paragraph" w:styleId="TOC9">
+  <w:style w:type="paragraph" w:styleId="ndice9">
     <w:name w:val="toc 9"/>
     <w:basedOn w:val="Normal"/>
     <w:next w:val="Normal"/>
@@ -10777,9 +6474,9 @@
       <w:szCs w:val="18"/>
     </w:rPr>
   </w:style>
-  <w:style w:type="paragraph" w:styleId="TOCHeading">
+  <w:style w:type="paragraph" w:styleId="Cabealhodondice">
     <w:name w:val="TOC Heading"/>
-    <w:basedOn w:val="Heading1"/>
+    <w:basedOn w:val="Ttulo1"/>
     <w:next w:val="Normal"/>
     <w:uiPriority w:val="39"/>
     <w:unhideWhenUsed/>
@@ -10819,7 +6516,7 @@
   </w:style>
   <w:style w:type="character" w:customStyle="1" w:styleId="CELTICNormalCar">
     <w:name w:val="CELTIC Normal Car"/>
-    <w:basedOn w:val="DefaultParagraphFont"/>
+    <w:basedOn w:val="Tipodeletrapredefinidodopargrafo"/>
     <w:link w:val="CELTICNormal"/>
     <w:rsid w:val="005F2377"/>
     <w:rPr>
@@ -10851,8 +6548,8 @@
   </w:style>
   <w:style w:type="paragraph" w:customStyle="1" w:styleId="Biblio">
     <w:name w:val="Biblio"/>
-    <w:basedOn w:val="ListParagraph"/>
-    <w:next w:val="IntenseQuote"/>
+    <w:basedOn w:val="PargrafodaLista"/>
+    <w:next w:val="CitaoIntensa"/>
     <w:qFormat/>
     <w:rsid w:val="00C75FE2"/>
     <w:pPr>
@@ -10862,11 +6559,11 @@
       <w:contextualSpacing w:val="0"/>
     </w:pPr>
   </w:style>
-  <w:style w:type="paragraph" w:styleId="IntenseQuote">
+  <w:style w:type="paragraph" w:styleId="CitaoIntensa">
     <w:name w:val="Intense Quote"/>
     <w:basedOn w:val="Normal"/>
     <w:next w:val="Normal"/>
-    <w:link w:val="IntenseQuoteChar"/>
+    <w:link w:val="CitaoIntensaCarter"/>
     <w:uiPriority w:val="30"/>
     <w:qFormat/>
     <w:rsid w:val="006C2F1E"/>
@@ -10885,10 +6582,10 @@
       <w:color w:val="4F81BD" w:themeColor="accent1"/>
     </w:rPr>
   </w:style>
-  <w:style w:type="character" w:customStyle="1" w:styleId="IntenseQuoteChar">
-    <w:name w:val="Intense Quote Char"/>
-    <w:basedOn w:val="DefaultParagraphFont"/>
-    <w:link w:val="IntenseQuote"/>
+  <w:style w:type="character" w:customStyle="1" w:styleId="CitaoIntensaCarter">
+    <w:name w:val="Citação Intensa Caráter"/>
+    <w:basedOn w:val="Tipodeletrapredefinidodopargrafo"/>
+    <w:link w:val="CitaoIntensa"/>
     <w:uiPriority w:val="30"/>
     <w:rsid w:val="006C2F1E"/>
     <w:rPr>
@@ -10913,9 +6610,9 @@
       <w:bCs/>
     </w:rPr>
   </w:style>
-  <w:style w:type="character" w:styleId="IntenseEmphasis">
+  <w:style w:type="character" w:styleId="nfaseIntensa">
     <w:name w:val="Intense Emphasis"/>
-    <w:basedOn w:val="DefaultParagraphFont"/>
+    <w:basedOn w:val="Tipodeletrapredefinidodopargrafo"/>
     <w:uiPriority w:val="21"/>
     <w:qFormat/>
     <w:rsid w:val="00B94DB5"/>
@@ -10927,7 +6624,7 @@
       <w:color w:val="4F81BD" w:themeColor="accent1"/>
     </w:rPr>
   </w:style>
-  <w:style w:type="paragraph" w:styleId="NoSpacing">
+  <w:style w:type="paragraph" w:styleId="SemEspaamento">
     <w:name w:val="No Spacing"/>
     <w:uiPriority w:val="1"/>
     <w:qFormat/>
@@ -10942,11 +6639,11 @@
       <w:lang w:val="en-GB" w:eastAsia="ar-SA"/>
     </w:rPr>
   </w:style>
-  <w:style w:type="paragraph" w:styleId="Subtitle">
+  <w:style w:type="paragraph" w:styleId="Subttulo">
     <w:name w:val="Subtitle"/>
     <w:basedOn w:val="Normal"/>
     <w:next w:val="Normal"/>
-    <w:link w:val="SubtitleChar"/>
+    <w:link w:val="SubttuloCarter"/>
     <w:uiPriority w:val="11"/>
     <w:qFormat/>
     <w:rsid w:val="00B94DB5"/>
@@ -10966,10 +6663,10 @@
       <w:szCs w:val="24"/>
     </w:rPr>
   </w:style>
-  <w:style w:type="character" w:customStyle="1" w:styleId="SubtitleChar">
-    <w:name w:val="Subtitle Char"/>
-    <w:basedOn w:val="DefaultParagraphFont"/>
-    <w:link w:val="Subtitle"/>
+  <w:style w:type="character" w:customStyle="1" w:styleId="SubttuloCarter">
+    <w:name w:val="Subtítulo Caráter"/>
+    <w:basedOn w:val="Tipodeletrapredefinidodopargrafo"/>
+    <w:link w:val="Subttulo"/>
     <w:uiPriority w:val="11"/>
     <w:rsid w:val="00B94DB5"/>
     <w:rPr>
@@ -10983,9 +6680,9 @@
       <w:lang w:val="en-GB" w:eastAsia="ar-SA"/>
     </w:rPr>
   </w:style>
-  <w:style w:type="character" w:styleId="FollowedHyperlink">
+  <w:style w:type="character" w:styleId="Hiperligaovisitada">
     <w:name w:val="FollowedHyperlink"/>
-    <w:basedOn w:val="DefaultParagraphFont"/>
+    <w:basedOn w:val="Tipodeletrapredefinidodopargrafo"/>
     <w:uiPriority w:val="99"/>
     <w:semiHidden/>
     <w:unhideWhenUsed/>
@@ -10997,19 +6694,19 @@
   </w:style>
   <w:style w:type="character" w:customStyle="1" w:styleId="shorttext">
     <w:name w:val="short_text"/>
-    <w:basedOn w:val="DefaultParagraphFont"/>
+    <w:basedOn w:val="Tipodeletrapredefinidodopargrafo"/>
     <w:rsid w:val="00330F3A"/>
   </w:style>
   <w:style w:type="character" w:customStyle="1" w:styleId="longtext">
     <w:name w:val="long_text"/>
-    <w:basedOn w:val="DefaultParagraphFont"/>
+    <w:basedOn w:val="Tipodeletrapredefinidodopargrafo"/>
     <w:rsid w:val="00081749"/>
   </w:style>
-  <w:style w:type="paragraph" w:customStyle="1" w:styleId="Heading40">
+  <w:style w:type="paragraph" w:customStyle="1" w:styleId="Heading4">
     <w:name w:val="Heading4"/>
-    <w:basedOn w:val="Heading3"/>
+    <w:basedOn w:val="Ttulo3"/>
     <w:next w:val="Normal"/>
-    <w:link w:val="Heading4Char0"/>
+    <w:link w:val="Heading4Char"/>
     <w:qFormat/>
     <w:rsid w:val="001E1CD1"/>
     <w:pPr>
@@ -11026,10 +6723,10 @@
       <w:lang w:val="fr-FR"/>
     </w:rPr>
   </w:style>
-  <w:style w:type="character" w:customStyle="1" w:styleId="Heading4Char0">
+  <w:style w:type="character" w:customStyle="1" w:styleId="Heading4Char">
     <w:name w:val="Heading4 Char"/>
-    <w:basedOn w:val="Heading3Char"/>
-    <w:link w:val="Heading40"/>
+    <w:basedOn w:val="Ttulo3Carter"/>
+    <w:link w:val="Heading4"/>
     <w:rsid w:val="001E1CD1"/>
     <w:rPr>
       <w:rFonts w:ascii="Arial" w:eastAsia="Times New Roman" w:hAnsi="Arial" w:cs="URWPalladioL-Bold"/>
@@ -11042,7 +6739,7 @@
   </w:style>
   <w:style w:type="character" w:customStyle="1" w:styleId="mediumtext">
     <w:name w:val="medium_text"/>
-    <w:basedOn w:val="DefaultParagraphFont"/>
+    <w:basedOn w:val="Tipodeletrapredefinidodopargrafo"/>
     <w:rsid w:val="005F2377"/>
   </w:style>
   <w:style w:type="paragraph" w:customStyle="1" w:styleId="Normal30">
@@ -11082,10 +6779,10 @@
       <w:lang w:val="en-US"/>
     </w:rPr>
   </w:style>
-  <w:style w:type="paragraph" w:styleId="BodyText2">
+  <w:style w:type="paragraph" w:styleId="Corpodetexto2">
     <w:name w:val="Body Text 2"/>
     <w:basedOn w:val="Normal"/>
-    <w:link w:val="BodyText2Char"/>
+    <w:link w:val="Corpodetexto2Carter"/>
     <w:rsid w:val="005F2377"/>
     <w:pPr>
       <w:spacing w:after="0"/>
@@ -11098,10 +6795,10 @@
       <w:lang w:val="fr-FR" w:eastAsia="en-US"/>
     </w:rPr>
   </w:style>
-  <w:style w:type="character" w:customStyle="1" w:styleId="BodyText2Char">
-    <w:name w:val="Body Text 2 Char"/>
-    <w:basedOn w:val="DefaultParagraphFont"/>
-    <w:link w:val="BodyText2"/>
+  <w:style w:type="character" w:customStyle="1" w:styleId="Corpodetexto2Carter">
+    <w:name w:val="Corpo de texto 2 Caráter"/>
+    <w:basedOn w:val="Tipodeletrapredefinidodopargrafo"/>
+    <w:link w:val="Corpodetexto2"/>
     <w:rsid w:val="005F2377"/>
     <w:rPr>
       <w:rFonts w:ascii="Times" w:eastAsia="Times" w:hAnsi="Times" w:cs="Times New Roman"/>
@@ -11109,10 +6806,10 @@
       <w:szCs w:val="20"/>
     </w:rPr>
   </w:style>
-  <w:style w:type="paragraph" w:styleId="BodyText3">
+  <w:style w:type="paragraph" w:styleId="Corpodetexto3">
     <w:name w:val="Body Text 3"/>
     <w:basedOn w:val="Normal"/>
-    <w:link w:val="BodyText3Char"/>
+    <w:link w:val="Corpodetexto3Carter"/>
     <w:rsid w:val="005F2377"/>
     <w:pPr>
       <w:spacing w:after="0"/>
@@ -11125,10 +6822,10 @@
       <w:lang w:val="fr-FR" w:eastAsia="en-US"/>
     </w:rPr>
   </w:style>
-  <w:style w:type="character" w:customStyle="1" w:styleId="BodyText3Char">
-    <w:name w:val="Body Text 3 Char"/>
-    <w:basedOn w:val="DefaultParagraphFont"/>
-    <w:link w:val="BodyText3"/>
+  <w:style w:type="character" w:customStyle="1" w:styleId="Corpodetexto3Carter">
+    <w:name w:val="Corpo de texto 3 Caráter"/>
+    <w:basedOn w:val="Tipodeletrapredefinidodopargrafo"/>
+    <w:link w:val="Corpodetexto3"/>
     <w:rsid w:val="005F2377"/>
     <w:rPr>
       <w:rFonts w:ascii="Arial" w:eastAsia="Times" w:hAnsi="Arial" w:cs="Times New Roman"/>
@@ -11136,10 +6833,10 @@
       <w:szCs w:val="20"/>
     </w:rPr>
   </w:style>
-  <w:style w:type="paragraph" w:styleId="EndnoteText">
+  <w:style w:type="paragraph" w:styleId="Textodenotadefim">
     <w:name w:val="endnote text"/>
     <w:basedOn w:val="Normal"/>
-    <w:link w:val="EndnoteTextChar"/>
+    <w:link w:val="TextodenotadefimCarter"/>
     <w:uiPriority w:val="99"/>
     <w:semiHidden/>
     <w:unhideWhenUsed/>
@@ -11152,10 +6849,10 @@
       <w:szCs w:val="20"/>
     </w:rPr>
   </w:style>
-  <w:style w:type="character" w:customStyle="1" w:styleId="EndnoteTextChar">
-    <w:name w:val="Endnote Text Char"/>
-    <w:basedOn w:val="DefaultParagraphFont"/>
-    <w:link w:val="EndnoteText"/>
+  <w:style w:type="character" w:customStyle="1" w:styleId="TextodenotadefimCarter">
+    <w:name w:val="Texto de nota de fim Caráter"/>
+    <w:basedOn w:val="Tipodeletrapredefinidodopargrafo"/>
+    <w:link w:val="Textodenotadefim"/>
     <w:uiPriority w:val="99"/>
     <w:semiHidden/>
     <w:rsid w:val="007E1CC9"/>
@@ -11166,9 +6863,9 @@
       <w:lang w:val="fr-LU" w:eastAsia="fr-FR"/>
     </w:rPr>
   </w:style>
-  <w:style w:type="character" w:styleId="EndnoteReference">
+  <w:style w:type="character" w:styleId="Refdenotadefim">
     <w:name w:val="endnote reference"/>
-    <w:basedOn w:val="DefaultParagraphFont"/>
+    <w:basedOn w:val="Tipodeletrapredefinidodopargrafo"/>
     <w:uiPriority w:val="99"/>
     <w:semiHidden/>
     <w:unhideWhenUsed/>
@@ -11195,11 +6892,11 @@
       <w:lang w:val="de-DE" w:eastAsia="en-US"/>
     </w:rPr>
   </w:style>
-  <w:style w:type="character" w:customStyle="1" w:styleId="CaptionChar">
-    <w:name w:val="Caption Char"/>
-    <w:aliases w:val="DNV-cap Char,DNV-cap1 Char,DNV-cap2 Char"/>
-    <w:basedOn w:val="DefaultParagraphFont"/>
-    <w:link w:val="Caption"/>
+  <w:style w:type="character" w:customStyle="1" w:styleId="LegendaCarter">
+    <w:name w:val="Legenda Caráter"/>
+    <w:aliases w:val="DNV-cap Caráter,DNV-cap1 Caráter,DNV-cap2 Caráter"/>
+    <w:basedOn w:val="Tipodeletrapredefinidodopargrafo"/>
+    <w:link w:val="Legenda"/>
     <w:rsid w:val="001341A4"/>
     <w:rPr>
       <w:rFonts w:ascii="Arial" w:eastAsia="TrebuchetMS" w:hAnsi="Arial" w:cs="Arial"/>
@@ -11337,7 +7034,7 @@
   </w:style>
   <w:style w:type="character" w:customStyle="1" w:styleId="CELTICNormalCar0">
     <w:name w:val="CELTICNormal Car"/>
-    <w:basedOn w:val="DefaultParagraphFont"/>
+    <w:basedOn w:val="Tipodeletrapredefinidodopargrafo"/>
     <w:link w:val="CELTICNormal0"/>
     <w:rsid w:val="001341A4"/>
     <w:rPr>
@@ -11354,6 +7051,7 @@
     <w:rsid w:val="001341A4"/>
     <w:rPr>
       <w:rFonts w:ascii="Century Schoolbook" w:eastAsia="Times New Roman" w:hAnsi="Century Schoolbook" w:cs="Times New Roman"/>
+      <w:noProof/>
       <w:sz w:val="20"/>
       <w:szCs w:val="20"/>
       <w:lang w:val="en-GB"/>
@@ -11361,12 +7059,13 @@
   </w:style>
   <w:style w:type="character" w:customStyle="1" w:styleId="CELTICTitle3Car">
     <w:name w:val="CELTIC Title 3 Car"/>
-    <w:basedOn w:val="DefaultParagraphFont"/>
+    <w:basedOn w:val="Tipodeletrapredefinidodopargrafo"/>
     <w:link w:val="CELTICTitle3"/>
     <w:rsid w:val="001341A4"/>
     <w:rPr>
       <w:rFonts w:ascii="Century Schoolbook" w:eastAsia="Times New Roman" w:hAnsi="Century Schoolbook" w:cs="Times New Roman"/>
       <w:b/>
+      <w:noProof/>
       <w:color w:val="008080"/>
       <w:sz w:val="24"/>
       <w:szCs w:val="20"/>
@@ -11375,7 +7074,7 @@
   </w:style>
   <w:style w:type="character" w:customStyle="1" w:styleId="lang-en">
     <w:name w:val="lang-en"/>
-    <w:basedOn w:val="DefaultParagraphFont"/>
+    <w:basedOn w:val="Tipodeletrapredefinidodopargrafo"/>
     <w:rsid w:val="0073402D"/>
   </w:style>
   <w:style w:type="paragraph" w:customStyle="1" w:styleId="smile-footer">
@@ -11432,7 +7131,7 @@
       <w:lang w:val="fr-FR"/>
     </w:rPr>
   </w:style>
-  <w:style w:type="character" w:styleId="Strong">
+  <w:style w:type="character" w:styleId="Forte">
     <w:name w:val="Strong"/>
     <w:uiPriority w:val="22"/>
     <w:qFormat/>
@@ -11450,7 +7149,7 @@
     <w:rsid w:val="00F81326"/>
     <w:pPr>
       <w:numPr>
-        <w:numId w:val="11"/>
+        <w:numId w:val="6"/>
       </w:numPr>
       <w:pBdr>
         <w:top w:val="single" w:sz="4" w:space="1" w:color="auto"/>
@@ -11517,13 +7216,14 @@
   </w:style>
   <w:style w:type="character" w:customStyle="1" w:styleId="RecommendationtitleChar">
     <w:name w:val="Recommendation title Char"/>
-    <w:basedOn w:val="DefaultParagraphFont"/>
+    <w:basedOn w:val="Tipodeletrapredefinidodopargrafo"/>
     <w:link w:val="Recommendationtitle"/>
     <w:rsid w:val="00A65792"/>
     <w:rPr>
       <w:rFonts w:ascii="Arial" w:eastAsia="Times New Roman" w:hAnsi="Arial" w:cs="Arial"/>
       <w:b/>
       <w:iCs/>
+      <w:noProof/>
       <w:sz w:val="20"/>
       <w:szCs w:val="20"/>
       <w:lang w:val="fr-LU" w:eastAsia="fr-FR"/>
@@ -11538,6 +7238,7 @@
       <w:rFonts w:ascii="Century Schoolbook" w:eastAsia="Times New Roman" w:hAnsi="Century Schoolbook" w:cs="Arial"/>
       <w:b w:val="0"/>
       <w:iCs/>
+      <w:noProof/>
       <w:sz w:val="20"/>
       <w:szCs w:val="20"/>
       <w:lang w:val="fr-LU" w:eastAsia="fr-LU"/>
@@ -11545,7 +7246,7 @@
   </w:style>
   <w:style w:type="character" w:customStyle="1" w:styleId="ContrleTitreChar">
     <w:name w:val="Contrôle_Titre Char"/>
-    <w:basedOn w:val="DefaultParagraphFont"/>
+    <w:basedOn w:val="Tipodeletrapredefinidodopargrafo"/>
     <w:link w:val="ContrleTitre"/>
     <w:rsid w:val="00F17669"/>
     <w:rPr>
@@ -11618,13 +7319,14 @@
       <w:rFonts w:ascii="Century Schoolbook" w:eastAsia="Times New Roman" w:hAnsi="Century Schoolbook" w:cs="Times New Roman"/>
       <w:b w:val="0"/>
       <w:iCs/>
+      <w:noProof/>
       <w:color w:val="000000"/>
       <w:sz w:val="20"/>
       <w:szCs w:val="20"/>
       <w:lang w:val="fr-LU" w:eastAsia="fr-LU"/>
     </w:rPr>
   </w:style>
-  <w:style w:type="paragraph" w:styleId="Revision">
+  <w:style w:type="paragraph" w:styleId="Reviso">
     <w:name w:val="Revision"/>
     <w:hidden/>
     <w:uiPriority w:val="99"/>
@@ -11640,14 +7342,14 @@
   </w:style>
   <w:style w:type="character" w:customStyle="1" w:styleId="highlight">
     <w:name w:val="highlight"/>
-    <w:basedOn w:val="DefaultParagraphFont"/>
+    <w:basedOn w:val="Tipodeletrapredefinidodopargrafo"/>
     <w:rsid w:val="00B92BEB"/>
   </w:style>
-  <w:style w:type="paragraph" w:styleId="CommentSubject">
+  <w:style w:type="paragraph" w:styleId="Assuntodecomentrio">
     <w:name w:val="annotation subject"/>
-    <w:basedOn w:val="CommentText"/>
-    <w:next w:val="CommentText"/>
-    <w:link w:val="CommentSubjectChar"/>
+    <w:basedOn w:val="Textodecomentrio"/>
+    <w:next w:val="Textodecomentrio"/>
+    <w:link w:val="AssuntodecomentrioCarter"/>
     <w:uiPriority w:val="99"/>
     <w:semiHidden/>
     <w:unhideWhenUsed/>
@@ -11663,10 +7365,10 @@
       <w:lang w:eastAsia="fr-FR"/>
     </w:rPr>
   </w:style>
-  <w:style w:type="character" w:customStyle="1" w:styleId="CommentSubjectChar">
-    <w:name w:val="Comment Subject Char"/>
-    <w:basedOn w:val="CommentTextChar"/>
-    <w:link w:val="CommentSubject"/>
+  <w:style w:type="character" w:customStyle="1" w:styleId="AssuntodecomentrioCarter">
+    <w:name w:val="Assunto de comentário Caráter"/>
+    <w:basedOn w:val="TextodecomentrioCarter"/>
+    <w:link w:val="Assuntodecomentrio"/>
     <w:uiPriority w:val="99"/>
     <w:semiHidden/>
     <w:rsid w:val="00B403D3"/>
@@ -11679,15 +7381,15 @@
       <w:lang w:val="en-US" w:eastAsia="fr-FR"/>
     </w:rPr>
   </w:style>
-  <w:style w:type="character" w:styleId="PageNumber">
+  <w:style w:type="character" w:styleId="Nmerodepgina">
     <w:name w:val="page number"/>
-    <w:basedOn w:val="DefaultParagraphFont"/>
+    <w:basedOn w:val="Tipodeletrapredefinidodopargrafo"/>
     <w:rsid w:val="006159CA"/>
   </w:style>
   <w:style w:type="character" w:customStyle="1" w:styleId="Heading1Char">
     <w:name w:val="Heading 1 Char"/>
     <w:aliases w:val="Titre1 Char,Titre2 Char,Chapter Char,CF6 - Titre 1 Char"/>
-    <w:basedOn w:val="DefaultParagraphFont"/>
+    <w:basedOn w:val="Tipodeletrapredefinidodopargrafo"/>
     <w:uiPriority w:val="9"/>
     <w:rsid w:val="00C25408"/>
     <w:rPr>

--- a/translate-pt/2-docker/helper/pt/1.docx
+++ b/translate-pt/2-docker/helper/pt/1.docx
@@ -1,6 +1,6 @@
 
 <file path=word/document.xml><?xml version="1.0" encoding="utf-8"?>
-<w:document xmlns:wpc="http://schemas.microsoft.com/office/word/2010/wordprocessingCanvas" xmlns:cx="http://schemas.microsoft.com/office/drawing/2014/chartex" xmlns:cx1="http://schemas.microsoft.com/office/drawing/2015/9/8/chartex" xmlns:cx2="http://schemas.microsoft.com/office/drawing/2015/10/21/chartex" xmlns:cx3="http://schemas.microsoft.com/office/drawing/2016/5/9/chartex" xmlns:cx4="http://schemas.microsoft.com/office/drawing/2016/5/10/chartex" xmlns:cx5="http://schemas.microsoft.com/office/drawing/2016/5/11/chartex" xmlns:cx6="http://schemas.microsoft.com/office/drawing/2016/5/12/chartex" xmlns:cx7="http://schemas.microsoft.com/office/drawing/2016/5/13/chartex" xmlns:cx8="http://schemas.microsoft.com/office/drawing/2016/5/14/chartex" xmlns:mc="http://schemas.openxmlformats.org/markup-compatibility/2006" xmlns:aink="http://schemas.microsoft.com/office/drawing/2016/ink" xmlns:am3d="http://schemas.microsoft.com/office/drawing/2017/model3d" xmlns:o="urn:schemas-microsoft-com:office:office" xmlns:oel="http://schemas.microsoft.com/office/2019/extlst" xmlns:r="http://schemas.openxmlformats.org/officeDocument/2006/relationships" xmlns:m="http://schemas.openxmlformats.org/officeDocument/2006/math" xmlns:v="urn:schemas-microsoft-com:vml" xmlns:wp14="http://schemas.microsoft.com/office/word/2010/wordprocessingDrawing" xmlns:wp="http://schemas.openxmlformats.org/drawingml/2006/wordprocessingDrawing" xmlns:w10="urn:schemas-microsoft-com:office:word" xmlns:w="http://schemas.openxmlformats.org/wordprocessingml/2006/main" xmlns:w14="http://schemas.microsoft.com/office/word/2010/wordml" xmlns:w15="http://schemas.microsoft.com/office/word/2012/wordml" xmlns:w16cex="http://schemas.microsoft.com/office/word/2018/wordml/cex" xmlns:w16cid="http://schemas.microsoft.com/office/word/2016/wordml/cid" xmlns:w16="http://schemas.microsoft.com/office/word/2018/wordml" xmlns:w16sdtdh="http://schemas.microsoft.com/office/word/2020/wordml/sdtdatahash" xmlns:w16se="http://schemas.microsoft.com/office/word/2015/wordml/symex" xmlns:wpg="http://schemas.microsoft.com/office/word/2010/wordprocessingGroup" xmlns:wpi="http://schemas.microsoft.com/office/word/2010/wordprocessingInk" xmlns:wne="http://schemas.microsoft.com/office/word/2006/wordml" xmlns:wps="http://schemas.microsoft.com/office/word/2010/wordprocessingShape" mc:Ignorable="w14 w15 w16se w16cid w16 w16cex w16sdtdh wp14">
+<w:document xmlns:wpc="http://schemas.microsoft.com/office/word/2010/wordprocessingCanvas" xmlns:cx="http://schemas.microsoft.com/office/drawing/2014/chartex" xmlns:cx1="http://schemas.microsoft.com/office/drawing/2015/9/8/chartex" xmlns:cx2="http://schemas.microsoft.com/office/drawing/2015/10/21/chartex" xmlns:cx3="http://schemas.microsoft.com/office/drawing/2016/5/9/chartex" xmlns:cx4="http://schemas.microsoft.com/office/drawing/2016/5/10/chartex" xmlns:cx5="http://schemas.microsoft.com/office/drawing/2016/5/11/chartex" xmlns:cx6="http://schemas.microsoft.com/office/drawing/2016/5/12/chartex" xmlns:cx7="http://schemas.microsoft.com/office/drawing/2016/5/13/chartex" xmlns:cx8="http://schemas.microsoft.com/office/drawing/2016/5/14/chartex" xmlns:mc="http://schemas.openxmlformats.org/markup-compatibility/2006" xmlns:aink="http://schemas.microsoft.com/office/drawing/2016/ink" xmlns:am3d="http://schemas.microsoft.com/office/drawing/2017/model3d" xmlns:o="urn:schemas-microsoft-com:office:office" xmlns:oel="http://schemas.microsoft.com/office/2019/extlst" xmlns:r="http://schemas.openxmlformats.org/officeDocument/2006/relationships" xmlns:m="http://schemas.openxmlformats.org/officeDocument/2006/math" xmlns:v="urn:schemas-microsoft-com:vml" xmlns:wp14="http://schemas.microsoft.com/office/word/2010/wordprocessingDrawing" xmlns:wp="http://schemas.openxmlformats.org/drawingml/2006/wordprocessingDrawing" xmlns:w10="urn:schemas-microsoft-com:office:word" xmlns:w="http://schemas.openxmlformats.org/wordprocessingml/2006/main" xmlns:w14="http://schemas.microsoft.com/office/word/2010/wordml" xmlns:w15="http://schemas.microsoft.com/office/word/2012/wordml" xmlns:w16cex="http://schemas.microsoft.com/office/word/2018/wordml/cex" xmlns:w16cid="http://schemas.microsoft.com/office/word/2016/wordml/cid" xmlns:w16="http://schemas.microsoft.com/office/word/2018/wordml" xmlns:w16du="http://schemas.microsoft.com/office/word/2023/wordml/word16du" xmlns:w16sdtdh="http://schemas.microsoft.com/office/word/2020/wordml/sdtdatahash" xmlns:w16sdtfl="http://schemas.microsoft.com/office/word/2024/wordml/sdtformatlock" xmlns:w16se="http://schemas.microsoft.com/office/word/2015/wordml/symex" xmlns:wpg="http://schemas.microsoft.com/office/word/2010/wordprocessingGroup" xmlns:wpi="http://schemas.microsoft.com/office/word/2010/wordprocessingInk" xmlns:wne="http://schemas.microsoft.com/office/word/2006/wordml" xmlns:wps="http://schemas.microsoft.com/office/word/2010/wordprocessingShape" mc:Ignorable="w14 w15 w16se w16cid w16 w16cex w16sdtdh w16sdtfl w16du wp14">
   <w:body>
     <w:p>
       <w:pPr>
@@ -18,7 +18,7 @@
           <w:lang w:eastAsia="en-US"/>
         </w:rPr>
         <w:drawing>
-          <wp:anchor distT="0" distB="0" distL="114300" distR="114300" simplePos="0" relativeHeight="251661312" behindDoc="0" locked="0" layoutInCell="1" allowOverlap="1" wp14:anchorId="491FDEFA" wp14:editId="6B433A7F">
+          <wp:anchor distT="0" distB="0" distL="114300" distR="114300" simplePos="0" relativeHeight="251661312" behindDoc="0" locked="0" layoutInCell="1" allowOverlap="1" wp14:anchorId="491FDEFA" wp14:editId="668AD092">
             <wp:simplePos x="0" y="0"/>
             <wp:positionH relativeFrom="column">
               <wp:posOffset>-29210</wp:posOffset>
@@ -802,9 +802,11 @@
               <w:b w:val="0"/>
               <w:bCs w:val="0"/>
               <w:caps w:val="0"/>
-              <w:sz w:val="22"/>
-              <w:szCs w:val="22"/>
-              <w:lang w:eastAsia="en-US"/>
+              <w:kern w:val="2"/>
+              <w:sz w:val="24"/>
+              <w:szCs w:val="24"/>
+              <w:lang w:eastAsia="pt-PT"/>
+              <w14:ligatures w14:val="standardContextual"/>
             </w:rPr>
           </w:pPr>
           <w:r>
@@ -825,13 +827,13 @@
             </w:rPr>
             <w:fldChar w:fldCharType="separate"/>
           </w:r>
-          <w:hyperlink w:anchor="_Toc75419076" w:history="1">
+          <w:hyperlink w:anchor="_Toc190687213" w:history="1">
             <w:r>
               <w:rPr>
                 <w:rStyle w:val="Hiperligao"/>
                 <w:lang w:val="fr-LU"/>
               </w:rPr>
-              <w:t>1</w:t>
+              <w:t>1.</w:t>
             </w:r>
             <w:r>
               <w:rPr>
@@ -839,18 +841,19 @@
                 <w:b w:val="0"/>
                 <w:bCs w:val="0"/>
                 <w:caps w:val="0"/>
-                <w:sz w:val="22"/>
-                <w:szCs w:val="22"/>
-                <w:lang w:eastAsia="en-US"/>
+                <w:kern w:val="2"/>
+                <w:sz w:val="24"/>
+                <w:szCs w:val="24"/>
+                <w:lang w:eastAsia="pt-PT"/>
+                <w14:ligatures w14:val="standardContextual"/>
               </w:rPr>
               <w:tab/>
             </w:r>
             <w:r>
               <w:rPr>
                 <w:rStyle w:val="Hiperligao"/>
-                <w:lang w:val="fr-LU"/>
-              </w:rPr>
-              <w:t>Introduction</w:t>
+              </w:rPr>
+              <w:t>Introdução</w:t>
             </w:r>
             <w:r>
               <w:rPr>
@@ -868,7 +871,7 @@
               <w:rPr>
                 <w:webHidden/>
               </w:rPr>
-              <w:instrText xml:space="preserve"> PAGEREF _Toc75419076 \h </w:instrText>
+              <w:instrText xml:space="preserve"> PAGEREF _Toc190687213 \h </w:instrText>
             </w:r>
             <w:r>
               <w:rPr>
@@ -905,12 +908,14 @@
             <w:rPr>
               <w:rFonts w:asciiTheme="minorHAnsi" w:eastAsiaTheme="minorEastAsia" w:hAnsiTheme="minorHAnsi" w:cstheme="minorBidi"/>
               <w:smallCaps w:val="0"/>
-              <w:sz w:val="22"/>
-              <w:szCs w:val="22"/>
-              <w:lang w:eastAsia="en-US"/>
+              <w:kern w:val="2"/>
+              <w:sz w:val="24"/>
+              <w:szCs w:val="24"/>
+              <w:lang w:eastAsia="pt-PT"/>
+              <w14:ligatures w14:val="standardContextual"/>
             </w:rPr>
           </w:pPr>
-          <w:hyperlink w:anchor="_Toc75419077" w:history="1">
+          <w:hyperlink w:anchor="_Toc190687214" w:history="1">
             <w:r>
               <w:rPr>
                 <w:rStyle w:val="Hiperligao"/>
@@ -923,9 +928,11 @@
               <w:rPr>
                 <w:rFonts w:asciiTheme="minorHAnsi" w:eastAsiaTheme="minorEastAsia" w:hAnsiTheme="minorHAnsi" w:cstheme="minorBidi"/>
                 <w:smallCaps w:val="0"/>
-                <w:sz w:val="22"/>
-                <w:szCs w:val="22"/>
-                <w:lang w:eastAsia="en-US"/>
+                <w:kern w:val="2"/>
+                <w:sz w:val="24"/>
+                <w:szCs w:val="24"/>
+                <w:lang w:eastAsia="pt-PT"/>
+                <w14:ligatures w14:val="standardContextual"/>
               </w:rPr>
               <w:tab/>
             </w:r>
@@ -933,7 +940,7 @@
               <w:rPr>
                 <w:rStyle w:val="Hiperligao"/>
               </w:rPr>
-              <w:t>Placing the risk analysis in context</w:t>
+              <w:t>Contextualizar a análise de risco</w:t>
             </w:r>
             <w:r>
               <w:rPr>
@@ -951,7 +958,7 @@
               <w:rPr>
                 <w:webHidden/>
               </w:rPr>
-              <w:instrText xml:space="preserve"> PAGEREF _Toc75419077 \h </w:instrText>
+              <w:instrText xml:space="preserve"> PAGEREF _Toc190687214 \h </w:instrText>
             </w:r>
             <w:r>
               <w:rPr>
@@ -988,12 +995,14 @@
             <w:rPr>
               <w:rFonts w:asciiTheme="minorHAnsi" w:eastAsiaTheme="minorEastAsia" w:hAnsiTheme="minorHAnsi" w:cstheme="minorBidi"/>
               <w:smallCaps w:val="0"/>
-              <w:sz w:val="22"/>
-              <w:szCs w:val="22"/>
-              <w:lang w:eastAsia="en-US"/>
+              <w:kern w:val="2"/>
+              <w:sz w:val="24"/>
+              <w:szCs w:val="24"/>
+              <w:lang w:eastAsia="pt-PT"/>
+              <w14:ligatures w14:val="standardContextual"/>
             </w:rPr>
           </w:pPr>
-          <w:hyperlink w:anchor="_Toc75419078" w:history="1">
+          <w:hyperlink w:anchor="_Toc190687215" w:history="1">
             <w:r>
               <w:rPr>
                 <w:rStyle w:val="Hiperligao"/>
@@ -1006,9 +1015,11 @@
               <w:rPr>
                 <w:rFonts w:asciiTheme="minorHAnsi" w:eastAsiaTheme="minorEastAsia" w:hAnsiTheme="minorHAnsi" w:cstheme="minorBidi"/>
                 <w:smallCaps w:val="0"/>
-                <w:sz w:val="22"/>
-                <w:szCs w:val="22"/>
-                <w:lang w:eastAsia="en-US"/>
+                <w:kern w:val="2"/>
+                <w:sz w:val="24"/>
+                <w:szCs w:val="24"/>
+                <w:lang w:eastAsia="pt-PT"/>
+                <w14:ligatures w14:val="standardContextual"/>
               </w:rPr>
               <w:tab/>
             </w:r>
@@ -1016,7 +1027,7 @@
               <w:rPr>
                 <w:rStyle w:val="Hiperligao"/>
               </w:rPr>
-              <w:t>Aims of the document</w:t>
+              <w:t>Objetivos do documento</w:t>
             </w:r>
             <w:r>
               <w:rPr>
@@ -1034,7 +1045,7 @@
               <w:rPr>
                 <w:webHidden/>
               </w:rPr>
-              <w:instrText xml:space="preserve"> PAGEREF _Toc75419078 \h </w:instrText>
+              <w:instrText xml:space="preserve"> PAGEREF _Toc190687215 \h </w:instrText>
             </w:r>
             <w:r>
               <w:rPr>
@@ -1071,12 +1082,14 @@
             <w:rPr>
               <w:rFonts w:asciiTheme="minorHAnsi" w:eastAsiaTheme="minorEastAsia" w:hAnsiTheme="minorHAnsi" w:cstheme="minorBidi"/>
               <w:smallCaps w:val="0"/>
-              <w:sz w:val="22"/>
-              <w:szCs w:val="22"/>
-              <w:lang w:eastAsia="en-US"/>
+              <w:kern w:val="2"/>
+              <w:sz w:val="24"/>
+              <w:szCs w:val="24"/>
+              <w:lang w:eastAsia="pt-PT"/>
+              <w14:ligatures w14:val="standardContextual"/>
             </w:rPr>
           </w:pPr>
-          <w:hyperlink w:anchor="_Toc75419079" w:history="1">
+          <w:hyperlink w:anchor="_Toc190687216" w:history="1">
             <w:r>
               <w:rPr>
                 <w:rStyle w:val="Hiperligao"/>
@@ -1089,9 +1102,11 @@
               <w:rPr>
                 <w:rFonts w:asciiTheme="minorHAnsi" w:eastAsiaTheme="minorEastAsia" w:hAnsiTheme="minorHAnsi" w:cstheme="minorBidi"/>
                 <w:smallCaps w:val="0"/>
-                <w:sz w:val="22"/>
-                <w:szCs w:val="22"/>
-                <w:lang w:eastAsia="en-US"/>
+                <w:kern w:val="2"/>
+                <w:sz w:val="24"/>
+                <w:szCs w:val="24"/>
+                <w:lang w:eastAsia="pt-PT"/>
+                <w14:ligatures w14:val="standardContextual"/>
               </w:rPr>
               <w:tab/>
             </w:r>
@@ -1099,7 +1114,7 @@
               <w:rPr>
                 <w:rStyle w:val="Hiperligao"/>
               </w:rPr>
-              <w:t>Acronyms/Glossary</w:t>
+              <w:t>Acrónimos/Glossário</w:t>
             </w:r>
             <w:r>
               <w:rPr>
@@ -1117,7 +1132,7 @@
               <w:rPr>
                 <w:webHidden/>
               </w:rPr>
-              <w:instrText xml:space="preserve"> PAGEREF _Toc75419079 \h </w:instrText>
+              <w:instrText xml:space="preserve"> PAGEREF _Toc190687216 \h </w:instrText>
             </w:r>
             <w:r>
               <w:rPr>
@@ -1156,12 +1171,14 @@
               <w:b w:val="0"/>
               <w:bCs w:val="0"/>
               <w:caps w:val="0"/>
-              <w:sz w:val="22"/>
-              <w:szCs w:val="22"/>
-              <w:lang w:eastAsia="en-US"/>
+              <w:kern w:val="2"/>
+              <w:sz w:val="24"/>
+              <w:szCs w:val="24"/>
+              <w:lang w:eastAsia="pt-PT"/>
+              <w14:ligatures w14:val="standardContextual"/>
             </w:rPr>
           </w:pPr>
-          <w:hyperlink w:anchor="_Toc75419080" w:history="1">
+          <w:hyperlink w:anchor="_Toc190687217" w:history="1">
             <w:r>
               <w:rPr>
                 <w:rStyle w:val="Hiperligao"/>
@@ -1175,18 +1192,19 @@
                 <w:b w:val="0"/>
                 <w:bCs w:val="0"/>
                 <w:caps w:val="0"/>
-                <w:sz w:val="22"/>
-                <w:szCs w:val="22"/>
-                <w:lang w:eastAsia="en-US"/>
+                <w:kern w:val="2"/>
+                <w:sz w:val="24"/>
+                <w:szCs w:val="24"/>
+                <w:lang w:eastAsia="pt-PT"/>
+                <w14:ligatures w14:val="standardContextual"/>
               </w:rPr>
               <w:tab/>
             </w:r>
             <w:r>
               <w:rPr>
                 <w:rStyle w:val="Hiperligao"/>
-                <w:lang w:val="fr-LU"/>
-              </w:rPr>
-              <w:t>Context Establishment</w:t>
+              </w:rPr>
+              <w:t>Estabelecimento do Contexto</w:t>
             </w:r>
             <w:r>
               <w:rPr>
@@ -1204,7 +1222,7 @@
               <w:rPr>
                 <w:webHidden/>
               </w:rPr>
-              <w:instrText xml:space="preserve"> PAGEREF _Toc75419080 \h </w:instrText>
+              <w:instrText xml:space="preserve"> PAGEREF _Toc190687217 \h </w:instrText>
             </w:r>
             <w:r>
               <w:rPr>
@@ -1241,12 +1259,14 @@
             <w:rPr>
               <w:rFonts w:asciiTheme="minorHAnsi" w:eastAsiaTheme="minorEastAsia" w:hAnsiTheme="minorHAnsi" w:cstheme="minorBidi"/>
               <w:smallCaps w:val="0"/>
-              <w:sz w:val="22"/>
-              <w:szCs w:val="22"/>
-              <w:lang w:eastAsia="en-US"/>
+              <w:kern w:val="2"/>
+              <w:sz w:val="24"/>
+              <w:szCs w:val="24"/>
+              <w:lang w:eastAsia="pt-PT"/>
+              <w14:ligatures w14:val="standardContextual"/>
             </w:rPr>
           </w:pPr>
-          <w:hyperlink w:anchor="_Toc75419081" w:history="1">
+          <w:hyperlink w:anchor="_Toc190687218" w:history="1">
             <w:r>
               <w:rPr>
                 <w:rStyle w:val="Hiperligao"/>
@@ -1260,18 +1280,19 @@
               <w:rPr>
                 <w:rFonts w:asciiTheme="minorHAnsi" w:eastAsiaTheme="minorEastAsia" w:hAnsiTheme="minorHAnsi" w:cstheme="minorBidi"/>
                 <w:smallCaps w:val="0"/>
-                <w:sz w:val="22"/>
-                <w:szCs w:val="22"/>
-                <w:lang w:eastAsia="en-US"/>
+                <w:kern w:val="2"/>
+                <w:sz w:val="24"/>
+                <w:szCs w:val="24"/>
+                <w:lang w:eastAsia="pt-PT"/>
+                <w14:ligatures w14:val="standardContextual"/>
               </w:rPr>
               <w:tab/>
             </w:r>
             <w:r>
               <w:rPr>
                 <w:rStyle w:val="Hiperligao"/>
-                <w:lang w:val="fr-LU"/>
-              </w:rPr>
-              <w:t>Description of the context</w:t>
+              </w:rPr>
+              <w:t>Descrição do contexto</w:t>
             </w:r>
             <w:r>
               <w:rPr>
@@ -1289,7 +1310,7 @@
               <w:rPr>
                 <w:webHidden/>
               </w:rPr>
-              <w:instrText xml:space="preserve"> PAGEREF _Toc75419081 \h </w:instrText>
+              <w:instrText xml:space="preserve"> PAGEREF _Toc190687218 \h </w:instrText>
             </w:r>
             <w:r>
               <w:rPr>
@@ -1326,12 +1347,14 @@
             <w:rPr>
               <w:rFonts w:asciiTheme="minorHAnsi" w:eastAsiaTheme="minorEastAsia" w:hAnsiTheme="minorHAnsi" w:cstheme="minorBidi"/>
               <w:smallCaps w:val="0"/>
-              <w:sz w:val="22"/>
-              <w:szCs w:val="22"/>
-              <w:lang w:eastAsia="en-US"/>
+              <w:kern w:val="2"/>
+              <w:sz w:val="24"/>
+              <w:szCs w:val="24"/>
+              <w:lang w:eastAsia="pt-PT"/>
+              <w14:ligatures w14:val="standardContextual"/>
             </w:rPr>
           </w:pPr>
-          <w:hyperlink w:anchor="_Toc75419082" w:history="1">
+          <w:hyperlink w:anchor="_Toc190687219" w:history="1">
             <w:r>
               <w:rPr>
                 <w:rStyle w:val="Hiperligao"/>
@@ -1344,9 +1367,11 @@
               <w:rPr>
                 <w:rFonts w:asciiTheme="minorHAnsi" w:eastAsiaTheme="minorEastAsia" w:hAnsiTheme="minorHAnsi" w:cstheme="minorBidi"/>
                 <w:smallCaps w:val="0"/>
-                <w:sz w:val="22"/>
-                <w:szCs w:val="22"/>
-                <w:lang w:eastAsia="en-US"/>
+                <w:kern w:val="2"/>
+                <w:sz w:val="24"/>
+                <w:szCs w:val="24"/>
+                <w:lang w:eastAsia="pt-PT"/>
+                <w14:ligatures w14:val="standardContextual"/>
               </w:rPr>
               <w:tab/>
             </w:r>
@@ -1354,7 +1379,7 @@
               <w:rPr>
                 <w:rStyle w:val="Hiperligao"/>
               </w:rPr>
-              <w:t>Definition of the risk evaluation criteria</w:t>
+              <w:t>Definição dos critérios de avaliação dos riscos</w:t>
             </w:r>
             <w:r>
               <w:rPr>
@@ -1372,7 +1397,7 @@
               <w:rPr>
                 <w:webHidden/>
               </w:rPr>
-              <w:instrText xml:space="preserve"> PAGEREF _Toc75419082 \h </w:instrText>
+              <w:instrText xml:space="preserve"> PAGEREF _Toc190687219 \h </w:instrText>
             </w:r>
             <w:r>
               <w:rPr>
@@ -1410,15 +1435,18 @@
               <w:rFonts w:asciiTheme="minorHAnsi" w:eastAsiaTheme="minorEastAsia" w:hAnsiTheme="minorHAnsi" w:cstheme="minorBidi"/>
               <w:i w:val="0"/>
               <w:iCs w:val="0"/>
-              <w:sz w:val="22"/>
-              <w:szCs w:val="22"/>
-              <w:lang w:eastAsia="en-US"/>
+              <w:kern w:val="2"/>
+              <w:sz w:val="24"/>
+              <w:szCs w:val="24"/>
+              <w:lang w:eastAsia="pt-PT"/>
+              <w14:ligatures w14:val="standardContextual"/>
             </w:rPr>
           </w:pPr>
-          <w:hyperlink w:anchor="_Toc75419083" w:history="1">
+          <w:hyperlink w:anchor="_Toc190687220" w:history="1">
             <w:r>
               <w:rPr>
                 <w:rStyle w:val="Hiperligao"/>
+                <w:lang w:val="en-US"/>
               </w:rPr>
               <w:t>2.2.1</w:t>
             </w:r>
@@ -1427,9 +1455,11 @@
                 <w:rFonts w:asciiTheme="minorHAnsi" w:eastAsiaTheme="minorEastAsia" w:hAnsiTheme="minorHAnsi" w:cstheme="minorBidi"/>
                 <w:i w:val="0"/>
                 <w:iCs w:val="0"/>
-                <w:sz w:val="22"/>
-                <w:szCs w:val="22"/>
-                <w:lang w:eastAsia="en-US"/>
+                <w:kern w:val="2"/>
+                <w:sz w:val="24"/>
+                <w:szCs w:val="24"/>
+                <w:lang w:eastAsia="pt-PT"/>
+                <w14:ligatures w14:val="standardContextual"/>
               </w:rPr>
               <w:tab/>
             </w:r>
@@ -1437,7 +1467,7 @@
               <w:rPr>
                 <w:rStyle w:val="Hiperligao"/>
               </w:rPr>
-              <w:t>Information risks</w:t>
+              <w:t>Riscos da informação</w:t>
             </w:r>
             <w:r>
               <w:rPr>
@@ -1455,7 +1485,7 @@
               <w:rPr>
                 <w:webHidden/>
               </w:rPr>
-              <w:instrText xml:space="preserve"> PAGEREF _Toc75419083 \h </w:instrText>
+              <w:instrText xml:space="preserve"> PAGEREF _Toc190687220 \h </w:instrText>
             </w:r>
             <w:r>
               <w:rPr>
@@ -1493,12 +1523,14 @@
               <w:rFonts w:asciiTheme="minorHAnsi" w:eastAsiaTheme="minorEastAsia" w:hAnsiTheme="minorHAnsi" w:cstheme="minorBidi"/>
               <w:i w:val="0"/>
               <w:iCs w:val="0"/>
-              <w:sz w:val="22"/>
-              <w:szCs w:val="22"/>
-              <w:lang w:eastAsia="en-US"/>
+              <w:kern w:val="2"/>
+              <w:sz w:val="24"/>
+              <w:szCs w:val="24"/>
+              <w:lang w:eastAsia="pt-PT"/>
+              <w14:ligatures w14:val="standardContextual"/>
             </w:rPr>
           </w:pPr>
-          <w:hyperlink w:anchor="_Toc75419084" w:history="1">
+          <w:hyperlink w:anchor="_Toc190687221" w:history="1">
             <w:r>
               <w:rPr>
                 <w:rStyle w:val="Hiperligao"/>
@@ -1511,9 +1543,11 @@
                 <w:rFonts w:asciiTheme="minorHAnsi" w:eastAsiaTheme="minorEastAsia" w:hAnsiTheme="minorHAnsi" w:cstheme="minorBidi"/>
                 <w:i w:val="0"/>
                 <w:iCs w:val="0"/>
-                <w:sz w:val="22"/>
-                <w:szCs w:val="22"/>
-                <w:lang w:eastAsia="en-US"/>
+                <w:kern w:val="2"/>
+                <w:sz w:val="24"/>
+                <w:szCs w:val="24"/>
+                <w:lang w:eastAsia="pt-PT"/>
+                <w14:ligatures w14:val="standardContextual"/>
               </w:rPr>
               <w:tab/>
             </w:r>
@@ -1521,7 +1555,7 @@
               <w:rPr>
                 <w:rStyle w:val="Hiperligao"/>
               </w:rPr>
-              <w:t>Impact scale</w:t>
+              <w:t>Escala de impacto</w:t>
             </w:r>
             <w:r>
               <w:rPr>
@@ -1539,7 +1573,7 @@
               <w:rPr>
                 <w:webHidden/>
               </w:rPr>
-              <w:instrText xml:space="preserve"> PAGEREF _Toc75419084 \h </w:instrText>
+              <w:instrText xml:space="preserve"> PAGEREF _Toc190687221 \h </w:instrText>
             </w:r>
             <w:r>
               <w:rPr>
@@ -1577,12 +1611,14 @@
               <w:rFonts w:asciiTheme="minorHAnsi" w:eastAsiaTheme="minorEastAsia" w:hAnsiTheme="minorHAnsi" w:cstheme="minorBidi"/>
               <w:i w:val="0"/>
               <w:iCs w:val="0"/>
-              <w:sz w:val="22"/>
-              <w:szCs w:val="22"/>
-              <w:lang w:eastAsia="en-US"/>
+              <w:kern w:val="2"/>
+              <w:sz w:val="24"/>
+              <w:szCs w:val="24"/>
+              <w:lang w:eastAsia="pt-PT"/>
+              <w14:ligatures w14:val="standardContextual"/>
             </w:rPr>
           </w:pPr>
-          <w:hyperlink w:anchor="_Toc75419085" w:history="1">
+          <w:hyperlink w:anchor="_Toc190687222" w:history="1">
             <w:r>
               <w:rPr>
                 <w:rStyle w:val="Hiperligao"/>
@@ -1595,9 +1631,11 @@
                 <w:rFonts w:asciiTheme="minorHAnsi" w:eastAsiaTheme="minorEastAsia" w:hAnsiTheme="minorHAnsi" w:cstheme="minorBidi"/>
                 <w:i w:val="0"/>
                 <w:iCs w:val="0"/>
-                <w:sz w:val="22"/>
-                <w:szCs w:val="22"/>
-                <w:lang w:eastAsia="en-US"/>
+                <w:kern w:val="2"/>
+                <w:sz w:val="24"/>
+                <w:szCs w:val="24"/>
+                <w:lang w:eastAsia="pt-PT"/>
+                <w14:ligatures w14:val="standardContextual"/>
               </w:rPr>
               <w:tab/>
             </w:r>
@@ -1605,7 +1643,7 @@
               <w:rPr>
                 <w:rStyle w:val="Hiperligao"/>
               </w:rPr>
-              <w:t>Threat scale</w:t>
+              <w:t>Escala de ameaças</w:t>
             </w:r>
             <w:r>
               <w:rPr>
@@ -1623,7 +1661,7 @@
               <w:rPr>
                 <w:webHidden/>
               </w:rPr>
-              <w:instrText xml:space="preserve"> PAGEREF _Toc75419085 \h </w:instrText>
+              <w:instrText xml:space="preserve"> PAGEREF _Toc190687222 \h </w:instrText>
             </w:r>
             <w:r>
               <w:rPr>
@@ -1661,12 +1699,14 @@
               <w:rFonts w:asciiTheme="minorHAnsi" w:eastAsiaTheme="minorEastAsia" w:hAnsiTheme="minorHAnsi" w:cstheme="minorBidi"/>
               <w:i w:val="0"/>
               <w:iCs w:val="0"/>
-              <w:sz w:val="22"/>
-              <w:szCs w:val="22"/>
-              <w:lang w:eastAsia="en-US"/>
+              <w:kern w:val="2"/>
+              <w:sz w:val="24"/>
+              <w:szCs w:val="24"/>
+              <w:lang w:eastAsia="pt-PT"/>
+              <w14:ligatures w14:val="standardContextual"/>
             </w:rPr>
           </w:pPr>
-          <w:hyperlink w:anchor="_Toc75419086" w:history="1">
+          <w:hyperlink w:anchor="_Toc190687223" w:history="1">
             <w:r>
               <w:rPr>
                 <w:rStyle w:val="Hiperligao"/>
@@ -1679,9 +1719,11 @@
                 <w:rFonts w:asciiTheme="minorHAnsi" w:eastAsiaTheme="minorEastAsia" w:hAnsiTheme="minorHAnsi" w:cstheme="minorBidi"/>
                 <w:i w:val="0"/>
                 <w:iCs w:val="0"/>
-                <w:sz w:val="22"/>
-                <w:szCs w:val="22"/>
-                <w:lang w:eastAsia="en-US"/>
+                <w:kern w:val="2"/>
+                <w:sz w:val="24"/>
+                <w:szCs w:val="24"/>
+                <w:lang w:eastAsia="pt-PT"/>
+                <w14:ligatures w14:val="standardContextual"/>
               </w:rPr>
               <w:tab/>
             </w:r>
@@ -1689,7 +1731,7 @@
               <w:rPr>
                 <w:rStyle w:val="Hiperligao"/>
               </w:rPr>
-              <w:t>Vulnerability scale</w:t>
+              <w:t>Escala de vulnerabilidade</w:t>
             </w:r>
             <w:r>
               <w:rPr>
@@ -1707,7 +1749,7 @@
               <w:rPr>
                 <w:webHidden/>
               </w:rPr>
-              <w:instrText xml:space="preserve"> PAGEREF _Toc75419086 \h </w:instrText>
+              <w:instrText xml:space="preserve"> PAGEREF _Toc190687223 \h </w:instrText>
             </w:r>
             <w:r>
               <w:rPr>
@@ -1745,12 +1787,14 @@
               <w:rFonts w:asciiTheme="minorHAnsi" w:eastAsiaTheme="minorEastAsia" w:hAnsiTheme="minorHAnsi" w:cstheme="minorBidi"/>
               <w:i w:val="0"/>
               <w:iCs w:val="0"/>
-              <w:sz w:val="22"/>
-              <w:szCs w:val="22"/>
-              <w:lang w:eastAsia="en-US"/>
+              <w:kern w:val="2"/>
+              <w:sz w:val="24"/>
+              <w:szCs w:val="24"/>
+              <w:lang w:eastAsia="pt-PT"/>
+              <w14:ligatures w14:val="standardContextual"/>
             </w:rPr>
           </w:pPr>
-          <w:hyperlink w:anchor="_Toc75419087" w:history="1">
+          <w:hyperlink w:anchor="_Toc190687224" w:history="1">
             <w:r>
               <w:rPr>
                 <w:rStyle w:val="Hiperligao"/>
@@ -1763,9 +1807,11 @@
                 <w:rFonts w:asciiTheme="minorHAnsi" w:eastAsiaTheme="minorEastAsia" w:hAnsiTheme="minorHAnsi" w:cstheme="minorBidi"/>
                 <w:i w:val="0"/>
                 <w:iCs w:val="0"/>
-                <w:sz w:val="22"/>
-                <w:szCs w:val="22"/>
-                <w:lang w:eastAsia="en-US"/>
+                <w:kern w:val="2"/>
+                <w:sz w:val="24"/>
+                <w:szCs w:val="24"/>
+                <w:lang w:eastAsia="pt-PT"/>
+                <w14:ligatures w14:val="standardContextual"/>
               </w:rPr>
               <w:tab/>
             </w:r>
@@ -1773,7 +1819,7 @@
               <w:rPr>
                 <w:rStyle w:val="Hiperligao"/>
               </w:rPr>
-              <w:t>Risk acceptance thresholds</w:t>
+              <w:t>Limiares de aceitação do risco</w:t>
             </w:r>
             <w:r>
               <w:rPr>
@@ -1791,7 +1837,7 @@
               <w:rPr>
                 <w:webHidden/>
               </w:rPr>
-              <w:instrText xml:space="preserve"> PAGEREF _Toc75419087 \h </w:instrText>
+              <w:instrText xml:space="preserve"> PAGEREF _Toc190687224 \h </w:instrText>
             </w:r>
             <w:r>
               <w:rPr>
@@ -1829,15 +1875,18 @@
               <w:rFonts w:asciiTheme="minorHAnsi" w:eastAsiaTheme="minorEastAsia" w:hAnsiTheme="minorHAnsi" w:cstheme="minorBidi"/>
               <w:i w:val="0"/>
               <w:iCs w:val="0"/>
-              <w:sz w:val="22"/>
-              <w:szCs w:val="22"/>
-              <w:lang w:eastAsia="en-US"/>
+              <w:kern w:val="2"/>
+              <w:sz w:val="24"/>
+              <w:szCs w:val="24"/>
+              <w:lang w:eastAsia="pt-PT"/>
+              <w14:ligatures w14:val="standardContextual"/>
             </w:rPr>
           </w:pPr>
-          <w:hyperlink w:anchor="_Toc75419088" w:history="1">
+          <w:hyperlink w:anchor="_Toc190687225" w:history="1">
             <w:r>
               <w:rPr>
                 <w:rStyle w:val="Hiperligao"/>
+                <w:lang w:val="en-US"/>
               </w:rPr>
               <w:t>2.2.2</w:t>
             </w:r>
@@ -1846,9 +1895,11 @@
                 <w:rFonts w:asciiTheme="minorHAnsi" w:eastAsiaTheme="minorEastAsia" w:hAnsiTheme="minorHAnsi" w:cstheme="minorBidi"/>
                 <w:i w:val="0"/>
                 <w:iCs w:val="0"/>
-                <w:sz w:val="22"/>
-                <w:szCs w:val="22"/>
-                <w:lang w:eastAsia="en-US"/>
+                <w:kern w:val="2"/>
+                <w:sz w:val="24"/>
+                <w:szCs w:val="24"/>
+                <w:lang w:eastAsia="pt-PT"/>
+                <w14:ligatures w14:val="standardContextual"/>
               </w:rPr>
               <w:tab/>
             </w:r>
@@ -1856,7 +1907,7 @@
               <w:rPr>
                 <w:rStyle w:val="Hiperligao"/>
               </w:rPr>
-              <w:t>Operational risks</w:t>
+              <w:t>Riscos operacionais</w:t>
             </w:r>
             <w:r>
               <w:rPr>
@@ -1874,7 +1925,7 @@
               <w:rPr>
                 <w:webHidden/>
               </w:rPr>
-              <w:instrText xml:space="preserve"> PAGEREF _Toc75419088 \h </w:instrText>
+              <w:instrText xml:space="preserve"> PAGEREF _Toc190687225 \h </w:instrText>
             </w:r>
             <w:r>
               <w:rPr>
@@ -1912,12 +1963,14 @@
               <w:rFonts w:asciiTheme="minorHAnsi" w:eastAsiaTheme="minorEastAsia" w:hAnsiTheme="minorHAnsi" w:cstheme="minorBidi"/>
               <w:i w:val="0"/>
               <w:iCs w:val="0"/>
-              <w:sz w:val="22"/>
-              <w:szCs w:val="22"/>
-              <w:lang w:eastAsia="en-US"/>
+              <w:kern w:val="2"/>
+              <w:sz w:val="24"/>
+              <w:szCs w:val="24"/>
+              <w:lang w:eastAsia="pt-PT"/>
+              <w14:ligatures w14:val="standardContextual"/>
             </w:rPr>
           </w:pPr>
-          <w:hyperlink w:anchor="_Toc75419089" w:history="1">
+          <w:hyperlink w:anchor="_Toc190687226" w:history="1">
             <w:r>
               <w:rPr>
                 <w:rStyle w:val="Hiperligao"/>
@@ -1930,9 +1983,11 @@
                 <w:rFonts w:asciiTheme="minorHAnsi" w:eastAsiaTheme="minorEastAsia" w:hAnsiTheme="minorHAnsi" w:cstheme="minorBidi"/>
                 <w:i w:val="0"/>
                 <w:iCs w:val="0"/>
-                <w:sz w:val="22"/>
-                <w:szCs w:val="22"/>
-                <w:lang w:eastAsia="en-US"/>
+                <w:kern w:val="2"/>
+                <w:sz w:val="24"/>
+                <w:szCs w:val="24"/>
+                <w:lang w:eastAsia="pt-PT"/>
+                <w14:ligatures w14:val="standardContextual"/>
               </w:rPr>
               <w:tab/>
             </w:r>
@@ -1940,7 +1995,7 @@
               <w:rPr>
                 <w:rStyle w:val="Hiperligao"/>
               </w:rPr>
-              <w:t>Impact scale</w:t>
+              <w:t>Escala de impacto</w:t>
             </w:r>
             <w:r>
               <w:rPr>
@@ -1958,7 +2013,7 @@
               <w:rPr>
                 <w:webHidden/>
               </w:rPr>
-              <w:instrText xml:space="preserve"> PAGEREF _Toc75419089 \h </w:instrText>
+              <w:instrText xml:space="preserve"> PAGEREF _Toc190687226 \h </w:instrText>
             </w:r>
             <w:r>
               <w:rPr>
@@ -1996,12 +2051,14 @@
               <w:rFonts w:asciiTheme="minorHAnsi" w:eastAsiaTheme="minorEastAsia" w:hAnsiTheme="minorHAnsi" w:cstheme="minorBidi"/>
               <w:i w:val="0"/>
               <w:iCs w:val="0"/>
-              <w:sz w:val="22"/>
-              <w:szCs w:val="22"/>
-              <w:lang w:eastAsia="en-US"/>
+              <w:kern w:val="2"/>
+              <w:sz w:val="24"/>
+              <w:szCs w:val="24"/>
+              <w:lang w:eastAsia="pt-PT"/>
+              <w14:ligatures w14:val="standardContextual"/>
             </w:rPr>
           </w:pPr>
-          <w:hyperlink w:anchor="_Toc75419090" w:history="1">
+          <w:hyperlink w:anchor="_Toc190687227" w:history="1">
             <w:r>
               <w:rPr>
                 <w:rStyle w:val="Hiperligao"/>
@@ -2014,9 +2071,11 @@
                 <w:rFonts w:asciiTheme="minorHAnsi" w:eastAsiaTheme="minorEastAsia" w:hAnsiTheme="minorHAnsi" w:cstheme="minorBidi"/>
                 <w:i w:val="0"/>
                 <w:iCs w:val="0"/>
-                <w:sz w:val="22"/>
-                <w:szCs w:val="22"/>
-                <w:lang w:eastAsia="en-US"/>
+                <w:kern w:val="2"/>
+                <w:sz w:val="24"/>
+                <w:szCs w:val="24"/>
+                <w:lang w:eastAsia="pt-PT"/>
+                <w14:ligatures w14:val="standardContextual"/>
               </w:rPr>
               <w:tab/>
             </w:r>
@@ -2024,7 +2083,7 @@
               <w:rPr>
                 <w:rStyle w:val="Hiperligao"/>
               </w:rPr>
-              <w:t>Likelihood scale</w:t>
+              <w:t>Escala de probabilidade</w:t>
             </w:r>
             <w:r>
               <w:rPr>
@@ -2042,7 +2101,7 @@
               <w:rPr>
                 <w:webHidden/>
               </w:rPr>
-              <w:instrText xml:space="preserve"> PAGEREF _Toc75419090 \h </w:instrText>
+              <w:instrText xml:space="preserve"> PAGEREF _Toc190687227 \h </w:instrText>
             </w:r>
             <w:r>
               <w:rPr>
@@ -2080,12 +2139,14 @@
               <w:rFonts w:asciiTheme="minorHAnsi" w:eastAsiaTheme="minorEastAsia" w:hAnsiTheme="minorHAnsi" w:cstheme="minorBidi"/>
               <w:i w:val="0"/>
               <w:iCs w:val="0"/>
-              <w:sz w:val="22"/>
-              <w:szCs w:val="22"/>
-              <w:lang w:eastAsia="en-US"/>
+              <w:kern w:val="2"/>
+              <w:sz w:val="24"/>
+              <w:szCs w:val="24"/>
+              <w:lang w:eastAsia="pt-PT"/>
+              <w14:ligatures w14:val="standardContextual"/>
             </w:rPr>
           </w:pPr>
-          <w:hyperlink w:anchor="_Toc75419091" w:history="1">
+          <w:hyperlink w:anchor="_Toc190687228" w:history="1">
             <w:r>
               <w:rPr>
                 <w:rStyle w:val="Hiperligao"/>
@@ -2098,9 +2159,11 @@
                 <w:rFonts w:asciiTheme="minorHAnsi" w:eastAsiaTheme="minorEastAsia" w:hAnsiTheme="minorHAnsi" w:cstheme="minorBidi"/>
                 <w:i w:val="0"/>
                 <w:iCs w:val="0"/>
-                <w:sz w:val="22"/>
-                <w:szCs w:val="22"/>
-                <w:lang w:eastAsia="en-US"/>
+                <w:kern w:val="2"/>
+                <w:sz w:val="24"/>
+                <w:szCs w:val="24"/>
+                <w:lang w:eastAsia="pt-PT"/>
+                <w14:ligatures w14:val="standardContextual"/>
               </w:rPr>
               <w:tab/>
             </w:r>
@@ -2108,7 +2171,7 @@
               <w:rPr>
                 <w:rStyle w:val="Hiperligao"/>
               </w:rPr>
-              <w:t>Risk acceptance thresholds</w:t>
+              <w:t>Limiares de aceitação do risco</w:t>
             </w:r>
             <w:r>
               <w:rPr>
@@ -2126,7 +2189,7 @@
               <w:rPr>
                 <w:webHidden/>
               </w:rPr>
-              <w:instrText xml:space="preserve"> PAGEREF _Toc75419091 \h </w:instrText>
+              <w:instrText xml:space="preserve"> PAGEREF _Toc190687228 \h </w:instrText>
             </w:r>
             <w:r>
               <w:rPr>
@@ -2163,12 +2226,14 @@
             <w:rPr>
               <w:rFonts w:asciiTheme="minorHAnsi" w:eastAsiaTheme="minorEastAsia" w:hAnsiTheme="minorHAnsi" w:cstheme="minorBidi"/>
               <w:smallCaps w:val="0"/>
-              <w:sz w:val="22"/>
-              <w:szCs w:val="22"/>
-              <w:lang w:eastAsia="en-US"/>
+              <w:kern w:val="2"/>
+              <w:sz w:val="24"/>
+              <w:szCs w:val="24"/>
+              <w:lang w:eastAsia="pt-PT"/>
+              <w14:ligatures w14:val="standardContextual"/>
             </w:rPr>
           </w:pPr>
-          <w:hyperlink w:anchor="_Toc75419092" w:history="1">
+          <w:hyperlink w:anchor="_Toc190687229" w:history="1">
             <w:r>
               <w:rPr>
                 <w:rStyle w:val="Hiperligao"/>
@@ -2181,9 +2246,11 @@
               <w:rPr>
                 <w:rFonts w:asciiTheme="minorHAnsi" w:eastAsiaTheme="minorEastAsia" w:hAnsiTheme="minorHAnsi" w:cstheme="minorBidi"/>
                 <w:smallCaps w:val="0"/>
-                <w:sz w:val="22"/>
-                <w:szCs w:val="22"/>
-                <w:lang w:eastAsia="en-US"/>
+                <w:kern w:val="2"/>
+                <w:sz w:val="24"/>
+                <w:szCs w:val="24"/>
+                <w:lang w:eastAsia="pt-PT"/>
+                <w14:ligatures w14:val="standardContextual"/>
               </w:rPr>
               <w:tab/>
             </w:r>
@@ -2191,7 +2258,7 @@
               <w:rPr>
                 <w:rStyle w:val="Hiperligao"/>
               </w:rPr>
-              <w:t>Evaluation of trends and threats</w:t>
+              <w:t>Avaliação de tendências e ameaças</w:t>
             </w:r>
             <w:r>
               <w:rPr>
@@ -2209,7 +2276,7 @@
               <w:rPr>
                 <w:webHidden/>
               </w:rPr>
-              <w:instrText xml:space="preserve"> PAGEREF _Toc75419092 \h </w:instrText>
+              <w:instrText xml:space="preserve"> PAGEREF _Toc190687229 \h </w:instrText>
             </w:r>
             <w:r>
               <w:rPr>
@@ -2247,17 +2314,19 @@
               <w:b w:val="0"/>
               <w:bCs w:val="0"/>
               <w:caps w:val="0"/>
-              <w:sz w:val="22"/>
-              <w:szCs w:val="22"/>
-              <w:lang w:eastAsia="en-US"/>
+              <w:kern w:val="2"/>
+              <w:sz w:val="24"/>
+              <w:szCs w:val="24"/>
+              <w:lang w:eastAsia="pt-PT"/>
+              <w14:ligatures w14:val="standardContextual"/>
             </w:rPr>
           </w:pPr>
-          <w:hyperlink w:anchor="_Toc75419093" w:history="1">
+          <w:hyperlink w:anchor="_Toc190687230" w:history="1">
             <w:r>
               <w:rPr>
                 <w:rStyle w:val="Hiperligao"/>
               </w:rPr>
-              <w:t>Appendix A: Interview and information collection</w:t>
+              <w:t>Apêndice A: Entrevista e recolha de informação</w:t>
             </w:r>
             <w:r>
               <w:rPr>
@@ -2275,7 +2344,7 @@
               <w:rPr>
                 <w:webHidden/>
               </w:rPr>
-              <w:instrText xml:space="preserve"> PAGEREF _Toc75419093 \h </w:instrText>
+              <w:instrText xml:space="preserve"> PAGEREF _Toc190687230 \h </w:instrText>
             </w:r>
             <w:r>
               <w:rPr>
@@ -2313,17 +2382,19 @@
               <w:b w:val="0"/>
               <w:bCs w:val="0"/>
               <w:caps w:val="0"/>
-              <w:sz w:val="22"/>
-              <w:szCs w:val="22"/>
-              <w:lang w:eastAsia="en-US"/>
+              <w:kern w:val="2"/>
+              <w:sz w:val="24"/>
+              <w:szCs w:val="24"/>
+              <w:lang w:eastAsia="pt-PT"/>
+              <w14:ligatures w14:val="standardContextual"/>
             </w:rPr>
           </w:pPr>
-          <w:hyperlink w:anchor="_Toc75419094" w:history="1">
+          <w:hyperlink w:anchor="_Toc190687231" w:history="1">
             <w:r>
               <w:rPr>
                 <w:rStyle w:val="Hiperligao"/>
               </w:rPr>
-              <w:t>Appendix B: Evaluation of trends</w:t>
+              <w:t>Apêndice B: Avaliação das tendências</w:t>
             </w:r>
             <w:r>
               <w:rPr>
@@ -2341,7 +2412,7 @@
               <w:rPr>
                 <w:webHidden/>
               </w:rPr>
-              <w:instrText xml:space="preserve"> PAGEREF _Toc75419094 \h </w:instrText>
+              <w:instrText xml:space="preserve"> PAGEREF _Toc190687231 \h </w:instrText>
             </w:r>
             <w:r>
               <w:rPr>
@@ -2379,17 +2450,19 @@
               <w:b w:val="0"/>
               <w:bCs w:val="0"/>
               <w:caps w:val="0"/>
-              <w:sz w:val="22"/>
-              <w:szCs w:val="22"/>
-              <w:lang w:eastAsia="en-US"/>
+              <w:kern w:val="2"/>
+              <w:sz w:val="24"/>
+              <w:szCs w:val="24"/>
+              <w:lang w:eastAsia="pt-PT"/>
+              <w14:ligatures w14:val="standardContextual"/>
             </w:rPr>
           </w:pPr>
-          <w:hyperlink w:anchor="_Toc75419095" w:history="1">
+          <w:hyperlink w:anchor="_Toc190687232" w:history="1">
             <w:r>
               <w:rPr>
                 <w:rStyle w:val="Hiperligao"/>
               </w:rPr>
-              <w:t>Appendix C: Evaluation of threats</w:t>
+              <w:t>Apêndice C: Avaliação das ameaças</w:t>
             </w:r>
             <w:r>
               <w:rPr>
@@ -2407,7 +2480,7 @@
               <w:rPr>
                 <w:webHidden/>
               </w:rPr>
-              <w:instrText xml:space="preserve"> PAGEREF _Toc75419095 \h </w:instrText>
+              <w:instrText xml:space="preserve"> PAGEREF _Toc190687232 \h </w:instrText>
             </w:r>
             <w:r>
               <w:rPr>
@@ -2609,16 +2682,13 @@
         </w:rPr>
       </w:pPr>
       <w:bookmarkStart w:id="8" w:name="_Toc475524845"/>
-      <w:bookmarkStart w:id="9" w:name="_Toc75419077"/>
-      <w:bookmarkStart w:id="10" w:name="_Toc75419076"/>
+      <w:bookmarkStart w:id="9" w:name="_Toc190687213"/>
       <w:r>
         <w:lastRenderedPageBreak/>
         <w:t>Introdução</w:t>
       </w:r>
-      <w:bookmarkEnd w:id="10"/>
-    </w:p>
-    <w:bookmarkEnd w:id="8"/>
-    <w:bookmarkEnd w:id="9"/>
+      <w:bookmarkEnd w:id="9"/>
+    </w:p>
     <w:p>
       <w:pPr>
         <w:pStyle w:val="Ttulo2"/>
@@ -2627,9 +2697,12 @@
           <w:numId w:val="1"/>
         </w:numPr>
       </w:pPr>
+      <w:bookmarkStart w:id="10" w:name="_Toc190687214"/>
+      <w:bookmarkEnd w:id="8"/>
       <w:r>
         <w:t>Contextualizar a análise de risco</w:t>
       </w:r>
+      <w:bookmarkEnd w:id="10"/>
     </w:p>
     <w:p>
       <w:pPr>
@@ -2653,7 +2726,7 @@
         <w:spacing w:before="0"/>
       </w:pPr>
       <w:bookmarkStart w:id="11" w:name="_Toc475524846"/>
-      <w:bookmarkStart w:id="12" w:name="_Toc75419078"/>
+      <w:bookmarkStart w:id="12" w:name="_Toc190687215"/>
       <w:r>
         <w:t>Objetivos do documento</w:t>
       </w:r>
@@ -2682,7 +2755,7 @@
         </w:numPr>
       </w:pPr>
       <w:bookmarkStart w:id="13" w:name="_Toc475524848"/>
-      <w:bookmarkStart w:id="14" w:name="_Toc75419079"/>
+      <w:bookmarkStart w:id="14" w:name="_Toc190687216"/>
       <w:r>
         <w:t>Acrónimos/Glossário</w:t>
       </w:r>
@@ -2759,14 +2832,14 @@
           <w:lang w:val="fr-LU"/>
         </w:rPr>
       </w:pPr>
-      <w:bookmarkStart w:id="15" w:name="_Toc354489473"/>
-      <w:bookmarkStart w:id="16" w:name="_Toc475524850"/>
-      <w:bookmarkStart w:id="17" w:name="_Toc75419080"/>
+      <w:bookmarkStart w:id="15" w:name="_Toc475524850"/>
+      <w:bookmarkStart w:id="16" w:name="_Toc354489473"/>
+      <w:bookmarkStart w:id="17" w:name="_Toc190687217"/>
       <w:r>
         <w:lastRenderedPageBreak/>
         <w:t>Estabelecimento do Contexto</w:t>
       </w:r>
-      <w:bookmarkEnd w:id="16"/>
+      <w:bookmarkEnd w:id="15"/>
       <w:bookmarkEnd w:id="17"/>
     </w:p>
     <w:p>
@@ -2782,14 +2855,14 @@
         </w:rPr>
       </w:pPr>
       <w:bookmarkStart w:id="18" w:name="_Toc475524851"/>
-      <w:bookmarkStart w:id="19" w:name="_Toc75419081"/>
+      <w:bookmarkStart w:id="19" w:name="_Toc190687218"/>
       <w:r>
         <w:t>Descrição do contexto</w:t>
       </w:r>
       <w:bookmarkEnd w:id="18"/>
       <w:bookmarkEnd w:id="19"/>
     </w:p>
-    <w:bookmarkEnd w:id="15"/>
+    <w:bookmarkEnd w:id="16"/>
     <w:p>
       <w:pPr>
         <w:rPr>
@@ -2810,15 +2883,15 @@
         </w:numPr>
         <w:spacing w:before="0"/>
       </w:pPr>
-      <w:bookmarkStart w:id="20" w:name="_Toc354489475"/>
-      <w:bookmarkStart w:id="21" w:name="_Toc354489474"/>
-      <w:bookmarkStart w:id="22" w:name="_Toc475524852"/>
-      <w:bookmarkStart w:id="23" w:name="_Toc75419082"/>
+      <w:bookmarkStart w:id="20" w:name="_Toc354489474"/>
+      <w:bookmarkStart w:id="21" w:name="_Toc475524852"/>
+      <w:bookmarkStart w:id="22" w:name="_Toc354489475"/>
+      <w:bookmarkStart w:id="23" w:name="_Toc190687219"/>
       <w:r>
         <w:t>Definição dos critérios de avaliação dos riscos</w:t>
       </w:r>
+      <w:bookmarkEnd w:id="20"/>
       <w:bookmarkEnd w:id="21"/>
-      <w:bookmarkEnd w:id="22"/>
       <w:bookmarkEnd w:id="23"/>
     </w:p>
     <w:p>
@@ -2830,7 +2903,7 @@
         </w:numPr>
         <w:ind w:left="709"/>
       </w:pPr>
-      <w:bookmarkStart w:id="24" w:name="_Toc75419083"/>
+      <w:bookmarkStart w:id="24" w:name="_Toc190687220"/>
       <w:r>
         <w:t>Riscos da informação</w:t>
       </w:r>
@@ -2848,8 +2921,8 @@
         </w:rPr>
       </w:pPr>
       <w:bookmarkStart w:id="25" w:name="_Toc475524853"/>
-      <w:bookmarkStart w:id="26" w:name="_Toc75419084"/>
-      <w:bookmarkEnd w:id="20"/>
+      <w:bookmarkStart w:id="26" w:name="_Toc190687221"/>
+      <w:bookmarkEnd w:id="22"/>
       <w:r>
         <w:t>Escala de impacto</w:t>
       </w:r>
@@ -2886,7 +2959,7 @@
         </w:rPr>
       </w:pPr>
       <w:bookmarkStart w:id="27" w:name="_Toc475524854"/>
-      <w:bookmarkStart w:id="28" w:name="_Toc75419085"/>
+      <w:bookmarkStart w:id="28" w:name="_Toc190687222"/>
       <w:r>
         <w:t>Escala de ameaças</w:t>
       </w:r>
@@ -2935,7 +3008,7 @@
         </w:rPr>
       </w:pPr>
       <w:bookmarkStart w:id="29" w:name="_Toc475524855"/>
-      <w:bookmarkStart w:id="30" w:name="_Toc75419086"/>
+      <w:bookmarkStart w:id="30" w:name="_Toc190687223"/>
       <w:r>
         <w:t>Escala de vulnerabilidade</w:t>
       </w:r>
@@ -2999,7 +3072,7 @@
         </w:numPr>
       </w:pPr>
       <w:bookmarkStart w:id="31" w:name="_Toc475524856"/>
-      <w:bookmarkStart w:id="32" w:name="_Toc75419087"/>
+      <w:bookmarkStart w:id="32" w:name="_Toc190687224"/>
       <w:r>
         <w:lastRenderedPageBreak/>
         <w:t>Limiares de aceitação do risco</w:t>
@@ -3119,7 +3192,7 @@
         </w:numPr>
         <w:ind w:left="709"/>
       </w:pPr>
-      <w:bookmarkStart w:id="33" w:name="_Toc75419088"/>
+      <w:bookmarkStart w:id="33" w:name="_Toc190687225"/>
       <w:r>
         <w:t>Riscos operacionais</w:t>
       </w:r>
@@ -3133,7 +3206,7 @@
           <w:numId w:val="1"/>
         </w:numPr>
       </w:pPr>
-      <w:bookmarkStart w:id="34" w:name="_Toc75419089"/>
+      <w:bookmarkStart w:id="34" w:name="_Toc190687226"/>
       <w:r>
         <w:t>Escala de impacto</w:t>
       </w:r>
@@ -3152,14 +3225,14 @@
           <w:numId w:val="1"/>
         </w:numPr>
       </w:pPr>
-      <w:bookmarkStart w:id="35" w:name="_Toc75419090"/>
+      <w:bookmarkStart w:id="35" w:name="_Toc190687227"/>
       <w:r>
         <w:t xml:space="preserve">Escala de </w:t>
       </w:r>
+      <w:r>
+        <w:t>probabilidade</w:t>
+      </w:r>
       <w:bookmarkEnd w:id="35"/>
-      <w:r>
-        <w:t>probabilidade</w:t>
-      </w:r>
     </w:p>
     <w:p>
       <w:r>
@@ -3174,7 +3247,7 @@
           <w:numId w:val="1"/>
         </w:numPr>
       </w:pPr>
-      <w:bookmarkStart w:id="36" w:name="_Toc75419091"/>
+      <w:bookmarkStart w:id="36" w:name="_Toc190687228"/>
       <w:r>
         <w:t>Limiares de aceitação do risco</w:t>
       </w:r>
@@ -3203,7 +3276,7 @@
         </w:numPr>
       </w:pPr>
       <w:bookmarkStart w:id="37" w:name="_Toc475524857"/>
-      <w:bookmarkStart w:id="38" w:name="_Toc75419092"/>
+      <w:bookmarkStart w:id="38" w:name="_Toc190687229"/>
       <w:r>
         <w:t>Avaliação de tendências e ameaças</w:t>
       </w:r>
@@ -3254,7 +3327,7 @@
         <w:pStyle w:val="Ttulo1"/>
       </w:pPr>
       <w:bookmarkStart w:id="39" w:name="_Toc475524862"/>
-      <w:bookmarkStart w:id="40" w:name="_Toc75419093"/>
+      <w:bookmarkStart w:id="40" w:name="_Toc190687230"/>
       <w:r>
         <w:lastRenderedPageBreak/>
         <w:t>Apêndice A: Entrevista e recolha de informação</w:t>
@@ -3283,7 +3356,7 @@
         <w:pStyle w:val="Ttulo1"/>
       </w:pPr>
       <w:bookmarkStart w:id="41" w:name="_Toc475524863"/>
-      <w:bookmarkStart w:id="42" w:name="_Toc75419094"/>
+      <w:bookmarkStart w:id="42" w:name="_Toc190687231"/>
       <w:r>
         <w:lastRenderedPageBreak/>
         <w:t>Apêndice B: Avaliação das tendências</w:t>
@@ -3309,7 +3382,7 @@
         <w:pStyle w:val="Ttulo1"/>
       </w:pPr>
       <w:bookmarkStart w:id="43" w:name="_Toc475524864"/>
-      <w:bookmarkStart w:id="44" w:name="_Toc75419095"/>
+      <w:bookmarkStart w:id="44" w:name="_Toc190687232"/>
       <w:r>
         <w:lastRenderedPageBreak/>
         <w:t>Apêndice C: Avaliação das ameaças</w:t>
@@ -3347,7 +3420,7 @@
 </file>
 
 <file path=word/endnotes.xml><?xml version="1.0" encoding="utf-8"?>
-<w:endnotes xmlns:wpc="http://schemas.microsoft.com/office/word/2010/wordprocessingCanvas" xmlns:cx="http://schemas.microsoft.com/office/drawing/2014/chartex" xmlns:cx1="http://schemas.microsoft.com/office/drawing/2015/9/8/chartex" xmlns:cx2="http://schemas.microsoft.com/office/drawing/2015/10/21/chartex" xmlns:cx3="http://schemas.microsoft.com/office/drawing/2016/5/9/chartex" xmlns:cx4="http://schemas.microsoft.com/office/drawing/2016/5/10/chartex" xmlns:cx5="http://schemas.microsoft.com/office/drawing/2016/5/11/chartex" xmlns:cx6="http://schemas.microsoft.com/office/drawing/2016/5/12/chartex" xmlns:cx7="http://schemas.microsoft.com/office/drawing/2016/5/13/chartex" xmlns:cx8="http://schemas.microsoft.com/office/drawing/2016/5/14/chartex" xmlns:mc="http://schemas.openxmlformats.org/markup-compatibility/2006" xmlns:aink="http://schemas.microsoft.com/office/drawing/2016/ink" xmlns:am3d="http://schemas.microsoft.com/office/drawing/2017/model3d" xmlns:o="urn:schemas-microsoft-com:office:office" xmlns:oel="http://schemas.microsoft.com/office/2019/extlst" xmlns:r="http://schemas.openxmlformats.org/officeDocument/2006/relationships" xmlns:m="http://schemas.openxmlformats.org/officeDocument/2006/math" xmlns:v="urn:schemas-microsoft-com:vml" xmlns:wp14="http://schemas.microsoft.com/office/word/2010/wordprocessingDrawing" xmlns:wp="http://schemas.openxmlformats.org/drawingml/2006/wordprocessingDrawing" xmlns:w10="urn:schemas-microsoft-com:office:word" xmlns:w="http://schemas.openxmlformats.org/wordprocessingml/2006/main" xmlns:w14="http://schemas.microsoft.com/office/word/2010/wordml" xmlns:w15="http://schemas.microsoft.com/office/word/2012/wordml" xmlns:w16cex="http://schemas.microsoft.com/office/word/2018/wordml/cex" xmlns:w16cid="http://schemas.microsoft.com/office/word/2016/wordml/cid" xmlns:w16="http://schemas.microsoft.com/office/word/2018/wordml" xmlns:w16sdtdh="http://schemas.microsoft.com/office/word/2020/wordml/sdtdatahash" xmlns:w16se="http://schemas.microsoft.com/office/word/2015/wordml/symex" xmlns:wpg="http://schemas.microsoft.com/office/word/2010/wordprocessingGroup" xmlns:wpi="http://schemas.microsoft.com/office/word/2010/wordprocessingInk" xmlns:wne="http://schemas.microsoft.com/office/word/2006/wordml" xmlns:wps="http://schemas.microsoft.com/office/word/2010/wordprocessingShape" mc:Ignorable="w14 w15 w16se w16cid w16 w16cex w16sdtdh wp14">
+<w:endnotes xmlns:wpc="http://schemas.microsoft.com/office/word/2010/wordprocessingCanvas" xmlns:cx="http://schemas.microsoft.com/office/drawing/2014/chartex" xmlns:cx1="http://schemas.microsoft.com/office/drawing/2015/9/8/chartex" xmlns:cx2="http://schemas.microsoft.com/office/drawing/2015/10/21/chartex" xmlns:cx3="http://schemas.microsoft.com/office/drawing/2016/5/9/chartex" xmlns:cx4="http://schemas.microsoft.com/office/drawing/2016/5/10/chartex" xmlns:cx5="http://schemas.microsoft.com/office/drawing/2016/5/11/chartex" xmlns:cx6="http://schemas.microsoft.com/office/drawing/2016/5/12/chartex" xmlns:cx7="http://schemas.microsoft.com/office/drawing/2016/5/13/chartex" xmlns:cx8="http://schemas.microsoft.com/office/drawing/2016/5/14/chartex" xmlns:mc="http://schemas.openxmlformats.org/markup-compatibility/2006" xmlns:aink="http://schemas.microsoft.com/office/drawing/2016/ink" xmlns:am3d="http://schemas.microsoft.com/office/drawing/2017/model3d" xmlns:o="urn:schemas-microsoft-com:office:office" xmlns:oel="http://schemas.microsoft.com/office/2019/extlst" xmlns:r="http://schemas.openxmlformats.org/officeDocument/2006/relationships" xmlns:m="http://schemas.openxmlformats.org/officeDocument/2006/math" xmlns:v="urn:schemas-microsoft-com:vml" xmlns:wp14="http://schemas.microsoft.com/office/word/2010/wordprocessingDrawing" xmlns:wp="http://schemas.openxmlformats.org/drawingml/2006/wordprocessingDrawing" xmlns:w10="urn:schemas-microsoft-com:office:word" xmlns:w="http://schemas.openxmlformats.org/wordprocessingml/2006/main" xmlns:w14="http://schemas.microsoft.com/office/word/2010/wordml" xmlns:w15="http://schemas.microsoft.com/office/word/2012/wordml" xmlns:w16cex="http://schemas.microsoft.com/office/word/2018/wordml/cex" xmlns:w16cid="http://schemas.microsoft.com/office/word/2016/wordml/cid" xmlns:w16="http://schemas.microsoft.com/office/word/2018/wordml" xmlns:w16du="http://schemas.microsoft.com/office/word/2023/wordml/word16du" xmlns:w16sdtdh="http://schemas.microsoft.com/office/word/2020/wordml/sdtdatahash" xmlns:w16sdtfl="http://schemas.microsoft.com/office/word/2024/wordml/sdtformatlock" xmlns:w16se="http://schemas.microsoft.com/office/word/2015/wordml/symex" xmlns:wpg="http://schemas.microsoft.com/office/word/2010/wordprocessingGroup" xmlns:wpi="http://schemas.microsoft.com/office/word/2010/wordprocessingInk" xmlns:wne="http://schemas.microsoft.com/office/word/2006/wordml" xmlns:wps="http://schemas.microsoft.com/office/word/2010/wordprocessingShape" mc:Ignorable="w14 w15 w16se w16cid w16 w16cex w16sdtdh w16sdtfl w16du wp14">
   <w:endnote w:type="separator" w:id="-1">
     <w:p>
       <w:r>
@@ -3366,7 +3439,7 @@
 </file>
 
 <file path=word/footer1.xml><?xml version="1.0" encoding="utf-8"?>
-<w:ftr xmlns:wpc="http://schemas.microsoft.com/office/word/2010/wordprocessingCanvas" xmlns:cx="http://schemas.microsoft.com/office/drawing/2014/chartex" xmlns:cx1="http://schemas.microsoft.com/office/drawing/2015/9/8/chartex" xmlns:cx2="http://schemas.microsoft.com/office/drawing/2015/10/21/chartex" xmlns:cx3="http://schemas.microsoft.com/office/drawing/2016/5/9/chartex" xmlns:cx4="http://schemas.microsoft.com/office/drawing/2016/5/10/chartex" xmlns:cx5="http://schemas.microsoft.com/office/drawing/2016/5/11/chartex" xmlns:cx6="http://schemas.microsoft.com/office/drawing/2016/5/12/chartex" xmlns:cx7="http://schemas.microsoft.com/office/drawing/2016/5/13/chartex" xmlns:cx8="http://schemas.microsoft.com/office/drawing/2016/5/14/chartex" xmlns:mc="http://schemas.openxmlformats.org/markup-compatibility/2006" xmlns:aink="http://schemas.microsoft.com/office/drawing/2016/ink" xmlns:am3d="http://schemas.microsoft.com/office/drawing/2017/model3d" xmlns:o="urn:schemas-microsoft-com:office:office" xmlns:oel="http://schemas.microsoft.com/office/2019/extlst" xmlns:r="http://schemas.openxmlformats.org/officeDocument/2006/relationships" xmlns:m="http://schemas.openxmlformats.org/officeDocument/2006/math" xmlns:v="urn:schemas-microsoft-com:vml" xmlns:wp14="http://schemas.microsoft.com/office/word/2010/wordprocessingDrawing" xmlns:wp="http://schemas.openxmlformats.org/drawingml/2006/wordprocessingDrawing" xmlns:w10="urn:schemas-microsoft-com:office:word" xmlns:w="http://schemas.openxmlformats.org/wordprocessingml/2006/main" xmlns:w14="http://schemas.microsoft.com/office/word/2010/wordml" xmlns:w15="http://schemas.microsoft.com/office/word/2012/wordml" xmlns:w16cex="http://schemas.microsoft.com/office/word/2018/wordml/cex" xmlns:w16cid="http://schemas.microsoft.com/office/word/2016/wordml/cid" xmlns:w16="http://schemas.microsoft.com/office/word/2018/wordml" xmlns:w16sdtdh="http://schemas.microsoft.com/office/word/2020/wordml/sdtdatahash" xmlns:w16se="http://schemas.microsoft.com/office/word/2015/wordml/symex" xmlns:wpg="http://schemas.microsoft.com/office/word/2010/wordprocessingGroup" xmlns:wpi="http://schemas.microsoft.com/office/word/2010/wordprocessingInk" xmlns:wne="http://schemas.microsoft.com/office/word/2006/wordml" xmlns:wps="http://schemas.microsoft.com/office/word/2010/wordprocessingShape" mc:Ignorable="w14 w15 w16se w16cid w16 w16cex w16sdtdh wp14">
+<w:ftr xmlns:wpc="http://schemas.microsoft.com/office/word/2010/wordprocessingCanvas" xmlns:cx="http://schemas.microsoft.com/office/drawing/2014/chartex" xmlns:cx1="http://schemas.microsoft.com/office/drawing/2015/9/8/chartex" xmlns:cx2="http://schemas.microsoft.com/office/drawing/2015/10/21/chartex" xmlns:cx3="http://schemas.microsoft.com/office/drawing/2016/5/9/chartex" xmlns:cx4="http://schemas.microsoft.com/office/drawing/2016/5/10/chartex" xmlns:cx5="http://schemas.microsoft.com/office/drawing/2016/5/11/chartex" xmlns:cx6="http://schemas.microsoft.com/office/drawing/2016/5/12/chartex" xmlns:cx7="http://schemas.microsoft.com/office/drawing/2016/5/13/chartex" xmlns:cx8="http://schemas.microsoft.com/office/drawing/2016/5/14/chartex" xmlns:mc="http://schemas.openxmlformats.org/markup-compatibility/2006" xmlns:aink="http://schemas.microsoft.com/office/drawing/2016/ink" xmlns:am3d="http://schemas.microsoft.com/office/drawing/2017/model3d" xmlns:o="urn:schemas-microsoft-com:office:office" xmlns:oel="http://schemas.microsoft.com/office/2019/extlst" xmlns:r="http://schemas.openxmlformats.org/officeDocument/2006/relationships" xmlns:m="http://schemas.openxmlformats.org/officeDocument/2006/math" xmlns:v="urn:schemas-microsoft-com:vml" xmlns:wp14="http://schemas.microsoft.com/office/word/2010/wordprocessingDrawing" xmlns:wp="http://schemas.openxmlformats.org/drawingml/2006/wordprocessingDrawing" xmlns:w10="urn:schemas-microsoft-com:office:word" xmlns:w="http://schemas.openxmlformats.org/wordprocessingml/2006/main" xmlns:w14="http://schemas.microsoft.com/office/word/2010/wordml" xmlns:w15="http://schemas.microsoft.com/office/word/2012/wordml" xmlns:w16cex="http://schemas.microsoft.com/office/word/2018/wordml/cex" xmlns:w16cid="http://schemas.microsoft.com/office/word/2016/wordml/cid" xmlns:w16="http://schemas.microsoft.com/office/word/2018/wordml" xmlns:w16du="http://schemas.microsoft.com/office/word/2023/wordml/word16du" xmlns:w16sdtdh="http://schemas.microsoft.com/office/word/2020/wordml/sdtdatahash" xmlns:w16sdtfl="http://schemas.microsoft.com/office/word/2024/wordml/sdtformatlock" xmlns:w16se="http://schemas.microsoft.com/office/word/2015/wordml/symex" xmlns:wpg="http://schemas.microsoft.com/office/word/2010/wordprocessingGroup" xmlns:wpi="http://schemas.microsoft.com/office/word/2010/wordprocessingInk" xmlns:wne="http://schemas.microsoft.com/office/word/2006/wordml" xmlns:wps="http://schemas.microsoft.com/office/word/2010/wordprocessingShape" mc:Ignorable="w14 w15 w16se w16cid w16 w16cex w16sdtdh w16sdtfl w16du wp14">
   <w:p>
     <w:pPr>
       <w:pStyle w:val="smile-footer"/>
@@ -3574,7 +3647,7 @@
 </file>
 
 <file path=word/footnotes.xml><?xml version="1.0" encoding="utf-8"?>
-<w:footnotes xmlns:wpc="http://schemas.microsoft.com/office/word/2010/wordprocessingCanvas" xmlns:cx="http://schemas.microsoft.com/office/drawing/2014/chartex" xmlns:cx1="http://schemas.microsoft.com/office/drawing/2015/9/8/chartex" xmlns:cx2="http://schemas.microsoft.com/office/drawing/2015/10/21/chartex" xmlns:cx3="http://schemas.microsoft.com/office/drawing/2016/5/9/chartex" xmlns:cx4="http://schemas.microsoft.com/office/drawing/2016/5/10/chartex" xmlns:cx5="http://schemas.microsoft.com/office/drawing/2016/5/11/chartex" xmlns:cx6="http://schemas.microsoft.com/office/drawing/2016/5/12/chartex" xmlns:cx7="http://schemas.microsoft.com/office/drawing/2016/5/13/chartex" xmlns:cx8="http://schemas.microsoft.com/office/drawing/2016/5/14/chartex" xmlns:mc="http://schemas.openxmlformats.org/markup-compatibility/2006" xmlns:aink="http://schemas.microsoft.com/office/drawing/2016/ink" xmlns:am3d="http://schemas.microsoft.com/office/drawing/2017/model3d" xmlns:o="urn:schemas-microsoft-com:office:office" xmlns:oel="http://schemas.microsoft.com/office/2019/extlst" xmlns:r="http://schemas.openxmlformats.org/officeDocument/2006/relationships" xmlns:m="http://schemas.openxmlformats.org/officeDocument/2006/math" xmlns:v="urn:schemas-microsoft-com:vml" xmlns:wp14="http://schemas.microsoft.com/office/word/2010/wordprocessingDrawing" xmlns:wp="http://schemas.openxmlformats.org/drawingml/2006/wordprocessingDrawing" xmlns:w10="urn:schemas-microsoft-com:office:word" xmlns:w="http://schemas.openxmlformats.org/wordprocessingml/2006/main" xmlns:w14="http://schemas.microsoft.com/office/word/2010/wordml" xmlns:w15="http://schemas.microsoft.com/office/word/2012/wordml" xmlns:w16cex="http://schemas.microsoft.com/office/word/2018/wordml/cex" xmlns:w16cid="http://schemas.microsoft.com/office/word/2016/wordml/cid" xmlns:w16="http://schemas.microsoft.com/office/word/2018/wordml" xmlns:w16sdtdh="http://schemas.microsoft.com/office/word/2020/wordml/sdtdatahash" xmlns:w16se="http://schemas.microsoft.com/office/word/2015/wordml/symex" xmlns:wpg="http://schemas.microsoft.com/office/word/2010/wordprocessingGroup" xmlns:wpi="http://schemas.microsoft.com/office/word/2010/wordprocessingInk" xmlns:wne="http://schemas.microsoft.com/office/word/2006/wordml" xmlns:wps="http://schemas.microsoft.com/office/word/2010/wordprocessingShape" mc:Ignorable="w14 w15 w16se w16cid w16 w16cex w16sdtdh wp14">
+<w:footnotes xmlns:wpc="http://schemas.microsoft.com/office/word/2010/wordprocessingCanvas" xmlns:cx="http://schemas.microsoft.com/office/drawing/2014/chartex" xmlns:cx1="http://schemas.microsoft.com/office/drawing/2015/9/8/chartex" xmlns:cx2="http://schemas.microsoft.com/office/drawing/2015/10/21/chartex" xmlns:cx3="http://schemas.microsoft.com/office/drawing/2016/5/9/chartex" xmlns:cx4="http://schemas.microsoft.com/office/drawing/2016/5/10/chartex" xmlns:cx5="http://schemas.microsoft.com/office/drawing/2016/5/11/chartex" xmlns:cx6="http://schemas.microsoft.com/office/drawing/2016/5/12/chartex" xmlns:cx7="http://schemas.microsoft.com/office/drawing/2016/5/13/chartex" xmlns:cx8="http://schemas.microsoft.com/office/drawing/2016/5/14/chartex" xmlns:mc="http://schemas.openxmlformats.org/markup-compatibility/2006" xmlns:aink="http://schemas.microsoft.com/office/drawing/2016/ink" xmlns:am3d="http://schemas.microsoft.com/office/drawing/2017/model3d" xmlns:o="urn:schemas-microsoft-com:office:office" xmlns:oel="http://schemas.microsoft.com/office/2019/extlst" xmlns:r="http://schemas.openxmlformats.org/officeDocument/2006/relationships" xmlns:m="http://schemas.openxmlformats.org/officeDocument/2006/math" xmlns:v="urn:schemas-microsoft-com:vml" xmlns:wp14="http://schemas.microsoft.com/office/word/2010/wordprocessingDrawing" xmlns:wp="http://schemas.openxmlformats.org/drawingml/2006/wordprocessingDrawing" xmlns:w10="urn:schemas-microsoft-com:office:word" xmlns:w="http://schemas.openxmlformats.org/wordprocessingml/2006/main" xmlns:w14="http://schemas.microsoft.com/office/word/2010/wordml" xmlns:w15="http://schemas.microsoft.com/office/word/2012/wordml" xmlns:w16cex="http://schemas.microsoft.com/office/word/2018/wordml/cex" xmlns:w16cid="http://schemas.microsoft.com/office/word/2016/wordml/cid" xmlns:w16="http://schemas.microsoft.com/office/word/2018/wordml" xmlns:w16du="http://schemas.microsoft.com/office/word/2023/wordml/word16du" xmlns:w16sdtdh="http://schemas.microsoft.com/office/word/2020/wordml/sdtdatahash" xmlns:w16sdtfl="http://schemas.microsoft.com/office/word/2024/wordml/sdtformatlock" xmlns:w16se="http://schemas.microsoft.com/office/word/2015/wordml/symex" xmlns:wpg="http://schemas.microsoft.com/office/word/2010/wordprocessingGroup" xmlns:wpi="http://schemas.microsoft.com/office/word/2010/wordprocessingInk" xmlns:wne="http://schemas.microsoft.com/office/word/2006/wordml" xmlns:wps="http://schemas.microsoft.com/office/word/2010/wordprocessingShape" mc:Ignorable="w14 w15 w16se w16cid w16 w16cex w16sdtdh w16sdtfl w16du wp14">
   <w:footnote w:type="separator" w:id="-1">
     <w:p>
       <w:r>
@@ -3593,7 +3666,7 @@
 </file>
 
 <file path=word/header1.xml><?xml version="1.0" encoding="utf-8"?>
-<w:hdr xmlns:wpc="http://schemas.microsoft.com/office/word/2010/wordprocessingCanvas" xmlns:cx="http://schemas.microsoft.com/office/drawing/2014/chartex" xmlns:cx1="http://schemas.microsoft.com/office/drawing/2015/9/8/chartex" xmlns:cx2="http://schemas.microsoft.com/office/drawing/2015/10/21/chartex" xmlns:cx3="http://schemas.microsoft.com/office/drawing/2016/5/9/chartex" xmlns:cx4="http://schemas.microsoft.com/office/drawing/2016/5/10/chartex" xmlns:cx5="http://schemas.microsoft.com/office/drawing/2016/5/11/chartex" xmlns:cx6="http://schemas.microsoft.com/office/drawing/2016/5/12/chartex" xmlns:cx7="http://schemas.microsoft.com/office/drawing/2016/5/13/chartex" xmlns:cx8="http://schemas.microsoft.com/office/drawing/2016/5/14/chartex" xmlns:mc="http://schemas.openxmlformats.org/markup-compatibility/2006" xmlns:aink="http://schemas.microsoft.com/office/drawing/2016/ink" xmlns:am3d="http://schemas.microsoft.com/office/drawing/2017/model3d" xmlns:o="urn:schemas-microsoft-com:office:office" xmlns:oel="http://schemas.microsoft.com/office/2019/extlst" xmlns:r="http://schemas.openxmlformats.org/officeDocument/2006/relationships" xmlns:m="http://schemas.openxmlformats.org/officeDocument/2006/math" xmlns:v="urn:schemas-microsoft-com:vml" xmlns:wp14="http://schemas.microsoft.com/office/word/2010/wordprocessingDrawing" xmlns:wp="http://schemas.openxmlformats.org/drawingml/2006/wordprocessingDrawing" xmlns:w10="urn:schemas-microsoft-com:office:word" xmlns:w="http://schemas.openxmlformats.org/wordprocessingml/2006/main" xmlns:w14="http://schemas.microsoft.com/office/word/2010/wordml" xmlns:w15="http://schemas.microsoft.com/office/word/2012/wordml" xmlns:w16cex="http://schemas.microsoft.com/office/word/2018/wordml/cex" xmlns:w16cid="http://schemas.microsoft.com/office/word/2016/wordml/cid" xmlns:w16="http://schemas.microsoft.com/office/word/2018/wordml" xmlns:w16sdtdh="http://schemas.microsoft.com/office/word/2020/wordml/sdtdatahash" xmlns:w16se="http://schemas.microsoft.com/office/word/2015/wordml/symex" xmlns:wpg="http://schemas.microsoft.com/office/word/2010/wordprocessingGroup" xmlns:wpi="http://schemas.microsoft.com/office/word/2010/wordprocessingInk" xmlns:wne="http://schemas.microsoft.com/office/word/2006/wordml" xmlns:wps="http://schemas.microsoft.com/office/word/2010/wordprocessingShape" mc:Ignorable="w14 w15 w16se w16cid w16 w16cex w16sdtdh wp14">
+<w:hdr xmlns:wpc="http://schemas.microsoft.com/office/word/2010/wordprocessingCanvas" xmlns:cx="http://schemas.microsoft.com/office/drawing/2014/chartex" xmlns:cx1="http://schemas.microsoft.com/office/drawing/2015/9/8/chartex" xmlns:cx2="http://schemas.microsoft.com/office/drawing/2015/10/21/chartex" xmlns:cx3="http://schemas.microsoft.com/office/drawing/2016/5/9/chartex" xmlns:cx4="http://schemas.microsoft.com/office/drawing/2016/5/10/chartex" xmlns:cx5="http://schemas.microsoft.com/office/drawing/2016/5/11/chartex" xmlns:cx6="http://schemas.microsoft.com/office/drawing/2016/5/12/chartex" xmlns:cx7="http://schemas.microsoft.com/office/drawing/2016/5/13/chartex" xmlns:cx8="http://schemas.microsoft.com/office/drawing/2016/5/14/chartex" xmlns:mc="http://schemas.openxmlformats.org/markup-compatibility/2006" xmlns:aink="http://schemas.microsoft.com/office/drawing/2016/ink" xmlns:am3d="http://schemas.microsoft.com/office/drawing/2017/model3d" xmlns:o="urn:schemas-microsoft-com:office:office" xmlns:oel="http://schemas.microsoft.com/office/2019/extlst" xmlns:r="http://schemas.openxmlformats.org/officeDocument/2006/relationships" xmlns:m="http://schemas.openxmlformats.org/officeDocument/2006/math" xmlns:v="urn:schemas-microsoft-com:vml" xmlns:wp14="http://schemas.microsoft.com/office/word/2010/wordprocessingDrawing" xmlns:wp="http://schemas.openxmlformats.org/drawingml/2006/wordprocessingDrawing" xmlns:w10="urn:schemas-microsoft-com:office:word" xmlns:w="http://schemas.openxmlformats.org/wordprocessingml/2006/main" xmlns:w14="http://schemas.microsoft.com/office/word/2010/wordml" xmlns:w15="http://schemas.microsoft.com/office/word/2012/wordml" xmlns:w16cex="http://schemas.microsoft.com/office/word/2018/wordml/cex" xmlns:w16cid="http://schemas.microsoft.com/office/word/2016/wordml/cid" xmlns:w16="http://schemas.microsoft.com/office/word/2018/wordml" xmlns:w16du="http://schemas.microsoft.com/office/word/2023/wordml/word16du" xmlns:w16sdtdh="http://schemas.microsoft.com/office/word/2020/wordml/sdtdatahash" xmlns:w16sdtfl="http://schemas.microsoft.com/office/word/2024/wordml/sdtformatlock" xmlns:w16se="http://schemas.microsoft.com/office/word/2015/wordml/symex" xmlns:wpg="http://schemas.microsoft.com/office/word/2010/wordprocessingGroup" xmlns:wpi="http://schemas.microsoft.com/office/word/2010/wordprocessingInk" xmlns:wne="http://schemas.microsoft.com/office/word/2006/wordml" xmlns:wps="http://schemas.microsoft.com/office/word/2010/wordprocessingShape" mc:Ignorable="w14 w15 w16se w16cid w16 w16cex w16sdtdh w16sdtfl w16du wp14">
   <w:tbl>
     <w:tblPr>
       <w:tblW w:w="9810" w:type="dxa"/>
@@ -4095,7 +4168,7 @@
 </file>
 
 <file path=word/numbering.xml><?xml version="1.0" encoding="utf-8"?>
-<w:numbering xmlns:wpc="http://schemas.microsoft.com/office/word/2010/wordprocessingCanvas" xmlns:cx="http://schemas.microsoft.com/office/drawing/2014/chartex" xmlns:cx1="http://schemas.microsoft.com/office/drawing/2015/9/8/chartex" xmlns:cx2="http://schemas.microsoft.com/office/drawing/2015/10/21/chartex" xmlns:cx3="http://schemas.microsoft.com/office/drawing/2016/5/9/chartex" xmlns:cx4="http://schemas.microsoft.com/office/drawing/2016/5/10/chartex" xmlns:cx5="http://schemas.microsoft.com/office/drawing/2016/5/11/chartex" xmlns:cx6="http://schemas.microsoft.com/office/drawing/2016/5/12/chartex" xmlns:cx7="http://schemas.microsoft.com/office/drawing/2016/5/13/chartex" xmlns:cx8="http://schemas.microsoft.com/office/drawing/2016/5/14/chartex" xmlns:mc="http://schemas.openxmlformats.org/markup-compatibility/2006" xmlns:aink="http://schemas.microsoft.com/office/drawing/2016/ink" xmlns:am3d="http://schemas.microsoft.com/office/drawing/2017/model3d" xmlns:o="urn:schemas-microsoft-com:office:office" xmlns:oel="http://schemas.microsoft.com/office/2019/extlst" xmlns:r="http://schemas.openxmlformats.org/officeDocument/2006/relationships" xmlns:m="http://schemas.openxmlformats.org/officeDocument/2006/math" xmlns:v="urn:schemas-microsoft-com:vml" xmlns:wp14="http://schemas.microsoft.com/office/word/2010/wordprocessingDrawing" xmlns:wp="http://schemas.openxmlformats.org/drawingml/2006/wordprocessingDrawing" xmlns:w10="urn:schemas-microsoft-com:office:word" xmlns:w="http://schemas.openxmlformats.org/wordprocessingml/2006/main" xmlns:w14="http://schemas.microsoft.com/office/word/2010/wordml" xmlns:w15="http://schemas.microsoft.com/office/word/2012/wordml" xmlns:w16cex="http://schemas.microsoft.com/office/word/2018/wordml/cex" xmlns:w16cid="http://schemas.microsoft.com/office/word/2016/wordml/cid" xmlns:w16="http://schemas.microsoft.com/office/word/2018/wordml" xmlns:w16sdtdh="http://schemas.microsoft.com/office/word/2020/wordml/sdtdatahash" xmlns:w16se="http://schemas.microsoft.com/office/word/2015/wordml/symex" xmlns:wpg="http://schemas.microsoft.com/office/word/2010/wordprocessingGroup" xmlns:wpi="http://schemas.microsoft.com/office/word/2010/wordprocessingInk" xmlns:wne="http://schemas.microsoft.com/office/word/2006/wordml" xmlns:wps="http://schemas.microsoft.com/office/word/2010/wordprocessingShape" mc:Ignorable="w14 w15 w16se w16cid w16 w16cex w16sdtdh wp14">
+<w:numbering xmlns:wpc="http://schemas.microsoft.com/office/word/2010/wordprocessingCanvas" xmlns:cx="http://schemas.microsoft.com/office/drawing/2014/chartex" xmlns:cx1="http://schemas.microsoft.com/office/drawing/2015/9/8/chartex" xmlns:cx2="http://schemas.microsoft.com/office/drawing/2015/10/21/chartex" xmlns:cx3="http://schemas.microsoft.com/office/drawing/2016/5/9/chartex" xmlns:cx4="http://schemas.microsoft.com/office/drawing/2016/5/10/chartex" xmlns:cx5="http://schemas.microsoft.com/office/drawing/2016/5/11/chartex" xmlns:cx6="http://schemas.microsoft.com/office/drawing/2016/5/12/chartex" xmlns:cx7="http://schemas.microsoft.com/office/drawing/2016/5/13/chartex" xmlns:cx8="http://schemas.microsoft.com/office/drawing/2016/5/14/chartex" xmlns:mc="http://schemas.openxmlformats.org/markup-compatibility/2006" xmlns:aink="http://schemas.microsoft.com/office/drawing/2016/ink" xmlns:am3d="http://schemas.microsoft.com/office/drawing/2017/model3d" xmlns:o="urn:schemas-microsoft-com:office:office" xmlns:oel="http://schemas.microsoft.com/office/2019/extlst" xmlns:r="http://schemas.openxmlformats.org/officeDocument/2006/relationships" xmlns:m="http://schemas.openxmlformats.org/officeDocument/2006/math" xmlns:v="urn:schemas-microsoft-com:vml" xmlns:wp14="http://schemas.microsoft.com/office/word/2010/wordprocessingDrawing" xmlns:wp="http://schemas.openxmlformats.org/drawingml/2006/wordprocessingDrawing" xmlns:w10="urn:schemas-microsoft-com:office:word" xmlns:w="http://schemas.openxmlformats.org/wordprocessingml/2006/main" xmlns:w14="http://schemas.microsoft.com/office/word/2010/wordml" xmlns:w15="http://schemas.microsoft.com/office/word/2012/wordml" xmlns:w16cex="http://schemas.microsoft.com/office/word/2018/wordml/cex" xmlns:w16cid="http://schemas.microsoft.com/office/word/2016/wordml/cid" xmlns:w16="http://schemas.microsoft.com/office/word/2018/wordml" xmlns:w16du="http://schemas.microsoft.com/office/word/2023/wordml/word16du" xmlns:w16sdtdh="http://schemas.microsoft.com/office/word/2020/wordml/sdtdatahash" xmlns:w16sdtfl="http://schemas.microsoft.com/office/word/2024/wordml/sdtformatlock" xmlns:w16se="http://schemas.microsoft.com/office/word/2015/wordml/symex" xmlns:wpg="http://schemas.microsoft.com/office/word/2010/wordprocessingGroup" xmlns:wpi="http://schemas.microsoft.com/office/word/2010/wordprocessingInk" xmlns:wne="http://schemas.microsoft.com/office/word/2006/wordml" xmlns:wps="http://schemas.microsoft.com/office/word/2010/wordprocessingShape" mc:Ignorable="w14 w15 w16se w16cid w16 w16cex w16sdtdh w16sdtfl w16du wp14">
   <w:abstractNum w:abstractNumId="0" w15:restartNumberingAfterBreak="0">
     <w:nsid w:val="02F53112"/>
     <w:multiLevelType w:val="multilevel"/>
@@ -5057,7 +5130,7 @@
 </file>
 
 <file path=word/styles.xml><?xml version="1.0" encoding="utf-8"?>
-<w:styles xmlns:mc="http://schemas.openxmlformats.org/markup-compatibility/2006" xmlns:r="http://schemas.openxmlformats.org/officeDocument/2006/relationships" xmlns:w="http://schemas.openxmlformats.org/wordprocessingml/2006/main" xmlns:w14="http://schemas.microsoft.com/office/word/2010/wordml" xmlns:w15="http://schemas.microsoft.com/office/word/2012/wordml" xmlns:w16cex="http://schemas.microsoft.com/office/word/2018/wordml/cex" xmlns:w16cid="http://schemas.microsoft.com/office/word/2016/wordml/cid" xmlns:w16="http://schemas.microsoft.com/office/word/2018/wordml" xmlns:w16sdtdh="http://schemas.microsoft.com/office/word/2020/wordml/sdtdatahash" xmlns:w16se="http://schemas.microsoft.com/office/word/2015/wordml/symex" mc:Ignorable="w14 w15 w16se w16cid w16 w16cex w16sdtdh">
+<w:styles xmlns:mc="http://schemas.openxmlformats.org/markup-compatibility/2006" xmlns:r="http://schemas.openxmlformats.org/officeDocument/2006/relationships" xmlns:w="http://schemas.openxmlformats.org/wordprocessingml/2006/main" xmlns:w14="http://schemas.microsoft.com/office/word/2010/wordml" xmlns:w15="http://schemas.microsoft.com/office/word/2012/wordml" xmlns:w16cex="http://schemas.microsoft.com/office/word/2018/wordml/cex" xmlns:w16cid="http://schemas.microsoft.com/office/word/2016/wordml/cid" xmlns:w16="http://schemas.microsoft.com/office/word/2018/wordml" xmlns:w16du="http://schemas.microsoft.com/office/word/2023/wordml/word16du" xmlns:w16sdtdh="http://schemas.microsoft.com/office/word/2020/wordml/sdtdatahash" xmlns:w16sdtfl="http://schemas.microsoft.com/office/word/2024/wordml/sdtformatlock" xmlns:w16se="http://schemas.microsoft.com/office/word/2015/wordml/symex" mc:Ignorable="w14 w15 w16se w16cid w16 w16cex w16sdtdh w16sdtfl w16du">
   <w:docDefaults>
     <w:rPrDefault>
       <w:rPr>
@@ -5179,6 +5252,7 @@
     <w:lsdException w:name="HTML Sample" w:semiHidden="1" w:unhideWhenUsed="1"/>
     <w:lsdException w:name="HTML Typewriter" w:semiHidden="1" w:unhideWhenUsed="1"/>
     <w:lsdException w:name="HTML Variable" w:semiHidden="1" w:unhideWhenUsed="1"/>
+    <w:lsdException w:name="Normal Table" w:semiHidden="1" w:unhideWhenUsed="1"/>
     <w:lsdException w:name="annotation subject" w:semiHidden="1" w:unhideWhenUsed="1"/>
     <w:lsdException w:name="No List" w:semiHidden="1" w:unhideWhenUsed="1"/>
     <w:lsdException w:name="Outline List 1" w:semiHidden="1" w:unhideWhenUsed="1"/>
@@ -5221,8 +5295,11 @@
     <w:lsdException w:name="Table Contemporary" w:semiHidden="1" w:unhideWhenUsed="1"/>
     <w:lsdException w:name="Table Elegant" w:semiHidden="1" w:unhideWhenUsed="1"/>
     <w:lsdException w:name="Table Professional" w:semiHidden="1" w:unhideWhenUsed="1"/>
+    <w:lsdException w:name="Table Subtle 1" w:semiHidden="1" w:unhideWhenUsed="1"/>
     <w:lsdException w:name="Table Subtle 2" w:semiHidden="1" w:unhideWhenUsed="1"/>
     <w:lsdException w:name="Table Web 1" w:semiHidden="1" w:unhideWhenUsed="1"/>
+    <w:lsdException w:name="Table Web 2" w:semiHidden="1" w:unhideWhenUsed="1"/>
+    <w:lsdException w:name="Table Web 3" w:semiHidden="1" w:unhideWhenUsed="1"/>
     <w:lsdException w:name="Balloon Text" w:semiHidden="1" w:unhideWhenUsed="1"/>
     <w:lsdException w:name="Table Grid" w:uiPriority="59"/>
     <w:lsdException w:name="Table Theme" w:semiHidden="1" w:unhideWhenUsed="1"/>
